--- a/Weekly_Log/언리얼 엔진 5 기반의 물리 법칙을 적용한.docx
+++ b/Weekly_Log/언리얼 엔진 5 기반의 물리 법칙을 적용한.docx
@@ -19,38 +19,40 @@
           <w:szCs w:val="32"/>
         </w:rPr>
       </w:pPr>
+      <w:proofErr w:type="spellStart"/>
       <w:r>
         <w:rPr>
           <w:rFonts w:hint="eastAsia"/>
           <w:sz w:val="32"/>
           <w:szCs w:val="32"/>
         </w:rPr>
-        <w:t>언리얼 엔진 5 기반의 물리 법칙을 적용한</w:t>
-      </w:r>
-    </w:p>
-    <w:p>
-      <w:pPr>
-        <w:jc w:val="center"/>
-        <w:rPr>
+        <w:t>언리얼</w:t>
+      </w:r>
+      <w:proofErr w:type="spellEnd"/>
+      <w:r>
+        <w:rPr>
+          <w:rFonts w:hint="eastAsia"/>
           <w:sz w:val="32"/>
           <w:szCs w:val="32"/>
         </w:rPr>
-      </w:pPr>
-      <w:r>
-        <w:rPr>
-          <w:rFonts w:hint="eastAsia"/>
+        <w:t xml:space="preserve"> 엔진 5 기반의 물리 법칙을 적용한</w:t>
+      </w:r>
+    </w:p>
+    <w:p>
+      <w:pPr>
+        <w:jc w:val="center"/>
+        <w:rPr>
           <w:sz w:val="32"/>
           <w:szCs w:val="32"/>
         </w:rPr>
-        <w:t xml:space="preserve">퍼즐 게임 </w:t>
-      </w:r>
+      </w:pPr>
       <w:r>
         <w:rPr>
           <w:rFonts w:hint="eastAsia"/>
           <w:sz w:val="32"/>
           <w:szCs w:val="32"/>
         </w:rPr>
-        <w:t>메커니즘</w:t>
+        <w:t xml:space="preserve">퍼즐 게임 </w:t>
       </w:r>
       <w:r>
         <w:rPr>
@@ -58,17 +60,24 @@
           <w:sz w:val="32"/>
           <w:szCs w:val="32"/>
         </w:rPr>
-        <w:t xml:space="preserve"> 설계 및 구현</w:t>
-      </w:r>
-    </w:p>
-    <w:p>
-      <w:pPr>
-        <w:jc w:val="center"/>
+        <w:t>메커니즘</w:t>
+      </w:r>
+      <w:r>
         <w:rPr>
           <w:rFonts w:hint="eastAsia"/>
           <w:sz w:val="32"/>
           <w:szCs w:val="32"/>
         </w:rPr>
+        <w:t xml:space="preserve"> 설계 및 구현</w:t>
+      </w:r>
+    </w:p>
+    <w:p>
+      <w:pPr>
+        <w:jc w:val="center"/>
+        <w:rPr>
+          <w:sz w:val="32"/>
+          <w:szCs w:val="32"/>
+        </w:rPr>
       </w:pPr>
     </w:p>
     <w:p>
@@ -87,6 +96,7 @@
         </w:rPr>
         <w:t>[</w:t>
       </w:r>
+      <w:proofErr w:type="spellStart"/>
       <w:r>
         <w:rPr>
           <w:rFonts w:hint="eastAsia"/>
@@ -95,6 +105,7 @@
         </w:rPr>
         <w:t>송형규</w:t>
       </w:r>
+      <w:proofErr w:type="spellEnd"/>
       <w:r>
         <w:rPr>
           <w:rFonts w:hint="eastAsia"/>
@@ -170,7 +181,6 @@
       <w:pPr>
         <w:jc w:val="center"/>
         <w:rPr>
-          <w:rFonts w:hint="eastAsia"/>
           <w:sz w:val="24"/>
           <w:szCs w:val="24"/>
         </w:rPr>
@@ -197,7 +207,6 @@
       <w:pPr>
         <w:jc w:val="center"/>
         <w:rPr>
-          <w:rFonts w:hint="eastAsia"/>
           <w:sz w:val="24"/>
           <w:szCs w:val="24"/>
         </w:rPr>
@@ -217,34 +226,36 @@
           <w:sz w:val="24"/>
           <w:szCs w:val="24"/>
         </w:rPr>
-        <w:t>Song HyunGyu, Sin SungJae</w:t>
-      </w:r>
-    </w:p>
-    <w:p>
-      <w:pPr>
-        <w:jc w:val="center"/>
-        <w:rPr>
+        <w:t xml:space="preserve">Song </w:t>
+      </w:r>
+      <w:proofErr w:type="spellStart"/>
+      <w:r>
+        <w:rPr>
+          <w:rFonts w:hint="eastAsia"/>
           <w:sz w:val="24"/>
           <w:szCs w:val="24"/>
         </w:rPr>
-      </w:pPr>
+        <w:t>HyunGyu</w:t>
+      </w:r>
+      <w:proofErr w:type="spellEnd"/>
       <w:r>
         <w:rPr>
           <w:rFonts w:hint="eastAsia"/>
           <w:sz w:val="24"/>
           <w:szCs w:val="24"/>
         </w:rPr>
-        <w:t>Tech University of Korea</w:t>
-      </w:r>
-    </w:p>
-    <w:p>
-      <w:pPr>
-        <w:jc w:val="center"/>
-        <w:rPr>
+        <w:t xml:space="preserve">, Sin </w:t>
+      </w:r>
+      <w:proofErr w:type="spellStart"/>
+      <w:r>
+        <w:rPr>
+          <w:rFonts w:hint="eastAsia"/>
           <w:sz w:val="24"/>
           <w:szCs w:val="24"/>
         </w:rPr>
-      </w:pPr>
+        <w:t>SungJae</w:t>
+      </w:r>
+      <w:proofErr w:type="spellEnd"/>
     </w:p>
     <w:p>
       <w:pPr>
@@ -260,6 +271,32 @@
           <w:sz w:val="24"/>
           <w:szCs w:val="24"/>
         </w:rPr>
+        <w:t>Tech University of Korea</w:t>
+      </w:r>
+    </w:p>
+    <w:p>
+      <w:pPr>
+        <w:jc w:val="center"/>
+        <w:rPr>
+          <w:sz w:val="24"/>
+          <w:szCs w:val="24"/>
+        </w:rPr>
+      </w:pPr>
+    </w:p>
+    <w:p>
+      <w:pPr>
+        <w:jc w:val="center"/>
+        <w:rPr>
+          <w:sz w:val="24"/>
+          <w:szCs w:val="24"/>
+        </w:rPr>
+      </w:pPr>
+      <w:r>
+        <w:rPr>
+          <w:rFonts w:hint="eastAsia"/>
+          <w:sz w:val="24"/>
+          <w:szCs w:val="24"/>
+        </w:rPr>
         <w:t>요약</w:t>
       </w:r>
     </w:p>
@@ -267,9 +304,6 @@
     <w:p>
       <w:pPr>
         <w:ind w:firstLineChars="100" w:firstLine="200"/>
-        <w:rPr>
-          <w:rFonts w:hint="eastAsia"/>
-        </w:rPr>
       </w:pPr>
       <w:r>
         <w:rPr>
@@ -341,9 +375,6 @@
     <w:p>
       <w:pPr>
         <w:ind w:firstLineChars="100" w:firstLine="200"/>
-        <w:rPr>
-          <w:rFonts w:hint="eastAsia"/>
-        </w:rPr>
       </w:pPr>
       <w:r>
         <w:rPr>
@@ -357,11 +388,19 @@
         </w:rPr>
         <w:t xml:space="preserve">기존 </w:t>
       </w:r>
-      <w:r>
-        <w:rPr>
-          <w:rFonts w:hint="eastAsia"/>
-        </w:rPr>
-        <w:t>언리얼 엔진 5 환경에</w:t>
+      <w:proofErr w:type="spellStart"/>
+      <w:r>
+        <w:rPr>
+          <w:rFonts w:hint="eastAsia"/>
+        </w:rPr>
+        <w:t>언리얼</w:t>
+      </w:r>
+      <w:proofErr w:type="spellEnd"/>
+      <w:r>
+        <w:rPr>
+          <w:rFonts w:hint="eastAsia"/>
+        </w:rPr>
+        <w:t xml:space="preserve"> 엔진 5 환경에</w:t>
       </w:r>
       <w:r>
         <w:rPr>
@@ -385,16 +424,38 @@
         <w:rPr>
           <w:rFonts w:hint="eastAsia"/>
         </w:rPr>
-        <w:t xml:space="preserve"> 기능을 통합한 복합 물리 상호작용 시스템을 설계하고, 이를 활용할 수 있는 퍼즐 게임을 제시한다. 이 게임의 핵심은 객체에 기존 물리적 속성에 더해 온도와 전자기적 속성을 추가하며, 플레이어에게는 물질의 머티리얼을 실시간으로 변환할 수 있게 하는 </w:t>
+        <w:t xml:space="preserve"> 기능을 통합한 복합 물리 상호작용 시스템을 설계하고, 이를 활용할 수 있는 퍼즐 게임을 제시한다. 이 게임의 핵심은 객체에 기존 물리적 속성에 더해 온도와 전자기적 속성을 추가하며, 플레이어에게는 물질의 </w:t>
+      </w:r>
+      <w:proofErr w:type="spellStart"/>
+      <w:r>
+        <w:rPr>
+          <w:rFonts w:hint="eastAsia"/>
+        </w:rPr>
+        <w:t>머티리얼을</w:t>
+      </w:r>
+      <w:proofErr w:type="spellEnd"/>
+      <w:r>
+        <w:rPr>
+          <w:rFonts w:hint="eastAsia"/>
+        </w:rPr>
+        <w:t xml:space="preserve"> 실시간으로 변환할 수 있게 하는 </w:t>
       </w:r>
       <w:r>
         <w:t>‘</w:t>
       </w:r>
-      <w:r>
-        <w:rPr>
-          <w:rFonts w:hint="eastAsia"/>
-        </w:rPr>
-        <w:t>머티리얼 건</w:t>
+      <w:proofErr w:type="spellStart"/>
+      <w:r>
+        <w:rPr>
+          <w:rFonts w:hint="eastAsia"/>
+        </w:rPr>
+        <w:t>머티리얼</w:t>
+      </w:r>
+      <w:proofErr w:type="spellEnd"/>
+      <w:r>
+        <w:rPr>
+          <w:rFonts w:hint="eastAsia"/>
+        </w:rPr>
+        <w:t xml:space="preserve"> 건</w:t>
       </w:r>
       <w:r>
         <w:t>’</w:t>
@@ -438,9 +499,6 @@
     </w:p>
     <w:p>
       <w:pPr>
-        <w:rPr>
-          <w:rFonts w:hint="eastAsia"/>
-        </w:rPr>
         <w:sectPr>
           <w:pgSz w:w="10773" w:h="14742"/>
           <w:pgMar w:top="851" w:right="1134" w:bottom="907" w:left="1134" w:header="1134" w:footer="454" w:gutter="0"/>
@@ -456,9 +514,6 @@
         <w:autoSpaceDE/>
         <w:autoSpaceDN/>
         <w:jc w:val="left"/>
-        <w:rPr>
-          <w:rFonts w:hint="eastAsia"/>
-        </w:rPr>
       </w:pPr>
     </w:p>
     <w:p>
@@ -499,6 +554,48 @@
     </w:p>
     <w:p>
       <w:pPr>
+        <w:widowControl/>
+        <w:wordWrap/>
+        <w:autoSpaceDE/>
+        <w:autoSpaceDN/>
+        <w:jc w:val="left"/>
+      </w:pPr>
+      <w:r>
+        <w:rPr>
+          <w:rFonts w:hint="eastAsia"/>
+        </w:rPr>
+        <w:t>게임은 이제 교육이나 물리 실험, 사회 실험의 요소로 사용되기 시작했다. 특히 물리학, 화학과 같은 분야에서 복잡한 개념을 직관적으로 전달할 수 있는 수단이 되고 있다.</w:t>
+      </w:r>
+    </w:p>
+    <w:p>
+      <w:pPr>
+        <w:widowControl/>
+        <w:wordWrap/>
+        <w:autoSpaceDE/>
+        <w:autoSpaceDN/>
+        <w:jc w:val="left"/>
+      </w:pPr>
+      <w:r>
+        <w:rPr>
+          <w:rFonts w:hint="eastAsia"/>
+        </w:rPr>
+        <w:t xml:space="preserve"> 현대 게임 엔진의 발전은 현실의 현상들을 게임 내 요소로 담아낼 수 있게 해주었다. 그러나 대부분 게임에서 구현된 물리 현상은 개별적으로 구현되어 있다.</w:t>
+      </w:r>
+    </w:p>
+    <w:p>
+      <w:pPr>
+        <w:widowControl/>
+        <w:wordWrap/>
+        <w:autoSpaceDE/>
+        <w:autoSpaceDN/>
+        <w:jc w:val="left"/>
+        <w:rPr>
+          <w:rFonts w:hint="eastAsia"/>
+        </w:rPr>
+      </w:pPr>
+    </w:p>
+    <w:p>
+      <w:pPr>
         <w:pStyle w:val="a6"/>
         <w:widowControl/>
         <w:numPr>
@@ -519,6 +616,57 @@
     </w:p>
     <w:p>
       <w:pPr>
+        <w:widowControl/>
+        <w:wordWrap/>
+        <w:autoSpaceDE/>
+        <w:autoSpaceDN/>
+        <w:jc w:val="left"/>
+        <w:rPr>
+          <w:rFonts w:hint="eastAsia"/>
+        </w:rPr>
+      </w:pPr>
+      <w:r>
+        <w:rPr>
+          <w:rFonts w:hint="eastAsia"/>
+        </w:rPr>
+        <w:t xml:space="preserve">현재 대부분의 물리 기반 게임 개발에서 나타나는 주요 문제점은 열 </w:t>
+      </w:r>
+      <w:r>
+        <w:t>–</w:t>
+      </w:r>
+      <w:r>
+        <w:rPr>
+          <w:rFonts w:hint="eastAsia"/>
+        </w:rPr>
+        <w:t xml:space="preserve"> 전기, 자기장- 열 과 같은 복합적인 현상을 미반영하고 있다. 또는 그러한 요소들을 단순 시각 자료로써 사용할 뿐 게임에 적용하는 경우는 드물다.</w:t>
+      </w:r>
+    </w:p>
+    <w:p>
+      <w:pPr>
+        <w:widowControl/>
+        <w:wordWrap/>
+        <w:autoSpaceDE/>
+        <w:autoSpaceDN/>
+        <w:jc w:val="left"/>
+      </w:pPr>
+      <w:r>
+        <w:rPr>
+          <w:rFonts w:hint="eastAsia"/>
+        </w:rPr>
+        <w:t>그렇기에 우리는 사람들이 물리적 현상들을 게임으로 행동에 따른 즉각적인 피드백과 시각적 피드백을 통해 재미와 함께 학습할 수 있게 하기 위해 쉬운 단계부터 복잡한 개념까지 단계적으로 학습시킬 수 있는 게임을 만들려 한다.</w:t>
+      </w:r>
+    </w:p>
+    <w:p>
+      <w:pPr>
+        <w:widowControl/>
+        <w:wordWrap/>
+        <w:autoSpaceDE/>
+        <w:autoSpaceDN/>
+        <w:jc w:val="left"/>
+      </w:pPr>
+    </w:p>
+    <w:p>
+      <w:pPr>
         <w:pStyle w:val="a6"/>
         <w:widowControl/>
         <w:numPr>
@@ -539,6 +687,299 @@
     </w:p>
     <w:p>
       <w:pPr>
+        <w:widowControl/>
+        <w:wordWrap/>
+        <w:autoSpaceDE/>
+        <w:autoSpaceDN/>
+        <w:jc w:val="left"/>
+      </w:pPr>
+      <w:r>
+        <w:rPr>
+          <w:rFonts w:hint="eastAsia"/>
+        </w:rPr>
+        <w:t xml:space="preserve">본 연구는 </w:t>
+      </w:r>
+      <w:proofErr w:type="spellStart"/>
+      <w:r>
+        <w:rPr>
+          <w:rFonts w:hint="eastAsia"/>
+        </w:rPr>
+        <w:t>언리얼</w:t>
+      </w:r>
+      <w:proofErr w:type="spellEnd"/>
+      <w:r>
+        <w:rPr>
+          <w:rFonts w:hint="eastAsia"/>
+        </w:rPr>
+        <w:t xml:space="preserve"> 엔진 5 기반으로 복합 물리 시스템 설계를 목표로 한다.</w:t>
+      </w:r>
+    </w:p>
+    <w:p>
+      <w:pPr>
+        <w:pStyle w:val="a6"/>
+        <w:widowControl/>
+        <w:numPr>
+          <w:ilvl w:val="0"/>
+          <w:numId w:val="8"/>
+        </w:numPr>
+        <w:wordWrap/>
+        <w:autoSpaceDE/>
+        <w:autoSpaceDN/>
+        <w:jc w:val="left"/>
+      </w:pPr>
+      <w:r>
+        <w:rPr>
+          <w:rFonts w:hint="eastAsia"/>
+        </w:rPr>
+        <w:t>물리 시스템의 통합</w:t>
+      </w:r>
+    </w:p>
+    <w:p>
+      <w:pPr>
+        <w:widowControl/>
+        <w:wordWrap/>
+        <w:autoSpaceDE/>
+        <w:autoSpaceDN/>
+        <w:jc w:val="left"/>
+      </w:pPr>
+      <w:r>
+        <w:rPr>
+          <w:rFonts w:hint="eastAsia"/>
+        </w:rPr>
+        <w:t xml:space="preserve">온도 </w:t>
+      </w:r>
+      <w:r>
+        <w:t>–</w:t>
+      </w:r>
+      <w:r>
+        <w:rPr>
+          <w:rFonts w:hint="eastAsia"/>
+        </w:rPr>
+        <w:t xml:space="preserve"> 전기 </w:t>
+      </w:r>
+      <w:r>
+        <w:t>–</w:t>
+      </w:r>
+      <w:r>
+        <w:rPr>
+          <w:rFonts w:hint="eastAsia"/>
+        </w:rPr>
+        <w:t xml:space="preserve"> 자기장 상호작용 구현</w:t>
+      </w:r>
+    </w:p>
+    <w:p>
+      <w:pPr>
+        <w:widowControl/>
+        <w:wordWrap/>
+        <w:autoSpaceDE/>
+        <w:autoSpaceDN/>
+        <w:jc w:val="left"/>
+        <w:rPr>
+          <w:rFonts w:hint="eastAsia"/>
+        </w:rPr>
+      </w:pPr>
+      <w:r>
+        <w:rPr>
+          <w:rFonts w:hint="eastAsia"/>
+        </w:rPr>
+        <w:t>실제 물리 법칙을 기반으로 한 시뮬레이션 게임</w:t>
+      </w:r>
+    </w:p>
+    <w:p>
+      <w:pPr>
+        <w:pStyle w:val="a6"/>
+        <w:widowControl/>
+        <w:numPr>
+          <w:ilvl w:val="0"/>
+          <w:numId w:val="8"/>
+        </w:numPr>
+        <w:wordWrap/>
+        <w:autoSpaceDE/>
+        <w:autoSpaceDN/>
+        <w:jc w:val="left"/>
+      </w:pPr>
+      <w:r>
+        <w:rPr>
+          <w:rFonts w:hint="eastAsia"/>
+        </w:rPr>
+        <w:t xml:space="preserve">게임 </w:t>
+      </w:r>
+      <w:proofErr w:type="spellStart"/>
+      <w:r>
+        <w:rPr>
+          <w:rFonts w:hint="eastAsia"/>
+        </w:rPr>
+        <w:t>매커니즘</w:t>
+      </w:r>
+      <w:proofErr w:type="spellEnd"/>
+    </w:p>
+    <w:p>
+      <w:pPr>
+        <w:widowControl/>
+        <w:wordWrap/>
+        <w:autoSpaceDE/>
+        <w:autoSpaceDN/>
+        <w:jc w:val="left"/>
+        <w:rPr>
+          <w:rFonts w:hint="eastAsia"/>
+        </w:rPr>
+      </w:pPr>
+      <w:r>
+        <w:rPr>
+          <w:rFonts w:hint="eastAsia"/>
+        </w:rPr>
+        <w:t xml:space="preserve">플레이어가 </w:t>
+      </w:r>
+      <w:proofErr w:type="spellStart"/>
+      <w:r>
+        <w:rPr>
+          <w:rFonts w:hint="eastAsia"/>
+        </w:rPr>
+        <w:t>머티리얼</w:t>
+      </w:r>
+      <w:proofErr w:type="spellEnd"/>
+      <w:r>
+        <w:rPr>
+          <w:rFonts w:hint="eastAsia"/>
+        </w:rPr>
+        <w:t xml:space="preserve"> 건을 통해 객체의 물리적 성질을 실시간 변환하는 </w:t>
+      </w:r>
+      <w:proofErr w:type="spellStart"/>
+      <w:r>
+        <w:rPr>
+          <w:rFonts w:hint="eastAsia"/>
+        </w:rPr>
+        <w:t>매커니즘을</w:t>
+      </w:r>
+      <w:proofErr w:type="spellEnd"/>
+      <w:r>
+        <w:rPr>
+          <w:rFonts w:hint="eastAsia"/>
+        </w:rPr>
+        <w:t xml:space="preserve"> </w:t>
+      </w:r>
+      <w:r>
+        <w:rPr>
+          <w:rFonts w:hint="eastAsia"/>
+        </w:rPr>
+        <w:t>통해 각 물질의 특성을 이해 및 게임적 재미를 추구</w:t>
+      </w:r>
+    </w:p>
+    <w:p>
+      <w:pPr>
+        <w:pStyle w:val="a6"/>
+        <w:widowControl/>
+        <w:numPr>
+          <w:ilvl w:val="0"/>
+          <w:numId w:val="8"/>
+        </w:numPr>
+        <w:wordWrap/>
+        <w:autoSpaceDE/>
+        <w:autoSpaceDN/>
+        <w:jc w:val="left"/>
+      </w:pPr>
+      <w:r>
+        <w:rPr>
+          <w:rFonts w:hint="eastAsia"/>
+        </w:rPr>
+        <w:t>교육적 시각화</w:t>
+      </w:r>
+    </w:p>
+    <w:p>
+      <w:pPr>
+        <w:widowControl/>
+        <w:wordWrap/>
+        <w:autoSpaceDE/>
+        <w:autoSpaceDN/>
+        <w:jc w:val="left"/>
+        <w:rPr>
+          <w:rFonts w:hint="eastAsia"/>
+        </w:rPr>
+      </w:pPr>
+      <w:r>
+        <w:rPr>
+          <w:rFonts w:hint="eastAsia"/>
+        </w:rPr>
+        <w:t xml:space="preserve">나이아가라 </w:t>
+      </w:r>
+      <w:proofErr w:type="spellStart"/>
+      <w:r>
+        <w:rPr>
+          <w:rFonts w:hint="eastAsia"/>
+        </w:rPr>
+        <w:t>파티클과</w:t>
+      </w:r>
+      <w:proofErr w:type="spellEnd"/>
+      <w:r>
+        <w:rPr>
+          <w:rFonts w:hint="eastAsia"/>
+        </w:rPr>
+        <w:t xml:space="preserve"> 동적 </w:t>
+      </w:r>
+      <w:proofErr w:type="spellStart"/>
+      <w:r>
+        <w:rPr>
+          <w:rFonts w:hint="eastAsia"/>
+        </w:rPr>
+        <w:t>머티리얼과</w:t>
+      </w:r>
+      <w:proofErr w:type="spellEnd"/>
+      <w:r>
+        <w:rPr>
+          <w:rFonts w:hint="eastAsia"/>
+        </w:rPr>
+        <w:t xml:space="preserve"> 같은 효과를 이용한 현상의 시각적 피드백을 통해 플레이어의 행동의 결과를 직관적으로 이해를 돕기</w:t>
+      </w:r>
+    </w:p>
+    <w:p>
+      <w:pPr>
+        <w:pStyle w:val="a6"/>
+        <w:widowControl/>
+        <w:numPr>
+          <w:ilvl w:val="0"/>
+          <w:numId w:val="8"/>
+        </w:numPr>
+        <w:wordWrap/>
+        <w:autoSpaceDE/>
+        <w:autoSpaceDN/>
+        <w:jc w:val="left"/>
+      </w:pPr>
+      <w:r>
+        <w:rPr>
+          <w:rFonts w:hint="eastAsia"/>
+        </w:rPr>
+        <w:t>성능 최적화</w:t>
+      </w:r>
+    </w:p>
+    <w:p>
+      <w:pPr>
+        <w:widowControl/>
+        <w:wordWrap/>
+        <w:autoSpaceDE/>
+        <w:autoSpaceDN/>
+        <w:jc w:val="left"/>
+      </w:pPr>
+      <w:r>
+        <w:rPr>
+          <w:rFonts w:hint="eastAsia"/>
+        </w:rPr>
+        <w:t>다양한 물리 시스템의 최적화</w:t>
+      </w:r>
+    </w:p>
+    <w:p>
+      <w:pPr>
+        <w:widowControl/>
+        <w:wordWrap/>
+        <w:autoSpaceDE/>
+        <w:autoSpaceDN/>
+        <w:jc w:val="left"/>
+        <w:rPr>
+          <w:rFonts w:hint="eastAsia"/>
+        </w:rPr>
+      </w:pPr>
+    </w:p>
+    <w:p>
+      <w:pPr>
         <w:pStyle w:val="a6"/>
         <w:widowControl/>
         <w:numPr>
@@ -567,6 +1008,12 @@
         <w:ind w:left="800"/>
         <w:jc w:val="left"/>
       </w:pPr>
+      <w:r>
+        <w:rPr>
+          <w:rFonts w:hint="eastAsia"/>
+        </w:rPr>
+        <w:t>?</w:t>
+      </w:r>
     </w:p>
     <w:p>
       <w:pPr>
@@ -585,7 +1032,392 @@
         <w:rPr>
           <w:rFonts w:hint="eastAsia"/>
         </w:rPr>
-        <w:t>우리 게임</w:t>
+        <w:t>게임 소개</w:t>
+      </w:r>
+    </w:p>
+    <w:p>
+      <w:pPr>
+        <w:pStyle w:val="a6"/>
+        <w:widowControl/>
+        <w:numPr>
+          <w:ilvl w:val="0"/>
+          <w:numId w:val="9"/>
+        </w:numPr>
+        <w:wordWrap/>
+        <w:autoSpaceDE/>
+        <w:autoSpaceDN/>
+        <w:jc w:val="left"/>
+      </w:pPr>
+      <w:r>
+        <w:rPr>
+          <w:rFonts w:hint="eastAsia"/>
+        </w:rPr>
+        <w:t>게임 컨셉</w:t>
+      </w:r>
+    </w:p>
+    <w:p>
+      <w:pPr>
+        <w:widowControl/>
+        <w:wordWrap/>
+        <w:autoSpaceDE/>
+        <w:autoSpaceDN/>
+        <w:jc w:val="left"/>
+        <w:rPr>
+          <w:rFonts w:hint="eastAsia"/>
+        </w:rPr>
+      </w:pPr>
+      <w:r>
+        <w:rPr>
+          <w:rFonts w:hint="eastAsia"/>
+        </w:rPr>
+        <w:t xml:space="preserve">핵심 메커니즘 </w:t>
+      </w:r>
+      <w:r>
+        <w:t>–</w:t>
+      </w:r>
+      <w:r>
+        <w:rPr>
+          <w:rFonts w:hint="eastAsia"/>
+        </w:rPr>
+        <w:t xml:space="preserve"> 플레이어는 </w:t>
+      </w:r>
+      <w:proofErr w:type="spellStart"/>
+      <w:r>
+        <w:rPr>
+          <w:rFonts w:hint="eastAsia"/>
+        </w:rPr>
+        <w:t>머티리얼</w:t>
+      </w:r>
+      <w:proofErr w:type="spellEnd"/>
+      <w:r>
+        <w:rPr>
+          <w:rFonts w:hint="eastAsia"/>
+        </w:rPr>
+        <w:t xml:space="preserve"> 건을 통해 객체를 다양한 물질로 변환하며 퍼즐을 해결</w:t>
+      </w:r>
+    </w:p>
+    <w:p>
+      <w:pPr>
+        <w:pStyle w:val="a6"/>
+        <w:widowControl/>
+        <w:numPr>
+          <w:ilvl w:val="0"/>
+          <w:numId w:val="9"/>
+        </w:numPr>
+        <w:wordWrap/>
+        <w:autoSpaceDE/>
+        <w:autoSpaceDN/>
+        <w:jc w:val="left"/>
+      </w:pPr>
+      <w:r>
+        <w:rPr>
+          <w:rFonts w:hint="eastAsia"/>
+        </w:rPr>
+        <w:t>물질 시스템</w:t>
+      </w:r>
+    </w:p>
+    <w:p>
+      <w:pPr>
+        <w:widowControl/>
+        <w:wordWrap/>
+        <w:autoSpaceDE/>
+        <w:autoSpaceDN/>
+        <w:jc w:val="left"/>
+      </w:pPr>
+      <w:r>
+        <w:rPr>
+          <w:rFonts w:hint="eastAsia"/>
+        </w:rPr>
+        <w:t>게임에서 구현된 6가지 물질과 특징</w:t>
+      </w:r>
+    </w:p>
+    <w:p>
+      <w:pPr>
+        <w:widowControl/>
+        <w:wordWrap/>
+        <w:autoSpaceDE/>
+        <w:autoSpaceDN/>
+        <w:jc w:val="left"/>
+      </w:pPr>
+      <w:r>
+        <w:rPr>
+          <w:rFonts w:hint="eastAsia"/>
+        </w:rPr>
+        <w:t xml:space="preserve">얼음 </w:t>
+      </w:r>
+      <w:r>
+        <w:t>–</w:t>
+      </w:r>
+      <w:r>
+        <w:rPr>
+          <w:rFonts w:hint="eastAsia"/>
+        </w:rPr>
+        <w:t xml:space="preserve"> 낮은 마찰, 열원 근처에서 융용</w:t>
+      </w:r>
+    </w:p>
+    <w:p>
+      <w:pPr>
+        <w:widowControl/>
+        <w:wordWrap/>
+        <w:autoSpaceDE/>
+        <w:autoSpaceDN/>
+        <w:jc w:val="left"/>
+      </w:pPr>
+      <w:r>
+        <w:rPr>
+          <w:rFonts w:hint="eastAsia"/>
+        </w:rPr>
+        <w:t xml:space="preserve">고무 </w:t>
+      </w:r>
+      <w:r>
+        <w:t>–</w:t>
+      </w:r>
+      <w:r>
+        <w:rPr>
+          <w:rFonts w:hint="eastAsia"/>
+        </w:rPr>
+        <w:t xml:space="preserve"> 절연체, 높은 마찰</w:t>
+      </w:r>
+    </w:p>
+    <w:p>
+      <w:pPr>
+        <w:widowControl/>
+        <w:wordWrap/>
+        <w:autoSpaceDE/>
+        <w:autoSpaceDN/>
+        <w:jc w:val="left"/>
+      </w:pPr>
+      <w:r>
+        <w:rPr>
+          <w:rFonts w:hint="eastAsia"/>
+        </w:rPr>
+        <w:t xml:space="preserve">철 </w:t>
+      </w:r>
+      <w:r>
+        <w:t>–</w:t>
+      </w:r>
+      <w:r>
+        <w:rPr>
+          <w:rFonts w:hint="eastAsia"/>
+        </w:rPr>
+        <w:t xml:space="preserve"> 전기 전도성, 자성</w:t>
+      </w:r>
+    </w:p>
+    <w:p>
+      <w:pPr>
+        <w:widowControl/>
+        <w:wordWrap/>
+        <w:autoSpaceDE/>
+        <w:autoSpaceDN/>
+        <w:jc w:val="left"/>
+        <w:rPr>
+          <w:rFonts w:hint="eastAsia"/>
+        </w:rPr>
+      </w:pPr>
+      <w:r>
+        <w:rPr>
+          <w:rFonts w:hint="eastAsia"/>
+        </w:rPr>
+        <w:t xml:space="preserve">구리 </w:t>
+      </w:r>
+      <w:r>
+        <w:t>–</w:t>
+      </w:r>
+      <w:r>
+        <w:rPr>
+          <w:rFonts w:hint="eastAsia"/>
+        </w:rPr>
+        <w:t xml:space="preserve"> 높은 전도성, 반자성, 코일</w:t>
+      </w:r>
+    </w:p>
+    <w:p>
+      <w:pPr>
+        <w:widowControl/>
+        <w:wordWrap/>
+        <w:autoSpaceDE/>
+        <w:autoSpaceDN/>
+        <w:jc w:val="left"/>
+      </w:pPr>
+      <w:r>
+        <w:rPr>
+          <w:rFonts w:hint="eastAsia"/>
+        </w:rPr>
+        <w:t xml:space="preserve">나무 </w:t>
+      </w:r>
+      <w:r>
+        <w:t>–</w:t>
+      </w:r>
+      <w:r>
+        <w:rPr>
+          <w:rFonts w:hint="eastAsia"/>
+        </w:rPr>
+        <w:t xml:space="preserve"> 절연체, 낮은 밀도</w:t>
+      </w:r>
+    </w:p>
+    <w:p>
+      <w:pPr>
+        <w:widowControl/>
+        <w:wordWrap/>
+        <w:autoSpaceDE/>
+        <w:autoSpaceDN/>
+        <w:jc w:val="left"/>
+        <w:rPr>
+          <w:rFonts w:hint="eastAsia"/>
+        </w:rPr>
+      </w:pPr>
+      <w:r>
+        <w:rPr>
+          <w:rFonts w:hint="eastAsia"/>
+        </w:rPr>
+        <w:t xml:space="preserve">자석 </w:t>
+      </w:r>
+      <w:r>
+        <w:t>–</w:t>
+      </w:r>
+      <w:r>
+        <w:rPr>
+          <w:rFonts w:hint="eastAsia"/>
+        </w:rPr>
+        <w:t xml:space="preserve"> 자기장 발생</w:t>
+      </w:r>
+    </w:p>
+    <w:p>
+      <w:pPr>
+        <w:pStyle w:val="a6"/>
+        <w:widowControl/>
+        <w:numPr>
+          <w:ilvl w:val="0"/>
+          <w:numId w:val="9"/>
+        </w:numPr>
+        <w:wordWrap/>
+        <w:autoSpaceDE/>
+        <w:autoSpaceDN/>
+        <w:jc w:val="left"/>
+      </w:pPr>
+      <w:r>
+        <w:rPr>
+          <w:rFonts w:hint="eastAsia"/>
+        </w:rPr>
+        <w:t>온도 시스템</w:t>
+      </w:r>
+    </w:p>
+    <w:p>
+      <w:pPr>
+        <w:widowControl/>
+        <w:wordWrap/>
+        <w:autoSpaceDE/>
+        <w:autoSpaceDN/>
+        <w:jc w:val="left"/>
+        <w:rPr>
+          <w:rFonts w:hint="eastAsia"/>
+        </w:rPr>
+      </w:pPr>
+      <w:r>
+        <w:rPr>
+          <w:rFonts w:hint="eastAsia"/>
+        </w:rPr>
+        <w:t xml:space="preserve">스테판-볼츠만 법칙, </w:t>
+      </w:r>
+      <w:proofErr w:type="spellStart"/>
+      <w:r>
+        <w:rPr>
+          <w:rFonts w:hint="eastAsia"/>
+        </w:rPr>
+        <w:t>역제곱</w:t>
+      </w:r>
+      <w:proofErr w:type="spellEnd"/>
+      <w:r>
+        <w:rPr>
+          <w:rFonts w:hint="eastAsia"/>
+        </w:rPr>
+        <w:t xml:space="preserve"> 법칙, 용융 등의 기능 구현</w:t>
+      </w:r>
+    </w:p>
+    <w:p>
+      <w:pPr>
+        <w:pStyle w:val="a6"/>
+        <w:widowControl/>
+        <w:numPr>
+          <w:ilvl w:val="0"/>
+          <w:numId w:val="9"/>
+        </w:numPr>
+        <w:wordWrap/>
+        <w:autoSpaceDE/>
+        <w:autoSpaceDN/>
+        <w:jc w:val="left"/>
+      </w:pPr>
+      <w:r>
+        <w:rPr>
+          <w:rFonts w:hint="eastAsia"/>
+        </w:rPr>
+        <w:t>전기 시스템</w:t>
+      </w:r>
+    </w:p>
+    <w:p>
+      <w:pPr>
+        <w:widowControl/>
+        <w:wordWrap/>
+        <w:autoSpaceDE/>
+        <w:autoSpaceDN/>
+        <w:jc w:val="left"/>
+        <w:rPr>
+          <w:rFonts w:hint="eastAsia"/>
+        </w:rPr>
+      </w:pPr>
+      <w:r>
+        <w:rPr>
+          <w:rFonts w:hint="eastAsia"/>
+        </w:rPr>
+        <w:t>와이어, 전도율에 따른 차등, J 가열에 의한 와이어(또는 전도체)의 온도 상승</w:t>
+      </w:r>
+    </w:p>
+    <w:p>
+      <w:pPr>
+        <w:pStyle w:val="a6"/>
+        <w:widowControl/>
+        <w:numPr>
+          <w:ilvl w:val="0"/>
+          <w:numId w:val="9"/>
+        </w:numPr>
+        <w:wordWrap/>
+        <w:autoSpaceDE/>
+        <w:autoSpaceDN/>
+        <w:jc w:val="left"/>
+      </w:pPr>
+      <w:r>
+        <w:rPr>
+          <w:rFonts w:hint="eastAsia"/>
+        </w:rPr>
+        <w:t>자기 시스템</w:t>
+      </w:r>
+    </w:p>
+    <w:p>
+      <w:pPr>
+        <w:widowControl/>
+        <w:wordWrap/>
+        <w:autoSpaceDE/>
+        <w:autoSpaceDN/>
+        <w:jc w:val="left"/>
+      </w:pPr>
+      <w:r>
+        <w:rPr>
+          <w:rFonts w:hint="eastAsia"/>
+        </w:rPr>
+        <w:t xml:space="preserve">자석, 유도 자기화, </w:t>
+      </w:r>
+      <w:proofErr w:type="spellStart"/>
+      <w:r>
+        <w:rPr>
+          <w:rFonts w:hint="eastAsia"/>
+        </w:rPr>
+        <w:t>큐리</w:t>
+      </w:r>
+      <w:proofErr w:type="spellEnd"/>
+      <w:r>
+        <w:rPr>
+          <w:rFonts w:hint="eastAsia"/>
+        </w:rPr>
+        <w:t xml:space="preserve"> 온도</w:t>
       </w:r>
     </w:p>
     <w:p>
@@ -605,8 +1437,192 @@
         <w:rPr>
           <w:rFonts w:hint="eastAsia"/>
         </w:rPr>
-        <w:t>개별 기능 구조</w:t>
-      </w:r>
+        <w:t>복합 시스템</w:t>
+      </w:r>
+    </w:p>
+    <w:p>
+      <w:pPr>
+        <w:pStyle w:val="a6"/>
+        <w:widowControl/>
+        <w:numPr>
+          <w:ilvl w:val="0"/>
+          <w:numId w:val="10"/>
+        </w:numPr>
+        <w:wordWrap/>
+        <w:autoSpaceDE/>
+        <w:autoSpaceDN/>
+        <w:jc w:val="left"/>
+      </w:pPr>
+      <w:r>
+        <w:rPr>
+          <w:rFonts w:hint="eastAsia"/>
+        </w:rPr>
+        <w:t>열 -&gt; 전기 상호작용</w:t>
+      </w:r>
+    </w:p>
+    <w:p>
+      <w:pPr>
+        <w:widowControl/>
+        <w:wordWrap/>
+        <w:autoSpaceDE/>
+        <w:autoSpaceDN/>
+        <w:jc w:val="left"/>
+        <w:rPr>
+          <w:rFonts w:hint="eastAsia"/>
+        </w:rPr>
+      </w:pPr>
+      <w:r>
+        <w:rPr>
+          <w:rFonts w:hint="eastAsia"/>
+        </w:rPr>
+        <w:t>와이어 온도 상승, 고온의 와이어를 통한 주변 사물 열 전파, 융용</w:t>
+      </w:r>
+    </w:p>
+    <w:p>
+      <w:pPr>
+        <w:pStyle w:val="a6"/>
+        <w:widowControl/>
+        <w:numPr>
+          <w:ilvl w:val="0"/>
+          <w:numId w:val="10"/>
+        </w:numPr>
+        <w:wordWrap/>
+        <w:autoSpaceDE/>
+        <w:autoSpaceDN/>
+        <w:jc w:val="left"/>
+      </w:pPr>
+      <w:r>
+        <w:rPr>
+          <w:rFonts w:hint="eastAsia"/>
+        </w:rPr>
+        <w:lastRenderedPageBreak/>
+        <w:t>전기 -&gt; 자기 상호작용</w:t>
+      </w:r>
+    </w:p>
+    <w:p>
+      <w:pPr>
+        <w:widowControl/>
+        <w:wordWrap/>
+        <w:autoSpaceDE/>
+        <w:autoSpaceDN/>
+        <w:jc w:val="left"/>
+        <w:rPr>
+          <w:rFonts w:hint="eastAsia"/>
+        </w:rPr>
+      </w:pPr>
+      <w:r>
+        <w:rPr>
+          <w:rFonts w:hint="eastAsia"/>
+        </w:rPr>
+        <w:t>배터리를 통한 자석 활성화, 와이어 전기 신호를 통한 자석 강도 증폭</w:t>
+      </w:r>
+    </w:p>
+    <w:p>
+      <w:pPr>
+        <w:pStyle w:val="a6"/>
+        <w:widowControl/>
+        <w:numPr>
+          <w:ilvl w:val="0"/>
+          <w:numId w:val="10"/>
+        </w:numPr>
+        <w:wordWrap/>
+        <w:autoSpaceDE/>
+        <w:autoSpaceDN/>
+        <w:jc w:val="left"/>
+      </w:pPr>
+      <w:r>
+        <w:rPr>
+          <w:rFonts w:hint="eastAsia"/>
+        </w:rPr>
+        <w:t>자기 -&gt; 열 상호작용</w:t>
+      </w:r>
+    </w:p>
+    <w:p>
+      <w:pPr>
+        <w:widowControl/>
+        <w:wordWrap/>
+        <w:autoSpaceDE/>
+        <w:autoSpaceDN/>
+        <w:jc w:val="left"/>
+        <w:rPr>
+          <w:rFonts w:hint="eastAsia"/>
+        </w:rPr>
+      </w:pPr>
+      <w:r>
+        <w:rPr>
+          <w:rFonts w:hint="eastAsia"/>
+        </w:rPr>
+        <w:t xml:space="preserve">자석의 금속 끌어당김과 마찰열, 유도 전류를 통한 </w:t>
+      </w:r>
+      <w:proofErr w:type="spellStart"/>
+      <w:r>
+        <w:rPr>
+          <w:rFonts w:hint="eastAsia"/>
+        </w:rPr>
+        <w:t>인덕션</w:t>
+      </w:r>
+      <w:proofErr w:type="spellEnd"/>
+      <w:r>
+        <w:rPr>
+          <w:rFonts w:hint="eastAsia"/>
+        </w:rPr>
+        <w:t xml:space="preserve"> 원리</w:t>
+      </w:r>
+    </w:p>
+    <w:p>
+      <w:pPr>
+        <w:pStyle w:val="a6"/>
+        <w:widowControl/>
+        <w:numPr>
+          <w:ilvl w:val="0"/>
+          <w:numId w:val="10"/>
+        </w:numPr>
+        <w:wordWrap/>
+        <w:autoSpaceDE/>
+        <w:autoSpaceDN/>
+        <w:jc w:val="left"/>
+      </w:pPr>
+      <w:r>
+        <w:rPr>
+          <w:rFonts w:hint="eastAsia"/>
+        </w:rPr>
+        <w:t>열 -&gt; 자기 상호작용</w:t>
+      </w:r>
+    </w:p>
+    <w:p>
+      <w:pPr>
+        <w:widowControl/>
+        <w:wordWrap/>
+        <w:autoSpaceDE/>
+        <w:autoSpaceDN/>
+        <w:jc w:val="left"/>
+      </w:pPr>
+      <w:proofErr w:type="spellStart"/>
+      <w:r>
+        <w:rPr>
+          <w:rFonts w:hint="eastAsia"/>
+        </w:rPr>
+        <w:t>큐리</w:t>
+      </w:r>
+      <w:proofErr w:type="spellEnd"/>
+      <w:r>
+        <w:rPr>
+          <w:rFonts w:hint="eastAsia"/>
+        </w:rPr>
+        <w:t xml:space="preserve"> 온도에 의한 자성 상실</w:t>
+      </w:r>
+    </w:p>
+    <w:p>
+      <w:pPr>
+        <w:widowControl/>
+        <w:wordWrap/>
+        <w:autoSpaceDE/>
+        <w:autoSpaceDN/>
+        <w:jc w:val="left"/>
+        <w:rPr>
+          <w:rFonts w:hint="eastAsia"/>
+        </w:rPr>
+      </w:pPr>
     </w:p>
     <w:p>
       <w:pPr>
@@ -625,26 +1641,6 @@
         <w:rPr>
           <w:rFonts w:hint="eastAsia"/>
         </w:rPr>
-        <w:t>복합 기능 구조</w:t>
-      </w:r>
-    </w:p>
-    <w:p>
-      <w:pPr>
-        <w:pStyle w:val="a6"/>
-        <w:widowControl/>
-        <w:numPr>
-          <w:ilvl w:val="0"/>
-          <w:numId w:val="3"/>
-        </w:numPr>
-        <w:wordWrap/>
-        <w:autoSpaceDE/>
-        <w:autoSpaceDN/>
-        <w:jc w:val="left"/>
-      </w:pPr>
-      <w:r>
-        <w:rPr>
-          <w:rFonts w:hint="eastAsia"/>
-        </w:rPr>
         <w:t>최적화 방법</w:t>
       </w:r>
     </w:p>
@@ -679,6 +1675,62 @@
     </w:p>
     <w:p>
       <w:pPr>
+        <w:widowControl/>
+        <w:wordWrap/>
+        <w:autoSpaceDE/>
+        <w:autoSpaceDN/>
+        <w:jc w:val="left"/>
+      </w:pPr>
+      <w:r>
+        <w:rPr>
+          <w:rFonts w:hint="eastAsia"/>
+        </w:rPr>
+        <w:t>플레이 예시</w:t>
+      </w:r>
+    </w:p>
+    <w:p>
+      <w:pPr>
+        <w:widowControl/>
+        <w:wordWrap/>
+        <w:autoSpaceDE/>
+        <w:autoSpaceDN/>
+        <w:jc w:val="left"/>
+      </w:pPr>
+      <w:r>
+        <w:rPr>
+          <w:rFonts w:hint="eastAsia"/>
+        </w:rPr>
+        <w:t xml:space="preserve">구리로 </w:t>
+      </w:r>
+      <w:proofErr w:type="spellStart"/>
+      <w:r>
+        <w:rPr>
+          <w:rFonts w:hint="eastAsia"/>
+        </w:rPr>
+        <w:t>인덕션</w:t>
+      </w:r>
+      <w:proofErr w:type="spellEnd"/>
+      <w:r>
+        <w:rPr>
+          <w:rFonts w:hint="eastAsia"/>
+        </w:rPr>
+        <w:t xml:space="preserve"> 만들어서 얼음 녹이기</w:t>
+      </w:r>
+    </w:p>
+    <w:p>
+      <w:pPr>
+        <w:widowControl/>
+        <w:wordWrap/>
+        <w:autoSpaceDE/>
+        <w:autoSpaceDN/>
+        <w:jc w:val="left"/>
+        <w:rPr>
+          <w:rFonts w:hint="eastAsia"/>
+        </w:rPr>
+      </w:pPr>
+    </w:p>
+    <w:p>
+      <w:pPr>
         <w:pStyle w:val="a6"/>
         <w:widowControl/>
         <w:numPr>
@@ -699,6 +1751,33 @@
     </w:p>
     <w:p>
       <w:pPr>
+        <w:widowControl/>
+        <w:wordWrap/>
+        <w:autoSpaceDE/>
+        <w:autoSpaceDN/>
+        <w:jc w:val="left"/>
+      </w:pPr>
+      <w:r>
+        <w:rPr>
+          <w:rFonts w:hint="eastAsia"/>
+        </w:rPr>
+        <w:t>코일로 유도 자기화</w:t>
+      </w:r>
+    </w:p>
+    <w:p>
+      <w:pPr>
+        <w:widowControl/>
+        <w:wordWrap/>
+        <w:autoSpaceDE/>
+        <w:autoSpaceDN/>
+        <w:jc w:val="left"/>
+        <w:rPr>
+          <w:rFonts w:hint="eastAsia"/>
+        </w:rPr>
+      </w:pPr>
+    </w:p>
+    <w:p>
+      <w:pPr>
         <w:pStyle w:val="a6"/>
         <w:widowControl/>
         <w:numPr>
@@ -714,16 +1793,108 @@
         <w:rPr>
           <w:rFonts w:hint="eastAsia"/>
         </w:rPr>
-        <w:t>최적화 결과</w:t>
-      </w:r>
-    </w:p>
-    <w:p>
-      <w:pPr>
-        <w:widowControl/>
-        <w:wordWrap/>
-        <w:autoSpaceDE/>
-        <w:autoSpaceDN/>
-        <w:jc w:val="left"/>
+        <w:t xml:space="preserve">최적화 </w:t>
+      </w:r>
+      <w:r>
+        <w:rPr>
+          <w:rFonts w:hint="eastAsia"/>
+        </w:rPr>
+        <w:t>시도</w:t>
+      </w:r>
+    </w:p>
+    <w:p>
+      <w:pPr>
+        <w:widowControl/>
+        <w:wordWrap/>
+        <w:autoSpaceDE/>
+        <w:autoSpaceDN/>
+        <w:jc w:val="left"/>
+      </w:pPr>
+      <w:r>
+        <w:rPr>
+          <w:rFonts w:hint="eastAsia"/>
+        </w:rPr>
+        <w:t xml:space="preserve">매 프레임마다 모든 </w:t>
+      </w:r>
+      <w:proofErr w:type="spellStart"/>
+      <w:r>
+        <w:rPr>
+          <w:rFonts w:hint="eastAsia"/>
+        </w:rPr>
+        <w:t>객체간의</w:t>
+      </w:r>
+      <w:proofErr w:type="spellEnd"/>
+      <w:r>
+        <w:rPr>
+          <w:rFonts w:hint="eastAsia"/>
+        </w:rPr>
+        <w:t xml:space="preserve"> 거리와 열 전파 계산</w:t>
+      </w:r>
+    </w:p>
+    <w:p>
+      <w:pPr>
+        <w:widowControl/>
+        <w:wordWrap/>
+        <w:autoSpaceDE/>
+        <w:autoSpaceDN/>
+        <w:jc w:val="left"/>
+        <w:rPr>
+          <w:rFonts w:hint="eastAsia"/>
+        </w:rPr>
+      </w:pPr>
+      <w:r>
+        <w:rPr>
+          <w:rFonts w:hint="eastAsia"/>
+        </w:rPr>
+        <w:t>오버랩 감지</w:t>
+      </w:r>
+    </w:p>
+    <w:p>
+      <w:pPr>
+        <w:widowControl/>
+        <w:wordWrap/>
+        <w:autoSpaceDE/>
+        <w:autoSpaceDN/>
+        <w:jc w:val="left"/>
+      </w:pPr>
+      <w:r>
+        <w:t>E</w:t>
+      </w:r>
+      <w:r>
+        <w:rPr>
+          <w:rFonts w:hint="eastAsia"/>
+        </w:rPr>
+        <w:t>tc...</w:t>
+      </w:r>
+    </w:p>
+    <w:p>
+      <w:pPr>
+        <w:widowControl/>
+        <w:wordWrap/>
+        <w:autoSpaceDE/>
+        <w:autoSpaceDN/>
+        <w:jc w:val="left"/>
+      </w:pPr>
+      <w:r>
+        <w:rPr>
+          <w:rFonts w:hint="eastAsia"/>
+        </w:rPr>
+        <w:t>결과 얼마나 최적화</w:t>
+      </w:r>
+      <w:r>
+        <w:t>되었는지</w:t>
+      </w:r>
+    </w:p>
+    <w:p>
+      <w:pPr>
+        <w:widowControl/>
+        <w:wordWrap/>
+        <w:autoSpaceDE/>
+        <w:autoSpaceDN/>
+        <w:jc w:val="left"/>
+        <w:rPr>
+          <w:rFonts w:hint="eastAsia"/>
+        </w:rPr>
       </w:pPr>
     </w:p>
     <w:p>
@@ -748,6 +1919,24 @@
     </w:p>
     <w:p>
       <w:pPr>
+        <w:widowControl/>
+        <w:wordWrap/>
+        <w:autoSpaceDE/>
+        <w:autoSpaceDN/>
+        <w:jc w:val="left"/>
+        <w:rPr>
+          <w:rFonts w:hint="eastAsia"/>
+        </w:rPr>
+      </w:pPr>
+      <w:r>
+        <w:rPr>
+          <w:rFonts w:hint="eastAsia"/>
+        </w:rPr>
+        <w:t>???</w:t>
+      </w:r>
+    </w:p>
+    <w:p>
+      <w:pPr>
         <w:pStyle w:val="a6"/>
         <w:widowControl/>
         <w:numPr>
@@ -758,9 +1947,45 @@
         <w:autoSpaceDE/>
         <w:autoSpaceDN/>
         <w:jc w:val="left"/>
-        <w:rPr>
-          <w:rFonts w:hint="eastAsia"/>
-        </w:rPr>
+      </w:pPr>
+      <w:r>
+        <w:rPr>
+          <w:rFonts w:hint="eastAsia"/>
+        </w:rPr>
+        <w:t>예상 효과</w:t>
+      </w:r>
+    </w:p>
+    <w:p>
+      <w:pPr>
+        <w:rPr>
+          <w:rFonts w:hint="eastAsia"/>
+        </w:rPr>
+      </w:pPr>
+    </w:p>
+    <w:p>
+      <w:pPr>
+        <w:widowControl/>
+        <w:wordWrap/>
+        <w:autoSpaceDE/>
+        <w:autoSpaceDN/>
+        <w:jc w:val="left"/>
+        <w:rPr>
+          <w:rFonts w:hint="eastAsia"/>
+        </w:rPr>
+      </w:pPr>
+    </w:p>
+    <w:p>
+      <w:pPr>
+        <w:pStyle w:val="a6"/>
+        <w:widowControl/>
+        <w:numPr>
+          <w:ilvl w:val="0"/>
+          <w:numId w:val="5"/>
+        </w:numPr>
+        <w:wordWrap/>
+        <w:autoSpaceDE/>
+        <w:autoSpaceDN/>
+        <w:jc w:val="left"/>
       </w:pPr>
       <w:r>
         <w:rPr>
@@ -778,6 +2003,100 @@
         <w:jc w:val="left"/>
       </w:pPr>
       <w:r>
+        <w:rPr>
+          <w:rFonts w:hint="eastAsia"/>
+        </w:rPr>
+        <w:t>물리 시뮬레이션의 단순화</w:t>
+      </w:r>
+    </w:p>
+    <w:p>
+      <w:pPr>
+        <w:widowControl/>
+        <w:wordWrap/>
+        <w:autoSpaceDE/>
+        <w:autoSpaceDN/>
+        <w:jc w:val="left"/>
+      </w:pPr>
+      <w:r>
+        <w:rPr>
+          <w:rFonts w:hint="eastAsia"/>
+        </w:rPr>
+        <w:t xml:space="preserve">게임적 재미를 위한 </w:t>
+      </w:r>
+      <w:proofErr w:type="spellStart"/>
+      <w:r>
+        <w:rPr>
+          <w:rFonts w:hint="eastAsia"/>
+        </w:rPr>
+        <w:t>머티리얼</w:t>
+      </w:r>
+      <w:proofErr w:type="spellEnd"/>
+      <w:r>
+        <w:rPr>
+          <w:rFonts w:hint="eastAsia"/>
+        </w:rPr>
+        <w:t xml:space="preserve"> 건으로 인한 현실성의 감소</w:t>
+      </w:r>
+    </w:p>
+    <w:p>
+      <w:pPr>
+        <w:widowControl/>
+        <w:wordWrap/>
+        <w:autoSpaceDE/>
+        <w:autoSpaceDN/>
+        <w:jc w:val="left"/>
+        <w:rPr>
+          <w:rFonts w:hint="eastAsia"/>
+        </w:rPr>
+      </w:pPr>
+    </w:p>
+    <w:p>
+      <w:pPr>
+        <w:pStyle w:val="a6"/>
+        <w:widowControl/>
+        <w:numPr>
+          <w:ilvl w:val="0"/>
+          <w:numId w:val="5"/>
+        </w:numPr>
+        <w:wordWrap/>
+        <w:autoSpaceDE/>
+        <w:autoSpaceDN/>
+        <w:jc w:val="left"/>
+      </w:pPr>
+      <w:r>
+        <w:rPr>
+          <w:rFonts w:hint="eastAsia"/>
+        </w:rPr>
+        <w:t>향후 개선 계획</w:t>
+      </w:r>
+    </w:p>
+    <w:p>
+      <w:pPr>
+        <w:widowControl/>
+        <w:wordWrap/>
+        <w:autoSpaceDE/>
+        <w:autoSpaceDN/>
+        <w:jc w:val="left"/>
+        <w:rPr>
+          <w:rFonts w:hint="eastAsia"/>
+        </w:rPr>
+      </w:pPr>
+      <w:r>
+        <w:rPr>
+          <w:rFonts w:hint="eastAsia"/>
+        </w:rPr>
+        <w:t>물리 정확도 향상, 최적화, 퀄리티 향상</w:t>
+      </w:r>
+    </w:p>
+    <w:p>
+      <w:pPr>
+        <w:widowControl/>
+        <w:wordWrap/>
+        <w:autoSpaceDE/>
+        <w:autoSpaceDN/>
+        <w:jc w:val="left"/>
+      </w:pPr>
+      <w:r>
         <w:br w:type="page"/>
       </w:r>
     </w:p>
@@ -789,7 +2108,6 @@
         <w:autoSpaceDN/>
         <w:jc w:val="left"/>
         <w:rPr>
-          <w:rFonts w:hint="eastAsia"/>
           <w:sz w:val="24"/>
           <w:szCs w:val="24"/>
         </w:rPr>
@@ -818,6 +2136,273 @@
 <file path=word/numbering.xml><?xml version="1.0" encoding="utf-8"?>
 <w:numbering xmlns:wpc="http://schemas.microsoft.com/office/word/2010/wordprocessingCanvas" xmlns:cx="http://schemas.microsoft.com/office/drawing/2014/chartex" xmlns:cx1="http://schemas.microsoft.com/office/drawing/2015/9/8/chartex" xmlns:cx2="http://schemas.microsoft.com/office/drawing/2015/10/21/chartex" xmlns:cx3="http://schemas.microsoft.com/office/drawing/2016/5/9/chartex" xmlns:cx4="http://schemas.microsoft.com/office/drawing/2016/5/10/chartex" xmlns:cx5="http://schemas.microsoft.com/office/drawing/2016/5/11/chartex" xmlns:cx6="http://schemas.microsoft.com/office/drawing/2016/5/12/chartex" xmlns:cx7="http://schemas.microsoft.com/office/drawing/2016/5/13/chartex" xmlns:cx8="http://schemas.microsoft.com/office/drawing/2016/5/14/chartex" xmlns:mc="http://schemas.openxmlformats.org/markup-compatibility/2006" xmlns:aink="http://schemas.microsoft.com/office/drawing/2016/ink" xmlns:am3d="http://schemas.microsoft.com/office/drawing/2017/model3d" xmlns:o="urn:schemas-microsoft-com:office:office" xmlns:oel="http://schemas.microsoft.com/office/2019/extlst" xmlns:r="http://schemas.openxmlformats.org/officeDocument/2006/relationships" xmlns:m="http://schemas.openxmlformats.org/officeDocument/2006/math" xmlns:v="urn:schemas-microsoft-com:vml" xmlns:wp14="http://schemas.microsoft.com/office/word/2010/wordprocessingDrawing" xmlns:wp="http://schemas.openxmlformats.org/drawingml/2006/wordprocessingDrawing" xmlns:w10="urn:schemas-microsoft-com:office:word" xmlns:w="http://schemas.openxmlformats.org/wordprocessingml/2006/main" xmlns:w14="http://schemas.microsoft.com/office/word/2010/wordml" xmlns:w15="http://schemas.microsoft.com/office/word/2012/wordml" xmlns:w16cex="http://schemas.microsoft.com/office/word/2018/wordml/cex" xmlns:w16cid="http://schemas.microsoft.com/office/word/2016/wordml/cid" xmlns:w16="http://schemas.microsoft.com/office/word/2018/wordml" xmlns:w16du="http://schemas.microsoft.com/office/word/2023/wordml/word16du" xmlns:w16sdtdh="http://schemas.microsoft.com/office/word/2020/wordml/sdtdatahash" xmlns:w16sdtfl="http://schemas.microsoft.com/office/word/2024/wordml/sdtformatlock" xmlns:w16se="http://schemas.microsoft.com/office/word/2015/wordml/symex" xmlns:wpg="http://schemas.microsoft.com/office/word/2010/wordprocessingGroup" xmlns:wpi="http://schemas.microsoft.com/office/word/2010/wordprocessingInk" xmlns:wne="http://schemas.microsoft.com/office/word/2006/wordml" xmlns:wps="http://schemas.microsoft.com/office/word/2010/wordprocessingShape" mc:Ignorable="w14 w15 w16se w16cid w16 w16cex w16sdtdh w16sdtfl w16du wp14">
   <w:abstractNum w:abstractNumId="0" w15:restartNumberingAfterBreak="0">
+    <w:nsid w:val="0BDD5EF8"/>
+    <w:multiLevelType w:val="hybridMultilevel"/>
+    <w:tmpl w:val="3EBAB974"/>
+    <w:lvl w:ilvl="0" w:tplc="4490BD00">
+      <w:start w:val="1"/>
+      <w:numFmt w:val="chosung"/>
+      <w:lvlText w:val="%1."/>
+      <w:lvlJc w:val="left"/>
+      <w:pPr>
+        <w:ind w:left="1160" w:hanging="360"/>
+      </w:pPr>
+      <w:rPr>
+        <w:rFonts w:hint="default"/>
+      </w:rPr>
+    </w:lvl>
+    <w:lvl w:ilvl="1" w:tplc="04090019" w:tentative="1">
+      <w:start w:val="1"/>
+      <w:numFmt w:val="upperLetter"/>
+      <w:lvlText w:val="%2."/>
+      <w:lvlJc w:val="left"/>
+      <w:pPr>
+        <w:ind w:left="1680" w:hanging="440"/>
+      </w:pPr>
+    </w:lvl>
+    <w:lvl w:ilvl="2" w:tplc="0409001B" w:tentative="1">
+      <w:start w:val="1"/>
+      <w:numFmt w:val="lowerRoman"/>
+      <w:lvlText w:val="%3."/>
+      <w:lvlJc w:val="right"/>
+      <w:pPr>
+        <w:ind w:left="2120" w:hanging="440"/>
+      </w:pPr>
+    </w:lvl>
+    <w:lvl w:ilvl="3" w:tplc="0409000F" w:tentative="1">
+      <w:start w:val="1"/>
+      <w:numFmt w:val="decimal"/>
+      <w:lvlText w:val="%4."/>
+      <w:lvlJc w:val="left"/>
+      <w:pPr>
+        <w:ind w:left="2560" w:hanging="440"/>
+      </w:pPr>
+    </w:lvl>
+    <w:lvl w:ilvl="4" w:tplc="04090019" w:tentative="1">
+      <w:start w:val="1"/>
+      <w:numFmt w:val="upperLetter"/>
+      <w:lvlText w:val="%5."/>
+      <w:lvlJc w:val="left"/>
+      <w:pPr>
+        <w:ind w:left="3000" w:hanging="440"/>
+      </w:pPr>
+    </w:lvl>
+    <w:lvl w:ilvl="5" w:tplc="0409001B" w:tentative="1">
+      <w:start w:val="1"/>
+      <w:numFmt w:val="lowerRoman"/>
+      <w:lvlText w:val="%6."/>
+      <w:lvlJc w:val="right"/>
+      <w:pPr>
+        <w:ind w:left="3440" w:hanging="440"/>
+      </w:pPr>
+    </w:lvl>
+    <w:lvl w:ilvl="6" w:tplc="0409000F" w:tentative="1">
+      <w:start w:val="1"/>
+      <w:numFmt w:val="decimal"/>
+      <w:lvlText w:val="%7."/>
+      <w:lvlJc w:val="left"/>
+      <w:pPr>
+        <w:ind w:left="3880" w:hanging="440"/>
+      </w:pPr>
+    </w:lvl>
+    <w:lvl w:ilvl="7" w:tplc="04090019" w:tentative="1">
+      <w:start w:val="1"/>
+      <w:numFmt w:val="upperLetter"/>
+      <w:lvlText w:val="%8."/>
+      <w:lvlJc w:val="left"/>
+      <w:pPr>
+        <w:ind w:left="4320" w:hanging="440"/>
+      </w:pPr>
+    </w:lvl>
+    <w:lvl w:ilvl="8" w:tplc="0409001B" w:tentative="1">
+      <w:start w:val="1"/>
+      <w:numFmt w:val="lowerRoman"/>
+      <w:lvlText w:val="%9."/>
+      <w:lvlJc w:val="right"/>
+      <w:pPr>
+        <w:ind w:left="4760" w:hanging="440"/>
+      </w:pPr>
+    </w:lvl>
+  </w:abstractNum>
+  <w:abstractNum w:abstractNumId="1" w15:restartNumberingAfterBreak="0">
+    <w:nsid w:val="196D1227"/>
+    <w:multiLevelType w:val="hybridMultilevel"/>
+    <w:tmpl w:val="9BD6E9AE"/>
+    <w:lvl w:ilvl="0" w:tplc="D8A84A16">
+      <w:start w:val="1"/>
+      <w:numFmt w:val="decimal"/>
+      <w:lvlText w:val="%1."/>
+      <w:lvlJc w:val="left"/>
+      <w:pPr>
+        <w:ind w:left="800" w:hanging="360"/>
+      </w:pPr>
+      <w:rPr>
+        <w:rFonts w:hint="default"/>
+      </w:rPr>
+    </w:lvl>
+    <w:lvl w:ilvl="1" w:tplc="04090019" w:tentative="1">
+      <w:start w:val="1"/>
+      <w:numFmt w:val="upperLetter"/>
+      <w:lvlText w:val="%2."/>
+      <w:lvlJc w:val="left"/>
+      <w:pPr>
+        <w:ind w:left="1320" w:hanging="440"/>
+      </w:pPr>
+    </w:lvl>
+    <w:lvl w:ilvl="2" w:tplc="0409001B" w:tentative="1">
+      <w:start w:val="1"/>
+      <w:numFmt w:val="lowerRoman"/>
+      <w:lvlText w:val="%3."/>
+      <w:lvlJc w:val="right"/>
+      <w:pPr>
+        <w:ind w:left="1760" w:hanging="440"/>
+      </w:pPr>
+    </w:lvl>
+    <w:lvl w:ilvl="3" w:tplc="0409000F" w:tentative="1">
+      <w:start w:val="1"/>
+      <w:numFmt w:val="decimal"/>
+      <w:lvlText w:val="%4."/>
+      <w:lvlJc w:val="left"/>
+      <w:pPr>
+        <w:ind w:left="2200" w:hanging="440"/>
+      </w:pPr>
+    </w:lvl>
+    <w:lvl w:ilvl="4" w:tplc="04090019" w:tentative="1">
+      <w:start w:val="1"/>
+      <w:numFmt w:val="upperLetter"/>
+      <w:lvlText w:val="%5."/>
+      <w:lvlJc w:val="left"/>
+      <w:pPr>
+        <w:ind w:left="2640" w:hanging="440"/>
+      </w:pPr>
+    </w:lvl>
+    <w:lvl w:ilvl="5" w:tplc="0409001B" w:tentative="1">
+      <w:start w:val="1"/>
+      <w:numFmt w:val="lowerRoman"/>
+      <w:lvlText w:val="%6."/>
+      <w:lvlJc w:val="right"/>
+      <w:pPr>
+        <w:ind w:left="3080" w:hanging="440"/>
+      </w:pPr>
+    </w:lvl>
+    <w:lvl w:ilvl="6" w:tplc="0409000F" w:tentative="1">
+      <w:start w:val="1"/>
+      <w:numFmt w:val="decimal"/>
+      <w:lvlText w:val="%7."/>
+      <w:lvlJc w:val="left"/>
+      <w:pPr>
+        <w:ind w:left="3520" w:hanging="440"/>
+      </w:pPr>
+    </w:lvl>
+    <w:lvl w:ilvl="7" w:tplc="04090019" w:tentative="1">
+      <w:start w:val="1"/>
+      <w:numFmt w:val="upperLetter"/>
+      <w:lvlText w:val="%8."/>
+      <w:lvlJc w:val="left"/>
+      <w:pPr>
+        <w:ind w:left="3960" w:hanging="440"/>
+      </w:pPr>
+    </w:lvl>
+    <w:lvl w:ilvl="8" w:tplc="0409001B" w:tentative="1">
+      <w:start w:val="1"/>
+      <w:numFmt w:val="lowerRoman"/>
+      <w:lvlText w:val="%9."/>
+      <w:lvlJc w:val="right"/>
+      <w:pPr>
+        <w:ind w:left="4400" w:hanging="440"/>
+      </w:pPr>
+    </w:lvl>
+  </w:abstractNum>
+  <w:abstractNum w:abstractNumId="2" w15:restartNumberingAfterBreak="0">
+    <w:nsid w:val="1F5B1FD0"/>
+    <w:multiLevelType w:val="hybridMultilevel"/>
+    <w:tmpl w:val="32B4A836"/>
+    <w:lvl w:ilvl="0" w:tplc="4AF86ED4">
+      <w:start w:val="1"/>
+      <w:numFmt w:val="chosung"/>
+      <w:lvlText w:val="%1."/>
+      <w:lvlJc w:val="left"/>
+      <w:pPr>
+        <w:ind w:left="1160" w:hanging="360"/>
+      </w:pPr>
+      <w:rPr>
+        <w:rFonts w:hint="default"/>
+      </w:rPr>
+    </w:lvl>
+    <w:lvl w:ilvl="1" w:tplc="04090019" w:tentative="1">
+      <w:start w:val="1"/>
+      <w:numFmt w:val="upperLetter"/>
+      <w:lvlText w:val="%2."/>
+      <w:lvlJc w:val="left"/>
+      <w:pPr>
+        <w:ind w:left="1680" w:hanging="440"/>
+      </w:pPr>
+    </w:lvl>
+    <w:lvl w:ilvl="2" w:tplc="0409001B" w:tentative="1">
+      <w:start w:val="1"/>
+      <w:numFmt w:val="lowerRoman"/>
+      <w:lvlText w:val="%3."/>
+      <w:lvlJc w:val="right"/>
+      <w:pPr>
+        <w:ind w:left="2120" w:hanging="440"/>
+      </w:pPr>
+    </w:lvl>
+    <w:lvl w:ilvl="3" w:tplc="0409000F" w:tentative="1">
+      <w:start w:val="1"/>
+      <w:numFmt w:val="decimal"/>
+      <w:lvlText w:val="%4."/>
+      <w:lvlJc w:val="left"/>
+      <w:pPr>
+        <w:ind w:left="2560" w:hanging="440"/>
+      </w:pPr>
+    </w:lvl>
+    <w:lvl w:ilvl="4" w:tplc="04090019" w:tentative="1">
+      <w:start w:val="1"/>
+      <w:numFmt w:val="upperLetter"/>
+      <w:lvlText w:val="%5."/>
+      <w:lvlJc w:val="left"/>
+      <w:pPr>
+        <w:ind w:left="3000" w:hanging="440"/>
+      </w:pPr>
+    </w:lvl>
+    <w:lvl w:ilvl="5" w:tplc="0409001B" w:tentative="1">
+      <w:start w:val="1"/>
+      <w:numFmt w:val="lowerRoman"/>
+      <w:lvlText w:val="%6."/>
+      <w:lvlJc w:val="right"/>
+      <w:pPr>
+        <w:ind w:left="3440" w:hanging="440"/>
+      </w:pPr>
+    </w:lvl>
+    <w:lvl w:ilvl="6" w:tplc="0409000F" w:tentative="1">
+      <w:start w:val="1"/>
+      <w:numFmt w:val="decimal"/>
+      <w:lvlText w:val="%7."/>
+      <w:lvlJc w:val="left"/>
+      <w:pPr>
+        <w:ind w:left="3880" w:hanging="440"/>
+      </w:pPr>
+    </w:lvl>
+    <w:lvl w:ilvl="7" w:tplc="04090019" w:tentative="1">
+      <w:start w:val="1"/>
+      <w:numFmt w:val="upperLetter"/>
+      <w:lvlText w:val="%8."/>
+      <w:lvlJc w:val="left"/>
+      <w:pPr>
+        <w:ind w:left="4320" w:hanging="440"/>
+      </w:pPr>
+    </w:lvl>
+    <w:lvl w:ilvl="8" w:tplc="0409001B" w:tentative="1">
+      <w:start w:val="1"/>
+      <w:numFmt w:val="lowerRoman"/>
+      <w:lvlText w:val="%9."/>
+      <w:lvlJc w:val="right"/>
+      <w:pPr>
+        <w:ind w:left="4760" w:hanging="440"/>
+      </w:pPr>
+    </w:lvl>
+  </w:abstractNum>
+  <w:abstractNum w:abstractNumId="3" w15:restartNumberingAfterBreak="0">
     <w:nsid w:val="20CC64D4"/>
     <w:multiLevelType w:val="hybridMultilevel"/>
     <w:tmpl w:val="107A5D52"/>
@@ -906,7 +2491,7 @@
       </w:pPr>
     </w:lvl>
   </w:abstractNum>
-  <w:abstractNum w:abstractNumId="1" w15:restartNumberingAfterBreak="0">
+  <w:abstractNum w:abstractNumId="4" w15:restartNumberingAfterBreak="0">
     <w:nsid w:val="2E48477D"/>
     <w:multiLevelType w:val="hybridMultilevel"/>
     <w:tmpl w:val="D9342826"/>
@@ -995,7 +2580,7 @@
       </w:pPr>
     </w:lvl>
   </w:abstractNum>
-  <w:abstractNum w:abstractNumId="2" w15:restartNumberingAfterBreak="0">
+  <w:abstractNum w:abstractNumId="5" w15:restartNumberingAfterBreak="0">
     <w:nsid w:val="37FC6D3F"/>
     <w:multiLevelType w:val="hybridMultilevel"/>
     <w:tmpl w:val="BC942AF4"/>
@@ -1084,7 +2669,185 @@
       </w:pPr>
     </w:lvl>
   </w:abstractNum>
-  <w:abstractNum w:abstractNumId="3" w15:restartNumberingAfterBreak="0">
+  <w:abstractNum w:abstractNumId="6" w15:restartNumberingAfterBreak="0">
+    <w:nsid w:val="3A5E5ED1"/>
+    <w:multiLevelType w:val="hybridMultilevel"/>
+    <w:tmpl w:val="B7829A5E"/>
+    <w:lvl w:ilvl="0" w:tplc="00C2947A">
+      <w:start w:val="1"/>
+      <w:numFmt w:val="chosung"/>
+      <w:lvlText w:val="%1."/>
+      <w:lvlJc w:val="left"/>
+      <w:pPr>
+        <w:ind w:left="1160" w:hanging="360"/>
+      </w:pPr>
+      <w:rPr>
+        <w:rFonts w:hint="default"/>
+      </w:rPr>
+    </w:lvl>
+    <w:lvl w:ilvl="1" w:tplc="04090019" w:tentative="1">
+      <w:start w:val="1"/>
+      <w:numFmt w:val="upperLetter"/>
+      <w:lvlText w:val="%2."/>
+      <w:lvlJc w:val="left"/>
+      <w:pPr>
+        <w:ind w:left="1680" w:hanging="440"/>
+      </w:pPr>
+    </w:lvl>
+    <w:lvl w:ilvl="2" w:tplc="0409001B" w:tentative="1">
+      <w:start w:val="1"/>
+      <w:numFmt w:val="lowerRoman"/>
+      <w:lvlText w:val="%3."/>
+      <w:lvlJc w:val="right"/>
+      <w:pPr>
+        <w:ind w:left="2120" w:hanging="440"/>
+      </w:pPr>
+    </w:lvl>
+    <w:lvl w:ilvl="3" w:tplc="0409000F" w:tentative="1">
+      <w:start w:val="1"/>
+      <w:numFmt w:val="decimal"/>
+      <w:lvlText w:val="%4."/>
+      <w:lvlJc w:val="left"/>
+      <w:pPr>
+        <w:ind w:left="2560" w:hanging="440"/>
+      </w:pPr>
+    </w:lvl>
+    <w:lvl w:ilvl="4" w:tplc="04090019" w:tentative="1">
+      <w:start w:val="1"/>
+      <w:numFmt w:val="upperLetter"/>
+      <w:lvlText w:val="%5."/>
+      <w:lvlJc w:val="left"/>
+      <w:pPr>
+        <w:ind w:left="3000" w:hanging="440"/>
+      </w:pPr>
+    </w:lvl>
+    <w:lvl w:ilvl="5" w:tplc="0409001B" w:tentative="1">
+      <w:start w:val="1"/>
+      <w:numFmt w:val="lowerRoman"/>
+      <w:lvlText w:val="%6."/>
+      <w:lvlJc w:val="right"/>
+      <w:pPr>
+        <w:ind w:left="3440" w:hanging="440"/>
+      </w:pPr>
+    </w:lvl>
+    <w:lvl w:ilvl="6" w:tplc="0409000F" w:tentative="1">
+      <w:start w:val="1"/>
+      <w:numFmt w:val="decimal"/>
+      <w:lvlText w:val="%7."/>
+      <w:lvlJc w:val="left"/>
+      <w:pPr>
+        <w:ind w:left="3880" w:hanging="440"/>
+      </w:pPr>
+    </w:lvl>
+    <w:lvl w:ilvl="7" w:tplc="04090019" w:tentative="1">
+      <w:start w:val="1"/>
+      <w:numFmt w:val="upperLetter"/>
+      <w:lvlText w:val="%8."/>
+      <w:lvlJc w:val="left"/>
+      <w:pPr>
+        <w:ind w:left="4320" w:hanging="440"/>
+      </w:pPr>
+    </w:lvl>
+    <w:lvl w:ilvl="8" w:tplc="0409001B" w:tentative="1">
+      <w:start w:val="1"/>
+      <w:numFmt w:val="lowerRoman"/>
+      <w:lvlText w:val="%9."/>
+      <w:lvlJc w:val="right"/>
+      <w:pPr>
+        <w:ind w:left="4760" w:hanging="440"/>
+      </w:pPr>
+    </w:lvl>
+  </w:abstractNum>
+  <w:abstractNum w:abstractNumId="7" w15:restartNumberingAfterBreak="0">
+    <w:nsid w:val="44E53B70"/>
+    <w:multiLevelType w:val="hybridMultilevel"/>
+    <w:tmpl w:val="C6AC3A56"/>
+    <w:lvl w:ilvl="0" w:tplc="9488D3AA">
+      <w:start w:val="1"/>
+      <w:numFmt w:val="decimal"/>
+      <w:lvlText w:val="%1."/>
+      <w:lvlJc w:val="left"/>
+      <w:pPr>
+        <w:ind w:left="800" w:hanging="360"/>
+      </w:pPr>
+      <w:rPr>
+        <w:rFonts w:hint="default"/>
+      </w:rPr>
+    </w:lvl>
+    <w:lvl w:ilvl="1" w:tplc="04090019" w:tentative="1">
+      <w:start w:val="1"/>
+      <w:numFmt w:val="upperLetter"/>
+      <w:lvlText w:val="%2."/>
+      <w:lvlJc w:val="left"/>
+      <w:pPr>
+        <w:ind w:left="1320" w:hanging="440"/>
+      </w:pPr>
+    </w:lvl>
+    <w:lvl w:ilvl="2" w:tplc="0409001B" w:tentative="1">
+      <w:start w:val="1"/>
+      <w:numFmt w:val="lowerRoman"/>
+      <w:lvlText w:val="%3."/>
+      <w:lvlJc w:val="right"/>
+      <w:pPr>
+        <w:ind w:left="1760" w:hanging="440"/>
+      </w:pPr>
+    </w:lvl>
+    <w:lvl w:ilvl="3" w:tplc="0409000F" w:tentative="1">
+      <w:start w:val="1"/>
+      <w:numFmt w:val="decimal"/>
+      <w:lvlText w:val="%4."/>
+      <w:lvlJc w:val="left"/>
+      <w:pPr>
+        <w:ind w:left="2200" w:hanging="440"/>
+      </w:pPr>
+    </w:lvl>
+    <w:lvl w:ilvl="4" w:tplc="04090019" w:tentative="1">
+      <w:start w:val="1"/>
+      <w:numFmt w:val="upperLetter"/>
+      <w:lvlText w:val="%5."/>
+      <w:lvlJc w:val="left"/>
+      <w:pPr>
+        <w:ind w:left="2640" w:hanging="440"/>
+      </w:pPr>
+    </w:lvl>
+    <w:lvl w:ilvl="5" w:tplc="0409001B" w:tentative="1">
+      <w:start w:val="1"/>
+      <w:numFmt w:val="lowerRoman"/>
+      <w:lvlText w:val="%6."/>
+      <w:lvlJc w:val="right"/>
+      <w:pPr>
+        <w:ind w:left="3080" w:hanging="440"/>
+      </w:pPr>
+    </w:lvl>
+    <w:lvl w:ilvl="6" w:tplc="0409000F" w:tentative="1">
+      <w:start w:val="1"/>
+      <w:numFmt w:val="decimal"/>
+      <w:lvlText w:val="%7."/>
+      <w:lvlJc w:val="left"/>
+      <w:pPr>
+        <w:ind w:left="3520" w:hanging="440"/>
+      </w:pPr>
+    </w:lvl>
+    <w:lvl w:ilvl="7" w:tplc="04090019" w:tentative="1">
+      <w:start w:val="1"/>
+      <w:numFmt w:val="upperLetter"/>
+      <w:lvlText w:val="%8."/>
+      <w:lvlJc w:val="left"/>
+      <w:pPr>
+        <w:ind w:left="3960" w:hanging="440"/>
+      </w:pPr>
+    </w:lvl>
+    <w:lvl w:ilvl="8" w:tplc="0409001B" w:tentative="1">
+      <w:start w:val="1"/>
+      <w:numFmt w:val="lowerRoman"/>
+      <w:lvlText w:val="%9."/>
+      <w:lvlJc w:val="right"/>
+      <w:pPr>
+        <w:ind w:left="4400" w:hanging="440"/>
+      </w:pPr>
+    </w:lvl>
+  </w:abstractNum>
+  <w:abstractNum w:abstractNumId="8" w15:restartNumberingAfterBreak="0">
     <w:nsid w:val="5E4D7EBC"/>
     <w:multiLevelType w:val="hybridMultilevel"/>
     <w:tmpl w:val="1B981FCC"/>
@@ -1173,7 +2936,7 @@
       </w:pPr>
     </w:lvl>
   </w:abstractNum>
-  <w:abstractNum w:abstractNumId="4" w15:restartNumberingAfterBreak="0">
+  <w:abstractNum w:abstractNumId="9" w15:restartNumberingAfterBreak="0">
     <w:nsid w:val="696C237F"/>
     <w:multiLevelType w:val="hybridMultilevel"/>
     <w:tmpl w:val="0B32F67A"/>
@@ -1263,19 +3026,34 @@
     </w:lvl>
   </w:abstractNum>
   <w:num w:numId="1" w16cid:durableId="522399482">
+    <w:abstractNumId w:val="4"/>
+  </w:num>
+  <w:num w:numId="2" w16cid:durableId="1120416023">
+    <w:abstractNumId w:val="8"/>
+  </w:num>
+  <w:num w:numId="3" w16cid:durableId="1917010789">
+    <w:abstractNumId w:val="3"/>
+  </w:num>
+  <w:num w:numId="4" w16cid:durableId="1760641656">
+    <w:abstractNumId w:val="5"/>
+  </w:num>
+  <w:num w:numId="5" w16cid:durableId="1854997376">
+    <w:abstractNumId w:val="9"/>
+  </w:num>
+  <w:num w:numId="6" w16cid:durableId="438108192">
     <w:abstractNumId w:val="1"/>
   </w:num>
-  <w:num w:numId="2" w16cid:durableId="1120416023">
-    <w:abstractNumId w:val="3"/>
+  <w:num w:numId="7" w16cid:durableId="996230653">
+    <w:abstractNumId w:val="7"/>
   </w:num>
-  <w:num w:numId="3" w16cid:durableId="1917010789">
-    <w:abstractNumId w:val="0"/>
-  </w:num>
-  <w:num w:numId="4" w16cid:durableId="1760641656">
+  <w:num w:numId="8" w16cid:durableId="1580169975">
     <w:abstractNumId w:val="2"/>
   </w:num>
-  <w:num w:numId="5" w16cid:durableId="1854997376">
-    <w:abstractNumId w:val="4"/>
+  <w:num w:numId="9" w16cid:durableId="1440640040">
+    <w:abstractNumId w:val="6"/>
+  </w:num>
+  <w:num w:numId="10" w16cid:durableId="1165052679">
+    <w:abstractNumId w:val="0"/>
   </w:num>
 </w:numbering>
 </file>
@@ -1883,6 +3661,7 @@
   <w:style w:type="character" w:default="1" w:styleId="a0">
     <w:name w:val="Default Paragraph Font"/>
     <w:uiPriority w:val="1"/>
+    <w:semiHidden/>
     <w:unhideWhenUsed/>
   </w:style>
   <w:style w:type="table" w:default="1" w:styleId="a1">

--- a/Weekly_Log/언리얼 엔진 5 기반의 물리 법칙을 적용한.docx
+++ b/Weekly_Log/언리얼 엔진 5 기반의 물리 법칙을 적용한.docx
@@ -589,9 +589,6 @@
         <w:autoSpaceDE/>
         <w:autoSpaceDN/>
         <w:jc w:val="left"/>
-        <w:rPr>
-          <w:rFonts w:hint="eastAsia"/>
-        </w:rPr>
       </w:pPr>
     </w:p>
     <w:p>
@@ -621,9 +618,6 @@
         <w:autoSpaceDE/>
         <w:autoSpaceDN/>
         <w:jc w:val="left"/>
-        <w:rPr>
-          <w:rFonts w:hint="eastAsia"/>
-        </w:rPr>
       </w:pPr>
       <w:r>
         <w:rPr>
@@ -716,6 +710,15 @@
     </w:p>
     <w:p>
       <w:pPr>
+        <w:widowControl/>
+        <w:wordWrap/>
+        <w:autoSpaceDE/>
+        <w:autoSpaceDN/>
+        <w:jc w:val="left"/>
+      </w:pPr>
+    </w:p>
+    <w:p>
+      <w:pPr>
         <w:pStyle w:val="a6"/>
         <w:widowControl/>
         <w:numPr>
@@ -774,9 +777,6 @@
         <w:autoSpaceDE/>
         <w:autoSpaceDN/>
         <w:jc w:val="left"/>
-        <w:rPr>
-          <w:rFonts w:hint="eastAsia"/>
-        </w:rPr>
       </w:pPr>
       <w:r>
         <w:rPr>
@@ -820,9 +820,6 @@
         <w:autoSpaceDE/>
         <w:autoSpaceDN/>
         <w:jc w:val="left"/>
-        <w:rPr>
-          <w:rFonts w:hint="eastAsia"/>
-        </w:rPr>
       </w:pPr>
       <w:r>
         <w:rPr>
@@ -856,13 +853,7 @@
         <w:rPr>
           <w:rFonts w:hint="eastAsia"/>
         </w:rPr>
-        <w:t xml:space="preserve"> </w:t>
-      </w:r>
-      <w:r>
-        <w:rPr>
-          <w:rFonts w:hint="eastAsia"/>
-        </w:rPr>
-        <w:t>통해 각 물질의 특성을 이해 및 게임적 재미를 추구</w:t>
+        <w:t xml:space="preserve"> 통해 각 물질의 특성을 이해 및 게임적 재미를 추구</w:t>
       </w:r>
     </w:p>
     <w:p>
@@ -892,9 +883,6 @@
         <w:autoSpaceDE/>
         <w:autoSpaceDN/>
         <w:jc w:val="left"/>
-        <w:rPr>
-          <w:rFonts w:hint="eastAsia"/>
-        </w:rPr>
       </w:pPr>
       <w:r>
         <w:rPr>
@@ -973,9 +961,6 @@
         <w:autoSpaceDE/>
         <w:autoSpaceDN/>
         <w:jc w:val="left"/>
-        <w:rPr>
-          <w:rFonts w:hint="eastAsia"/>
-        </w:rPr>
       </w:pPr>
     </w:p>
     <w:p>
@@ -1019,6 +1004,17 @@
       <w:pPr>
         <w:pStyle w:val="a6"/>
         <w:widowControl/>
+        <w:wordWrap/>
+        <w:autoSpaceDE/>
+        <w:autoSpaceDN/>
+        <w:ind w:left="800"/>
+        <w:jc w:val="left"/>
+      </w:pPr>
+    </w:p>
+    <w:p>
+      <w:pPr>
+        <w:pStyle w:val="a6"/>
+        <w:widowControl/>
         <w:numPr>
           <w:ilvl w:val="0"/>
           <w:numId w:val="3"/>
@@ -1210,9 +1206,6 @@
         <w:autoSpaceDE/>
         <w:autoSpaceDN/>
         <w:jc w:val="left"/>
-        <w:rPr>
-          <w:rFonts w:hint="eastAsia"/>
-        </w:rPr>
       </w:pPr>
       <w:r>
         <w:rPr>
@@ -1422,6 +1415,18 @@
     </w:p>
     <w:p>
       <w:pPr>
+        <w:widowControl/>
+        <w:wordWrap/>
+        <w:autoSpaceDE/>
+        <w:autoSpaceDN/>
+        <w:jc w:val="left"/>
+        <w:rPr>
+          <w:rFonts w:hint="eastAsia"/>
+        </w:rPr>
+      </w:pPr>
+    </w:p>
+    <w:p>
+      <w:pPr>
         <w:pStyle w:val="a6"/>
         <w:widowControl/>
         <w:numPr>
@@ -1437,6 +1442,7 @@
         <w:rPr>
           <w:rFonts w:hint="eastAsia"/>
         </w:rPr>
+        <w:lastRenderedPageBreak/>
         <w:t>복합 시스템</w:t>
       </w:r>
     </w:p>
@@ -1446,7 +1452,7 @@
         <w:widowControl/>
         <w:numPr>
           <w:ilvl w:val="0"/>
-          <w:numId w:val="10"/>
+          <w:numId w:val="18"/>
         </w:numPr>
         <w:wordWrap/>
         <w:autoSpaceDE/>
@@ -1484,7 +1490,7 @@
         <w:widowControl/>
         <w:numPr>
           <w:ilvl w:val="0"/>
-          <w:numId w:val="10"/>
+          <w:numId w:val="18"/>
         </w:numPr>
         <w:wordWrap/>
         <w:autoSpaceDE/>
@@ -1495,7 +1501,6 @@
         <w:rPr>
           <w:rFonts w:hint="eastAsia"/>
         </w:rPr>
-        <w:lastRenderedPageBreak/>
         <w:t>전기 -&gt; 자기 상호작용</w:t>
       </w:r>
     </w:p>
@@ -1514,7 +1519,13 @@
         <w:rPr>
           <w:rFonts w:hint="eastAsia"/>
         </w:rPr>
-        <w:t>배터리를 통한 자석 활성화, 와이어 전기 신호를 통한 자석 강도 증폭</w:t>
+        <w:t>발전기</w:t>
+      </w:r>
+      <w:r>
+        <w:rPr>
+          <w:rFonts w:hint="eastAsia"/>
+        </w:rPr>
+        <w:t>를 통한 자석 활성화, 와이어 전기 신호를 통한 자석 강도 증폭</w:t>
       </w:r>
     </w:p>
     <w:p>
@@ -1523,7 +1534,7 @@
         <w:widowControl/>
         <w:numPr>
           <w:ilvl w:val="0"/>
-          <w:numId w:val="10"/>
+          <w:numId w:val="18"/>
         </w:numPr>
         <w:wordWrap/>
         <w:autoSpaceDE/>
@@ -1575,7 +1586,7 @@
         <w:widowControl/>
         <w:numPr>
           <w:ilvl w:val="0"/>
-          <w:numId w:val="10"/>
+          <w:numId w:val="18"/>
         </w:numPr>
         <w:wordWrap/>
         <w:autoSpaceDE/>
@@ -1596,6 +1607,9 @@
         <w:autoSpaceDE/>
         <w:autoSpaceDN/>
         <w:jc w:val="left"/>
+        <w:rPr>
+          <w:rFonts w:hint="eastAsia"/>
+        </w:rPr>
       </w:pPr>
       <w:proofErr w:type="spellStart"/>
       <w:r>
@@ -1610,38 +1624,6 @@
           <w:rFonts w:hint="eastAsia"/>
         </w:rPr>
         <w:t xml:space="preserve"> 온도에 의한 자성 상실</w:t>
-      </w:r>
-    </w:p>
-    <w:p>
-      <w:pPr>
-        <w:widowControl/>
-        <w:wordWrap/>
-        <w:autoSpaceDE/>
-        <w:autoSpaceDN/>
-        <w:jc w:val="left"/>
-        <w:rPr>
-          <w:rFonts w:hint="eastAsia"/>
-        </w:rPr>
-      </w:pPr>
-    </w:p>
-    <w:p>
-      <w:pPr>
-        <w:pStyle w:val="a6"/>
-        <w:widowControl/>
-        <w:numPr>
-          <w:ilvl w:val="0"/>
-          <w:numId w:val="3"/>
-        </w:numPr>
-        <w:wordWrap/>
-        <w:autoSpaceDE/>
-        <w:autoSpaceDN/>
-        <w:jc w:val="left"/>
-      </w:pPr>
-      <w:r>
-        <w:rPr>
-          <w:rFonts w:hint="eastAsia"/>
-        </w:rPr>
-        <w:t>최적화 방법</w:t>
       </w:r>
     </w:p>
     <w:p>
@@ -1675,67 +1657,11 @@
     </w:p>
     <w:p>
       <w:pPr>
-        <w:widowControl/>
-        <w:wordWrap/>
-        <w:autoSpaceDE/>
-        <w:autoSpaceDN/>
-        <w:jc w:val="left"/>
-      </w:pPr>
-      <w:r>
-        <w:rPr>
-          <w:rFonts w:hint="eastAsia"/>
-        </w:rPr>
-        <w:t>플레이 예시</w:t>
-      </w:r>
-    </w:p>
-    <w:p>
-      <w:pPr>
-        <w:widowControl/>
-        <w:wordWrap/>
-        <w:autoSpaceDE/>
-        <w:autoSpaceDN/>
-        <w:jc w:val="left"/>
-      </w:pPr>
-      <w:r>
-        <w:rPr>
-          <w:rFonts w:hint="eastAsia"/>
-        </w:rPr>
-        <w:t xml:space="preserve">구리로 </w:t>
-      </w:r>
-      <w:proofErr w:type="spellStart"/>
-      <w:r>
-        <w:rPr>
-          <w:rFonts w:hint="eastAsia"/>
-        </w:rPr>
-        <w:t>인덕션</w:t>
-      </w:r>
-      <w:proofErr w:type="spellEnd"/>
-      <w:r>
-        <w:rPr>
-          <w:rFonts w:hint="eastAsia"/>
-        </w:rPr>
-        <w:t xml:space="preserve"> 만들어서 얼음 녹이기</w:t>
-      </w:r>
-    </w:p>
-    <w:p>
-      <w:pPr>
-        <w:widowControl/>
-        <w:wordWrap/>
-        <w:autoSpaceDE/>
-        <w:autoSpaceDN/>
-        <w:jc w:val="left"/>
-        <w:rPr>
-          <w:rFonts w:hint="eastAsia"/>
-        </w:rPr>
-      </w:pPr>
-    </w:p>
-    <w:p>
-      <w:pPr>
         <w:pStyle w:val="a6"/>
         <w:widowControl/>
         <w:numPr>
           <w:ilvl w:val="0"/>
-          <w:numId w:val="4"/>
+          <w:numId w:val="20"/>
         </w:numPr>
         <w:wordWrap/>
         <w:autoSpaceDE/>
@@ -1746,35 +1672,40 @@
         <w:rPr>
           <w:rFonts w:hint="eastAsia"/>
         </w:rPr>
-        <w:t>시각적 모습</w:t>
-      </w:r>
-    </w:p>
-    <w:p>
-      <w:pPr>
-        <w:widowControl/>
-        <w:wordWrap/>
-        <w:autoSpaceDE/>
-        <w:autoSpaceDN/>
-        <w:jc w:val="left"/>
-      </w:pPr>
-      <w:r>
-        <w:rPr>
-          <w:rFonts w:hint="eastAsia"/>
-        </w:rPr>
-        <w:t>코일로 유도 자기화</w:t>
-      </w:r>
-    </w:p>
-    <w:p>
-      <w:pPr>
-        <w:widowControl/>
-        <w:wordWrap/>
-        <w:autoSpaceDE/>
-        <w:autoSpaceDN/>
-        <w:jc w:val="left"/>
-        <w:rPr>
-          <w:rFonts w:hint="eastAsia"/>
-        </w:rPr>
-      </w:pPr>
+        <w:t>플레이 예시</w:t>
+      </w:r>
+    </w:p>
+    <w:p>
+      <w:pPr>
+        <w:widowControl/>
+        <w:wordWrap/>
+        <w:autoSpaceDE/>
+        <w:autoSpaceDN/>
+        <w:jc w:val="left"/>
+        <w:rPr>
+          <w:rFonts w:hint="eastAsia"/>
+        </w:rPr>
+      </w:pPr>
+      <w:r>
+        <w:rPr>
+          <w:rFonts w:hint="eastAsia"/>
+        </w:rPr>
+        <w:t xml:space="preserve">구리로 </w:t>
+      </w:r>
+      <w:proofErr w:type="spellStart"/>
+      <w:r>
+        <w:rPr>
+          <w:rFonts w:hint="eastAsia"/>
+        </w:rPr>
+        <w:t>인덕션</w:t>
+      </w:r>
+      <w:proofErr w:type="spellEnd"/>
+      <w:r>
+        <w:rPr>
+          <w:rFonts w:hint="eastAsia"/>
+        </w:rPr>
+        <w:t xml:space="preserve"> 만들어서 얼음 녹이기</w:t>
+      </w:r>
     </w:p>
     <w:p>
       <w:pPr>
@@ -1782,7 +1713,7 @@
         <w:widowControl/>
         <w:numPr>
           <w:ilvl w:val="0"/>
-          <w:numId w:val="4"/>
+          <w:numId w:val="20"/>
         </w:numPr>
         <w:wordWrap/>
         <w:autoSpaceDE/>
@@ -1793,6 +1724,44 @@
         <w:rPr>
           <w:rFonts w:hint="eastAsia"/>
         </w:rPr>
+        <w:t>시각적 모습</w:t>
+      </w:r>
+    </w:p>
+    <w:p>
+      <w:pPr>
+        <w:widowControl/>
+        <w:wordWrap/>
+        <w:autoSpaceDE/>
+        <w:autoSpaceDN/>
+        <w:jc w:val="left"/>
+        <w:rPr>
+          <w:rFonts w:hint="eastAsia"/>
+        </w:rPr>
+      </w:pPr>
+      <w:r>
+        <w:rPr>
+          <w:rFonts w:hint="eastAsia"/>
+        </w:rPr>
+        <w:t>코일로 유도 자기화</w:t>
+      </w:r>
+    </w:p>
+    <w:p>
+      <w:pPr>
+        <w:pStyle w:val="a6"/>
+        <w:widowControl/>
+        <w:numPr>
+          <w:ilvl w:val="0"/>
+          <w:numId w:val="20"/>
+        </w:numPr>
+        <w:wordWrap/>
+        <w:autoSpaceDE/>
+        <w:autoSpaceDN/>
+        <w:jc w:val="left"/>
+      </w:pPr>
+      <w:r>
+        <w:rPr>
+          <w:rFonts w:hint="eastAsia"/>
+        </w:rPr>
         <w:t xml:space="preserve">최적화 </w:t>
       </w:r>
       <w:r>
@@ -1838,9 +1807,6 @@
         <w:autoSpaceDE/>
         <w:autoSpaceDN/>
         <w:jc w:val="left"/>
-        <w:rPr>
-          <w:rFonts w:hint="eastAsia"/>
-        </w:rPr>
       </w:pPr>
       <w:r>
         <w:rPr>
@@ -1892,9 +1858,6 @@
         <w:autoSpaceDE/>
         <w:autoSpaceDN/>
         <w:jc w:val="left"/>
-        <w:rPr>
-          <w:rFonts w:hint="eastAsia"/>
-        </w:rPr>
       </w:pPr>
     </w:p>
     <w:p>
@@ -1924,9 +1887,6 @@
         <w:autoSpaceDE/>
         <w:autoSpaceDN/>
         <w:jc w:val="left"/>
-        <w:rPr>
-          <w:rFonts w:hint="eastAsia"/>
-        </w:rPr>
       </w:pPr>
       <w:r>
         <w:rPr>
@@ -1947,6 +1907,9 @@
         <w:autoSpaceDE/>
         <w:autoSpaceDN/>
         <w:jc w:val="left"/>
+        <w:rPr>
+          <w:rFonts w:hint="eastAsia"/>
+        </w:rPr>
       </w:pPr>
       <w:r>
         <w:rPr>
@@ -1957,21 +1920,11 @@
     </w:p>
     <w:p>
       <w:pPr>
-        <w:rPr>
-          <w:rFonts w:hint="eastAsia"/>
-        </w:rPr>
-      </w:pPr>
-    </w:p>
-    <w:p>
-      <w:pPr>
-        <w:widowControl/>
-        <w:wordWrap/>
-        <w:autoSpaceDE/>
-        <w:autoSpaceDN/>
-        <w:jc w:val="left"/>
-        <w:rPr>
-          <w:rFonts w:hint="eastAsia"/>
-        </w:rPr>
+        <w:widowControl/>
+        <w:wordWrap/>
+        <w:autoSpaceDE/>
+        <w:autoSpaceDN/>
+        <w:jc w:val="left"/>
       </w:pPr>
     </w:p>
     <w:p>
@@ -2045,9 +1998,6 @@
         <w:autoSpaceDE/>
         <w:autoSpaceDN/>
         <w:jc w:val="left"/>
-        <w:rPr>
-          <w:rFonts w:hint="eastAsia"/>
-        </w:rPr>
       </w:pPr>
     </w:p>
     <w:p>
@@ -2077,9 +2027,6 @@
         <w:autoSpaceDE/>
         <w:autoSpaceDN/>
         <w:jc w:val="left"/>
-        <w:rPr>
-          <w:rFonts w:hint="eastAsia"/>
-        </w:rPr>
       </w:pPr>
       <w:r>
         <w:rPr>
@@ -2145,7 +2092,7 @@
       <w:lvlText w:val="%1."/>
       <w:lvlJc w:val="left"/>
       <w:pPr>
-        <w:ind w:left="1160" w:hanging="360"/>
+        <w:ind w:left="4804" w:hanging="360"/>
       </w:pPr>
       <w:rPr>
         <w:rFonts w:hint="default"/>
@@ -2157,7 +2104,7 @@
       <w:lvlText w:val="%2."/>
       <w:lvlJc w:val="left"/>
       <w:pPr>
-        <w:ind w:left="1680" w:hanging="440"/>
+        <w:ind w:left="5324" w:hanging="440"/>
       </w:pPr>
     </w:lvl>
     <w:lvl w:ilvl="2" w:tplc="0409001B" w:tentative="1">
@@ -2166,7 +2113,7 @@
       <w:lvlText w:val="%3."/>
       <w:lvlJc w:val="right"/>
       <w:pPr>
-        <w:ind w:left="2120" w:hanging="440"/>
+        <w:ind w:left="5764" w:hanging="440"/>
       </w:pPr>
     </w:lvl>
     <w:lvl w:ilvl="3" w:tplc="0409000F" w:tentative="1">
@@ -2175,7 +2122,7 @@
       <w:lvlText w:val="%4."/>
       <w:lvlJc w:val="left"/>
       <w:pPr>
-        <w:ind w:left="2560" w:hanging="440"/>
+        <w:ind w:left="6204" w:hanging="440"/>
       </w:pPr>
     </w:lvl>
     <w:lvl w:ilvl="4" w:tplc="04090019" w:tentative="1">
@@ -2184,7 +2131,7 @@
       <w:lvlText w:val="%5."/>
       <w:lvlJc w:val="left"/>
       <w:pPr>
-        <w:ind w:left="3000" w:hanging="440"/>
+        <w:ind w:left="6644" w:hanging="440"/>
       </w:pPr>
     </w:lvl>
     <w:lvl w:ilvl="5" w:tplc="0409001B" w:tentative="1">
@@ -2193,7 +2140,7 @@
       <w:lvlText w:val="%6."/>
       <w:lvlJc w:val="right"/>
       <w:pPr>
-        <w:ind w:left="3440" w:hanging="440"/>
+        <w:ind w:left="7084" w:hanging="440"/>
       </w:pPr>
     </w:lvl>
     <w:lvl w:ilvl="6" w:tplc="0409000F" w:tentative="1">
@@ -2202,7 +2149,7 @@
       <w:lvlText w:val="%7."/>
       <w:lvlJc w:val="left"/>
       <w:pPr>
-        <w:ind w:left="3880" w:hanging="440"/>
+        <w:ind w:left="7524" w:hanging="440"/>
       </w:pPr>
     </w:lvl>
     <w:lvl w:ilvl="7" w:tplc="04090019" w:tentative="1">
@@ -2211,7 +2158,7 @@
       <w:lvlText w:val="%8."/>
       <w:lvlJc w:val="left"/>
       <w:pPr>
-        <w:ind w:left="4320" w:hanging="440"/>
+        <w:ind w:left="7964" w:hanging="440"/>
       </w:pPr>
     </w:lvl>
     <w:lvl w:ilvl="8" w:tplc="0409001B" w:tentative="1">
@@ -2220,11 +2167,100 @@
       <w:lvlText w:val="%9."/>
       <w:lvlJc w:val="right"/>
       <w:pPr>
-        <w:ind w:left="4760" w:hanging="440"/>
+        <w:ind w:left="8404" w:hanging="440"/>
       </w:pPr>
     </w:lvl>
   </w:abstractNum>
   <w:abstractNum w:abstractNumId="1" w15:restartNumberingAfterBreak="0">
+    <w:nsid w:val="15EA688B"/>
+    <w:multiLevelType w:val="hybridMultilevel"/>
+    <w:tmpl w:val="F3C2FA2E"/>
+    <w:lvl w:ilvl="0" w:tplc="53484492">
+      <w:start w:val="1"/>
+      <w:numFmt w:val="chosung"/>
+      <w:lvlText w:val="%1."/>
+      <w:lvlJc w:val="left"/>
+      <w:pPr>
+        <w:ind w:left="800" w:hanging="360"/>
+      </w:pPr>
+      <w:rPr>
+        <w:rFonts w:hint="default"/>
+      </w:rPr>
+    </w:lvl>
+    <w:lvl w:ilvl="1" w:tplc="04090019" w:tentative="1">
+      <w:start w:val="1"/>
+      <w:numFmt w:val="upperLetter"/>
+      <w:lvlText w:val="%2."/>
+      <w:lvlJc w:val="left"/>
+      <w:pPr>
+        <w:ind w:left="1320" w:hanging="440"/>
+      </w:pPr>
+    </w:lvl>
+    <w:lvl w:ilvl="2" w:tplc="0409001B" w:tentative="1">
+      <w:start w:val="1"/>
+      <w:numFmt w:val="lowerRoman"/>
+      <w:lvlText w:val="%3."/>
+      <w:lvlJc w:val="right"/>
+      <w:pPr>
+        <w:ind w:left="1760" w:hanging="440"/>
+      </w:pPr>
+    </w:lvl>
+    <w:lvl w:ilvl="3" w:tplc="0409000F" w:tentative="1">
+      <w:start w:val="1"/>
+      <w:numFmt w:val="decimal"/>
+      <w:lvlText w:val="%4."/>
+      <w:lvlJc w:val="left"/>
+      <w:pPr>
+        <w:ind w:left="2200" w:hanging="440"/>
+      </w:pPr>
+    </w:lvl>
+    <w:lvl w:ilvl="4" w:tplc="04090019" w:tentative="1">
+      <w:start w:val="1"/>
+      <w:numFmt w:val="upperLetter"/>
+      <w:lvlText w:val="%5."/>
+      <w:lvlJc w:val="left"/>
+      <w:pPr>
+        <w:ind w:left="2640" w:hanging="440"/>
+      </w:pPr>
+    </w:lvl>
+    <w:lvl w:ilvl="5" w:tplc="0409001B" w:tentative="1">
+      <w:start w:val="1"/>
+      <w:numFmt w:val="lowerRoman"/>
+      <w:lvlText w:val="%6."/>
+      <w:lvlJc w:val="right"/>
+      <w:pPr>
+        <w:ind w:left="3080" w:hanging="440"/>
+      </w:pPr>
+    </w:lvl>
+    <w:lvl w:ilvl="6" w:tplc="0409000F" w:tentative="1">
+      <w:start w:val="1"/>
+      <w:numFmt w:val="decimal"/>
+      <w:lvlText w:val="%7."/>
+      <w:lvlJc w:val="left"/>
+      <w:pPr>
+        <w:ind w:left="3520" w:hanging="440"/>
+      </w:pPr>
+    </w:lvl>
+    <w:lvl w:ilvl="7" w:tplc="04090019" w:tentative="1">
+      <w:start w:val="1"/>
+      <w:numFmt w:val="upperLetter"/>
+      <w:lvlText w:val="%8."/>
+      <w:lvlJc w:val="left"/>
+      <w:pPr>
+        <w:ind w:left="3960" w:hanging="440"/>
+      </w:pPr>
+    </w:lvl>
+    <w:lvl w:ilvl="8" w:tplc="0409001B" w:tentative="1">
+      <w:start w:val="1"/>
+      <w:numFmt w:val="lowerRoman"/>
+      <w:lvlText w:val="%9."/>
+      <w:lvlJc w:val="right"/>
+      <w:pPr>
+        <w:ind w:left="4400" w:hanging="440"/>
+      </w:pPr>
+    </w:lvl>
+  </w:abstractNum>
+  <w:abstractNum w:abstractNumId="2" w15:restartNumberingAfterBreak="0">
     <w:nsid w:val="196D1227"/>
     <w:multiLevelType w:val="hybridMultilevel"/>
     <w:tmpl w:val="9BD6E9AE"/>
@@ -2313,7 +2349,7 @@
       </w:pPr>
     </w:lvl>
   </w:abstractNum>
-  <w:abstractNum w:abstractNumId="2" w15:restartNumberingAfterBreak="0">
+  <w:abstractNum w:abstractNumId="3" w15:restartNumberingAfterBreak="0">
     <w:nsid w:val="1F5B1FD0"/>
     <w:multiLevelType w:val="hybridMultilevel"/>
     <w:tmpl w:val="32B4A836"/>
@@ -2402,7 +2438,7 @@
       </w:pPr>
     </w:lvl>
   </w:abstractNum>
-  <w:abstractNum w:abstractNumId="3" w15:restartNumberingAfterBreak="0">
+  <w:abstractNum w:abstractNumId="4" w15:restartNumberingAfterBreak="0">
     <w:nsid w:val="20CC64D4"/>
     <w:multiLevelType w:val="hybridMultilevel"/>
     <w:tmpl w:val="107A5D52"/>
@@ -2491,7 +2527,185 @@
       </w:pPr>
     </w:lvl>
   </w:abstractNum>
-  <w:abstractNum w:abstractNumId="4" w15:restartNumberingAfterBreak="0">
+  <w:abstractNum w:abstractNumId="5" w15:restartNumberingAfterBreak="0">
+    <w:nsid w:val="25013EEC"/>
+    <w:multiLevelType w:val="hybridMultilevel"/>
+    <w:tmpl w:val="FEF222A0"/>
+    <w:lvl w:ilvl="0" w:tplc="AD8EB9F8">
+      <w:start w:val="1"/>
+      <w:numFmt w:val="chosung"/>
+      <w:lvlText w:val="%1."/>
+      <w:lvlJc w:val="left"/>
+      <w:pPr>
+        <w:ind w:left="1160" w:hanging="360"/>
+      </w:pPr>
+      <w:rPr>
+        <w:rFonts w:hint="default"/>
+      </w:rPr>
+    </w:lvl>
+    <w:lvl w:ilvl="1" w:tplc="04090019" w:tentative="1">
+      <w:start w:val="1"/>
+      <w:numFmt w:val="upperLetter"/>
+      <w:lvlText w:val="%2."/>
+      <w:lvlJc w:val="left"/>
+      <w:pPr>
+        <w:ind w:left="1680" w:hanging="440"/>
+      </w:pPr>
+    </w:lvl>
+    <w:lvl w:ilvl="2" w:tplc="0409001B" w:tentative="1">
+      <w:start w:val="1"/>
+      <w:numFmt w:val="lowerRoman"/>
+      <w:lvlText w:val="%3."/>
+      <w:lvlJc w:val="right"/>
+      <w:pPr>
+        <w:ind w:left="2120" w:hanging="440"/>
+      </w:pPr>
+    </w:lvl>
+    <w:lvl w:ilvl="3" w:tplc="0409000F" w:tentative="1">
+      <w:start w:val="1"/>
+      <w:numFmt w:val="decimal"/>
+      <w:lvlText w:val="%4."/>
+      <w:lvlJc w:val="left"/>
+      <w:pPr>
+        <w:ind w:left="2560" w:hanging="440"/>
+      </w:pPr>
+    </w:lvl>
+    <w:lvl w:ilvl="4" w:tplc="04090019" w:tentative="1">
+      <w:start w:val="1"/>
+      <w:numFmt w:val="upperLetter"/>
+      <w:lvlText w:val="%5."/>
+      <w:lvlJc w:val="left"/>
+      <w:pPr>
+        <w:ind w:left="3000" w:hanging="440"/>
+      </w:pPr>
+    </w:lvl>
+    <w:lvl w:ilvl="5" w:tplc="0409001B" w:tentative="1">
+      <w:start w:val="1"/>
+      <w:numFmt w:val="lowerRoman"/>
+      <w:lvlText w:val="%6."/>
+      <w:lvlJc w:val="right"/>
+      <w:pPr>
+        <w:ind w:left="3440" w:hanging="440"/>
+      </w:pPr>
+    </w:lvl>
+    <w:lvl w:ilvl="6" w:tplc="0409000F" w:tentative="1">
+      <w:start w:val="1"/>
+      <w:numFmt w:val="decimal"/>
+      <w:lvlText w:val="%7."/>
+      <w:lvlJc w:val="left"/>
+      <w:pPr>
+        <w:ind w:left="3880" w:hanging="440"/>
+      </w:pPr>
+    </w:lvl>
+    <w:lvl w:ilvl="7" w:tplc="04090019" w:tentative="1">
+      <w:start w:val="1"/>
+      <w:numFmt w:val="upperLetter"/>
+      <w:lvlText w:val="%8."/>
+      <w:lvlJc w:val="left"/>
+      <w:pPr>
+        <w:ind w:left="4320" w:hanging="440"/>
+      </w:pPr>
+    </w:lvl>
+    <w:lvl w:ilvl="8" w:tplc="0409001B" w:tentative="1">
+      <w:start w:val="1"/>
+      <w:numFmt w:val="lowerRoman"/>
+      <w:lvlText w:val="%9."/>
+      <w:lvlJc w:val="right"/>
+      <w:pPr>
+        <w:ind w:left="4760" w:hanging="440"/>
+      </w:pPr>
+    </w:lvl>
+  </w:abstractNum>
+  <w:abstractNum w:abstractNumId="6" w15:restartNumberingAfterBreak="0">
+    <w:nsid w:val="2C2A7888"/>
+    <w:multiLevelType w:val="hybridMultilevel"/>
+    <w:tmpl w:val="68FAB1C4"/>
+    <w:lvl w:ilvl="0" w:tplc="D904094E">
+      <w:start w:val="1"/>
+      <w:numFmt w:val="chosung"/>
+      <w:lvlText w:val="%1."/>
+      <w:lvlJc w:val="left"/>
+      <w:pPr>
+        <w:ind w:left="800" w:hanging="360"/>
+      </w:pPr>
+      <w:rPr>
+        <w:rFonts w:hint="default"/>
+      </w:rPr>
+    </w:lvl>
+    <w:lvl w:ilvl="1" w:tplc="04090019" w:tentative="1">
+      <w:start w:val="1"/>
+      <w:numFmt w:val="upperLetter"/>
+      <w:lvlText w:val="%2."/>
+      <w:lvlJc w:val="left"/>
+      <w:pPr>
+        <w:ind w:left="1320" w:hanging="440"/>
+      </w:pPr>
+    </w:lvl>
+    <w:lvl w:ilvl="2" w:tplc="0409001B" w:tentative="1">
+      <w:start w:val="1"/>
+      <w:numFmt w:val="lowerRoman"/>
+      <w:lvlText w:val="%3."/>
+      <w:lvlJc w:val="right"/>
+      <w:pPr>
+        <w:ind w:left="1760" w:hanging="440"/>
+      </w:pPr>
+    </w:lvl>
+    <w:lvl w:ilvl="3" w:tplc="0409000F" w:tentative="1">
+      <w:start w:val="1"/>
+      <w:numFmt w:val="decimal"/>
+      <w:lvlText w:val="%4."/>
+      <w:lvlJc w:val="left"/>
+      <w:pPr>
+        <w:ind w:left="2200" w:hanging="440"/>
+      </w:pPr>
+    </w:lvl>
+    <w:lvl w:ilvl="4" w:tplc="04090019" w:tentative="1">
+      <w:start w:val="1"/>
+      <w:numFmt w:val="upperLetter"/>
+      <w:lvlText w:val="%5."/>
+      <w:lvlJc w:val="left"/>
+      <w:pPr>
+        <w:ind w:left="2640" w:hanging="440"/>
+      </w:pPr>
+    </w:lvl>
+    <w:lvl w:ilvl="5" w:tplc="0409001B" w:tentative="1">
+      <w:start w:val="1"/>
+      <w:numFmt w:val="lowerRoman"/>
+      <w:lvlText w:val="%6."/>
+      <w:lvlJc w:val="right"/>
+      <w:pPr>
+        <w:ind w:left="3080" w:hanging="440"/>
+      </w:pPr>
+    </w:lvl>
+    <w:lvl w:ilvl="6" w:tplc="0409000F" w:tentative="1">
+      <w:start w:val="1"/>
+      <w:numFmt w:val="decimal"/>
+      <w:lvlText w:val="%7."/>
+      <w:lvlJc w:val="left"/>
+      <w:pPr>
+        <w:ind w:left="3520" w:hanging="440"/>
+      </w:pPr>
+    </w:lvl>
+    <w:lvl w:ilvl="7" w:tplc="04090019" w:tentative="1">
+      <w:start w:val="1"/>
+      <w:numFmt w:val="upperLetter"/>
+      <w:lvlText w:val="%8."/>
+      <w:lvlJc w:val="left"/>
+      <w:pPr>
+        <w:ind w:left="3960" w:hanging="440"/>
+      </w:pPr>
+    </w:lvl>
+    <w:lvl w:ilvl="8" w:tplc="0409001B" w:tentative="1">
+      <w:start w:val="1"/>
+      <w:numFmt w:val="lowerRoman"/>
+      <w:lvlText w:val="%9."/>
+      <w:lvlJc w:val="right"/>
+      <w:pPr>
+        <w:ind w:left="4400" w:hanging="440"/>
+      </w:pPr>
+    </w:lvl>
+  </w:abstractNum>
+  <w:abstractNum w:abstractNumId="7" w15:restartNumberingAfterBreak="0">
     <w:nsid w:val="2E48477D"/>
     <w:multiLevelType w:val="hybridMultilevel"/>
     <w:tmpl w:val="D9342826"/>
@@ -2580,7 +2794,363 @@
       </w:pPr>
     </w:lvl>
   </w:abstractNum>
-  <w:abstractNum w:abstractNumId="5" w15:restartNumberingAfterBreak="0">
+  <w:abstractNum w:abstractNumId="8" w15:restartNumberingAfterBreak="0">
+    <w:nsid w:val="2EDE2D25"/>
+    <w:multiLevelType w:val="hybridMultilevel"/>
+    <w:tmpl w:val="949EDE88"/>
+    <w:lvl w:ilvl="0" w:tplc="EB28075C">
+      <w:start w:val="1"/>
+      <w:numFmt w:val="chosung"/>
+      <w:lvlText w:val="%1."/>
+      <w:lvlJc w:val="left"/>
+      <w:pPr>
+        <w:ind w:left="1160" w:hanging="360"/>
+      </w:pPr>
+      <w:rPr>
+        <w:rFonts w:hint="default"/>
+      </w:rPr>
+    </w:lvl>
+    <w:lvl w:ilvl="1" w:tplc="04090019" w:tentative="1">
+      <w:start w:val="1"/>
+      <w:numFmt w:val="upperLetter"/>
+      <w:lvlText w:val="%2."/>
+      <w:lvlJc w:val="left"/>
+      <w:pPr>
+        <w:ind w:left="1680" w:hanging="440"/>
+      </w:pPr>
+    </w:lvl>
+    <w:lvl w:ilvl="2" w:tplc="0409001B" w:tentative="1">
+      <w:start w:val="1"/>
+      <w:numFmt w:val="lowerRoman"/>
+      <w:lvlText w:val="%3."/>
+      <w:lvlJc w:val="right"/>
+      <w:pPr>
+        <w:ind w:left="2120" w:hanging="440"/>
+      </w:pPr>
+    </w:lvl>
+    <w:lvl w:ilvl="3" w:tplc="0409000F" w:tentative="1">
+      <w:start w:val="1"/>
+      <w:numFmt w:val="decimal"/>
+      <w:lvlText w:val="%4."/>
+      <w:lvlJc w:val="left"/>
+      <w:pPr>
+        <w:ind w:left="2560" w:hanging="440"/>
+      </w:pPr>
+    </w:lvl>
+    <w:lvl w:ilvl="4" w:tplc="04090019" w:tentative="1">
+      <w:start w:val="1"/>
+      <w:numFmt w:val="upperLetter"/>
+      <w:lvlText w:val="%5."/>
+      <w:lvlJc w:val="left"/>
+      <w:pPr>
+        <w:ind w:left="3000" w:hanging="440"/>
+      </w:pPr>
+    </w:lvl>
+    <w:lvl w:ilvl="5" w:tplc="0409001B" w:tentative="1">
+      <w:start w:val="1"/>
+      <w:numFmt w:val="lowerRoman"/>
+      <w:lvlText w:val="%6."/>
+      <w:lvlJc w:val="right"/>
+      <w:pPr>
+        <w:ind w:left="3440" w:hanging="440"/>
+      </w:pPr>
+    </w:lvl>
+    <w:lvl w:ilvl="6" w:tplc="0409000F" w:tentative="1">
+      <w:start w:val="1"/>
+      <w:numFmt w:val="decimal"/>
+      <w:lvlText w:val="%7."/>
+      <w:lvlJc w:val="left"/>
+      <w:pPr>
+        <w:ind w:left="3880" w:hanging="440"/>
+      </w:pPr>
+    </w:lvl>
+    <w:lvl w:ilvl="7" w:tplc="04090019" w:tentative="1">
+      <w:start w:val="1"/>
+      <w:numFmt w:val="upperLetter"/>
+      <w:lvlText w:val="%8."/>
+      <w:lvlJc w:val="left"/>
+      <w:pPr>
+        <w:ind w:left="4320" w:hanging="440"/>
+      </w:pPr>
+    </w:lvl>
+    <w:lvl w:ilvl="8" w:tplc="0409001B" w:tentative="1">
+      <w:start w:val="1"/>
+      <w:numFmt w:val="lowerRoman"/>
+      <w:lvlText w:val="%9."/>
+      <w:lvlJc w:val="right"/>
+      <w:pPr>
+        <w:ind w:left="4760" w:hanging="440"/>
+      </w:pPr>
+    </w:lvl>
+  </w:abstractNum>
+  <w:abstractNum w:abstractNumId="9" w15:restartNumberingAfterBreak="0">
+    <w:nsid w:val="310B3C44"/>
+    <w:multiLevelType w:val="hybridMultilevel"/>
+    <w:tmpl w:val="838ABA48"/>
+    <w:lvl w:ilvl="0" w:tplc="21A067A4">
+      <w:start w:val="1"/>
+      <w:numFmt w:val="chosung"/>
+      <w:lvlText w:val="%1."/>
+      <w:lvlJc w:val="left"/>
+      <w:pPr>
+        <w:ind w:left="800" w:hanging="360"/>
+      </w:pPr>
+      <w:rPr>
+        <w:rFonts w:hint="default"/>
+      </w:rPr>
+    </w:lvl>
+    <w:lvl w:ilvl="1" w:tplc="04090019" w:tentative="1">
+      <w:start w:val="1"/>
+      <w:numFmt w:val="upperLetter"/>
+      <w:lvlText w:val="%2."/>
+      <w:lvlJc w:val="left"/>
+      <w:pPr>
+        <w:ind w:left="1320" w:hanging="440"/>
+      </w:pPr>
+    </w:lvl>
+    <w:lvl w:ilvl="2" w:tplc="0409001B" w:tentative="1">
+      <w:start w:val="1"/>
+      <w:numFmt w:val="lowerRoman"/>
+      <w:lvlText w:val="%3."/>
+      <w:lvlJc w:val="right"/>
+      <w:pPr>
+        <w:ind w:left="1760" w:hanging="440"/>
+      </w:pPr>
+    </w:lvl>
+    <w:lvl w:ilvl="3" w:tplc="0409000F" w:tentative="1">
+      <w:start w:val="1"/>
+      <w:numFmt w:val="decimal"/>
+      <w:lvlText w:val="%4."/>
+      <w:lvlJc w:val="left"/>
+      <w:pPr>
+        <w:ind w:left="2200" w:hanging="440"/>
+      </w:pPr>
+    </w:lvl>
+    <w:lvl w:ilvl="4" w:tplc="04090019" w:tentative="1">
+      <w:start w:val="1"/>
+      <w:numFmt w:val="upperLetter"/>
+      <w:lvlText w:val="%5."/>
+      <w:lvlJc w:val="left"/>
+      <w:pPr>
+        <w:ind w:left="2640" w:hanging="440"/>
+      </w:pPr>
+    </w:lvl>
+    <w:lvl w:ilvl="5" w:tplc="0409001B" w:tentative="1">
+      <w:start w:val="1"/>
+      <w:numFmt w:val="lowerRoman"/>
+      <w:lvlText w:val="%6."/>
+      <w:lvlJc w:val="right"/>
+      <w:pPr>
+        <w:ind w:left="3080" w:hanging="440"/>
+      </w:pPr>
+    </w:lvl>
+    <w:lvl w:ilvl="6" w:tplc="0409000F" w:tentative="1">
+      <w:start w:val="1"/>
+      <w:numFmt w:val="decimal"/>
+      <w:lvlText w:val="%7."/>
+      <w:lvlJc w:val="left"/>
+      <w:pPr>
+        <w:ind w:left="3520" w:hanging="440"/>
+      </w:pPr>
+    </w:lvl>
+    <w:lvl w:ilvl="7" w:tplc="04090019" w:tentative="1">
+      <w:start w:val="1"/>
+      <w:numFmt w:val="upperLetter"/>
+      <w:lvlText w:val="%8."/>
+      <w:lvlJc w:val="left"/>
+      <w:pPr>
+        <w:ind w:left="3960" w:hanging="440"/>
+      </w:pPr>
+    </w:lvl>
+    <w:lvl w:ilvl="8" w:tplc="0409001B" w:tentative="1">
+      <w:start w:val="1"/>
+      <w:numFmt w:val="lowerRoman"/>
+      <w:lvlText w:val="%9."/>
+      <w:lvlJc w:val="right"/>
+      <w:pPr>
+        <w:ind w:left="4400" w:hanging="440"/>
+      </w:pPr>
+    </w:lvl>
+  </w:abstractNum>
+  <w:abstractNum w:abstractNumId="10" w15:restartNumberingAfterBreak="0">
+    <w:nsid w:val="37806BD1"/>
+    <w:multiLevelType w:val="hybridMultilevel"/>
+    <w:tmpl w:val="CCD80636"/>
+    <w:lvl w:ilvl="0" w:tplc="32EACA8A">
+      <w:start w:val="1"/>
+      <w:numFmt w:val="chosung"/>
+      <w:lvlText w:val="%1."/>
+      <w:lvlJc w:val="left"/>
+      <w:pPr>
+        <w:ind w:left="800" w:hanging="360"/>
+      </w:pPr>
+      <w:rPr>
+        <w:rFonts w:hint="default"/>
+      </w:rPr>
+    </w:lvl>
+    <w:lvl w:ilvl="1" w:tplc="04090019" w:tentative="1">
+      <w:start w:val="1"/>
+      <w:numFmt w:val="upperLetter"/>
+      <w:lvlText w:val="%2."/>
+      <w:lvlJc w:val="left"/>
+      <w:pPr>
+        <w:ind w:left="1320" w:hanging="440"/>
+      </w:pPr>
+    </w:lvl>
+    <w:lvl w:ilvl="2" w:tplc="0409001B" w:tentative="1">
+      <w:start w:val="1"/>
+      <w:numFmt w:val="lowerRoman"/>
+      <w:lvlText w:val="%3."/>
+      <w:lvlJc w:val="right"/>
+      <w:pPr>
+        <w:ind w:left="1760" w:hanging="440"/>
+      </w:pPr>
+    </w:lvl>
+    <w:lvl w:ilvl="3" w:tplc="0409000F" w:tentative="1">
+      <w:start w:val="1"/>
+      <w:numFmt w:val="decimal"/>
+      <w:lvlText w:val="%4."/>
+      <w:lvlJc w:val="left"/>
+      <w:pPr>
+        <w:ind w:left="2200" w:hanging="440"/>
+      </w:pPr>
+    </w:lvl>
+    <w:lvl w:ilvl="4" w:tplc="04090019" w:tentative="1">
+      <w:start w:val="1"/>
+      <w:numFmt w:val="upperLetter"/>
+      <w:lvlText w:val="%5."/>
+      <w:lvlJc w:val="left"/>
+      <w:pPr>
+        <w:ind w:left="2640" w:hanging="440"/>
+      </w:pPr>
+    </w:lvl>
+    <w:lvl w:ilvl="5" w:tplc="0409001B" w:tentative="1">
+      <w:start w:val="1"/>
+      <w:numFmt w:val="lowerRoman"/>
+      <w:lvlText w:val="%6."/>
+      <w:lvlJc w:val="right"/>
+      <w:pPr>
+        <w:ind w:left="3080" w:hanging="440"/>
+      </w:pPr>
+    </w:lvl>
+    <w:lvl w:ilvl="6" w:tplc="0409000F" w:tentative="1">
+      <w:start w:val="1"/>
+      <w:numFmt w:val="decimal"/>
+      <w:lvlText w:val="%7."/>
+      <w:lvlJc w:val="left"/>
+      <w:pPr>
+        <w:ind w:left="3520" w:hanging="440"/>
+      </w:pPr>
+    </w:lvl>
+    <w:lvl w:ilvl="7" w:tplc="04090019" w:tentative="1">
+      <w:start w:val="1"/>
+      <w:numFmt w:val="upperLetter"/>
+      <w:lvlText w:val="%8."/>
+      <w:lvlJc w:val="left"/>
+      <w:pPr>
+        <w:ind w:left="3960" w:hanging="440"/>
+      </w:pPr>
+    </w:lvl>
+    <w:lvl w:ilvl="8" w:tplc="0409001B" w:tentative="1">
+      <w:start w:val="1"/>
+      <w:numFmt w:val="lowerRoman"/>
+      <w:lvlText w:val="%9."/>
+      <w:lvlJc w:val="right"/>
+      <w:pPr>
+        <w:ind w:left="4400" w:hanging="440"/>
+      </w:pPr>
+    </w:lvl>
+  </w:abstractNum>
+  <w:abstractNum w:abstractNumId="11" w15:restartNumberingAfterBreak="0">
+    <w:nsid w:val="37975AE6"/>
+    <w:multiLevelType w:val="hybridMultilevel"/>
+    <w:tmpl w:val="B3D6BEAC"/>
+    <w:lvl w:ilvl="0" w:tplc="554A7B10">
+      <w:start w:val="1"/>
+      <w:numFmt w:val="chosung"/>
+      <w:lvlText w:val="%1."/>
+      <w:lvlJc w:val="left"/>
+      <w:pPr>
+        <w:ind w:left="1160" w:hanging="360"/>
+      </w:pPr>
+      <w:rPr>
+        <w:rFonts w:hint="default"/>
+      </w:rPr>
+    </w:lvl>
+    <w:lvl w:ilvl="1" w:tplc="04090019" w:tentative="1">
+      <w:start w:val="1"/>
+      <w:numFmt w:val="upperLetter"/>
+      <w:lvlText w:val="%2."/>
+      <w:lvlJc w:val="left"/>
+      <w:pPr>
+        <w:ind w:left="1680" w:hanging="440"/>
+      </w:pPr>
+    </w:lvl>
+    <w:lvl w:ilvl="2" w:tplc="0409001B" w:tentative="1">
+      <w:start w:val="1"/>
+      <w:numFmt w:val="lowerRoman"/>
+      <w:lvlText w:val="%3."/>
+      <w:lvlJc w:val="right"/>
+      <w:pPr>
+        <w:ind w:left="2120" w:hanging="440"/>
+      </w:pPr>
+    </w:lvl>
+    <w:lvl w:ilvl="3" w:tplc="0409000F" w:tentative="1">
+      <w:start w:val="1"/>
+      <w:numFmt w:val="decimal"/>
+      <w:lvlText w:val="%4."/>
+      <w:lvlJc w:val="left"/>
+      <w:pPr>
+        <w:ind w:left="2560" w:hanging="440"/>
+      </w:pPr>
+    </w:lvl>
+    <w:lvl w:ilvl="4" w:tplc="04090019" w:tentative="1">
+      <w:start w:val="1"/>
+      <w:numFmt w:val="upperLetter"/>
+      <w:lvlText w:val="%5."/>
+      <w:lvlJc w:val="left"/>
+      <w:pPr>
+        <w:ind w:left="3000" w:hanging="440"/>
+      </w:pPr>
+    </w:lvl>
+    <w:lvl w:ilvl="5" w:tplc="0409001B" w:tentative="1">
+      <w:start w:val="1"/>
+      <w:numFmt w:val="lowerRoman"/>
+      <w:lvlText w:val="%6."/>
+      <w:lvlJc w:val="right"/>
+      <w:pPr>
+        <w:ind w:left="3440" w:hanging="440"/>
+      </w:pPr>
+    </w:lvl>
+    <w:lvl w:ilvl="6" w:tplc="0409000F" w:tentative="1">
+      <w:start w:val="1"/>
+      <w:numFmt w:val="decimal"/>
+      <w:lvlText w:val="%7."/>
+      <w:lvlJc w:val="left"/>
+      <w:pPr>
+        <w:ind w:left="3880" w:hanging="440"/>
+      </w:pPr>
+    </w:lvl>
+    <w:lvl w:ilvl="7" w:tplc="04090019" w:tentative="1">
+      <w:start w:val="1"/>
+      <w:numFmt w:val="upperLetter"/>
+      <w:lvlText w:val="%8."/>
+      <w:lvlJc w:val="left"/>
+      <w:pPr>
+        <w:ind w:left="4320" w:hanging="440"/>
+      </w:pPr>
+    </w:lvl>
+    <w:lvl w:ilvl="8" w:tplc="0409001B" w:tentative="1">
+      <w:start w:val="1"/>
+      <w:numFmt w:val="lowerRoman"/>
+      <w:lvlText w:val="%9."/>
+      <w:lvlJc w:val="right"/>
+      <w:pPr>
+        <w:ind w:left="4760" w:hanging="440"/>
+      </w:pPr>
+    </w:lvl>
+  </w:abstractNum>
+  <w:abstractNum w:abstractNumId="12" w15:restartNumberingAfterBreak="0">
     <w:nsid w:val="37FC6D3F"/>
     <w:multiLevelType w:val="hybridMultilevel"/>
     <w:tmpl w:val="BC942AF4"/>
@@ -2669,7 +3239,96 @@
       </w:pPr>
     </w:lvl>
   </w:abstractNum>
-  <w:abstractNum w:abstractNumId="6" w15:restartNumberingAfterBreak="0">
+  <w:abstractNum w:abstractNumId="13" w15:restartNumberingAfterBreak="0">
+    <w:nsid w:val="399D056F"/>
+    <w:multiLevelType w:val="hybridMultilevel"/>
+    <w:tmpl w:val="9CF255DC"/>
+    <w:lvl w:ilvl="0" w:tplc="E1A061CE">
+      <w:start w:val="1"/>
+      <w:numFmt w:val="chosung"/>
+      <w:lvlText w:val="%1."/>
+      <w:lvlJc w:val="left"/>
+      <w:pPr>
+        <w:ind w:left="1160" w:hanging="360"/>
+      </w:pPr>
+      <w:rPr>
+        <w:rFonts w:hint="default"/>
+      </w:rPr>
+    </w:lvl>
+    <w:lvl w:ilvl="1" w:tplc="04090019" w:tentative="1">
+      <w:start w:val="1"/>
+      <w:numFmt w:val="upperLetter"/>
+      <w:lvlText w:val="%2."/>
+      <w:lvlJc w:val="left"/>
+      <w:pPr>
+        <w:ind w:left="1680" w:hanging="440"/>
+      </w:pPr>
+    </w:lvl>
+    <w:lvl w:ilvl="2" w:tplc="0409001B" w:tentative="1">
+      <w:start w:val="1"/>
+      <w:numFmt w:val="lowerRoman"/>
+      <w:lvlText w:val="%3."/>
+      <w:lvlJc w:val="right"/>
+      <w:pPr>
+        <w:ind w:left="2120" w:hanging="440"/>
+      </w:pPr>
+    </w:lvl>
+    <w:lvl w:ilvl="3" w:tplc="0409000F" w:tentative="1">
+      <w:start w:val="1"/>
+      <w:numFmt w:val="decimal"/>
+      <w:lvlText w:val="%4."/>
+      <w:lvlJc w:val="left"/>
+      <w:pPr>
+        <w:ind w:left="2560" w:hanging="440"/>
+      </w:pPr>
+    </w:lvl>
+    <w:lvl w:ilvl="4" w:tplc="04090019" w:tentative="1">
+      <w:start w:val="1"/>
+      <w:numFmt w:val="upperLetter"/>
+      <w:lvlText w:val="%5."/>
+      <w:lvlJc w:val="left"/>
+      <w:pPr>
+        <w:ind w:left="3000" w:hanging="440"/>
+      </w:pPr>
+    </w:lvl>
+    <w:lvl w:ilvl="5" w:tplc="0409001B" w:tentative="1">
+      <w:start w:val="1"/>
+      <w:numFmt w:val="lowerRoman"/>
+      <w:lvlText w:val="%6."/>
+      <w:lvlJc w:val="right"/>
+      <w:pPr>
+        <w:ind w:left="3440" w:hanging="440"/>
+      </w:pPr>
+    </w:lvl>
+    <w:lvl w:ilvl="6" w:tplc="0409000F" w:tentative="1">
+      <w:start w:val="1"/>
+      <w:numFmt w:val="decimal"/>
+      <w:lvlText w:val="%7."/>
+      <w:lvlJc w:val="left"/>
+      <w:pPr>
+        <w:ind w:left="3880" w:hanging="440"/>
+      </w:pPr>
+    </w:lvl>
+    <w:lvl w:ilvl="7" w:tplc="04090019" w:tentative="1">
+      <w:start w:val="1"/>
+      <w:numFmt w:val="upperLetter"/>
+      <w:lvlText w:val="%8."/>
+      <w:lvlJc w:val="left"/>
+      <w:pPr>
+        <w:ind w:left="4320" w:hanging="440"/>
+      </w:pPr>
+    </w:lvl>
+    <w:lvl w:ilvl="8" w:tplc="0409001B" w:tentative="1">
+      <w:start w:val="1"/>
+      <w:numFmt w:val="lowerRoman"/>
+      <w:lvlText w:val="%9."/>
+      <w:lvlJc w:val="right"/>
+      <w:pPr>
+        <w:ind w:left="4760" w:hanging="440"/>
+      </w:pPr>
+    </w:lvl>
+  </w:abstractNum>
+  <w:abstractNum w:abstractNumId="14" w15:restartNumberingAfterBreak="0">
     <w:nsid w:val="3A5E5ED1"/>
     <w:multiLevelType w:val="hybridMultilevel"/>
     <w:tmpl w:val="B7829A5E"/>
@@ -2758,7 +3417,7 @@
       </w:pPr>
     </w:lvl>
   </w:abstractNum>
-  <w:abstractNum w:abstractNumId="7" w15:restartNumberingAfterBreak="0">
+  <w:abstractNum w:abstractNumId="15" w15:restartNumberingAfterBreak="0">
     <w:nsid w:val="44E53B70"/>
     <w:multiLevelType w:val="hybridMultilevel"/>
     <w:tmpl w:val="C6AC3A56"/>
@@ -2847,7 +3506,185 @@
       </w:pPr>
     </w:lvl>
   </w:abstractNum>
-  <w:abstractNum w:abstractNumId="8" w15:restartNumberingAfterBreak="0">
+  <w:abstractNum w:abstractNumId="16" w15:restartNumberingAfterBreak="0">
+    <w:nsid w:val="4BAE10F5"/>
+    <w:multiLevelType w:val="hybridMultilevel"/>
+    <w:tmpl w:val="DA742BA6"/>
+    <w:lvl w:ilvl="0" w:tplc="444468FA">
+      <w:start w:val="1"/>
+      <w:numFmt w:val="chosung"/>
+      <w:lvlText w:val="%1."/>
+      <w:lvlJc w:val="left"/>
+      <w:pPr>
+        <w:ind w:left="800" w:hanging="360"/>
+      </w:pPr>
+      <w:rPr>
+        <w:rFonts w:hint="default"/>
+      </w:rPr>
+    </w:lvl>
+    <w:lvl w:ilvl="1" w:tplc="04090019" w:tentative="1">
+      <w:start w:val="1"/>
+      <w:numFmt w:val="upperLetter"/>
+      <w:lvlText w:val="%2."/>
+      <w:lvlJc w:val="left"/>
+      <w:pPr>
+        <w:ind w:left="1320" w:hanging="440"/>
+      </w:pPr>
+    </w:lvl>
+    <w:lvl w:ilvl="2" w:tplc="0409001B" w:tentative="1">
+      <w:start w:val="1"/>
+      <w:numFmt w:val="lowerRoman"/>
+      <w:lvlText w:val="%3."/>
+      <w:lvlJc w:val="right"/>
+      <w:pPr>
+        <w:ind w:left="1760" w:hanging="440"/>
+      </w:pPr>
+    </w:lvl>
+    <w:lvl w:ilvl="3" w:tplc="0409000F" w:tentative="1">
+      <w:start w:val="1"/>
+      <w:numFmt w:val="decimal"/>
+      <w:lvlText w:val="%4."/>
+      <w:lvlJc w:val="left"/>
+      <w:pPr>
+        <w:ind w:left="2200" w:hanging="440"/>
+      </w:pPr>
+    </w:lvl>
+    <w:lvl w:ilvl="4" w:tplc="04090019" w:tentative="1">
+      <w:start w:val="1"/>
+      <w:numFmt w:val="upperLetter"/>
+      <w:lvlText w:val="%5."/>
+      <w:lvlJc w:val="left"/>
+      <w:pPr>
+        <w:ind w:left="2640" w:hanging="440"/>
+      </w:pPr>
+    </w:lvl>
+    <w:lvl w:ilvl="5" w:tplc="0409001B" w:tentative="1">
+      <w:start w:val="1"/>
+      <w:numFmt w:val="lowerRoman"/>
+      <w:lvlText w:val="%6."/>
+      <w:lvlJc w:val="right"/>
+      <w:pPr>
+        <w:ind w:left="3080" w:hanging="440"/>
+      </w:pPr>
+    </w:lvl>
+    <w:lvl w:ilvl="6" w:tplc="0409000F" w:tentative="1">
+      <w:start w:val="1"/>
+      <w:numFmt w:val="decimal"/>
+      <w:lvlText w:val="%7."/>
+      <w:lvlJc w:val="left"/>
+      <w:pPr>
+        <w:ind w:left="3520" w:hanging="440"/>
+      </w:pPr>
+    </w:lvl>
+    <w:lvl w:ilvl="7" w:tplc="04090019" w:tentative="1">
+      <w:start w:val="1"/>
+      <w:numFmt w:val="upperLetter"/>
+      <w:lvlText w:val="%8."/>
+      <w:lvlJc w:val="left"/>
+      <w:pPr>
+        <w:ind w:left="3960" w:hanging="440"/>
+      </w:pPr>
+    </w:lvl>
+    <w:lvl w:ilvl="8" w:tplc="0409001B" w:tentative="1">
+      <w:start w:val="1"/>
+      <w:numFmt w:val="lowerRoman"/>
+      <w:lvlText w:val="%9."/>
+      <w:lvlJc w:val="right"/>
+      <w:pPr>
+        <w:ind w:left="4400" w:hanging="440"/>
+      </w:pPr>
+    </w:lvl>
+  </w:abstractNum>
+  <w:abstractNum w:abstractNumId="17" w15:restartNumberingAfterBreak="0">
+    <w:nsid w:val="4C8D7772"/>
+    <w:multiLevelType w:val="hybridMultilevel"/>
+    <w:tmpl w:val="808C0686"/>
+    <w:lvl w:ilvl="0" w:tplc="89FC28FA">
+      <w:start w:val="1"/>
+      <w:numFmt w:val="chosung"/>
+      <w:lvlText w:val="%1."/>
+      <w:lvlJc w:val="left"/>
+      <w:pPr>
+        <w:ind w:left="800" w:hanging="360"/>
+      </w:pPr>
+      <w:rPr>
+        <w:rFonts w:hint="default"/>
+      </w:rPr>
+    </w:lvl>
+    <w:lvl w:ilvl="1" w:tplc="04090019" w:tentative="1">
+      <w:start w:val="1"/>
+      <w:numFmt w:val="upperLetter"/>
+      <w:lvlText w:val="%2."/>
+      <w:lvlJc w:val="left"/>
+      <w:pPr>
+        <w:ind w:left="1320" w:hanging="440"/>
+      </w:pPr>
+    </w:lvl>
+    <w:lvl w:ilvl="2" w:tplc="0409001B" w:tentative="1">
+      <w:start w:val="1"/>
+      <w:numFmt w:val="lowerRoman"/>
+      <w:lvlText w:val="%3."/>
+      <w:lvlJc w:val="right"/>
+      <w:pPr>
+        <w:ind w:left="1760" w:hanging="440"/>
+      </w:pPr>
+    </w:lvl>
+    <w:lvl w:ilvl="3" w:tplc="0409000F" w:tentative="1">
+      <w:start w:val="1"/>
+      <w:numFmt w:val="decimal"/>
+      <w:lvlText w:val="%4."/>
+      <w:lvlJc w:val="left"/>
+      <w:pPr>
+        <w:ind w:left="2200" w:hanging="440"/>
+      </w:pPr>
+    </w:lvl>
+    <w:lvl w:ilvl="4" w:tplc="04090019" w:tentative="1">
+      <w:start w:val="1"/>
+      <w:numFmt w:val="upperLetter"/>
+      <w:lvlText w:val="%5."/>
+      <w:lvlJc w:val="left"/>
+      <w:pPr>
+        <w:ind w:left="2640" w:hanging="440"/>
+      </w:pPr>
+    </w:lvl>
+    <w:lvl w:ilvl="5" w:tplc="0409001B" w:tentative="1">
+      <w:start w:val="1"/>
+      <w:numFmt w:val="lowerRoman"/>
+      <w:lvlText w:val="%6."/>
+      <w:lvlJc w:val="right"/>
+      <w:pPr>
+        <w:ind w:left="3080" w:hanging="440"/>
+      </w:pPr>
+    </w:lvl>
+    <w:lvl w:ilvl="6" w:tplc="0409000F" w:tentative="1">
+      <w:start w:val="1"/>
+      <w:numFmt w:val="decimal"/>
+      <w:lvlText w:val="%7."/>
+      <w:lvlJc w:val="left"/>
+      <w:pPr>
+        <w:ind w:left="3520" w:hanging="440"/>
+      </w:pPr>
+    </w:lvl>
+    <w:lvl w:ilvl="7" w:tplc="04090019" w:tentative="1">
+      <w:start w:val="1"/>
+      <w:numFmt w:val="upperLetter"/>
+      <w:lvlText w:val="%8."/>
+      <w:lvlJc w:val="left"/>
+      <w:pPr>
+        <w:ind w:left="3960" w:hanging="440"/>
+      </w:pPr>
+    </w:lvl>
+    <w:lvl w:ilvl="8" w:tplc="0409001B" w:tentative="1">
+      <w:start w:val="1"/>
+      <w:numFmt w:val="lowerRoman"/>
+      <w:lvlText w:val="%9."/>
+      <w:lvlJc w:val="right"/>
+      <w:pPr>
+        <w:ind w:left="4400" w:hanging="440"/>
+      </w:pPr>
+    </w:lvl>
+  </w:abstractNum>
+  <w:abstractNum w:abstractNumId="18" w15:restartNumberingAfterBreak="0">
     <w:nsid w:val="5E4D7EBC"/>
     <w:multiLevelType w:val="hybridMultilevel"/>
     <w:tmpl w:val="1B981FCC"/>
@@ -2936,7 +3773,7 @@
       </w:pPr>
     </w:lvl>
   </w:abstractNum>
-  <w:abstractNum w:abstractNumId="9" w15:restartNumberingAfterBreak="0">
+  <w:abstractNum w:abstractNumId="19" w15:restartNumberingAfterBreak="0">
     <w:nsid w:val="696C237F"/>
     <w:multiLevelType w:val="hybridMultilevel"/>
     <w:tmpl w:val="0B32F67A"/>
@@ -3026,34 +3863,64 @@
     </w:lvl>
   </w:abstractNum>
   <w:num w:numId="1" w16cid:durableId="522399482">
+    <w:abstractNumId w:val="7"/>
+  </w:num>
+  <w:num w:numId="2" w16cid:durableId="1120416023">
+    <w:abstractNumId w:val="18"/>
+  </w:num>
+  <w:num w:numId="3" w16cid:durableId="1917010789">
     <w:abstractNumId w:val="4"/>
   </w:num>
-  <w:num w:numId="2" w16cid:durableId="1120416023">
-    <w:abstractNumId w:val="8"/>
+  <w:num w:numId="4" w16cid:durableId="1760641656">
+    <w:abstractNumId w:val="12"/>
   </w:num>
-  <w:num w:numId="3" w16cid:durableId="1917010789">
+  <w:num w:numId="5" w16cid:durableId="1854997376">
+    <w:abstractNumId w:val="19"/>
+  </w:num>
+  <w:num w:numId="6" w16cid:durableId="438108192">
+    <w:abstractNumId w:val="2"/>
+  </w:num>
+  <w:num w:numId="7" w16cid:durableId="996230653">
+    <w:abstractNumId w:val="15"/>
+  </w:num>
+  <w:num w:numId="8" w16cid:durableId="1580169975">
     <w:abstractNumId w:val="3"/>
   </w:num>
-  <w:num w:numId="4" w16cid:durableId="1760641656">
-    <w:abstractNumId w:val="5"/>
-  </w:num>
-  <w:num w:numId="5" w16cid:durableId="1854997376">
-    <w:abstractNumId w:val="9"/>
-  </w:num>
-  <w:num w:numId="6" w16cid:durableId="438108192">
-    <w:abstractNumId w:val="1"/>
-  </w:num>
-  <w:num w:numId="7" w16cid:durableId="996230653">
-    <w:abstractNumId w:val="7"/>
-  </w:num>
-  <w:num w:numId="8" w16cid:durableId="1580169975">
-    <w:abstractNumId w:val="2"/>
-  </w:num>
   <w:num w:numId="9" w16cid:durableId="1440640040">
-    <w:abstractNumId w:val="6"/>
+    <w:abstractNumId w:val="14"/>
   </w:num>
   <w:num w:numId="10" w16cid:durableId="1165052679">
     <w:abstractNumId w:val="0"/>
+  </w:num>
+  <w:num w:numId="11" w16cid:durableId="1507357159">
+    <w:abstractNumId w:val="6"/>
+  </w:num>
+  <w:num w:numId="12" w16cid:durableId="299306420">
+    <w:abstractNumId w:val="13"/>
+  </w:num>
+  <w:num w:numId="13" w16cid:durableId="1223440272">
+    <w:abstractNumId w:val="17"/>
+  </w:num>
+  <w:num w:numId="14" w16cid:durableId="148182760">
+    <w:abstractNumId w:val="8"/>
+  </w:num>
+  <w:num w:numId="15" w16cid:durableId="838695517">
+    <w:abstractNumId w:val="10"/>
+  </w:num>
+  <w:num w:numId="16" w16cid:durableId="1396390172">
+    <w:abstractNumId w:val="16"/>
+  </w:num>
+  <w:num w:numId="17" w16cid:durableId="421414226">
+    <w:abstractNumId w:val="1"/>
+  </w:num>
+  <w:num w:numId="18" w16cid:durableId="109591079">
+    <w:abstractNumId w:val="11"/>
+  </w:num>
+  <w:num w:numId="19" w16cid:durableId="1151292701">
+    <w:abstractNumId w:val="9"/>
+  </w:num>
+  <w:num w:numId="20" w16cid:durableId="243297169">
+    <w:abstractNumId w:val="5"/>
   </w:num>
 </w:numbering>
 </file>

--- a/Weekly_Log/언리얼 엔진 5 기반의 물리 법칙을 적용한.docx
+++ b/Weekly_Log/언리얼 엔진 5 기반의 물리 법칙을 적용한.docx
@@ -519,13 +519,14 @@
     <w:p>
       <w:pPr>
         <w:rPr>
+          <w:rFonts w:asciiTheme="minorEastAsia" w:hAnsiTheme="minorEastAsia"/>
           <w:sz w:val="24"/>
           <w:szCs w:val="24"/>
         </w:rPr>
       </w:pPr>
       <w:r>
         <w:rPr>
-          <w:rFonts w:hint="eastAsia"/>
+          <w:rFonts w:asciiTheme="minorEastAsia" w:hAnsiTheme="minorEastAsia" w:hint="eastAsia"/>
           <w:sz w:val="24"/>
           <w:szCs w:val="24"/>
         </w:rPr>
@@ -544,10 +545,13 @@
         <w:autoSpaceDE/>
         <w:autoSpaceDN/>
         <w:jc w:val="left"/>
-      </w:pPr>
-      <w:r>
-        <w:rPr>
-          <w:rFonts w:hint="eastAsia"/>
+        <w:rPr>
+          <w:rFonts w:asciiTheme="minorEastAsia" w:hAnsiTheme="minorEastAsia"/>
+        </w:rPr>
+      </w:pPr>
+      <w:r>
+        <w:rPr>
+          <w:rFonts w:asciiTheme="minorEastAsia" w:hAnsiTheme="minorEastAsia" w:hint="eastAsia"/>
         </w:rPr>
         <w:t>연구 배경</w:t>
       </w:r>
@@ -559,10 +563,13 @@
         <w:autoSpaceDE/>
         <w:autoSpaceDN/>
         <w:jc w:val="left"/>
-      </w:pPr>
-      <w:r>
-        <w:rPr>
-          <w:rFonts w:hint="eastAsia"/>
+        <w:rPr>
+          <w:rFonts w:asciiTheme="minorEastAsia" w:hAnsiTheme="minorEastAsia"/>
+        </w:rPr>
+      </w:pPr>
+      <w:r>
+        <w:rPr>
+          <w:rFonts w:asciiTheme="minorEastAsia" w:hAnsiTheme="minorEastAsia" w:hint="eastAsia"/>
         </w:rPr>
         <w:t>게임은 이제 교육이나 물리 실험, 사회 실험의 요소로 사용되기 시작했다. 특히 물리학, 화학과 같은 분야에서 복잡한 개념을 직관적으로 전달할 수 있는 수단이 되고 있다.</w:t>
       </w:r>
@@ -574,10 +581,13 @@
         <w:autoSpaceDE/>
         <w:autoSpaceDN/>
         <w:jc w:val="left"/>
-      </w:pPr>
-      <w:r>
-        <w:rPr>
-          <w:rFonts w:hint="eastAsia"/>
+        <w:rPr>
+          <w:rFonts w:asciiTheme="minorEastAsia" w:hAnsiTheme="minorEastAsia"/>
+        </w:rPr>
+      </w:pPr>
+      <w:r>
+        <w:rPr>
+          <w:rFonts w:asciiTheme="minorEastAsia" w:hAnsiTheme="minorEastAsia" w:hint="eastAsia"/>
         </w:rPr>
         <w:t xml:space="preserve"> 현대 게임 엔진의 발전은 현실의 현상들을 게임 내 요소로 담아낼 수 있게 해주었다. 그러나 대부분 게임에서 구현된 물리 현상은 개별적으로 구현되어 있다.</w:t>
       </w:r>
@@ -589,6 +599,9 @@
         <w:autoSpaceDE/>
         <w:autoSpaceDN/>
         <w:jc w:val="left"/>
+        <w:rPr>
+          <w:rFonts w:asciiTheme="minorEastAsia" w:hAnsiTheme="minorEastAsia"/>
+        </w:rPr>
       </w:pPr>
     </w:p>
     <w:p>
@@ -603,10 +616,13 @@
         <w:autoSpaceDE/>
         <w:autoSpaceDN/>
         <w:jc w:val="left"/>
-      </w:pPr>
-      <w:r>
-        <w:rPr>
-          <w:rFonts w:hint="eastAsia"/>
+        <w:rPr>
+          <w:rFonts w:asciiTheme="minorEastAsia" w:hAnsiTheme="minorEastAsia"/>
+        </w:rPr>
+      </w:pPr>
+      <w:r>
+        <w:rPr>
+          <w:rFonts w:asciiTheme="minorEastAsia" w:hAnsiTheme="minorEastAsia" w:hint="eastAsia"/>
         </w:rPr>
         <w:t>문제 제기</w:t>
       </w:r>
@@ -618,19 +634,25 @@
         <w:autoSpaceDE/>
         <w:autoSpaceDN/>
         <w:jc w:val="left"/>
-      </w:pPr>
-      <w:r>
-        <w:rPr>
-          <w:rFonts w:hint="eastAsia"/>
+        <w:rPr>
+          <w:rFonts w:asciiTheme="minorEastAsia" w:hAnsiTheme="minorEastAsia"/>
+        </w:rPr>
+      </w:pPr>
+      <w:r>
+        <w:rPr>
+          <w:rFonts w:asciiTheme="minorEastAsia" w:hAnsiTheme="minorEastAsia" w:hint="eastAsia"/>
         </w:rPr>
         <w:t xml:space="preserve">현재 대부분의 물리 기반 게임 개발에서 나타나는 주요 문제점은 열 </w:t>
       </w:r>
       <w:r>
+        <w:rPr>
+          <w:rFonts w:asciiTheme="minorEastAsia" w:hAnsiTheme="minorEastAsia"/>
+        </w:rPr>
         <w:t>–</w:t>
       </w:r>
       <w:r>
         <w:rPr>
-          <w:rFonts w:hint="eastAsia"/>
+          <w:rFonts w:asciiTheme="minorEastAsia" w:hAnsiTheme="minorEastAsia" w:hint="eastAsia"/>
         </w:rPr>
         <w:t xml:space="preserve"> 전기, 자기장- 열 과 같은 복합적인 현상을 미반영하고 있다. 또는 그러한 요소들을 단순 시각 자료로써 사용할 뿐 게임에 적용하는 경우는 드물다.</w:t>
       </w:r>
@@ -642,10 +664,13 @@
         <w:autoSpaceDE/>
         <w:autoSpaceDN/>
         <w:jc w:val="left"/>
-      </w:pPr>
-      <w:r>
-        <w:rPr>
-          <w:rFonts w:hint="eastAsia"/>
+        <w:rPr>
+          <w:rFonts w:asciiTheme="minorEastAsia" w:hAnsiTheme="minorEastAsia"/>
+        </w:rPr>
+      </w:pPr>
+      <w:r>
+        <w:rPr>
+          <w:rFonts w:asciiTheme="minorEastAsia" w:hAnsiTheme="minorEastAsia" w:hint="eastAsia"/>
         </w:rPr>
         <w:t>그렇기에 우리는 사람들이 물리적 현상들을 게임으로 행동에 따른 즉각적인 피드백과 시각적 피드백을 통해 재미와 함께 학습할 수 있게 하기 위해 쉬운 단계부터 복잡한 개념까지 단계적으로 학습시킬 수 있는 게임을 만들려 한다.</w:t>
       </w:r>
@@ -657,6 +682,9 @@
         <w:autoSpaceDE/>
         <w:autoSpaceDN/>
         <w:jc w:val="left"/>
+        <w:rPr>
+          <w:rFonts w:asciiTheme="minorEastAsia" w:hAnsiTheme="minorEastAsia"/>
+        </w:rPr>
       </w:pPr>
     </w:p>
     <w:p>
@@ -671,10 +699,13 @@
         <w:autoSpaceDE/>
         <w:autoSpaceDN/>
         <w:jc w:val="left"/>
-      </w:pPr>
-      <w:r>
-        <w:rPr>
-          <w:rFonts w:hint="eastAsia"/>
+        <w:rPr>
+          <w:rFonts w:asciiTheme="minorEastAsia" w:hAnsiTheme="minorEastAsia"/>
+        </w:rPr>
+      </w:pPr>
+      <w:r>
+        <w:rPr>
+          <w:rFonts w:asciiTheme="minorEastAsia" w:hAnsiTheme="minorEastAsia" w:hint="eastAsia"/>
         </w:rPr>
         <w:t>연구 목적</w:t>
       </w:r>
@@ -686,24 +717,27 @@
         <w:autoSpaceDE/>
         <w:autoSpaceDN/>
         <w:jc w:val="left"/>
-      </w:pPr>
-      <w:r>
-        <w:rPr>
-          <w:rFonts w:hint="eastAsia"/>
+        <w:rPr>
+          <w:rFonts w:asciiTheme="minorEastAsia" w:hAnsiTheme="minorEastAsia"/>
+        </w:rPr>
+      </w:pPr>
+      <w:r>
+        <w:rPr>
+          <w:rFonts w:asciiTheme="minorEastAsia" w:hAnsiTheme="minorEastAsia" w:hint="eastAsia"/>
         </w:rPr>
         <w:t xml:space="preserve">본 연구는 </w:t>
       </w:r>
       <w:proofErr w:type="spellStart"/>
       <w:r>
         <w:rPr>
-          <w:rFonts w:hint="eastAsia"/>
+          <w:rFonts w:asciiTheme="minorEastAsia" w:hAnsiTheme="minorEastAsia" w:hint="eastAsia"/>
         </w:rPr>
         <w:t>언리얼</w:t>
       </w:r>
       <w:proofErr w:type="spellEnd"/>
       <w:r>
         <w:rPr>
-          <w:rFonts w:hint="eastAsia"/>
+          <w:rFonts w:asciiTheme="minorEastAsia" w:hAnsiTheme="minorEastAsia" w:hint="eastAsia"/>
         </w:rPr>
         <w:t xml:space="preserve"> 엔진 5 기반으로 복합 물리 시스템 설계를 목표로 한다.</w:t>
       </w:r>
@@ -715,6 +749,9 @@
         <w:autoSpaceDE/>
         <w:autoSpaceDN/>
         <w:jc w:val="left"/>
+        <w:rPr>
+          <w:rFonts w:asciiTheme="minorEastAsia" w:hAnsiTheme="minorEastAsia"/>
+        </w:rPr>
       </w:pPr>
     </w:p>
     <w:p>
@@ -722,17 +759,20 @@
         <w:pStyle w:val="a6"/>
         <w:widowControl/>
         <w:numPr>
-          <w:ilvl w:val="0"/>
-          <w:numId w:val="8"/>
+          <w:ilvl w:val="1"/>
+          <w:numId w:val="1"/>
         </w:numPr>
         <w:wordWrap/>
         <w:autoSpaceDE/>
         <w:autoSpaceDN/>
         <w:jc w:val="left"/>
-      </w:pPr>
-      <w:r>
-        <w:rPr>
-          <w:rFonts w:hint="eastAsia"/>
+        <w:rPr>
+          <w:rFonts w:asciiTheme="minorEastAsia" w:hAnsiTheme="minorEastAsia"/>
+        </w:rPr>
+      </w:pPr>
+      <w:r>
+        <w:rPr>
+          <w:rFonts w:asciiTheme="minorEastAsia" w:hAnsiTheme="minorEastAsia" w:hint="eastAsia"/>
         </w:rPr>
         <w:t>물리 시스템의 통합</w:t>
       </w:r>
@@ -744,28 +784,37 @@
         <w:autoSpaceDE/>
         <w:autoSpaceDN/>
         <w:jc w:val="left"/>
-      </w:pPr>
-      <w:r>
-        <w:rPr>
-          <w:rFonts w:hint="eastAsia"/>
+        <w:rPr>
+          <w:rFonts w:asciiTheme="minorEastAsia" w:hAnsiTheme="minorEastAsia"/>
+        </w:rPr>
+      </w:pPr>
+      <w:r>
+        <w:rPr>
+          <w:rFonts w:asciiTheme="minorEastAsia" w:hAnsiTheme="minorEastAsia" w:hint="eastAsia"/>
         </w:rPr>
         <w:t xml:space="preserve">온도 </w:t>
       </w:r>
       <w:r>
+        <w:rPr>
+          <w:rFonts w:asciiTheme="minorEastAsia" w:hAnsiTheme="minorEastAsia"/>
+        </w:rPr>
         <w:t>–</w:t>
       </w:r>
       <w:r>
         <w:rPr>
-          <w:rFonts w:hint="eastAsia"/>
+          <w:rFonts w:asciiTheme="minorEastAsia" w:hAnsiTheme="minorEastAsia" w:hint="eastAsia"/>
         </w:rPr>
         <w:t xml:space="preserve"> 전기 </w:t>
       </w:r>
       <w:r>
+        <w:rPr>
+          <w:rFonts w:asciiTheme="minorEastAsia" w:hAnsiTheme="minorEastAsia"/>
+        </w:rPr>
         <w:t>–</w:t>
       </w:r>
       <w:r>
         <w:rPr>
-          <w:rFonts w:hint="eastAsia"/>
+          <w:rFonts w:asciiTheme="minorEastAsia" w:hAnsiTheme="minorEastAsia" w:hint="eastAsia"/>
         </w:rPr>
         <w:t xml:space="preserve"> 자기장 상호작용 구현</w:t>
       </w:r>
@@ -777,10 +826,13 @@
         <w:autoSpaceDE/>
         <w:autoSpaceDN/>
         <w:jc w:val="left"/>
-      </w:pPr>
-      <w:r>
-        <w:rPr>
-          <w:rFonts w:hint="eastAsia"/>
+        <w:rPr>
+          <w:rFonts w:asciiTheme="minorEastAsia" w:hAnsiTheme="minorEastAsia"/>
+        </w:rPr>
+      </w:pPr>
+      <w:r>
+        <w:rPr>
+          <w:rFonts w:asciiTheme="minorEastAsia" w:hAnsiTheme="minorEastAsia" w:hint="eastAsia"/>
         </w:rPr>
         <w:t>실제 물리 법칙을 기반으로 한 시뮬레이션 게임</w:t>
       </w:r>
@@ -790,24 +842,27 @@
         <w:pStyle w:val="a6"/>
         <w:widowControl/>
         <w:numPr>
-          <w:ilvl w:val="0"/>
-          <w:numId w:val="8"/>
+          <w:ilvl w:val="1"/>
+          <w:numId w:val="1"/>
         </w:numPr>
         <w:wordWrap/>
         <w:autoSpaceDE/>
         <w:autoSpaceDN/>
         <w:jc w:val="left"/>
-      </w:pPr>
-      <w:r>
-        <w:rPr>
-          <w:rFonts w:hint="eastAsia"/>
+        <w:rPr>
+          <w:rFonts w:asciiTheme="minorEastAsia" w:hAnsiTheme="minorEastAsia"/>
+        </w:rPr>
+      </w:pPr>
+      <w:r>
+        <w:rPr>
+          <w:rFonts w:asciiTheme="minorEastAsia" w:hAnsiTheme="minorEastAsia" w:hint="eastAsia"/>
         </w:rPr>
         <w:t xml:space="preserve">게임 </w:t>
       </w:r>
       <w:proofErr w:type="spellStart"/>
       <w:r>
         <w:rPr>
-          <w:rFonts w:hint="eastAsia"/>
+          <w:rFonts w:asciiTheme="minorEastAsia" w:hAnsiTheme="minorEastAsia" w:hint="eastAsia"/>
         </w:rPr>
         <w:t>매커니즘</w:t>
       </w:r>
@@ -820,38 +875,41 @@
         <w:autoSpaceDE/>
         <w:autoSpaceDN/>
         <w:jc w:val="left"/>
-      </w:pPr>
-      <w:r>
-        <w:rPr>
-          <w:rFonts w:hint="eastAsia"/>
+        <w:rPr>
+          <w:rFonts w:asciiTheme="minorEastAsia" w:hAnsiTheme="minorEastAsia"/>
+        </w:rPr>
+      </w:pPr>
+      <w:r>
+        <w:rPr>
+          <w:rFonts w:asciiTheme="minorEastAsia" w:hAnsiTheme="minorEastAsia" w:hint="eastAsia"/>
         </w:rPr>
         <w:t xml:space="preserve">플레이어가 </w:t>
       </w:r>
       <w:proofErr w:type="spellStart"/>
       <w:r>
         <w:rPr>
-          <w:rFonts w:hint="eastAsia"/>
+          <w:rFonts w:asciiTheme="minorEastAsia" w:hAnsiTheme="minorEastAsia" w:hint="eastAsia"/>
         </w:rPr>
         <w:t>머티리얼</w:t>
       </w:r>
       <w:proofErr w:type="spellEnd"/>
       <w:r>
         <w:rPr>
-          <w:rFonts w:hint="eastAsia"/>
+          <w:rFonts w:asciiTheme="minorEastAsia" w:hAnsiTheme="minorEastAsia" w:hint="eastAsia"/>
         </w:rPr>
         <w:t xml:space="preserve"> 건을 통해 객체의 물리적 성질을 실시간 변환하는 </w:t>
       </w:r>
       <w:proofErr w:type="spellStart"/>
       <w:r>
         <w:rPr>
-          <w:rFonts w:hint="eastAsia"/>
+          <w:rFonts w:asciiTheme="minorEastAsia" w:hAnsiTheme="minorEastAsia" w:hint="eastAsia"/>
         </w:rPr>
         <w:t>매커니즘을</w:t>
       </w:r>
       <w:proofErr w:type="spellEnd"/>
       <w:r>
         <w:rPr>
-          <w:rFonts w:hint="eastAsia"/>
+          <w:rFonts w:asciiTheme="minorEastAsia" w:hAnsiTheme="minorEastAsia" w:hint="eastAsia"/>
         </w:rPr>
         <w:t xml:space="preserve"> 통해 각 물질의 특성을 이해 및 게임적 재미를 추구</w:t>
       </w:r>
@@ -861,17 +919,20 @@
         <w:pStyle w:val="a6"/>
         <w:widowControl/>
         <w:numPr>
-          <w:ilvl w:val="0"/>
-          <w:numId w:val="8"/>
+          <w:ilvl w:val="1"/>
+          <w:numId w:val="1"/>
         </w:numPr>
         <w:wordWrap/>
         <w:autoSpaceDE/>
         <w:autoSpaceDN/>
         <w:jc w:val="left"/>
-      </w:pPr>
-      <w:r>
-        <w:rPr>
-          <w:rFonts w:hint="eastAsia"/>
+        <w:rPr>
+          <w:rFonts w:asciiTheme="minorEastAsia" w:hAnsiTheme="minorEastAsia"/>
+        </w:rPr>
+      </w:pPr>
+      <w:r>
+        <w:rPr>
+          <w:rFonts w:asciiTheme="minorEastAsia" w:hAnsiTheme="minorEastAsia" w:hint="eastAsia"/>
         </w:rPr>
         <w:t>교육적 시각화</w:t>
       </w:r>
@@ -883,85 +944,44 @@
         <w:autoSpaceDE/>
         <w:autoSpaceDN/>
         <w:jc w:val="left"/>
-      </w:pPr>
-      <w:r>
-        <w:rPr>
-          <w:rFonts w:hint="eastAsia"/>
+        <w:rPr>
+          <w:rFonts w:asciiTheme="minorEastAsia" w:hAnsiTheme="minorEastAsia"/>
+        </w:rPr>
+      </w:pPr>
+      <w:r>
+        <w:rPr>
+          <w:rFonts w:asciiTheme="minorEastAsia" w:hAnsiTheme="minorEastAsia" w:hint="eastAsia"/>
         </w:rPr>
         <w:t xml:space="preserve">나이아가라 </w:t>
       </w:r>
       <w:proofErr w:type="spellStart"/>
       <w:r>
         <w:rPr>
-          <w:rFonts w:hint="eastAsia"/>
+          <w:rFonts w:asciiTheme="minorEastAsia" w:hAnsiTheme="minorEastAsia" w:hint="eastAsia"/>
         </w:rPr>
         <w:t>파티클과</w:t>
       </w:r>
       <w:proofErr w:type="spellEnd"/>
       <w:r>
         <w:rPr>
-          <w:rFonts w:hint="eastAsia"/>
+          <w:rFonts w:asciiTheme="minorEastAsia" w:hAnsiTheme="minorEastAsia" w:hint="eastAsia"/>
         </w:rPr>
         <w:t xml:space="preserve"> 동적 </w:t>
       </w:r>
       <w:proofErr w:type="spellStart"/>
       <w:r>
         <w:rPr>
-          <w:rFonts w:hint="eastAsia"/>
+          <w:rFonts w:asciiTheme="minorEastAsia" w:hAnsiTheme="minorEastAsia" w:hint="eastAsia"/>
         </w:rPr>
         <w:t>머티리얼과</w:t>
       </w:r>
       <w:proofErr w:type="spellEnd"/>
       <w:r>
         <w:rPr>
-          <w:rFonts w:hint="eastAsia"/>
+          <w:rFonts w:asciiTheme="minorEastAsia" w:hAnsiTheme="minorEastAsia" w:hint="eastAsia"/>
         </w:rPr>
         <w:t xml:space="preserve"> 같은 효과를 이용한 현상의 시각적 피드백을 통해 플레이어의 행동의 결과를 직관적으로 이해를 돕기</w:t>
       </w:r>
-    </w:p>
-    <w:p>
-      <w:pPr>
-        <w:pStyle w:val="a6"/>
-        <w:widowControl/>
-        <w:numPr>
-          <w:ilvl w:val="0"/>
-          <w:numId w:val="8"/>
-        </w:numPr>
-        <w:wordWrap/>
-        <w:autoSpaceDE/>
-        <w:autoSpaceDN/>
-        <w:jc w:val="left"/>
-      </w:pPr>
-      <w:r>
-        <w:rPr>
-          <w:rFonts w:hint="eastAsia"/>
-        </w:rPr>
-        <w:t>성능 최적화</w:t>
-      </w:r>
-    </w:p>
-    <w:p>
-      <w:pPr>
-        <w:widowControl/>
-        <w:wordWrap/>
-        <w:autoSpaceDE/>
-        <w:autoSpaceDN/>
-        <w:jc w:val="left"/>
-      </w:pPr>
-      <w:r>
-        <w:rPr>
-          <w:rFonts w:hint="eastAsia"/>
-        </w:rPr>
-        <w:t>다양한 물리 시스템의 최적화</w:t>
-      </w:r>
-    </w:p>
-    <w:p>
-      <w:pPr>
-        <w:widowControl/>
-        <w:wordWrap/>
-        <w:autoSpaceDE/>
-        <w:autoSpaceDN/>
-        <w:jc w:val="left"/>
-      </w:pPr>
     </w:p>
     <w:p>
       <w:pPr>
@@ -975,41 +995,627 @@
         <w:autoSpaceDE/>
         <w:autoSpaceDN/>
         <w:jc w:val="left"/>
-      </w:pPr>
-      <w:r>
-        <w:rPr>
-          <w:rFonts w:hint="eastAsia"/>
+        <w:rPr>
+          <w:rFonts w:asciiTheme="minorEastAsia" w:hAnsiTheme="minorEastAsia"/>
+        </w:rPr>
+      </w:pPr>
+      <w:r>
+        <w:rPr>
+          <w:rFonts w:asciiTheme="minorEastAsia" w:hAnsiTheme="minorEastAsia" w:hint="eastAsia"/>
         </w:rPr>
         <w:t>관련 연구 사례</w:t>
       </w:r>
     </w:p>
     <w:p>
       <w:pPr>
+        <w:widowControl/>
+        <w:wordWrap/>
+        <w:autoSpaceDE/>
+        <w:autoSpaceDN/>
+        <w:jc w:val="left"/>
+        <w:rPr>
+          <w:rFonts w:asciiTheme="minorEastAsia" w:hAnsiTheme="minorEastAsia" w:hint="eastAsia"/>
+        </w:rPr>
+      </w:pPr>
+      <w:r>
+        <w:rPr>
+          <w:rFonts w:asciiTheme="minorEastAsia" w:hAnsiTheme="minorEastAsia" w:hint="eastAsia"/>
+        </w:rPr>
+        <w:t xml:space="preserve">본 게임은 </w:t>
+      </w:r>
+      <w:r>
+        <w:rPr>
+          <w:rFonts w:asciiTheme="minorEastAsia" w:hAnsiTheme="minorEastAsia"/>
+        </w:rPr>
+        <w:t>게임 기반 학습(GBL)의 교육적 가치를 조명한 학술 연구를 고찰하고, 물리 법칙을 시뮬레이션으로 구현한 상용 게임 사례를 분석한다. 이를 바탕으로 기존 시뮬레이션 게임들의 한계를 식별하고, 본 연구가 제안하는 '복합 물리 상호작용 시스템'의 학술적, 공학적 차별성을 도출한다.</w:t>
+      </w:r>
+    </w:p>
+    <w:p>
+      <w:pPr>
+        <w:widowControl/>
+        <w:wordWrap/>
+        <w:autoSpaceDE/>
+        <w:autoSpaceDN/>
+        <w:ind w:firstLineChars="100" w:firstLine="200"/>
+        <w:jc w:val="left"/>
+        <w:rPr>
+          <w:rFonts w:asciiTheme="minorEastAsia" w:hAnsiTheme="minorEastAsia"/>
+        </w:rPr>
+      </w:pPr>
+      <w:r>
+        <w:rPr>
+          <w:rFonts w:asciiTheme="minorEastAsia" w:hAnsiTheme="minorEastAsia"/>
+        </w:rPr>
+        <w:t>게임은 단순한 오락을 넘어, 복잡한 과학적 개념을 학습하는 데 효과적인 환경을 제공한다. Prensky(2003)는 '디지털 게임 기반 학습(Digital Game-Based Learning)'의 개념을 통해, 학습자가 물리 법칙을 텍스트 기반의 교과서로 접할 때보다 상호작용이 가능한 디지털 환경에서 몰입도와 원리 이해도가 크게 향상된다고 입증하였다</w:t>
+      </w:r>
+      <w:r>
+        <w:rPr>
+          <w:rFonts w:asciiTheme="minorEastAsia" w:hAnsiTheme="minorEastAsia" w:hint="eastAsia"/>
+        </w:rPr>
+        <w:t>.</w:t>
+      </w:r>
+    </w:p>
+    <w:p>
+      <w:pPr>
+        <w:widowControl/>
+        <w:wordWrap/>
+        <w:autoSpaceDE/>
+        <w:autoSpaceDN/>
+        <w:ind w:firstLineChars="100" w:firstLine="200"/>
+        <w:jc w:val="left"/>
+        <w:rPr>
+          <w:rFonts w:asciiTheme="minorEastAsia" w:hAnsiTheme="minorEastAsia"/>
+        </w:rPr>
+      </w:pPr>
+      <w:r>
+        <w:rPr>
+          <w:rFonts w:asciiTheme="minorEastAsia" w:hAnsiTheme="minorEastAsia"/>
+        </w:rPr>
+        <w:t>특히 본 연구와 같이 시행착오를 통해 퍼즐을 해결하는 시스템은 Gee(2003)가 강조한 게임의 교육적 특성과 부합한다. 그는 게임이 플레이어에게 "능동적인 가설 설정과 검증의 환경을 제공하여 깊이 있는 학습을 유도한다"고 분석하였다</w:t>
+      </w:r>
+      <w:r>
+        <w:rPr>
+          <w:rFonts w:asciiTheme="minorEastAsia" w:hAnsiTheme="minorEastAsia" w:hint="eastAsia"/>
+        </w:rPr>
+        <w:t>.</w:t>
+      </w:r>
+      <w:r>
+        <w:rPr>
+          <w:rFonts w:asciiTheme="minorEastAsia" w:hAnsiTheme="minorEastAsia"/>
+        </w:rPr>
+        <w:t xml:space="preserve"> 나아가 Steinkuehler와 Duncan(2008)은 가상 세계에서 여러 물질을 조합하고 상호작용을 관찰하는 행위 자체가 실제 과학자들이 수행하는 '과학적 사고방식(Scientific Habits </w:t>
+      </w:r>
+      <w:r>
+        <w:rPr>
+          <w:rFonts w:asciiTheme="minorEastAsia" w:hAnsiTheme="minorEastAsia"/>
+        </w:rPr>
+        <w:lastRenderedPageBreak/>
+        <w:t>of Mind)'과 동일한 인지적 과정을 거친다고 주장하였다. 본 연구는 이러한 학술적 근거를 바탕으로, 플레이어가 3D 공간 내에서 직접 열과 전자기 에너지를 제어하는 메커니즘을 설계하였다.</w:t>
+      </w:r>
+    </w:p>
+    <w:p>
+      <w:pPr>
+        <w:widowControl/>
+        <w:wordWrap/>
+        <w:autoSpaceDE/>
+        <w:autoSpaceDN/>
+        <w:ind w:firstLineChars="100" w:firstLine="200"/>
+        <w:jc w:val="left"/>
+        <w:rPr>
+          <w:rFonts w:asciiTheme="minorEastAsia" w:hAnsiTheme="minorEastAsia"/>
+        </w:rPr>
+      </w:pPr>
+    </w:p>
+    <w:p>
+      <w:pPr>
+        <w:widowControl/>
+        <w:wordWrap/>
+        <w:autoSpaceDE/>
+        <w:autoSpaceDN/>
+        <w:jc w:val="left"/>
+        <w:rPr>
+          <w:rFonts w:asciiTheme="minorEastAsia" w:hAnsiTheme="minorEastAsia" w:cs="굴림"/>
+          <w:kern w:val="0"/>
+          <w:sz w:val="24"/>
+          <w:szCs w:val="24"/>
+        </w:rPr>
+      </w:pPr>
+      <w:r>
+        <w:rPr>
+          <w:rFonts w:asciiTheme="minorEastAsia" w:hAnsiTheme="minorEastAsia"/>
+        </w:rPr>
+        <w:t>물리 법칙 시뮬레이션 상용 게임 사례 분석</w:t>
+      </w:r>
+    </w:p>
+    <w:p>
+      <w:pPr>
         <w:pStyle w:val="a6"/>
         <w:widowControl/>
-        <w:wordWrap/>
-        <w:autoSpaceDE/>
-        <w:autoSpaceDN/>
-        <w:ind w:left="800"/>
-        <w:jc w:val="left"/>
-      </w:pPr>
-      <w:r>
-        <w:rPr>
-          <w:rFonts w:hint="eastAsia"/>
-        </w:rPr>
-        <w:t>?</w:t>
+        <w:numPr>
+          <w:ilvl w:val="1"/>
+          <w:numId w:val="1"/>
+        </w:numPr>
+        <w:wordWrap/>
+        <w:autoSpaceDE/>
+        <w:autoSpaceDN/>
+        <w:jc w:val="left"/>
+        <w:rPr>
+          <w:rFonts w:asciiTheme="minorEastAsia" w:hAnsiTheme="minorEastAsia" w:cs="굴림"/>
+          <w:kern w:val="0"/>
+          <w:sz w:val="24"/>
+          <w:szCs w:val="24"/>
+        </w:rPr>
+      </w:pPr>
+      <w:r>
+        <w:rPr>
+          <w:rFonts w:asciiTheme="minorEastAsia" w:hAnsiTheme="minorEastAsia" w:cs="Arial"/>
+          <w:kern w:val="0"/>
+          <w:sz w:val="24"/>
+          <w:szCs w:val="24"/>
+        </w:rPr>
+        <w:t xml:space="preserve"> 산소 미포함 (Oxygen Not Included, 2019)</w:t>
+      </w:r>
+      <w:r>
+        <w:rPr>
+          <w:rFonts w:asciiTheme="minorEastAsia" w:hAnsiTheme="minorEastAsia" w:cs="굴림"/>
+          <w:kern w:val="0"/>
+          <w:sz w:val="24"/>
+          <w:szCs w:val="24"/>
+        </w:rPr>
+        <w:t xml:space="preserve"> </w:t>
+      </w:r>
+    </w:p>
+    <w:p>
+      <w:pPr>
+        <w:widowControl/>
+        <w:wordWrap/>
+        <w:autoSpaceDE/>
+        <w:autoSpaceDN/>
+        <w:jc w:val="left"/>
+        <w:rPr>
+          <w:rFonts w:asciiTheme="minorEastAsia" w:hAnsiTheme="minorEastAsia" w:cs="굴림"/>
+          <w:kern w:val="0"/>
+          <w:sz w:val="24"/>
+          <w:szCs w:val="24"/>
+        </w:rPr>
+      </w:pPr>
+      <w:r>
+        <w:rPr>
+          <w:rFonts w:asciiTheme="minorEastAsia" w:hAnsiTheme="minorEastAsia" w:cs="굴림"/>
+          <w:kern w:val="0"/>
+          <w:sz w:val="24"/>
+          <w:szCs w:val="24"/>
+        </w:rPr>
+        <w:t xml:space="preserve">Klei Entertainment가 개발한 이 게임은 열역학 시뮬레이션을 완벽하게 </w:t>
+      </w:r>
+      <w:proofErr w:type="spellStart"/>
+      <w:r>
+        <w:rPr>
+          <w:rFonts w:asciiTheme="minorEastAsia" w:hAnsiTheme="minorEastAsia" w:cs="굴림"/>
+          <w:kern w:val="0"/>
+          <w:sz w:val="24"/>
+          <w:szCs w:val="24"/>
+        </w:rPr>
+        <w:t>게임화한</w:t>
+      </w:r>
+      <w:proofErr w:type="spellEnd"/>
+      <w:r>
+        <w:rPr>
+          <w:rFonts w:asciiTheme="minorEastAsia" w:hAnsiTheme="minorEastAsia" w:cs="굴림"/>
+          <w:kern w:val="0"/>
+          <w:sz w:val="24"/>
+          <w:szCs w:val="24"/>
+        </w:rPr>
+        <w:t xml:space="preserve"> 대표적 사례다. 게임 내 모든 타일과 객체는 비열(Specific Heat Capacity)과 열전도율(Thermal Conductivity)을 가지며, 온도에 따른 상태 변화(고체$\</w:t>
+      </w:r>
+      <w:proofErr w:type="spellStart"/>
+      <w:r>
+        <w:rPr>
+          <w:rFonts w:asciiTheme="minorEastAsia" w:hAnsiTheme="minorEastAsia" w:cs="굴림"/>
+          <w:kern w:val="0"/>
+          <w:sz w:val="24"/>
+          <w:szCs w:val="24"/>
+        </w:rPr>
+        <w:t>rightarrow</w:t>
+      </w:r>
+      <w:proofErr w:type="spellEnd"/>
+      <w:r>
+        <w:rPr>
+          <w:rFonts w:asciiTheme="minorEastAsia" w:hAnsiTheme="minorEastAsia" w:cs="Arial"/>
+          <w:kern w:val="0"/>
+          <w:sz w:val="24"/>
+          <w:szCs w:val="24"/>
+        </w:rPr>
+        <w:t>$액체$</w:t>
+      </w:r>
+      <w:r>
+        <w:rPr>
+          <w:rFonts w:asciiTheme="minorEastAsia" w:hAnsiTheme="minorEastAsia" w:cs="굴림"/>
+          <w:kern w:val="0"/>
+          <w:sz w:val="24"/>
+          <w:szCs w:val="24"/>
+        </w:rPr>
+        <w:t>\</w:t>
+      </w:r>
+      <w:proofErr w:type="spellStart"/>
+      <w:r>
+        <w:rPr>
+          <w:rFonts w:asciiTheme="minorEastAsia" w:hAnsiTheme="minorEastAsia" w:cs="굴림"/>
+          <w:kern w:val="0"/>
+          <w:sz w:val="24"/>
+          <w:szCs w:val="24"/>
+        </w:rPr>
+        <w:t>rightarrow</w:t>
+      </w:r>
+      <w:proofErr w:type="spellEnd"/>
+      <w:r>
+        <w:rPr>
+          <w:rFonts w:asciiTheme="minorEastAsia" w:hAnsiTheme="minorEastAsia" w:cs="굴림"/>
+          <w:kern w:val="0"/>
+          <w:sz w:val="24"/>
+          <w:szCs w:val="24"/>
+        </w:rPr>
+        <w:t xml:space="preserve">$기체)가 실시간으로 </w:t>
+      </w:r>
+      <w:proofErr w:type="spellStart"/>
+      <w:r>
+        <w:rPr>
+          <w:rFonts w:asciiTheme="minorEastAsia" w:hAnsiTheme="minorEastAsia" w:cs="굴림"/>
+          <w:kern w:val="0"/>
+          <w:sz w:val="24"/>
+          <w:szCs w:val="24"/>
+        </w:rPr>
+        <w:t>연산된다</w:t>
+      </w:r>
+      <w:proofErr w:type="spellEnd"/>
+      <w:r>
+        <w:rPr>
+          <w:rFonts w:asciiTheme="minorEastAsia" w:hAnsiTheme="minorEastAsia" w:cs="굴림"/>
+          <w:kern w:val="0"/>
+          <w:sz w:val="24"/>
+          <w:szCs w:val="24"/>
+        </w:rPr>
+        <w:t xml:space="preserve"> [1]. 이 사례는 본 연구의 '온도 시스템'과 '줄 발열' 메커니즘이 게임 레벨 디자인에서 어떻게 성공적인 장애물 및 해결책으로 작동할 수 있는지를 증명하는 훌륭한 레퍼런스다.</w:t>
       </w:r>
     </w:p>
     <w:p>
       <w:pPr>
         <w:pStyle w:val="a6"/>
         <w:widowControl/>
-        <w:wordWrap/>
-        <w:autoSpaceDE/>
-        <w:autoSpaceDN/>
-        <w:ind w:left="800"/>
-        <w:jc w:val="left"/>
-      </w:pPr>
+        <w:numPr>
+          <w:ilvl w:val="1"/>
+          <w:numId w:val="1"/>
+        </w:numPr>
+        <w:wordWrap/>
+        <w:autoSpaceDE/>
+        <w:autoSpaceDN/>
+        <w:jc w:val="left"/>
+        <w:rPr>
+          <w:rFonts w:asciiTheme="minorEastAsia" w:hAnsiTheme="minorEastAsia"/>
+        </w:rPr>
+      </w:pPr>
+      <w:proofErr w:type="spellStart"/>
+      <w:r>
+        <w:rPr>
+          <w:rFonts w:asciiTheme="minorEastAsia" w:hAnsiTheme="minorEastAsia"/>
+        </w:rPr>
+        <w:t>커벌</w:t>
+      </w:r>
+      <w:proofErr w:type="spellEnd"/>
+      <w:r>
+        <w:rPr>
+          <w:rFonts w:asciiTheme="minorEastAsia" w:hAnsiTheme="minorEastAsia"/>
+        </w:rPr>
+        <w:t xml:space="preserve"> 스페이스 프로그램 (</w:t>
+      </w:r>
+      <w:proofErr w:type="spellStart"/>
+      <w:r>
+        <w:rPr>
+          <w:rFonts w:asciiTheme="minorEastAsia" w:hAnsiTheme="minorEastAsia"/>
+        </w:rPr>
+        <w:t>Kerbal</w:t>
+      </w:r>
+      <w:proofErr w:type="spellEnd"/>
+      <w:r>
+        <w:rPr>
+          <w:rFonts w:asciiTheme="minorEastAsia" w:hAnsiTheme="minorEastAsia"/>
+        </w:rPr>
+        <w:t xml:space="preserve"> Space Program, 2015)</w:t>
+      </w:r>
+    </w:p>
+    <w:p>
+      <w:pPr>
+        <w:widowControl/>
+        <w:wordWrap/>
+        <w:autoSpaceDE/>
+        <w:autoSpaceDN/>
+        <w:jc w:val="left"/>
+        <w:rPr>
+          <w:rFonts w:asciiTheme="minorEastAsia" w:hAnsiTheme="minorEastAsia"/>
+        </w:rPr>
+      </w:pPr>
+      <w:r>
+        <w:rPr>
+          <w:rFonts w:asciiTheme="minorEastAsia" w:hAnsiTheme="minorEastAsia"/>
+        </w:rPr>
+        <w:t xml:space="preserve"> Squad에서 개발한 이 게임은 뉴턴 역학에 기반한 추진력, 질량, 중력의 상호작용을 다루는 우주 비행 시뮬레이션이다 [2]. 이 게임의 가장 큰 의의는 복잡한 궤도 역학 수식을 플레이어가 직접 계산하지 않아도, 직관적인 시각적 피드백(Visual Feedback)과 반복 플레이를 통해 물리 법칙을 체득하게 만든다는 점이다. 이는 본 연구가 지향하는 </w:t>
+      </w:r>
+      <w:r>
+        <w:rPr>
+          <w:rFonts w:asciiTheme="minorEastAsia" w:hAnsiTheme="minorEastAsia"/>
+        </w:rPr>
+        <w:t xml:space="preserve">'나이아가라 </w:t>
+      </w:r>
+      <w:proofErr w:type="spellStart"/>
+      <w:r>
+        <w:rPr>
+          <w:rFonts w:asciiTheme="minorEastAsia" w:hAnsiTheme="minorEastAsia"/>
+        </w:rPr>
+        <w:t>파티클</w:t>
+      </w:r>
+      <w:proofErr w:type="spellEnd"/>
+      <w:r>
+        <w:rPr>
+          <w:rFonts w:asciiTheme="minorEastAsia" w:hAnsiTheme="minorEastAsia"/>
+        </w:rPr>
+        <w:t xml:space="preserve"> 시스템을 통한 직관적 물리 시각화'의 효과를 뒷받침한다.</w:t>
+      </w:r>
+    </w:p>
+    <w:p>
+      <w:pPr>
+        <w:pStyle w:val="a6"/>
+        <w:widowControl/>
+        <w:numPr>
+          <w:ilvl w:val="1"/>
+          <w:numId w:val="1"/>
+        </w:numPr>
+        <w:wordWrap/>
+        <w:autoSpaceDE/>
+        <w:autoSpaceDN/>
+        <w:jc w:val="left"/>
+        <w:rPr>
+          <w:rFonts w:asciiTheme="minorEastAsia" w:hAnsiTheme="minorEastAsia"/>
+        </w:rPr>
+      </w:pPr>
+      <w:r>
+        <w:rPr>
+          <w:rFonts w:asciiTheme="minorEastAsia" w:hAnsiTheme="minorEastAsia"/>
+        </w:rPr>
+        <w:t xml:space="preserve">유니버스 </w:t>
+      </w:r>
+      <w:proofErr w:type="spellStart"/>
+      <w:r>
+        <w:rPr>
+          <w:rFonts w:asciiTheme="minorEastAsia" w:hAnsiTheme="minorEastAsia"/>
+        </w:rPr>
+        <w:t>샌드박스</w:t>
+      </w:r>
+      <w:proofErr w:type="spellEnd"/>
+      <w:r>
+        <w:rPr>
+          <w:rFonts w:asciiTheme="minorEastAsia" w:hAnsiTheme="minorEastAsia"/>
+        </w:rPr>
+        <w:t xml:space="preserve"> (Universe Sandbox, 2015)</w:t>
+      </w:r>
+    </w:p>
+    <w:p>
+      <w:pPr>
+        <w:widowControl/>
+        <w:wordWrap/>
+        <w:autoSpaceDE/>
+        <w:autoSpaceDN/>
+        <w:jc w:val="left"/>
+        <w:rPr>
+          <w:rFonts w:asciiTheme="minorEastAsia" w:hAnsiTheme="minorEastAsia"/>
+        </w:rPr>
+      </w:pPr>
+      <w:r>
+        <w:rPr>
+          <w:rFonts w:asciiTheme="minorEastAsia" w:hAnsiTheme="minorEastAsia"/>
+        </w:rPr>
+        <w:t xml:space="preserve"> Giant Army가 개발한 이 작품은 항성의 온도 변화에 따른 복사열과 행성의 기후 변화 등 거시적 스케일의 물리</w:t>
+      </w:r>
+      <w:r>
+        <w:rPr>
+          <w:rFonts w:asciiTheme="minorEastAsia" w:hAnsiTheme="minorEastAsia" w:hint="eastAsia"/>
+        </w:rPr>
+        <w:t xml:space="preserve"> </w:t>
+      </w:r>
+      <w:r>
+        <w:rPr>
+          <w:rFonts w:asciiTheme="minorEastAsia" w:hAnsiTheme="minorEastAsia"/>
+        </w:rPr>
+        <w:t>시뮬레이터다. 스테판-볼츠만 법칙이 적용된 열 복사 과정을 정밀하게 시각화하고 있으며, 본 연구에서 구현한 거리 기반의 열 전파 메커니즘을 설계할 때 중요한 시각적 참고 자료가 되었다.</w:t>
+      </w:r>
+    </w:p>
+    <w:p>
+      <w:pPr>
+        <w:widowControl/>
+        <w:wordWrap/>
+        <w:autoSpaceDE/>
+        <w:autoSpaceDN/>
+        <w:ind w:firstLine="800"/>
+        <w:jc w:val="left"/>
+        <w:rPr>
+          <w:rFonts w:asciiTheme="minorEastAsia" w:hAnsiTheme="minorEastAsia"/>
+        </w:rPr>
+      </w:pPr>
+      <w:r>
+        <w:rPr>
+          <w:rFonts w:asciiTheme="minorEastAsia" w:hAnsiTheme="minorEastAsia" w:hint="eastAsia"/>
+        </w:rPr>
+        <w:t>4.3기존 게임(연구)와 본 연구의 차별성</w:t>
+      </w:r>
+    </w:p>
+    <w:p>
+      <w:pPr>
+        <w:widowControl/>
+        <w:wordWrap/>
+        <w:autoSpaceDE/>
+        <w:autoSpaceDN/>
+        <w:jc w:val="left"/>
+        <w:rPr>
+          <w:rFonts w:asciiTheme="minorEastAsia" w:hAnsiTheme="minorEastAsia" w:hint="eastAsia"/>
+        </w:rPr>
+      </w:pPr>
+      <w:r>
+        <w:rPr>
+          <w:rFonts w:asciiTheme="minorEastAsia" w:hAnsiTheme="minorEastAsia"/>
+        </w:rPr>
+        <w:tab/>
+      </w:r>
+      <w:r>
+        <w:rPr>
+          <w:rFonts w:asciiTheme="minorEastAsia" w:hAnsiTheme="minorEastAsia" w:hint="eastAsia"/>
+        </w:rPr>
+        <w:t>4.3.1 다중 물리요소의 실시간 융합</w:t>
+      </w:r>
+    </w:p>
+    <w:p>
+      <w:pPr>
+        <w:widowControl/>
+        <w:wordWrap/>
+        <w:autoSpaceDE/>
+        <w:autoSpaceDN/>
+        <w:jc w:val="left"/>
+        <w:rPr>
+          <w:rFonts w:asciiTheme="minorEastAsia" w:hAnsiTheme="minorEastAsia"/>
+        </w:rPr>
+      </w:pPr>
+      <w:r>
+        <w:rPr>
+          <w:rFonts w:asciiTheme="minorEastAsia" w:hAnsiTheme="minorEastAsia"/>
+        </w:rPr>
+        <w:t xml:space="preserve">기존 게임들은 </w:t>
+      </w:r>
+      <w:proofErr w:type="spellStart"/>
+      <w:r>
+        <w:rPr>
+          <w:rFonts w:asciiTheme="minorEastAsia" w:hAnsiTheme="minorEastAsia"/>
+        </w:rPr>
+        <w:t>Kerbal</w:t>
+      </w:r>
+      <w:proofErr w:type="spellEnd"/>
+      <w:r>
+        <w:rPr>
+          <w:rFonts w:asciiTheme="minorEastAsia" w:hAnsiTheme="minorEastAsia"/>
+        </w:rPr>
+        <w:t xml:space="preserve"> Space Program과 같이 고전 역학(동역학)에 집중하거나, Oxygen Not Included처럼 열역학에 집중하는 등 '단일 물리 도메인'</w:t>
+      </w:r>
+      <w:proofErr w:type="spellStart"/>
+      <w:r>
+        <w:rPr>
+          <w:rFonts w:asciiTheme="minorEastAsia" w:hAnsiTheme="minorEastAsia"/>
+        </w:rPr>
+        <w:t>에</w:t>
+      </w:r>
+      <w:proofErr w:type="spellEnd"/>
+      <w:r>
+        <w:rPr>
+          <w:rFonts w:asciiTheme="minorEastAsia" w:hAnsiTheme="minorEastAsia"/>
+        </w:rPr>
+        <w:t xml:space="preserve"> 국한되는 경향이 있다. 반면, 본 연구의 프로젝트는 열역학(복사, 융용)과 전자기학(옴의 법칙, 유도 자기화, </w:t>
+      </w:r>
+      <w:proofErr w:type="spellStart"/>
+      <w:r>
+        <w:rPr>
+          <w:rFonts w:asciiTheme="minorEastAsia" w:hAnsiTheme="minorEastAsia"/>
+        </w:rPr>
+        <w:t>큐리</w:t>
+      </w:r>
+      <w:proofErr w:type="spellEnd"/>
+      <w:r>
+        <w:rPr>
+          <w:rFonts w:asciiTheme="minorEastAsia" w:hAnsiTheme="minorEastAsia"/>
+        </w:rPr>
+        <w:t xml:space="preserve"> 온도)을 하나의 유기적인 상호작용 시스템으로 융합하였다. 열이 전기를 띠게 하고, 전기가 강한 자성을 만들며, 다시 열이 자성을 파괴하는 복합적 연쇄 반응을 퍼즐의 핵심으로 삼았다는 점에서 기존 시뮬레이션 게임과 명확히 </w:t>
+      </w:r>
+      <w:proofErr w:type="spellStart"/>
+      <w:r>
+        <w:rPr>
+          <w:rFonts w:asciiTheme="minorEastAsia" w:hAnsiTheme="minorEastAsia"/>
+        </w:rPr>
+        <w:t>차별화된다</w:t>
+      </w:r>
+      <w:proofErr w:type="spellEnd"/>
+      <w:r>
+        <w:rPr>
+          <w:rFonts w:asciiTheme="minorEastAsia" w:hAnsiTheme="minorEastAsia"/>
+        </w:rPr>
+        <w:t>.</w:t>
+      </w:r>
+    </w:p>
+    <w:p>
+      <w:pPr>
+        <w:widowControl/>
+        <w:wordWrap/>
+        <w:autoSpaceDE/>
+        <w:autoSpaceDN/>
+        <w:ind w:firstLine="800"/>
+        <w:jc w:val="left"/>
+        <w:rPr>
+          <w:rFonts w:asciiTheme="minorEastAsia" w:hAnsiTheme="minorEastAsia" w:hint="eastAsia"/>
+        </w:rPr>
+      </w:pPr>
+      <w:r>
+        <w:rPr>
+          <w:rFonts w:asciiTheme="minorEastAsia" w:hAnsiTheme="minorEastAsia" w:hint="eastAsia"/>
+        </w:rPr>
+        <w:t>4.3.2 3D 퍼즐 환경에서의 능동적 제어</w:t>
+      </w:r>
+    </w:p>
+    <w:p>
+      <w:pPr>
+        <w:widowControl/>
+        <w:wordWrap/>
+        <w:autoSpaceDE/>
+        <w:autoSpaceDN/>
+        <w:jc w:val="left"/>
+        <w:rPr>
+          <w:rFonts w:asciiTheme="minorEastAsia" w:hAnsiTheme="minorEastAsia" w:hint="eastAsia"/>
+        </w:rPr>
+      </w:pPr>
+      <w:r>
+        <w:rPr>
+          <w:rFonts w:asciiTheme="minorEastAsia" w:hAnsiTheme="minorEastAsia"/>
+        </w:rPr>
+        <w:t xml:space="preserve">Oxygen Not Included나 Universe Sandbox는 거시적인 관점에서 관찰하고 관리하는 매니지먼트 혹은 </w:t>
+      </w:r>
+      <w:proofErr w:type="spellStart"/>
+      <w:r>
+        <w:rPr>
+          <w:rFonts w:asciiTheme="minorEastAsia" w:hAnsiTheme="minorEastAsia"/>
+        </w:rPr>
+        <w:t>샌드박스</w:t>
+      </w:r>
+      <w:proofErr w:type="spellEnd"/>
+      <w:r>
+        <w:rPr>
+          <w:rFonts w:asciiTheme="minorEastAsia" w:hAnsiTheme="minorEastAsia"/>
+        </w:rPr>
+        <w:t xml:space="preserve"> 장르의 특성을 지닌다. 그러나 본 연구는 3D 액션 퍼즐 환경을 채택하였으며, '</w:t>
+      </w:r>
+      <w:proofErr w:type="spellStart"/>
+      <w:r>
+        <w:rPr>
+          <w:rFonts w:asciiTheme="minorEastAsia" w:hAnsiTheme="minorEastAsia"/>
+        </w:rPr>
+        <w:t>머티리얼</w:t>
+      </w:r>
+      <w:proofErr w:type="spellEnd"/>
+      <w:r>
+        <w:rPr>
+          <w:rFonts w:asciiTheme="minorEastAsia" w:hAnsiTheme="minorEastAsia"/>
+        </w:rPr>
+        <w:t xml:space="preserve"> 건(Material Gun)'이라는 도구를 통해 플레이어가 객체의 물리적 속성(절연, 전도, </w:t>
+      </w:r>
+      <w:r>
+        <w:rPr>
+          <w:rFonts w:asciiTheme="minorEastAsia" w:hAnsiTheme="minorEastAsia"/>
+        </w:rPr>
+        <w:lastRenderedPageBreak/>
+        <w:t>자성 등)을 실시간으로 변환하는 능동적 개입을 허용한다. 이는 플레이어가 단순히 환경을 관찰하는 것을 넘어, 에너지가 흐르는 매질과 회로를 스스로 설계하고 검증하는 고차원적인 상호작용을 유도한다.</w:t>
+      </w:r>
     </w:p>
     <w:p>
       <w:pPr>
@@ -1017,19 +1623,1633 @@
         <w:widowControl/>
         <w:numPr>
           <w:ilvl w:val="0"/>
-          <w:numId w:val="3"/>
+          <w:numId w:val="1"/>
         </w:numPr>
         <w:wordWrap/>
         <w:autoSpaceDE/>
         <w:autoSpaceDN/>
         <w:jc w:val="left"/>
-      </w:pPr>
-      <w:r>
-        <w:rPr>
-          <w:rFonts w:hint="eastAsia"/>
+        <w:rPr>
+          <w:rFonts w:asciiTheme="minorEastAsia" w:hAnsiTheme="minorEastAsia"/>
+        </w:rPr>
+      </w:pPr>
+      <w:r>
+        <w:rPr>
+          <w:rFonts w:asciiTheme="minorEastAsia" w:hAnsiTheme="minorEastAsia" w:hint="eastAsia"/>
         </w:rPr>
         <w:t>게임 소개</w:t>
       </w:r>
+    </w:p>
+    <w:p>
+      <w:pPr>
+        <w:widowControl/>
+        <w:wordWrap/>
+        <w:autoSpaceDE/>
+        <w:autoSpaceDN/>
+        <w:ind w:firstLine="800"/>
+        <w:jc w:val="left"/>
+        <w:rPr>
+          <w:rFonts w:asciiTheme="minorEastAsia" w:hAnsiTheme="minorEastAsia"/>
+        </w:rPr>
+      </w:pPr>
+      <w:r>
+        <w:rPr>
+          <w:rFonts w:asciiTheme="minorEastAsia" w:hAnsiTheme="minorEastAsia" w:hint="eastAsia"/>
+        </w:rPr>
+        <w:t xml:space="preserve">5.1 </w:t>
+      </w:r>
+      <w:r>
+        <w:rPr>
+          <w:rFonts w:asciiTheme="minorEastAsia" w:hAnsiTheme="minorEastAsia" w:hint="eastAsia"/>
+        </w:rPr>
+        <w:t>게임 컨셉</w:t>
+      </w:r>
+    </w:p>
+    <w:p>
+      <w:pPr>
+        <w:widowControl/>
+        <w:wordWrap/>
+        <w:autoSpaceDE/>
+        <w:autoSpaceDN/>
+        <w:jc w:val="left"/>
+        <w:rPr>
+          <w:rFonts w:asciiTheme="minorEastAsia" w:hAnsiTheme="minorEastAsia"/>
+        </w:rPr>
+      </w:pPr>
+      <w:r>
+        <w:rPr>
+          <w:rFonts w:asciiTheme="minorEastAsia" w:hAnsiTheme="minorEastAsia" w:hint="eastAsia"/>
+        </w:rPr>
+        <w:t xml:space="preserve">핵심 메커니즘 </w:t>
+      </w:r>
+      <w:r>
+        <w:rPr>
+          <w:rFonts w:asciiTheme="minorEastAsia" w:hAnsiTheme="minorEastAsia"/>
+        </w:rPr>
+        <w:t>–</w:t>
+      </w:r>
+      <w:r>
+        <w:rPr>
+          <w:rFonts w:asciiTheme="minorEastAsia" w:hAnsiTheme="minorEastAsia" w:hint="eastAsia"/>
+        </w:rPr>
+        <w:t xml:space="preserve"> 플레이어는 </w:t>
+      </w:r>
+      <w:proofErr w:type="spellStart"/>
+      <w:r>
+        <w:rPr>
+          <w:rFonts w:asciiTheme="minorEastAsia" w:hAnsiTheme="minorEastAsia" w:hint="eastAsia"/>
+        </w:rPr>
+        <w:t>머티리얼</w:t>
+      </w:r>
+      <w:proofErr w:type="spellEnd"/>
+      <w:r>
+        <w:rPr>
+          <w:rFonts w:asciiTheme="minorEastAsia" w:hAnsiTheme="minorEastAsia" w:hint="eastAsia"/>
+        </w:rPr>
+        <w:t xml:space="preserve"> 건을 통해 객체를 다양한 물질로 변환하며 퍼즐을 해결</w:t>
+      </w:r>
+    </w:p>
+    <w:p>
+      <w:pPr>
+        <w:widowControl/>
+        <w:wordWrap/>
+        <w:autoSpaceDE/>
+        <w:autoSpaceDN/>
+        <w:ind w:firstLine="800"/>
+        <w:jc w:val="left"/>
+        <w:rPr>
+          <w:rFonts w:asciiTheme="minorEastAsia" w:hAnsiTheme="minorEastAsia"/>
+        </w:rPr>
+      </w:pPr>
+      <w:r>
+        <w:rPr>
+          <w:rFonts w:asciiTheme="minorEastAsia" w:hAnsiTheme="minorEastAsia" w:hint="eastAsia"/>
+        </w:rPr>
+        <w:t>5.2</w:t>
+      </w:r>
+      <w:r>
+        <w:rPr>
+          <w:rFonts w:asciiTheme="minorEastAsia" w:hAnsiTheme="minorEastAsia" w:hint="eastAsia"/>
+        </w:rPr>
+        <w:t>물질 시스템</w:t>
+      </w:r>
+    </w:p>
+    <w:p>
+      <w:pPr>
+        <w:widowControl/>
+        <w:wordWrap/>
+        <w:autoSpaceDE/>
+        <w:autoSpaceDN/>
+        <w:jc w:val="left"/>
+        <w:rPr>
+          <w:rFonts w:asciiTheme="minorEastAsia" w:hAnsiTheme="minorEastAsia"/>
+        </w:rPr>
+      </w:pPr>
+      <w:r>
+        <w:rPr>
+          <w:rFonts w:asciiTheme="minorEastAsia" w:hAnsiTheme="minorEastAsia" w:hint="eastAsia"/>
+        </w:rPr>
+        <w:t>게임에서 구현된 6가지 물질과 특징</w:t>
+      </w:r>
+    </w:p>
+    <w:p>
+      <w:pPr>
+        <w:widowControl/>
+        <w:wordWrap/>
+        <w:autoSpaceDE/>
+        <w:autoSpaceDN/>
+        <w:jc w:val="left"/>
+        <w:rPr>
+          <w:rFonts w:asciiTheme="minorEastAsia" w:hAnsiTheme="minorEastAsia"/>
+        </w:rPr>
+      </w:pPr>
+      <w:r>
+        <w:rPr>
+          <w:rFonts w:asciiTheme="minorEastAsia" w:hAnsiTheme="minorEastAsia" w:hint="eastAsia"/>
+        </w:rPr>
+        <w:t xml:space="preserve">얼음 </w:t>
+      </w:r>
+      <w:r>
+        <w:rPr>
+          <w:rFonts w:asciiTheme="minorEastAsia" w:hAnsiTheme="minorEastAsia"/>
+        </w:rPr>
+        <w:t>–</w:t>
+      </w:r>
+      <w:r>
+        <w:rPr>
+          <w:rFonts w:asciiTheme="minorEastAsia" w:hAnsiTheme="minorEastAsia" w:hint="eastAsia"/>
+        </w:rPr>
+        <w:t xml:space="preserve"> 낮은 마찰, 열원 근처에서 융용</w:t>
+      </w:r>
+    </w:p>
+    <w:p>
+      <w:pPr>
+        <w:widowControl/>
+        <w:wordWrap/>
+        <w:autoSpaceDE/>
+        <w:autoSpaceDN/>
+        <w:jc w:val="left"/>
+        <w:rPr>
+          <w:rFonts w:asciiTheme="minorEastAsia" w:hAnsiTheme="minorEastAsia"/>
+        </w:rPr>
+      </w:pPr>
+      <w:r>
+        <w:rPr>
+          <w:rFonts w:asciiTheme="minorEastAsia" w:hAnsiTheme="minorEastAsia" w:hint="eastAsia"/>
+        </w:rPr>
+        <w:t xml:space="preserve">고무 </w:t>
+      </w:r>
+      <w:r>
+        <w:rPr>
+          <w:rFonts w:asciiTheme="minorEastAsia" w:hAnsiTheme="minorEastAsia"/>
+        </w:rPr>
+        <w:t>–</w:t>
+      </w:r>
+      <w:r>
+        <w:rPr>
+          <w:rFonts w:asciiTheme="minorEastAsia" w:hAnsiTheme="minorEastAsia" w:hint="eastAsia"/>
+        </w:rPr>
+        <w:t xml:space="preserve"> 절연체, 높은 마찰</w:t>
+      </w:r>
+    </w:p>
+    <w:p>
+      <w:pPr>
+        <w:widowControl/>
+        <w:wordWrap/>
+        <w:autoSpaceDE/>
+        <w:autoSpaceDN/>
+        <w:jc w:val="left"/>
+        <w:rPr>
+          <w:rFonts w:asciiTheme="minorEastAsia" w:hAnsiTheme="minorEastAsia"/>
+        </w:rPr>
+      </w:pPr>
+      <w:r>
+        <w:rPr>
+          <w:rFonts w:asciiTheme="minorEastAsia" w:hAnsiTheme="minorEastAsia" w:hint="eastAsia"/>
+        </w:rPr>
+        <w:t xml:space="preserve">철 </w:t>
+      </w:r>
+      <w:r>
+        <w:rPr>
+          <w:rFonts w:asciiTheme="minorEastAsia" w:hAnsiTheme="minorEastAsia"/>
+        </w:rPr>
+        <w:t>–</w:t>
+      </w:r>
+      <w:r>
+        <w:rPr>
+          <w:rFonts w:asciiTheme="minorEastAsia" w:hAnsiTheme="minorEastAsia" w:hint="eastAsia"/>
+        </w:rPr>
+        <w:t xml:space="preserve"> 전기 전도성, 자성</w:t>
+      </w:r>
+    </w:p>
+    <w:p>
+      <w:pPr>
+        <w:widowControl/>
+        <w:wordWrap/>
+        <w:autoSpaceDE/>
+        <w:autoSpaceDN/>
+        <w:jc w:val="left"/>
+        <w:rPr>
+          <w:rFonts w:asciiTheme="minorEastAsia" w:hAnsiTheme="minorEastAsia"/>
+        </w:rPr>
+      </w:pPr>
+      <w:r>
+        <w:rPr>
+          <w:rFonts w:asciiTheme="minorEastAsia" w:hAnsiTheme="minorEastAsia" w:hint="eastAsia"/>
+        </w:rPr>
+        <w:t xml:space="preserve">구리 </w:t>
+      </w:r>
+      <w:r>
+        <w:rPr>
+          <w:rFonts w:asciiTheme="minorEastAsia" w:hAnsiTheme="minorEastAsia"/>
+        </w:rPr>
+        <w:t>–</w:t>
+      </w:r>
+      <w:r>
+        <w:rPr>
+          <w:rFonts w:asciiTheme="minorEastAsia" w:hAnsiTheme="minorEastAsia" w:hint="eastAsia"/>
+        </w:rPr>
+        <w:t xml:space="preserve"> 높은 전도성, 반자성, 코일</w:t>
+      </w:r>
+    </w:p>
+    <w:p>
+      <w:pPr>
+        <w:widowControl/>
+        <w:wordWrap/>
+        <w:autoSpaceDE/>
+        <w:autoSpaceDN/>
+        <w:jc w:val="left"/>
+        <w:rPr>
+          <w:rFonts w:asciiTheme="minorEastAsia" w:hAnsiTheme="minorEastAsia"/>
+        </w:rPr>
+      </w:pPr>
+      <w:r>
+        <w:rPr>
+          <w:rFonts w:asciiTheme="minorEastAsia" w:hAnsiTheme="minorEastAsia" w:hint="eastAsia"/>
+        </w:rPr>
+        <w:t xml:space="preserve">나무 </w:t>
+      </w:r>
+      <w:r>
+        <w:rPr>
+          <w:rFonts w:asciiTheme="minorEastAsia" w:hAnsiTheme="minorEastAsia"/>
+        </w:rPr>
+        <w:t>–</w:t>
+      </w:r>
+      <w:r>
+        <w:rPr>
+          <w:rFonts w:asciiTheme="minorEastAsia" w:hAnsiTheme="minorEastAsia" w:hint="eastAsia"/>
+        </w:rPr>
+        <w:t xml:space="preserve"> 절연체, 낮은 밀도</w:t>
+      </w:r>
+    </w:p>
+    <w:p>
+      <w:pPr>
+        <w:widowControl/>
+        <w:wordWrap/>
+        <w:autoSpaceDE/>
+        <w:autoSpaceDN/>
+        <w:jc w:val="left"/>
+        <w:rPr>
+          <w:rFonts w:asciiTheme="minorEastAsia" w:hAnsiTheme="minorEastAsia"/>
+        </w:rPr>
+      </w:pPr>
+      <w:r>
+        <w:rPr>
+          <w:rFonts w:asciiTheme="minorEastAsia" w:hAnsiTheme="minorEastAsia" w:hint="eastAsia"/>
+        </w:rPr>
+        <w:t xml:space="preserve">자석 </w:t>
+      </w:r>
+      <w:r>
+        <w:rPr>
+          <w:rFonts w:asciiTheme="minorEastAsia" w:hAnsiTheme="minorEastAsia"/>
+        </w:rPr>
+        <w:t>–</w:t>
+      </w:r>
+      <w:r>
+        <w:rPr>
+          <w:rFonts w:asciiTheme="minorEastAsia" w:hAnsiTheme="minorEastAsia" w:hint="eastAsia"/>
+        </w:rPr>
+        <w:t xml:space="preserve"> 자기장 발생</w:t>
+      </w:r>
+    </w:p>
+    <w:p>
+      <w:pPr>
+        <w:widowControl/>
+        <w:wordWrap/>
+        <w:autoSpaceDE/>
+        <w:autoSpaceDN/>
+        <w:ind w:firstLine="800"/>
+        <w:jc w:val="left"/>
+        <w:rPr>
+          <w:rFonts w:asciiTheme="minorEastAsia" w:hAnsiTheme="minorEastAsia"/>
+        </w:rPr>
+      </w:pPr>
+      <w:r>
+        <w:rPr>
+          <w:rFonts w:asciiTheme="minorEastAsia" w:hAnsiTheme="minorEastAsia" w:hint="eastAsia"/>
+        </w:rPr>
+        <w:t>5.3</w:t>
+      </w:r>
+      <w:r>
+        <w:rPr>
+          <w:rFonts w:asciiTheme="minorEastAsia" w:hAnsiTheme="minorEastAsia" w:hint="eastAsia"/>
+        </w:rPr>
+        <w:t>온도 시스템</w:t>
+      </w:r>
+    </w:p>
+    <w:p>
+      <w:pPr>
+        <w:widowControl/>
+        <w:wordWrap/>
+        <w:autoSpaceDE/>
+        <w:autoSpaceDN/>
+        <w:jc w:val="left"/>
+        <w:rPr>
+          <w:rFonts w:asciiTheme="minorEastAsia" w:hAnsiTheme="minorEastAsia" w:hint="eastAsia"/>
+        </w:rPr>
+      </w:pPr>
+      <w:r>
+        <w:rPr>
+          <w:rFonts w:asciiTheme="minorEastAsia" w:hAnsiTheme="minorEastAsia"/>
+        </w:rPr>
+        <w:t>열 에너지가 복사를 통해 주변 환경으로 전파되는 모델은 스테판-볼츠만 법칙을 기반으로 설계되었다.</w:t>
+      </w:r>
+    </w:p>
+    <w:p>
+      <w:pPr>
+        <w:widowControl/>
+        <w:wordWrap/>
+        <w:autoSpaceDE/>
+        <w:autoSpaceDN/>
+        <w:jc w:val="left"/>
+        <w:rPr>
+          <w:rFonts w:asciiTheme="minorEastAsia" w:hAnsiTheme="minorEastAsia"/>
+        </w:rPr>
+      </w:pPr>
+    </w:p>
+    <w:p>
+      <w:pPr>
+        <w:widowControl/>
+        <w:wordWrap/>
+        <w:autoSpaceDE/>
+        <w:autoSpaceDN/>
+        <w:jc w:val="left"/>
+        <w:rPr>
+          <w:rFonts w:asciiTheme="minorEastAsia" w:hAnsiTheme="minorEastAsia"/>
+        </w:rPr>
+      </w:pPr>
+      <m:oMathPara>
+        <m:oMath>
+          <m:r>
+            <w:rPr>
+              <w:rFonts w:ascii="Cambria Math" w:hAnsi="Cambria Math"/>
+            </w:rPr>
+            <m:t xml:space="preserve">P = σ · ε · A · </m:t>
+          </m:r>
+          <m:sSup>
+            <m:sSupPr>
+              <m:ctrlPr>
+                <w:rPr>
+                  <w:rFonts w:ascii="Cambria Math" w:hAnsi="Cambria Math"/>
+                  <w:i/>
+                </w:rPr>
+              </m:ctrlPr>
+            </m:sSupPr>
+            <m:e>
+              <m:r>
+                <w:rPr>
+                  <w:rFonts w:ascii="Cambria Math" w:hAnsi="Cambria Math"/>
+                </w:rPr>
+                <m:t>T</m:t>
+              </m:r>
+            </m:e>
+            <m:sup>
+              <m:r>
+                <w:rPr>
+                  <w:rFonts w:ascii="Cambria Math" w:hAnsi="Cambria Math"/>
+                </w:rPr>
+                <m:t>4</m:t>
+              </m:r>
+            </m:sup>
+          </m:sSup>
+        </m:oMath>
+      </m:oMathPara>
+    </w:p>
+    <w:p>
+      <w:pPr>
+        <w:widowControl/>
+        <w:wordWrap/>
+        <w:autoSpaceDE/>
+        <w:autoSpaceDN/>
+        <w:jc w:val="left"/>
+        <w:rPr>
+          <w:rFonts w:asciiTheme="minorEastAsia" w:hAnsiTheme="minorEastAsia"/>
+        </w:rPr>
+      </w:pPr>
+    </w:p>
+    <w:p>
+      <w:pPr>
+        <w:widowControl/>
+        <w:wordWrap/>
+        <w:autoSpaceDE/>
+        <w:autoSpaceDN/>
+        <w:jc w:val="left"/>
+        <w:rPr>
+          <w:rFonts w:asciiTheme="minorEastAsia" w:hAnsiTheme="minorEastAsia"/>
+        </w:rPr>
+      </w:pPr>
+      <w:r>
+        <w:rPr>
+          <w:rFonts w:asciiTheme="minorEastAsia" w:hAnsiTheme="minorEastAsia"/>
+        </w:rPr>
+        <w:t xml:space="preserve">거리에 따른 </w:t>
+      </w:r>
+      <w:proofErr w:type="spellStart"/>
+      <w:r>
+        <w:rPr>
+          <w:rFonts w:asciiTheme="minorEastAsia" w:hAnsiTheme="minorEastAsia"/>
+        </w:rPr>
+        <w:t>열속</w:t>
+      </w:r>
+      <w:proofErr w:type="spellEnd"/>
+      <w:r>
+        <w:rPr>
+          <w:rFonts w:asciiTheme="minorEastAsia" w:hAnsiTheme="minorEastAsia"/>
+        </w:rPr>
+        <w:t xml:space="preserve"> 밀도는 </w:t>
+      </w:r>
+      <w:proofErr w:type="spellStart"/>
+      <w:r>
+        <w:rPr>
+          <w:rFonts w:asciiTheme="minorEastAsia" w:hAnsiTheme="minorEastAsia"/>
+        </w:rPr>
+        <w:t>역제곱</w:t>
+      </w:r>
+      <w:proofErr w:type="spellEnd"/>
+      <w:r>
+        <w:rPr>
+          <w:rFonts w:asciiTheme="minorEastAsia" w:hAnsiTheme="minorEastAsia"/>
+        </w:rPr>
+        <w:t xml:space="preserve"> 법칙을 적용하여 연산한다:</w:t>
+      </w:r>
+    </w:p>
+    <w:p>
+      <w:pPr>
+        <w:widowControl/>
+        <w:wordWrap/>
+        <w:autoSpaceDE/>
+        <w:autoSpaceDN/>
+        <w:jc w:val="left"/>
+        <w:rPr>
+          <w:rFonts w:asciiTheme="minorEastAsia" w:hAnsiTheme="minorEastAsia"/>
+        </w:rPr>
+      </w:pPr>
+    </w:p>
+    <w:p>
+      <w:pPr>
+        <w:widowControl/>
+        <w:wordWrap/>
+        <w:autoSpaceDE/>
+        <w:autoSpaceDN/>
+        <w:jc w:val="left"/>
+        <w:rPr>
+          <w:rFonts w:asciiTheme="minorEastAsia" w:hAnsiTheme="minorEastAsia"/>
+        </w:rPr>
+      </w:pPr>
+      <m:oMathPara>
+        <m:oMath>
+          <m:r>
+            <w:rPr>
+              <w:rFonts w:ascii="Cambria Math" w:hAnsi="Cambria Math"/>
+            </w:rPr>
+            <m:t xml:space="preserve">Φ = </m:t>
+          </m:r>
+          <m:f>
+            <m:fPr>
+              <m:ctrlPr>
+                <w:rPr>
+                  <w:rFonts w:ascii="Cambria Math" w:hAnsi="Cambria Math"/>
+                  <w:i/>
+                </w:rPr>
+              </m:ctrlPr>
+            </m:fPr>
+            <m:num>
+              <m:r>
+                <w:rPr>
+                  <w:rFonts w:ascii="Cambria Math" w:hAnsi="Cambria Math"/>
+                </w:rPr>
+                <m:t>P</m:t>
+              </m:r>
+            </m:num>
+            <m:den>
+              <m:r>
+                <w:rPr>
+                  <w:rFonts w:ascii="Cambria Math" w:hAnsi="Cambria Math"/>
+                </w:rPr>
+                <m:t>4π</m:t>
+              </m:r>
+              <m:sSup>
+                <m:sSupPr>
+                  <m:ctrlPr>
+                    <w:rPr>
+                      <w:rFonts w:ascii="Cambria Math" w:hAnsi="Cambria Math"/>
+                      <w:i/>
+                    </w:rPr>
+                  </m:ctrlPr>
+                </m:sSupPr>
+                <m:e>
+                  <m:r>
+                    <w:rPr>
+                      <w:rFonts w:ascii="Cambria Math" w:hAnsi="Cambria Math"/>
+                    </w:rPr>
+                    <m:t>r</m:t>
+                  </m:r>
+                </m:e>
+                <m:sup>
+                  <m:r>
+                    <w:rPr>
+                      <w:rFonts w:ascii="Cambria Math" w:hAnsi="Cambria Math"/>
+                    </w:rPr>
+                    <m:t>2</m:t>
+                  </m:r>
+                </m:sup>
+              </m:sSup>
+            </m:den>
+          </m:f>
+        </m:oMath>
+      </m:oMathPara>
+    </w:p>
+    <w:p>
+      <w:pPr>
+        <w:widowControl/>
+        <w:wordWrap/>
+        <w:autoSpaceDE/>
+        <w:autoSpaceDN/>
+        <w:jc w:val="left"/>
+        <w:rPr>
+          <w:rFonts w:asciiTheme="minorEastAsia" w:hAnsiTheme="minorEastAsia"/>
+        </w:rPr>
+      </w:pPr>
+    </w:p>
+    <w:p>
+      <w:pPr>
+        <w:widowControl/>
+        <w:wordWrap/>
+        <w:autoSpaceDE/>
+        <w:autoSpaceDN/>
+        <w:jc w:val="left"/>
+        <w:rPr>
+          <w:rFonts w:asciiTheme="minorEastAsia" w:hAnsiTheme="minorEastAsia" w:hint="eastAsia"/>
+        </w:rPr>
+      </w:pPr>
+      <w:r>
+        <w:rPr>
+          <w:rFonts w:asciiTheme="minorEastAsia" w:hAnsiTheme="minorEastAsia"/>
+        </w:rPr>
+        <w:t xml:space="preserve">전도체(철, 구리)에 전류가 흐를 때 발생하는 줄 발열을 구현하여 전기 에너지가 열 에너지로 변환되는 과정을 </w:t>
+      </w:r>
+      <w:proofErr w:type="spellStart"/>
+      <w:r>
+        <w:rPr>
+          <w:rFonts w:asciiTheme="minorEastAsia" w:hAnsiTheme="minorEastAsia"/>
+        </w:rPr>
+        <w:t>정식화했다</w:t>
+      </w:r>
+      <w:proofErr w:type="spellEnd"/>
+      <w:r>
+        <w:rPr>
+          <w:rFonts w:asciiTheme="minorEastAsia" w:hAnsiTheme="minorEastAsia"/>
+        </w:rPr>
+        <w:t>. 이때 온도 증가에 따른 저항의 변화를 반영하여 시스템의 현실성을 높였다</w:t>
+      </w:r>
+      <w:r>
+        <w:rPr>
+          <w:rFonts w:asciiTheme="minorEastAsia" w:hAnsiTheme="minorEastAsia" w:hint="eastAsia"/>
+        </w:rPr>
+        <w:t>.</w:t>
+      </w:r>
+    </w:p>
+    <w:p>
+      <w:pPr>
+        <w:widowControl/>
+        <w:wordWrap/>
+        <w:autoSpaceDE/>
+        <w:autoSpaceDN/>
+        <w:ind w:firstLine="800"/>
+        <w:jc w:val="left"/>
+        <w:rPr>
+          <w:rFonts w:asciiTheme="minorEastAsia" w:hAnsiTheme="minorEastAsia"/>
+        </w:rPr>
+      </w:pPr>
+      <w:r>
+        <w:rPr>
+          <w:rFonts w:asciiTheme="minorEastAsia" w:hAnsiTheme="minorEastAsia" w:hint="eastAsia"/>
+        </w:rPr>
+        <w:t>5.4</w:t>
+      </w:r>
+      <w:r>
+        <w:rPr>
+          <w:rFonts w:asciiTheme="minorEastAsia" w:hAnsiTheme="minorEastAsia" w:hint="eastAsia"/>
+        </w:rPr>
+        <w:t>전기 시스템</w:t>
+      </w:r>
+    </w:p>
+    <w:p>
+      <w:pPr>
+        <w:widowControl/>
+        <w:wordWrap/>
+        <w:autoSpaceDE/>
+        <w:autoSpaceDN/>
+        <w:jc w:val="left"/>
+        <w:rPr>
+          <w:rFonts w:asciiTheme="minorEastAsia" w:hAnsiTheme="minorEastAsia"/>
+        </w:rPr>
+      </w:pPr>
+      <w:r>
+        <w:rPr>
+          <w:rFonts w:asciiTheme="minorEastAsia" w:hAnsiTheme="minorEastAsia"/>
+        </w:rPr>
+        <w:t xml:space="preserve">전기 시스템은 전도율이 다른 물질(구리, 철, 목재 등) 간의 전류 흐름과 발열 현상을 </w:t>
+      </w:r>
+      <w:proofErr w:type="spellStart"/>
+      <w:r>
+        <w:rPr>
+          <w:rFonts w:asciiTheme="minorEastAsia" w:hAnsiTheme="minorEastAsia"/>
+        </w:rPr>
+        <w:t>시뮬레이션한다</w:t>
+      </w:r>
+      <w:proofErr w:type="spellEnd"/>
+      <w:r>
+        <w:rPr>
+          <w:rFonts w:asciiTheme="minorEastAsia" w:hAnsiTheme="minorEastAsia"/>
+        </w:rPr>
+        <w:t xml:space="preserve">. 와이어 및 전도체 네트워크에서 발생하는 전기 에너지는 옴의 법칙을 따르며, 전도체에 전류가 흐를 때 발생하는 줄 발열은 다음과 같이 </w:t>
+      </w:r>
+      <w:proofErr w:type="spellStart"/>
+      <w:r>
+        <w:rPr>
+          <w:rFonts w:asciiTheme="minorEastAsia" w:hAnsiTheme="minorEastAsia"/>
+        </w:rPr>
+        <w:t>정식화했다</w:t>
+      </w:r>
+      <w:proofErr w:type="spellEnd"/>
+      <w:r>
+        <w:rPr>
+          <w:rFonts w:asciiTheme="minorEastAsia" w:hAnsiTheme="minorEastAsia" w:hint="eastAsia"/>
+        </w:rPr>
+        <w:t>.</w:t>
+      </w:r>
+    </w:p>
+    <w:p>
+      <w:pPr>
+        <w:widowControl/>
+        <w:wordWrap/>
+        <w:autoSpaceDE/>
+        <w:autoSpaceDN/>
+        <w:jc w:val="left"/>
+        <w:rPr>
+          <w:rFonts w:asciiTheme="minorEastAsia" w:hAnsiTheme="minorEastAsia"/>
+        </w:rPr>
+      </w:pPr>
+    </w:p>
+    <w:p>
+      <w:pPr>
+        <w:widowControl/>
+        <w:wordWrap/>
+        <w:autoSpaceDE/>
+        <w:autoSpaceDN/>
+        <w:jc w:val="left"/>
+        <w:rPr>
+          <w:rFonts w:asciiTheme="minorEastAsia" w:hAnsiTheme="minorEastAsia"/>
+        </w:rPr>
+      </w:pPr>
+      <m:oMathPara>
+        <m:oMath>
+          <m:sSub>
+            <m:sSubPr>
+              <m:ctrlPr>
+                <w:rPr>
+                  <w:rFonts w:ascii="Cambria Math" w:hAnsi="Cambria Math"/>
+                  <w:i/>
+                </w:rPr>
+              </m:ctrlPr>
+            </m:sSubPr>
+            <m:e>
+              <m:r>
+                <w:rPr>
+                  <w:rFonts w:ascii="Cambria Math" w:hAnsi="Cambria Math"/>
+                </w:rPr>
+                <m:t>P</m:t>
+              </m:r>
+            </m:e>
+            <m:sub>
+              <m:r>
+                <w:rPr>
+                  <w:rFonts w:ascii="Cambria Math" w:hAnsi="Cambria Math"/>
+                </w:rPr>
+                <m:t>Joule</m:t>
+              </m:r>
+            </m:sub>
+          </m:sSub>
+          <m:r>
+            <w:rPr>
+              <w:rFonts w:ascii="Cambria Math" w:hAnsi="Cambria Math"/>
+            </w:rPr>
+            <m:t xml:space="preserve">= </m:t>
+          </m:r>
+          <m:sSup>
+            <m:sSupPr>
+              <m:ctrlPr>
+                <w:rPr>
+                  <w:rFonts w:ascii="Cambria Math" w:hAnsi="Cambria Math"/>
+                  <w:i/>
+                </w:rPr>
+              </m:ctrlPr>
+            </m:sSupPr>
+            <m:e>
+              <m:r>
+                <w:rPr>
+                  <w:rFonts w:ascii="Cambria Math" w:hAnsi="Cambria Math"/>
+                </w:rPr>
+                <m:t>I</m:t>
+              </m:r>
+            </m:e>
+            <m:sup>
+              <m:r>
+                <w:rPr>
+                  <w:rFonts w:ascii="Cambria Math" w:hAnsi="Cambria Math"/>
+                </w:rPr>
+                <m:t>2</m:t>
+              </m:r>
+            </m:sup>
+          </m:sSup>
+          <m:r>
+            <w:rPr>
+              <w:rFonts w:ascii="Cambria Math" w:hAnsi="Cambria Math"/>
+            </w:rPr>
+            <m:t>· R</m:t>
+          </m:r>
+          <m:d>
+            <m:dPr>
+              <m:ctrlPr>
+                <w:rPr>
+                  <w:rFonts w:ascii="Cambria Math" w:hAnsi="Cambria Math"/>
+                  <w:i/>
+                </w:rPr>
+              </m:ctrlPr>
+            </m:dPr>
+            <m:e>
+              <m:r>
+                <w:rPr>
+                  <w:rFonts w:ascii="Cambria Math" w:hAnsi="Cambria Math"/>
+                </w:rPr>
+                <m:t>T</m:t>
+              </m:r>
+            </m:e>
+          </m:d>
+        </m:oMath>
+      </m:oMathPara>
+    </w:p>
+    <w:p>
+      <w:pPr>
+        <w:widowControl/>
+        <w:wordWrap/>
+        <w:autoSpaceDE/>
+        <w:autoSpaceDN/>
+        <w:jc w:val="left"/>
+        <w:rPr>
+          <w:rFonts w:asciiTheme="minorEastAsia" w:hAnsiTheme="minorEastAsia" w:hint="eastAsia"/>
+        </w:rPr>
+      </w:pPr>
+    </w:p>
+    <w:p>
+      <w:pPr>
+        <w:widowControl/>
+        <w:wordWrap/>
+        <w:autoSpaceDE/>
+        <w:autoSpaceDN/>
+        <w:jc w:val="left"/>
+        <w:rPr>
+          <w:rFonts w:asciiTheme="minorEastAsia" w:hAnsiTheme="minorEastAsia"/>
+        </w:rPr>
+      </w:pPr>
+      <w:r>
+        <w:rPr>
+          <w:rFonts w:asciiTheme="minorEastAsia" w:hAnsiTheme="minorEastAsia"/>
+        </w:rPr>
+        <w:t>이때, 전류 통과에 따른 와이어의 온도 상승 현상을 보다 현실적으로 반영하기 위해, 온도 증가에 비례하여 저항이 커지는 온도계수모델을 적용했다</w:t>
+      </w:r>
+      <w:r>
+        <w:rPr>
+          <w:rFonts w:asciiTheme="minorEastAsia" w:hAnsiTheme="minorEastAsia" w:hint="eastAsia"/>
+        </w:rPr>
+        <w:t>.</w:t>
+      </w:r>
+    </w:p>
+    <w:p>
+      <w:pPr>
+        <w:widowControl/>
+        <w:wordWrap/>
+        <w:autoSpaceDE/>
+        <w:autoSpaceDN/>
+        <w:jc w:val="left"/>
+        <w:rPr>
+          <w:rFonts w:asciiTheme="minorEastAsia" w:hAnsiTheme="minorEastAsia"/>
+        </w:rPr>
+      </w:pPr>
+    </w:p>
+    <w:p>
+      <w:pPr>
+        <w:widowControl/>
+        <w:wordWrap/>
+        <w:autoSpaceDE/>
+        <w:autoSpaceDN/>
+        <w:jc w:val="left"/>
+        <w:rPr>
+          <w:rFonts w:asciiTheme="minorEastAsia" w:hAnsiTheme="minorEastAsia"/>
+          <w:i/>
+        </w:rPr>
+      </w:pPr>
+      <m:oMathPara>
+        <m:oMath>
+          <m:r>
+            <m:rPr>
+              <m:sty m:val="p"/>
+            </m:rPr>
+            <w:rPr>
+              <w:rFonts w:ascii="Cambria Math" w:hAnsi="Cambria Math"/>
+            </w:rPr>
+            <m:t>R</m:t>
+          </m:r>
+          <m:d>
+            <m:dPr>
+              <m:ctrlPr>
+                <w:rPr>
+                  <w:rFonts w:ascii="Cambria Math" w:hAnsi="Cambria Math"/>
+                </w:rPr>
+              </m:ctrlPr>
+            </m:dPr>
+            <m:e>
+              <m:r>
+                <m:rPr>
+                  <m:sty m:val="p"/>
+                </m:rPr>
+                <w:rPr>
+                  <w:rFonts w:ascii="Cambria Math" w:hAnsi="Cambria Math"/>
+                </w:rPr>
+                <m:t>T</m:t>
+              </m:r>
+            </m:e>
+          </m:d>
+          <m:r>
+            <m:rPr>
+              <m:sty m:val="p"/>
+            </m:rPr>
+            <w:rPr>
+              <w:rFonts w:ascii="Cambria Math" w:hAnsi="Cambria Math"/>
+            </w:rPr>
+            <m:t xml:space="preserve">= </m:t>
+          </m:r>
+          <m:sSub>
+            <m:sSubPr>
+              <m:ctrlPr>
+                <w:rPr>
+                  <w:rFonts w:ascii="Cambria Math" w:hAnsi="Cambria Math"/>
+                </w:rPr>
+              </m:ctrlPr>
+            </m:sSubPr>
+            <m:e>
+              <m:r>
+                <m:rPr>
+                  <m:sty m:val="p"/>
+                </m:rPr>
+                <w:rPr>
+                  <w:rFonts w:ascii="Cambria Math" w:hAnsi="Cambria Math"/>
+                </w:rPr>
+                <m:t>R</m:t>
+              </m:r>
+            </m:e>
+            <m:sub>
+              <m:r>
+                <m:rPr>
+                  <m:sty m:val="p"/>
+                </m:rPr>
+                <w:rPr>
+                  <w:rFonts w:ascii="Cambria Math" w:hAnsi="Cambria Math"/>
+                </w:rPr>
+                <m:t>0</m:t>
+              </m:r>
+            </m:sub>
+          </m:sSub>
+          <m:d>
+            <m:dPr>
+              <m:begChr m:val="["/>
+              <m:endChr m:val="]"/>
+              <m:ctrlPr>
+                <w:rPr>
+                  <w:rFonts w:ascii="Cambria Math" w:hAnsi="Cambria Math"/>
+                </w:rPr>
+              </m:ctrlPr>
+            </m:dPr>
+            <m:e>
+              <m:r>
+                <m:rPr>
+                  <m:sty m:val="p"/>
+                </m:rPr>
+                <w:rPr>
+                  <w:rFonts w:ascii="Cambria Math" w:hAnsi="Cambria Math"/>
+                </w:rPr>
+                <m:t>1 + α</m:t>
+              </m:r>
+              <m:d>
+                <m:dPr>
+                  <m:ctrlPr>
+                    <w:rPr>
+                      <w:rFonts w:ascii="Cambria Math" w:hAnsi="Cambria Math"/>
+                    </w:rPr>
+                  </m:ctrlPr>
+                </m:dPr>
+                <m:e>
+                  <m:r>
+                    <m:rPr>
+                      <m:sty m:val="p"/>
+                    </m:rPr>
+                    <w:rPr>
+                      <w:rFonts w:ascii="Cambria Math" w:hAnsi="Cambria Math"/>
+                    </w:rPr>
+                    <m:t xml:space="preserve">T - </m:t>
+                  </m:r>
+                  <m:sSub>
+                    <m:sSubPr>
+                      <m:ctrlPr>
+                        <w:rPr>
+                          <w:rFonts w:ascii="Cambria Math" w:hAnsi="Cambria Math"/>
+                        </w:rPr>
+                      </m:ctrlPr>
+                    </m:sSubPr>
+                    <m:e>
+                      <m:r>
+                        <m:rPr>
+                          <m:sty m:val="p"/>
+                        </m:rPr>
+                        <w:rPr>
+                          <w:rFonts w:ascii="Cambria Math" w:hAnsi="Cambria Math"/>
+                        </w:rPr>
+                        <m:t>T</m:t>
+                      </m:r>
+                    </m:e>
+                    <m:sub>
+                      <m:r>
+                        <m:rPr>
+                          <m:sty m:val="p"/>
+                        </m:rPr>
+                        <w:rPr>
+                          <w:rFonts w:ascii="Cambria Math" w:hAnsi="Cambria Math"/>
+                        </w:rPr>
+                        <m:t>0</m:t>
+                      </m:r>
+                    </m:sub>
+                  </m:sSub>
+                </m:e>
+              </m:d>
+            </m:e>
+          </m:d>
+        </m:oMath>
+      </m:oMathPara>
+    </w:p>
+    <w:p>
+      <w:pPr>
+        <w:widowControl/>
+        <w:wordWrap/>
+        <w:autoSpaceDE/>
+        <w:autoSpaceDN/>
+        <w:jc w:val="left"/>
+        <w:rPr>
+          <w:rFonts w:asciiTheme="minorEastAsia" w:hAnsiTheme="minorEastAsia"/>
+        </w:rPr>
+      </w:pPr>
+    </w:p>
+    <w:p>
+      <w:pPr>
+        <w:widowControl/>
+        <w:wordWrap/>
+        <w:autoSpaceDE/>
+        <w:autoSpaceDN/>
+        <w:jc w:val="left"/>
+        <w:rPr>
+          <w:rFonts w:asciiTheme="minorEastAsia" w:hAnsiTheme="minorEastAsia" w:hint="eastAsia"/>
+        </w:rPr>
+      </w:pPr>
+      <w:r>
+        <w:rPr>
+          <w:rFonts w:asciiTheme="minorEastAsia" w:hAnsiTheme="minorEastAsia"/>
+        </w:rPr>
+        <w:t xml:space="preserve">이를 통해 플레이어가 과도한 전류를 </w:t>
+      </w:r>
+      <w:proofErr w:type="spellStart"/>
+      <w:r>
+        <w:rPr>
+          <w:rFonts w:asciiTheme="minorEastAsia" w:hAnsiTheme="minorEastAsia"/>
+        </w:rPr>
+        <w:t>흘려보낼</w:t>
+      </w:r>
+      <w:proofErr w:type="spellEnd"/>
+      <w:r>
+        <w:rPr>
+          <w:rFonts w:asciiTheme="minorEastAsia" w:hAnsiTheme="minorEastAsia"/>
+        </w:rPr>
+        <w:t xml:space="preserve"> 경우 저항이 급증하여 와이어가 </w:t>
+      </w:r>
+      <w:proofErr w:type="spellStart"/>
+      <w:r>
+        <w:rPr>
+          <w:rFonts w:asciiTheme="minorEastAsia" w:hAnsiTheme="minorEastAsia"/>
+        </w:rPr>
+        <w:t>소손되거나</w:t>
+      </w:r>
+      <w:proofErr w:type="spellEnd"/>
+      <w:r>
+        <w:rPr>
+          <w:rFonts w:asciiTheme="minorEastAsia" w:hAnsiTheme="minorEastAsia"/>
+        </w:rPr>
+        <w:t xml:space="preserve"> 고온의 열원으로 변하는 전략적 변수를 창출했다</w:t>
+      </w:r>
+      <w:r>
+        <w:rPr>
+          <w:rFonts w:asciiTheme="minorEastAsia" w:hAnsiTheme="minorEastAsia" w:hint="eastAsia"/>
+        </w:rPr>
+        <w:t>.</w:t>
+      </w:r>
+    </w:p>
+    <w:p>
+      <w:pPr>
+        <w:widowControl/>
+        <w:wordWrap/>
+        <w:autoSpaceDE/>
+        <w:autoSpaceDN/>
+        <w:ind w:firstLine="800"/>
+        <w:jc w:val="left"/>
+        <w:rPr>
+          <w:rFonts w:asciiTheme="minorEastAsia" w:hAnsiTheme="minorEastAsia" w:hint="eastAsia"/>
+        </w:rPr>
+      </w:pPr>
+      <w:r>
+        <w:rPr>
+          <w:rFonts w:asciiTheme="minorEastAsia" w:hAnsiTheme="minorEastAsia" w:hint="eastAsia"/>
+        </w:rPr>
+        <w:t>5.5</w:t>
+      </w:r>
+      <w:r>
+        <w:rPr>
+          <w:rFonts w:asciiTheme="minorEastAsia" w:hAnsiTheme="minorEastAsia" w:hint="eastAsia"/>
+        </w:rPr>
+        <w:t>자기 시스템</w:t>
+      </w:r>
+    </w:p>
+    <w:p>
+      <w:pPr>
+        <w:widowControl/>
+        <w:wordWrap/>
+        <w:autoSpaceDE/>
+        <w:autoSpaceDN/>
+        <w:jc w:val="left"/>
+        <w:rPr>
+          <w:rFonts w:asciiTheme="minorEastAsia" w:hAnsiTheme="minorEastAsia" w:cs="Arial"/>
+          <w:kern w:val="0"/>
+          <w:szCs w:val="20"/>
+        </w:rPr>
+      </w:pPr>
+      <w:r>
+        <w:rPr>
+          <w:rFonts w:asciiTheme="minorEastAsia" w:hAnsiTheme="minorEastAsia" w:cs="Arial"/>
+          <w:kern w:val="0"/>
+          <w:szCs w:val="20"/>
+        </w:rPr>
+        <w:t xml:space="preserve">자기장의 감쇠는 실제 물리 법칙에 따르면 거리의 세제곱에 반비례한다. 그러나 이를 게임 공간에 그대로 적용할 경우, 플레이어가 인지할 수 있는 유효 상호작용 범위가 극도로 좁아져 레벨 디자인이 불가능해지는 문제가 발생했다. 따라서 본 연구에서는 거시적 상호작용을 보장하기 위해 감쇠 지수 </w:t>
+      </w:r>
+      <w:r>
+        <w:rPr>
+          <w:rFonts w:asciiTheme="minorEastAsia" w:hAnsiTheme="minorEastAsia" w:cs="Arial" w:hint="eastAsia"/>
+          <w:kern w:val="0"/>
+          <w:szCs w:val="20"/>
+        </w:rPr>
+        <w:t>n</w:t>
+      </w:r>
+      <w:r>
+        <w:rPr>
+          <w:rFonts w:asciiTheme="minorEastAsia" w:hAnsiTheme="minorEastAsia" w:cs="Arial"/>
+          <w:kern w:val="0"/>
+          <w:szCs w:val="20"/>
+        </w:rPr>
+        <w:t>을 1.5로 완화하는 게임 공학적 근사를 적용했다</w:t>
+      </w:r>
+      <w:r>
+        <w:rPr>
+          <w:rFonts w:asciiTheme="minorEastAsia" w:hAnsiTheme="minorEastAsia" w:cs="Arial" w:hint="eastAsia"/>
+          <w:kern w:val="0"/>
+          <w:szCs w:val="20"/>
+        </w:rPr>
+        <w:t>.</w:t>
+      </w:r>
+    </w:p>
+    <w:p>
+      <w:pPr>
+        <w:widowControl/>
+        <w:wordWrap/>
+        <w:autoSpaceDE/>
+        <w:autoSpaceDN/>
+        <w:jc w:val="left"/>
+        <w:rPr>
+          <w:rFonts w:asciiTheme="minorEastAsia" w:hAnsiTheme="minorEastAsia" w:cs="Arial"/>
+          <w:kern w:val="0"/>
+          <w:szCs w:val="20"/>
+        </w:rPr>
+      </w:pPr>
+      <m:oMathPara>
+        <m:oMath>
+          <m:r>
+            <w:rPr>
+              <w:rFonts w:ascii="Cambria Math" w:hAnsi="Cambria Math" w:cs="굴림"/>
+              <w:kern w:val="0"/>
+              <w:szCs w:val="20"/>
+            </w:rPr>
+            <m:t xml:space="preserve">F ∝ </m:t>
+          </m:r>
+          <m:f>
+            <m:fPr>
+              <m:ctrlPr>
+                <w:rPr>
+                  <w:rFonts w:ascii="Cambria Math" w:hAnsi="Cambria Math" w:cs="굴림"/>
+                  <w:i/>
+                  <w:kern w:val="0"/>
+                  <w:szCs w:val="20"/>
+                </w:rPr>
+              </m:ctrlPr>
+            </m:fPr>
+            <m:num>
+              <m:r>
+                <w:rPr>
+                  <w:rFonts w:ascii="Cambria Math" w:hAnsi="Cambria Math" w:cs="굴림" w:hint="eastAsia"/>
+                  <w:kern w:val="0"/>
+                  <w:szCs w:val="20"/>
+                </w:rPr>
+                <m:t>１</m:t>
+              </m:r>
+            </m:num>
+            <m:den>
+              <m:sSup>
+                <m:sSupPr>
+                  <m:ctrlPr>
+                    <w:rPr>
+                      <w:rFonts w:ascii="Cambria Math" w:hAnsi="Cambria Math" w:cs="굴림"/>
+                      <w:i/>
+                      <w:kern w:val="0"/>
+                      <w:szCs w:val="20"/>
+                    </w:rPr>
+                  </m:ctrlPr>
+                </m:sSupPr>
+                <m:e>
+                  <m:r>
+                    <w:rPr>
+                      <w:rFonts w:ascii="Cambria Math" w:hAnsi="Cambria Math" w:cs="굴림"/>
+                      <w:kern w:val="0"/>
+                      <w:szCs w:val="20"/>
+                    </w:rPr>
+                    <m:t>r</m:t>
+                  </m:r>
+                </m:e>
+                <m:sup>
+                  <m:r>
+                    <w:rPr>
+                      <w:rFonts w:ascii="Cambria Math" w:hAnsi="Cambria Math" w:cs="굴림"/>
+                      <w:kern w:val="0"/>
+                      <w:szCs w:val="20"/>
+                    </w:rPr>
+                    <m:t>1.5</m:t>
+                  </m:r>
+                </m:sup>
+              </m:sSup>
+            </m:den>
+          </m:f>
+        </m:oMath>
+      </m:oMathPara>
+    </w:p>
+    <w:p>
+      <w:pPr>
+        <w:widowControl/>
+        <w:wordWrap/>
+        <w:autoSpaceDE/>
+        <w:autoSpaceDN/>
+        <w:jc w:val="left"/>
+        <w:rPr>
+          <w:rFonts w:asciiTheme="minorEastAsia" w:hAnsiTheme="minorEastAsia" w:cs="Arial"/>
+          <w:kern w:val="0"/>
+          <w:szCs w:val="20"/>
+        </w:rPr>
+      </w:pPr>
+      <w:r>
+        <w:rPr>
+          <w:rFonts w:asciiTheme="minorEastAsia" w:hAnsiTheme="minorEastAsia" w:cs="굴림" w:hint="eastAsia"/>
+          <w:kern w:val="0"/>
+          <w:szCs w:val="20"/>
+        </w:rPr>
+        <w:t xml:space="preserve">　</w:t>
+      </w:r>
+      <w:r>
+        <w:rPr>
+          <w:rFonts w:asciiTheme="minorEastAsia" w:hAnsiTheme="minorEastAsia"/>
+        </w:rPr>
+        <w:t xml:space="preserve">또한, 특정 온도 이상에서 자성체가 자성을 잃는 </w:t>
+      </w:r>
+      <w:proofErr w:type="spellStart"/>
+      <w:r>
+        <w:rPr>
+          <w:rFonts w:asciiTheme="minorEastAsia" w:hAnsiTheme="minorEastAsia"/>
+        </w:rPr>
+        <w:t>큐리</w:t>
+      </w:r>
+      <w:proofErr w:type="spellEnd"/>
+      <w:r>
+        <w:rPr>
+          <w:rFonts w:asciiTheme="minorEastAsia" w:hAnsiTheme="minorEastAsia"/>
+        </w:rPr>
+        <w:t xml:space="preserve"> 온</w:t>
+      </w:r>
+      <w:r>
+        <w:rPr>
+          <w:rFonts w:asciiTheme="minorEastAsia" w:hAnsiTheme="minorEastAsia" w:hint="eastAsia"/>
+        </w:rPr>
+        <w:t>도를</w:t>
+      </w:r>
+      <w:r>
+        <w:rPr>
+          <w:rFonts w:asciiTheme="minorEastAsia" w:hAnsiTheme="minorEastAsia"/>
+        </w:rPr>
+        <w:t xml:space="preserve"> 도입하여 '열</w:t>
+      </w:r>
+      <w:r>
+        <w:rPr>
+          <w:rFonts w:asciiTheme="minorEastAsia" w:hAnsiTheme="minorEastAsia" w:hint="eastAsia"/>
+        </w:rPr>
+        <w:t xml:space="preserve"> - </w:t>
+      </w:r>
+      <w:r>
+        <w:rPr>
+          <w:rFonts w:asciiTheme="minorEastAsia" w:hAnsiTheme="minorEastAsia"/>
+        </w:rPr>
+        <w:t xml:space="preserve">자기' 상호작용의 핵심 퍼즐 요소로 활용했다. 반면 구리의 경우 반자성 대신, 강한 자기장 내에서 움직일 때 발생하는 </w:t>
+      </w:r>
+      <w:r>
+        <w:rPr>
+          <w:rFonts w:asciiTheme="minorEastAsia" w:hAnsiTheme="minorEastAsia"/>
+        </w:rPr>
+        <w:lastRenderedPageBreak/>
+        <w:t>와전류를 구현하여 전자기 유도에 의한 열 발생 메커니즘으로 대체 설계했다.</w:t>
+      </w:r>
+    </w:p>
+    <w:p>
+      <w:pPr>
+        <w:widowControl/>
+        <w:wordWrap/>
+        <w:autoSpaceDE/>
+        <w:autoSpaceDN/>
+        <w:jc w:val="left"/>
+        <w:rPr>
+          <w:rFonts w:asciiTheme="minorEastAsia" w:hAnsiTheme="minorEastAsia"/>
+        </w:rPr>
+      </w:pPr>
+    </w:p>
+    <w:p>
+      <w:pPr>
+        <w:pStyle w:val="a6"/>
+        <w:widowControl/>
+        <w:wordWrap/>
+        <w:autoSpaceDE/>
+        <w:autoSpaceDN/>
+        <w:ind w:left="360" w:firstLine="440"/>
+        <w:jc w:val="left"/>
+        <w:rPr>
+          <w:rFonts w:asciiTheme="minorEastAsia" w:hAnsiTheme="minorEastAsia"/>
+        </w:rPr>
+      </w:pPr>
+      <w:r>
+        <w:rPr>
+          <w:rFonts w:asciiTheme="minorEastAsia" w:hAnsiTheme="minorEastAsia" w:hint="eastAsia"/>
+        </w:rPr>
+        <w:t>5.6</w:t>
+      </w:r>
+      <w:r>
+        <w:rPr>
+          <w:rFonts w:asciiTheme="minorEastAsia" w:hAnsiTheme="minorEastAsia" w:hint="eastAsia"/>
+        </w:rPr>
+        <w:t>복합 시스템</w:t>
+      </w:r>
+    </w:p>
+    <w:p>
+      <w:pPr>
+        <w:widowControl/>
+        <w:wordWrap/>
+        <w:autoSpaceDE/>
+        <w:autoSpaceDN/>
+        <w:ind w:firstLine="800"/>
+        <w:jc w:val="left"/>
+        <w:rPr>
+          <w:rFonts w:asciiTheme="minorEastAsia" w:hAnsiTheme="minorEastAsia"/>
+        </w:rPr>
+      </w:pPr>
+      <w:r>
+        <w:rPr>
+          <w:rFonts w:asciiTheme="minorEastAsia" w:hAnsiTheme="minorEastAsia" w:hint="eastAsia"/>
+        </w:rPr>
+        <w:t>5.6.1</w:t>
+      </w:r>
+      <w:r>
+        <w:rPr>
+          <w:rFonts w:asciiTheme="minorEastAsia" w:hAnsiTheme="minorEastAsia" w:hint="eastAsia"/>
+        </w:rPr>
+        <w:t>열 -&gt; 전기 상호작용</w:t>
+      </w:r>
+    </w:p>
+    <w:p>
+      <w:pPr>
+        <w:widowControl/>
+        <w:wordWrap/>
+        <w:autoSpaceDE/>
+        <w:autoSpaceDN/>
+        <w:jc w:val="left"/>
+        <w:rPr>
+          <w:rFonts w:asciiTheme="minorEastAsia" w:hAnsiTheme="minorEastAsia" w:cs="굴림"/>
+          <w:kern w:val="0"/>
+          <w:szCs w:val="20"/>
+        </w:rPr>
+      </w:pPr>
+      <w:r>
+        <w:rPr>
+          <w:rFonts w:asciiTheme="minorEastAsia" w:hAnsiTheme="minorEastAsia" w:cs="Arial"/>
+          <w:kern w:val="0"/>
+          <w:szCs w:val="20"/>
+        </w:rPr>
+        <w:t xml:space="preserve">고온 환경에 노출된 와이어는 온도계수에 의해 저항이 급증하며, 한계점 돌파 시 과부하로 열원을 방출하거나 끊어진다. 반대로 줄 발열에 의해 스스로 가열된 와이어는 주변의 얼음을 </w:t>
+      </w:r>
+      <w:r>
+        <w:rPr>
+          <w:rFonts w:asciiTheme="minorEastAsia" w:hAnsiTheme="minorEastAsia" w:cs="Arial" w:hint="eastAsia"/>
+          <w:kern w:val="0"/>
+          <w:szCs w:val="20"/>
+        </w:rPr>
+        <w:t>융용 시키는</w:t>
+      </w:r>
+      <w:r>
+        <w:rPr>
+          <w:rFonts w:asciiTheme="minorEastAsia" w:hAnsiTheme="minorEastAsia" w:cs="Arial"/>
+          <w:kern w:val="0"/>
+          <w:szCs w:val="20"/>
+        </w:rPr>
+        <w:t xml:space="preserve"> </w:t>
+      </w:r>
+      <w:r>
+        <w:rPr>
+          <w:rFonts w:asciiTheme="minorEastAsia" w:hAnsiTheme="minorEastAsia" w:cs="Arial" w:hint="eastAsia"/>
+          <w:kern w:val="0"/>
+          <w:szCs w:val="20"/>
+        </w:rPr>
+        <w:t>2</w:t>
+      </w:r>
+      <w:r>
+        <w:rPr>
+          <w:rFonts w:asciiTheme="minorEastAsia" w:hAnsiTheme="minorEastAsia" w:cs="Arial"/>
+          <w:kern w:val="0"/>
+          <w:szCs w:val="20"/>
+        </w:rPr>
+        <w:t>차 열원으로 작용한다.</w:t>
+      </w:r>
+      <w:r>
+        <w:rPr>
+          <w:rFonts w:asciiTheme="minorEastAsia" w:hAnsiTheme="minorEastAsia" w:cs="굴림"/>
+          <w:kern w:val="0"/>
+          <w:szCs w:val="20"/>
+        </w:rPr>
+        <w:t xml:space="preserve"> </w:t>
+      </w:r>
+    </w:p>
+    <w:p>
+      <w:pPr>
+        <w:widowControl/>
+        <w:wordWrap/>
+        <w:autoSpaceDE/>
+        <w:autoSpaceDN/>
+        <w:ind w:firstLine="800"/>
+        <w:jc w:val="left"/>
+        <w:rPr>
+          <w:rFonts w:asciiTheme="minorEastAsia" w:hAnsiTheme="minorEastAsia"/>
+        </w:rPr>
+      </w:pPr>
+      <w:r>
+        <w:rPr>
+          <w:rFonts w:asciiTheme="minorEastAsia" w:hAnsiTheme="minorEastAsia" w:hint="eastAsia"/>
+        </w:rPr>
+        <w:t>5.6.2</w:t>
+      </w:r>
+      <w:r>
+        <w:rPr>
+          <w:rFonts w:asciiTheme="minorEastAsia" w:hAnsiTheme="minorEastAsia" w:hint="eastAsia"/>
+        </w:rPr>
+        <w:t>전기 -&gt; 자기 상호작용</w:t>
+      </w:r>
+    </w:p>
+    <w:p>
+      <w:pPr>
+        <w:widowControl/>
+        <w:wordWrap/>
+        <w:autoSpaceDE/>
+        <w:autoSpaceDN/>
+        <w:jc w:val="left"/>
+        <w:rPr>
+          <w:rFonts w:asciiTheme="minorEastAsia" w:hAnsiTheme="minorEastAsia"/>
+        </w:rPr>
+      </w:pPr>
+      <w:r>
+        <w:rPr>
+          <w:rFonts w:asciiTheme="minorEastAsia" w:hAnsiTheme="minorEastAsia"/>
+        </w:rPr>
+        <w:t xml:space="preserve">전도체 코일에 전력을 공급하여 발전기를 활성화하면 전자석 원리에 의해 자석의 강도가 대폭 증폭된다. 이를 통해 무거운 객체를 먼 거리에서 끌어당길 수 있다. </w:t>
+      </w:r>
+    </w:p>
+    <w:p>
+      <w:pPr>
+        <w:widowControl/>
+        <w:wordWrap/>
+        <w:autoSpaceDE/>
+        <w:autoSpaceDN/>
+        <w:ind w:firstLine="800"/>
+        <w:jc w:val="left"/>
+        <w:rPr>
+          <w:rFonts w:asciiTheme="minorEastAsia" w:hAnsiTheme="minorEastAsia"/>
+        </w:rPr>
+      </w:pPr>
+      <w:r>
+        <w:rPr>
+          <w:rFonts w:asciiTheme="minorEastAsia" w:hAnsiTheme="minorEastAsia" w:hint="eastAsia"/>
+        </w:rPr>
+        <w:t>5.6.3</w:t>
+      </w:r>
+      <w:r>
+        <w:rPr>
+          <w:rFonts w:asciiTheme="minorEastAsia" w:hAnsiTheme="minorEastAsia" w:hint="eastAsia"/>
+        </w:rPr>
+        <w:t>자기</w:t>
+      </w:r>
+      <w:r>
+        <w:rPr>
+          <w:rFonts w:asciiTheme="minorEastAsia" w:hAnsiTheme="minorEastAsia" w:hint="eastAsia"/>
+        </w:rPr>
+        <w:t xml:space="preserve"> -&gt; </w:t>
+      </w:r>
+      <w:r>
+        <w:rPr>
+          <w:rFonts w:asciiTheme="minorEastAsia" w:hAnsiTheme="minorEastAsia" w:hint="eastAsia"/>
+        </w:rPr>
+        <w:t>열</w:t>
+      </w:r>
+      <w:r>
+        <w:rPr>
+          <w:rFonts w:asciiTheme="minorEastAsia" w:hAnsiTheme="minorEastAsia" w:hint="eastAsia"/>
+        </w:rPr>
+        <w:t xml:space="preserve"> 상호작용</w:t>
+      </w:r>
+    </w:p>
+    <w:p>
+      <w:pPr>
+        <w:widowControl/>
+        <w:wordWrap/>
+        <w:autoSpaceDE/>
+        <w:autoSpaceDN/>
+        <w:jc w:val="left"/>
+        <w:rPr>
+          <w:rFonts w:asciiTheme="minorEastAsia" w:hAnsiTheme="minorEastAsia"/>
+        </w:rPr>
+      </w:pPr>
+      <w:r>
+        <w:rPr>
+          <w:rFonts w:asciiTheme="minorEastAsia" w:hAnsiTheme="minorEastAsia"/>
+        </w:rPr>
+        <w:t xml:space="preserve">자기장이 금속을 강하게 끌어당길 때 발생하는 물리적 마찰열과, 구리 코일에서 생성된 유도 전류가 저항을 만나 발열하는 </w:t>
+      </w:r>
+      <w:proofErr w:type="spellStart"/>
+      <w:r>
+        <w:rPr>
+          <w:rFonts w:asciiTheme="minorEastAsia" w:hAnsiTheme="minorEastAsia"/>
+        </w:rPr>
+        <w:t>인덕션</w:t>
+      </w:r>
+      <w:proofErr w:type="spellEnd"/>
+      <w:r>
+        <w:rPr>
+          <w:rFonts w:asciiTheme="minorEastAsia" w:hAnsiTheme="minorEastAsia"/>
+        </w:rPr>
+        <w:t xml:space="preserve"> 원리를 통해 새로운 열 에너지를 창출한다.</w:t>
+      </w:r>
+    </w:p>
+    <w:p>
+      <w:pPr>
+        <w:widowControl/>
+        <w:wordWrap/>
+        <w:autoSpaceDE/>
+        <w:autoSpaceDN/>
+        <w:ind w:firstLine="800"/>
+        <w:jc w:val="left"/>
+        <w:rPr>
+          <w:rFonts w:asciiTheme="minorEastAsia" w:hAnsiTheme="minorEastAsia"/>
+        </w:rPr>
+      </w:pPr>
+      <w:r>
+        <w:rPr>
+          <w:rFonts w:asciiTheme="minorEastAsia" w:hAnsiTheme="minorEastAsia" w:hint="eastAsia"/>
+        </w:rPr>
+        <w:t>5.6.4</w:t>
+      </w:r>
+      <w:r>
+        <w:rPr>
+          <w:rFonts w:asciiTheme="minorEastAsia" w:hAnsiTheme="minorEastAsia" w:hint="eastAsia"/>
+        </w:rPr>
+        <w:t>열 -&gt; 자기 상호작용</w:t>
+      </w:r>
+    </w:p>
+    <w:p>
+      <w:pPr>
+        <w:widowControl/>
+        <w:wordWrap/>
+        <w:autoSpaceDE/>
+        <w:autoSpaceDN/>
+        <w:jc w:val="left"/>
+        <w:rPr>
+          <w:rFonts w:asciiTheme="minorEastAsia" w:hAnsiTheme="minorEastAsia"/>
+        </w:rPr>
+      </w:pPr>
+      <w:r>
+        <w:rPr>
+          <w:rFonts w:asciiTheme="minorEastAsia" w:hAnsiTheme="minorEastAsia"/>
+        </w:rPr>
+        <w:t xml:space="preserve">퍼즐 해결을 위해 강한 자기장이 방해가 되는 경우, 플레이어는 의도적으로 자석에 고열을 가해 </w:t>
+      </w:r>
+      <w:proofErr w:type="spellStart"/>
+      <w:r>
+        <w:rPr>
+          <w:rFonts w:asciiTheme="minorEastAsia" w:hAnsiTheme="minorEastAsia"/>
+        </w:rPr>
+        <w:t>큐리</w:t>
+      </w:r>
+      <w:proofErr w:type="spellEnd"/>
+      <w:r>
+        <w:rPr>
+          <w:rFonts w:asciiTheme="minorEastAsia" w:hAnsiTheme="minorEastAsia"/>
+        </w:rPr>
+        <w:t xml:space="preserve"> 온도를 </w:t>
+      </w:r>
+      <w:proofErr w:type="spellStart"/>
+      <w:r>
+        <w:rPr>
+          <w:rFonts w:asciiTheme="minorEastAsia" w:hAnsiTheme="minorEastAsia"/>
+        </w:rPr>
+        <w:t>초과시킴으로써</w:t>
+      </w:r>
+      <w:proofErr w:type="spellEnd"/>
+      <w:r>
+        <w:rPr>
+          <w:rFonts w:asciiTheme="minorEastAsia" w:hAnsiTheme="minorEastAsia"/>
+        </w:rPr>
+        <w:t xml:space="preserve"> 영구적으로 자성을 상실하게 </w:t>
+      </w:r>
+      <w:r>
+        <w:rPr>
+          <w:rFonts w:asciiTheme="minorEastAsia" w:hAnsiTheme="minorEastAsia" w:hint="eastAsia"/>
+        </w:rPr>
+        <w:t>할</w:t>
+      </w:r>
+      <w:r>
+        <w:rPr>
+          <w:rFonts w:asciiTheme="minorEastAsia" w:hAnsiTheme="minorEastAsia"/>
+        </w:rPr>
+        <w:t xml:space="preserve"> 수 있다</w:t>
+      </w:r>
+      <w:r>
+        <w:rPr>
+          <w:rFonts w:asciiTheme="minorEastAsia" w:hAnsiTheme="minorEastAsia" w:hint="eastAsia"/>
+        </w:rPr>
+        <w:t>.</w:t>
+      </w:r>
+    </w:p>
+    <w:p>
+      <w:pPr>
+        <w:widowControl/>
+        <w:wordWrap/>
+        <w:autoSpaceDE/>
+        <w:autoSpaceDN/>
+        <w:jc w:val="left"/>
+        <w:rPr>
+          <w:rFonts w:asciiTheme="minorEastAsia" w:hAnsiTheme="minorEastAsia"/>
+        </w:rPr>
+      </w:pPr>
     </w:p>
     <w:p>
       <w:pPr>
@@ -1037,59 +3257,105 @@
         <w:widowControl/>
         <w:numPr>
           <w:ilvl w:val="0"/>
-          <w:numId w:val="9"/>
+          <w:numId w:val="1"/>
         </w:numPr>
         <w:wordWrap/>
         <w:autoSpaceDE/>
         <w:autoSpaceDN/>
         <w:jc w:val="left"/>
-      </w:pPr>
-      <w:r>
-        <w:rPr>
-          <w:rFonts w:hint="eastAsia"/>
-        </w:rPr>
-        <w:t>게임 컨셉</w:t>
-      </w:r>
-    </w:p>
-    <w:p>
-      <w:pPr>
-        <w:widowControl/>
-        <w:wordWrap/>
-        <w:autoSpaceDE/>
-        <w:autoSpaceDN/>
-        <w:jc w:val="left"/>
-        <w:rPr>
-          <w:rFonts w:hint="eastAsia"/>
-        </w:rPr>
-      </w:pPr>
-      <w:r>
-        <w:rPr>
-          <w:rFonts w:hint="eastAsia"/>
-        </w:rPr>
-        <w:t xml:space="preserve">핵심 메커니즘 </w:t>
-      </w:r>
-      <w:r>
-        <w:t>–</w:t>
-      </w:r>
-      <w:r>
-        <w:rPr>
-          <w:rFonts w:hint="eastAsia"/>
-        </w:rPr>
-        <w:t xml:space="preserve"> 플레이어는 </w:t>
+        <w:rPr>
+          <w:rFonts w:asciiTheme="minorEastAsia" w:hAnsiTheme="minorEastAsia"/>
+        </w:rPr>
+      </w:pPr>
+      <w:r>
+        <w:rPr>
+          <w:rFonts w:asciiTheme="minorEastAsia" w:hAnsiTheme="minorEastAsia" w:hint="eastAsia"/>
+        </w:rPr>
+        <w:t>결론</w:t>
+      </w:r>
+    </w:p>
+    <w:p>
+      <w:pPr>
+        <w:widowControl/>
+        <w:wordWrap/>
+        <w:autoSpaceDE/>
+        <w:autoSpaceDN/>
+        <w:jc w:val="left"/>
+        <w:rPr>
+          <w:rFonts w:asciiTheme="minorEastAsia" w:hAnsiTheme="minorEastAsia"/>
+        </w:rPr>
+      </w:pPr>
+      <w:r>
+        <w:rPr>
+          <w:rFonts w:asciiTheme="minorEastAsia" w:hAnsiTheme="minorEastAsia"/>
+        </w:rPr>
+        <w:t xml:space="preserve">본 연구는 </w:t>
       </w:r>
       <w:proofErr w:type="spellStart"/>
       <w:r>
         <w:rPr>
-          <w:rFonts w:hint="eastAsia"/>
+          <w:rFonts w:asciiTheme="minorEastAsia" w:hAnsiTheme="minorEastAsia"/>
+        </w:rPr>
+        <w:t>언리얼</w:t>
+      </w:r>
+      <w:proofErr w:type="spellEnd"/>
+      <w:r>
+        <w:rPr>
+          <w:rFonts w:asciiTheme="minorEastAsia" w:hAnsiTheme="minorEastAsia"/>
+        </w:rPr>
+        <w:t xml:space="preserve"> 엔진 5 환경에서 파편화되어 있던 개별 물리 현상들을 유기적으로 통합하여, 새로운 형태의 복합 물리 상호작용 퍼즐 게임 메커니즘을 설계하고 구현하였다. 기존 물리 기반 게임들이 공간적 이동이나 고전 역학에 머물렀던 것과 달리, 본 연구는 스테판-볼츠만 법칙과 전자기 유도 현상 등 </w:t>
+      </w:r>
+      <w:r>
+        <w:rPr>
+          <w:rFonts w:asciiTheme="minorEastAsia" w:hAnsiTheme="minorEastAsia"/>
+        </w:rPr>
+        <w:t xml:space="preserve">비가시적인 열역학 및 전자기학 에너지를 게임 내 시스템으로 </w:t>
+      </w:r>
+      <w:proofErr w:type="spellStart"/>
+      <w:r>
+        <w:rPr>
+          <w:rFonts w:asciiTheme="minorEastAsia" w:hAnsiTheme="minorEastAsia"/>
+        </w:rPr>
+        <w:t>정식화하였다</w:t>
+      </w:r>
+      <w:proofErr w:type="spellEnd"/>
+      <w:r>
+        <w:rPr>
+          <w:rFonts w:asciiTheme="minorEastAsia" w:hAnsiTheme="minorEastAsia"/>
+        </w:rPr>
+        <w:t>.</w:t>
+      </w:r>
+    </w:p>
+    <w:p>
+      <w:pPr>
+        <w:widowControl/>
+        <w:wordWrap/>
+        <w:autoSpaceDE/>
+        <w:autoSpaceDN/>
+        <w:jc w:val="left"/>
+        <w:rPr>
+          <w:rFonts w:asciiTheme="minorEastAsia" w:hAnsiTheme="minorEastAsia"/>
+        </w:rPr>
+      </w:pPr>
+      <w:r>
+        <w:rPr>
+          <w:rFonts w:asciiTheme="minorEastAsia" w:hAnsiTheme="minorEastAsia"/>
+        </w:rPr>
+        <w:t>특히 '</w:t>
+      </w:r>
+      <w:proofErr w:type="spellStart"/>
+      <w:r>
+        <w:rPr>
+          <w:rFonts w:asciiTheme="minorEastAsia" w:hAnsiTheme="minorEastAsia"/>
         </w:rPr>
         <w:t>머티리얼</w:t>
       </w:r>
       <w:proofErr w:type="spellEnd"/>
       <w:r>
         <w:rPr>
-          <w:rFonts w:hint="eastAsia"/>
-        </w:rPr>
-        <w:t xml:space="preserve"> 건을 통해 객체를 다양한 물질로 변환하며 퍼즐을 해결</w:t>
+          <w:rFonts w:asciiTheme="minorEastAsia" w:hAnsiTheme="minorEastAsia"/>
+        </w:rPr>
+        <w:t xml:space="preserve"> 건(Material Gun)'이라는 매개체를 통해 플레이어가 객체의 물리적 물성(얼음, 고무, 철, 구리, 나무, 자석)을 실시간으로 조작하게 함으로써, 단순한 퍼즐 해결을 넘어 '에너지의 전이와 보존'이라는 물리적 인과관계에 능동적으로 개입할 수 있는 환경을 구축했다. 결론적으로 본 프로젝트는 복잡한 물리 법칙들을 게임 메커니즘이라는 하나의 시스템 안에 충돌 없이 융합해 내었으며, 이를 통해 교육적 가치와 엔터테인먼트가 결합된 기능성 게임(Serious Game)의 새로운 설계 방향을 제시하였다.</w:t>
       </w:r>
     </w:p>
     <w:p>
@@ -1098,180 +3364,182 @@
         <w:widowControl/>
         <w:numPr>
           <w:ilvl w:val="0"/>
-          <w:numId w:val="9"/>
+          <w:numId w:val="1"/>
         </w:numPr>
         <w:wordWrap/>
         <w:autoSpaceDE/>
         <w:autoSpaceDN/>
         <w:jc w:val="left"/>
+        <w:rPr>
+          <w:rFonts w:asciiTheme="minorEastAsia" w:hAnsiTheme="minorEastAsia"/>
+        </w:rPr>
+      </w:pPr>
+      <w:r>
+        <w:rPr>
+          <w:rFonts w:asciiTheme="minorEastAsia" w:hAnsiTheme="minorEastAsia" w:hint="eastAsia"/>
+        </w:rPr>
+        <w:t>예상 효과</w:t>
+      </w:r>
+    </w:p>
+    <w:p>
+      <w:pPr>
+        <w:pStyle w:val="a6"/>
+        <w:widowControl/>
+        <w:numPr>
+          <w:ilvl w:val="1"/>
+          <w:numId w:val="1"/>
+        </w:numPr>
+        <w:wordWrap/>
+        <w:autoSpaceDE/>
+        <w:autoSpaceDN/>
+        <w:jc w:val="left"/>
+        <w:rPr>
+          <w:rFonts w:asciiTheme="minorEastAsia" w:hAnsiTheme="minorEastAsia"/>
+        </w:rPr>
+      </w:pPr>
+      <w:r>
+        <w:rPr>
+          <w:rFonts w:asciiTheme="minorEastAsia" w:hAnsiTheme="minorEastAsia" w:hint="eastAsia"/>
+        </w:rPr>
+        <w:t>게임 디자인 및 공학적 측면의 기대 효과</w:t>
+      </w:r>
+    </w:p>
+    <w:p>
+      <w:pPr>
+        <w:widowControl/>
+        <w:wordWrap/>
+        <w:autoSpaceDE/>
+        <w:autoSpaceDN/>
+        <w:jc w:val="left"/>
+        <w:rPr>
+          <w:rFonts w:ascii="굴림" w:eastAsia="굴림" w:hAnsi="굴림" w:cs="굴림" w:hint="eastAsia"/>
+          <w:kern w:val="0"/>
+          <w:sz w:val="24"/>
+          <w:szCs w:val="24"/>
+        </w:rPr>
+      </w:pPr>
+      <w:r>
+        <w:rPr>
+          <w:rFonts w:asciiTheme="minorEastAsia" w:hAnsiTheme="minorEastAsia" w:cs="Arial"/>
+          <w:kern w:val="0"/>
+          <w:sz w:val="24"/>
+          <w:szCs w:val="24"/>
+        </w:rPr>
+        <w:t xml:space="preserve">본 연구에서 제안한 '복합 물리 상호작용 아키텍처'는 단일 현상에 의존하던 기존 퍼즐 게임의 한계를 극복하는 설계 모델을 제공한다. 개별적으로 작동하는 온도, 전기, 자기 시스템을 엮어 연쇄 반응을 유도하는 메커니즘은 향후 유사한 물리 기반 게임 레벨 디자인의 기초적인 프레임워크로 활용될 </w:t>
+      </w:r>
+      <w:r>
+        <w:rPr>
+          <w:rFonts w:ascii="Arial" w:eastAsia="굴림" w:hAnsi="Arial" w:cs="Arial"/>
+          <w:kern w:val="0"/>
+          <w:sz w:val="24"/>
+          <w:szCs w:val="24"/>
+        </w:rPr>
+        <w:t>수</w:t>
+      </w:r>
+      <w:r>
+        <w:rPr>
+          <w:rFonts w:ascii="Arial" w:eastAsia="굴림" w:hAnsi="Arial" w:cs="Arial"/>
+          <w:kern w:val="0"/>
+          <w:sz w:val="24"/>
+          <w:szCs w:val="24"/>
+        </w:rPr>
+        <w:t xml:space="preserve"> </w:t>
+      </w:r>
+      <w:r>
+        <w:rPr>
+          <w:rFonts w:ascii="Arial" w:eastAsia="굴림" w:hAnsi="Arial" w:cs="Arial"/>
+          <w:kern w:val="0"/>
+          <w:sz w:val="24"/>
+          <w:szCs w:val="24"/>
+        </w:rPr>
+        <w:t>있다</w:t>
+      </w:r>
+      <w:r>
+        <w:rPr>
+          <w:rFonts w:ascii="Arial" w:eastAsia="굴림" w:hAnsi="Arial" w:cs="Arial"/>
+          <w:kern w:val="0"/>
+          <w:sz w:val="24"/>
+          <w:szCs w:val="24"/>
+        </w:rPr>
+        <w:t>.</w:t>
+      </w:r>
+      <w:r>
+        <w:rPr>
+          <w:rFonts w:ascii="굴림" w:eastAsia="굴림" w:hAnsi="굴림" w:cs="굴림"/>
+          <w:kern w:val="0"/>
+          <w:sz w:val="24"/>
+          <w:szCs w:val="24"/>
+        </w:rPr>
+        <w:t xml:space="preserve"> </w:t>
+      </w:r>
+    </w:p>
+    <w:p>
+      <w:pPr>
+        <w:pStyle w:val="a6"/>
+        <w:widowControl/>
+        <w:numPr>
+          <w:ilvl w:val="1"/>
+          <w:numId w:val="35"/>
+        </w:numPr>
+        <w:wordWrap/>
+        <w:autoSpaceDE/>
+        <w:autoSpaceDN/>
+        <w:jc w:val="left"/>
       </w:pPr>
       <w:r>
         <w:rPr>
           <w:rFonts w:hint="eastAsia"/>
         </w:rPr>
-        <w:t>물질 시스템</w:t>
-      </w:r>
-    </w:p>
-    <w:p>
-      <w:pPr>
-        <w:widowControl/>
-        <w:wordWrap/>
-        <w:autoSpaceDE/>
-        <w:autoSpaceDN/>
-        <w:jc w:val="left"/>
-      </w:pPr>
-      <w:r>
+        <w:t>교육적 목적 및 사용자 경험 측면의 기대 효과</w:t>
+      </w:r>
+    </w:p>
+    <w:p>
+      <w:pPr>
+        <w:widowControl/>
+        <w:wordWrap/>
+        <w:autoSpaceDE/>
+        <w:autoSpaceDN/>
+        <w:jc w:val="left"/>
         <w:rPr>
           <w:rFonts w:hint="eastAsia"/>
         </w:rPr>
-        <w:t>게임에서 구현된 6가지 물질과 특징</w:t>
-      </w:r>
-    </w:p>
-    <w:p>
-      <w:pPr>
-        <w:widowControl/>
-        <w:wordWrap/>
-        <w:autoSpaceDE/>
-        <w:autoSpaceDN/>
-        <w:jc w:val="left"/>
-      </w:pPr>
+      </w:pPr>
+      <w:r>
+        <w:t>본 게임은 훌륭한 시각적/체험적 물리 교육 플랫폼으로 기능한다. 직관적인 나이아가라</w:t>
+      </w:r>
       <w:r>
         <w:rPr>
           <w:rFonts w:hint="eastAsia"/>
         </w:rPr>
-        <w:t xml:space="preserve">얼음 </w:t>
-      </w:r>
-      <w:r>
-        <w:t>–</w:t>
-      </w:r>
-      <w:r>
-        <w:rPr>
-          <w:rFonts w:hint="eastAsia"/>
-        </w:rPr>
-        <w:t xml:space="preserve"> 낮은 마찰, 열원 근처에서 융용</w:t>
-      </w:r>
-    </w:p>
-    <w:p>
-      <w:pPr>
-        <w:widowControl/>
-        <w:wordWrap/>
-        <w:autoSpaceDE/>
-        <w:autoSpaceDN/>
-        <w:jc w:val="left"/>
-      </w:pPr>
-      <w:r>
-        <w:rPr>
-          <w:rFonts w:hint="eastAsia"/>
-        </w:rPr>
-        <w:t xml:space="preserve">고무 </w:t>
-      </w:r>
-      <w:r>
-        <w:t>–</w:t>
-      </w:r>
-      <w:r>
-        <w:rPr>
-          <w:rFonts w:hint="eastAsia"/>
-        </w:rPr>
-        <w:t xml:space="preserve"> 절연체, 높은 마찰</w:t>
-      </w:r>
-    </w:p>
-    <w:p>
-      <w:pPr>
-        <w:widowControl/>
-        <w:wordWrap/>
-        <w:autoSpaceDE/>
-        <w:autoSpaceDN/>
-        <w:jc w:val="left"/>
-      </w:pPr>
-      <w:r>
-        <w:rPr>
-          <w:rFonts w:hint="eastAsia"/>
-        </w:rPr>
-        <w:t xml:space="preserve">철 </w:t>
-      </w:r>
-      <w:r>
-        <w:t>–</w:t>
-      </w:r>
-      <w:r>
-        <w:rPr>
-          <w:rFonts w:hint="eastAsia"/>
-        </w:rPr>
-        <w:t xml:space="preserve"> 전기 전도성, 자성</w:t>
-      </w:r>
-    </w:p>
-    <w:p>
-      <w:pPr>
-        <w:widowControl/>
-        <w:wordWrap/>
-        <w:autoSpaceDE/>
-        <w:autoSpaceDN/>
-        <w:jc w:val="left"/>
-      </w:pPr>
-      <w:r>
-        <w:rPr>
-          <w:rFonts w:hint="eastAsia"/>
-        </w:rPr>
-        <w:t xml:space="preserve">구리 </w:t>
-      </w:r>
-      <w:r>
-        <w:t>–</w:t>
-      </w:r>
-      <w:r>
-        <w:rPr>
-          <w:rFonts w:hint="eastAsia"/>
-        </w:rPr>
-        <w:t xml:space="preserve"> 높은 전도성, 반자성, 코일</w:t>
-      </w:r>
-    </w:p>
-    <w:p>
-      <w:pPr>
-        <w:widowControl/>
-        <w:wordWrap/>
-        <w:autoSpaceDE/>
-        <w:autoSpaceDN/>
-        <w:jc w:val="left"/>
-      </w:pPr>
-      <w:r>
-        <w:rPr>
-          <w:rFonts w:hint="eastAsia"/>
-        </w:rPr>
-        <w:t xml:space="preserve">나무 </w:t>
-      </w:r>
-      <w:r>
-        <w:t>–</w:t>
-      </w:r>
-      <w:r>
-        <w:rPr>
-          <w:rFonts w:hint="eastAsia"/>
-        </w:rPr>
-        <w:t xml:space="preserve"> 절연체, 낮은 밀도</w:t>
-      </w:r>
-    </w:p>
-    <w:p>
-      <w:pPr>
-        <w:widowControl/>
-        <w:wordWrap/>
-        <w:autoSpaceDE/>
-        <w:autoSpaceDN/>
-        <w:jc w:val="left"/>
-        <w:rPr>
-          <w:rFonts w:hint="eastAsia"/>
-        </w:rPr>
-      </w:pPr>
-      <w:r>
-        <w:rPr>
-          <w:rFonts w:hint="eastAsia"/>
-        </w:rPr>
-        <w:t xml:space="preserve">자석 </w:t>
-      </w:r>
-      <w:r>
-        <w:t>–</w:t>
-      </w:r>
-      <w:r>
-        <w:rPr>
-          <w:rFonts w:hint="eastAsia"/>
-        </w:rPr>
-        <w:t xml:space="preserve"> 자기장 발생</w:t>
+        <w:t xml:space="preserve"> </w:t>
+      </w:r>
+      <w:proofErr w:type="spellStart"/>
+      <w:r>
+        <w:t>파티클</w:t>
+      </w:r>
+      <w:proofErr w:type="spellEnd"/>
+      <w:r>
+        <w:t xml:space="preserve"> 시스템과 </w:t>
+      </w:r>
+      <w:proofErr w:type="spellStart"/>
+      <w:r>
+        <w:t>머티리얼의</w:t>
+      </w:r>
+      <w:proofErr w:type="spellEnd"/>
+      <w:r>
+        <w:t xml:space="preserve"> 시각적 변화를 통해, 플레이어는 복잡한 수식을 외우지 않고도 전도체를 타고 흐르는 전류가 </w:t>
+      </w:r>
+      <w:r>
+        <w:lastRenderedPageBreak/>
+        <w:t xml:space="preserve">저항을 만나 발열하는 과정이나 자성이 열에 의해 파괴되는 </w:t>
+      </w:r>
+      <w:proofErr w:type="spellStart"/>
+      <w:r>
+        <w:t>큐리</w:t>
+      </w:r>
+      <w:proofErr w:type="spellEnd"/>
+      <w:r>
+        <w:t xml:space="preserve"> 온도의 원리를 퍼즐을 풀며 자연스럽게 체득하게 된다.</w:t>
       </w:r>
     </w:p>
     <w:p>
@@ -1280,7 +3548,7 @@
         <w:widowControl/>
         <w:numPr>
           <w:ilvl w:val="0"/>
-          <w:numId w:val="9"/>
+          <w:numId w:val="1"/>
         </w:numPr>
         <w:wordWrap/>
         <w:autoSpaceDE/>
@@ -1291,40 +3559,61 @@
         <w:rPr>
           <w:rFonts w:hint="eastAsia"/>
         </w:rPr>
-        <w:t>온도 시스템</w:t>
-      </w:r>
-    </w:p>
-    <w:p>
-      <w:pPr>
-        <w:widowControl/>
-        <w:wordWrap/>
-        <w:autoSpaceDE/>
-        <w:autoSpaceDN/>
-        <w:jc w:val="left"/>
+        <w:t>한계 및 문제점</w:t>
+      </w:r>
+    </w:p>
+    <w:p>
+      <w:pPr>
+        <w:widowControl/>
+        <w:wordWrap/>
+        <w:autoSpaceDE/>
+        <w:autoSpaceDN/>
+        <w:jc w:val="left"/>
+      </w:pPr>
+      <w:r>
         <w:rPr>
           <w:rFonts w:hint="eastAsia"/>
         </w:rPr>
+        <w:t>물리 시뮬레이션의 단순화</w:t>
+      </w:r>
+    </w:p>
+    <w:p>
+      <w:pPr>
+        <w:widowControl/>
+        <w:wordWrap/>
+        <w:autoSpaceDE/>
+        <w:autoSpaceDN/>
+        <w:jc w:val="left"/>
       </w:pPr>
       <w:r>
         <w:rPr>
           <w:rFonts w:hint="eastAsia"/>
         </w:rPr>
-        <w:t xml:space="preserve">스테판-볼츠만 법칙, </w:t>
+        <w:t xml:space="preserve">게임적 재미를 위한 </w:t>
       </w:r>
       <w:proofErr w:type="spellStart"/>
       <w:r>
         <w:rPr>
           <w:rFonts w:hint="eastAsia"/>
         </w:rPr>
-        <w:t>역제곱</w:t>
+        <w:t>머티리얼</w:t>
       </w:r>
       <w:proofErr w:type="spellEnd"/>
       <w:r>
         <w:rPr>
           <w:rFonts w:hint="eastAsia"/>
         </w:rPr>
-        <w:t xml:space="preserve"> 법칙, 용융 등의 기능 구현</w:t>
-      </w:r>
+        <w:t xml:space="preserve"> 건으로 인한 현실성의 감소</w:t>
+      </w:r>
+    </w:p>
+    <w:p>
+      <w:pPr>
+        <w:widowControl/>
+        <w:wordWrap/>
+        <w:autoSpaceDE/>
+        <w:autoSpaceDN/>
+        <w:jc w:val="left"/>
+      </w:pPr>
     </w:p>
     <w:p>
       <w:pPr>
@@ -1332,681 +3621,7 @@
         <w:widowControl/>
         <w:numPr>
           <w:ilvl w:val="0"/>
-          <w:numId w:val="9"/>
-        </w:numPr>
-        <w:wordWrap/>
-        <w:autoSpaceDE/>
-        <w:autoSpaceDN/>
-        <w:jc w:val="left"/>
-      </w:pPr>
-      <w:r>
-        <w:rPr>
-          <w:rFonts w:hint="eastAsia"/>
-        </w:rPr>
-        <w:t>전기 시스템</w:t>
-      </w:r>
-    </w:p>
-    <w:p>
-      <w:pPr>
-        <w:widowControl/>
-        <w:wordWrap/>
-        <w:autoSpaceDE/>
-        <w:autoSpaceDN/>
-        <w:jc w:val="left"/>
-        <w:rPr>
-          <w:rFonts w:hint="eastAsia"/>
-        </w:rPr>
-      </w:pPr>
-      <w:r>
-        <w:rPr>
-          <w:rFonts w:hint="eastAsia"/>
-        </w:rPr>
-        <w:t>와이어, 전도율에 따른 차등, J 가열에 의한 와이어(또는 전도체)의 온도 상승</w:t>
-      </w:r>
-    </w:p>
-    <w:p>
-      <w:pPr>
-        <w:pStyle w:val="a6"/>
-        <w:widowControl/>
-        <w:numPr>
-          <w:ilvl w:val="0"/>
-          <w:numId w:val="9"/>
-        </w:numPr>
-        <w:wordWrap/>
-        <w:autoSpaceDE/>
-        <w:autoSpaceDN/>
-        <w:jc w:val="left"/>
-      </w:pPr>
-      <w:r>
-        <w:rPr>
-          <w:rFonts w:hint="eastAsia"/>
-        </w:rPr>
-        <w:t>자기 시스템</w:t>
-      </w:r>
-    </w:p>
-    <w:p>
-      <w:pPr>
-        <w:widowControl/>
-        <w:wordWrap/>
-        <w:autoSpaceDE/>
-        <w:autoSpaceDN/>
-        <w:jc w:val="left"/>
-      </w:pPr>
-      <w:r>
-        <w:rPr>
-          <w:rFonts w:hint="eastAsia"/>
-        </w:rPr>
-        <w:t xml:space="preserve">자석, 유도 자기화, </w:t>
-      </w:r>
-      <w:proofErr w:type="spellStart"/>
-      <w:r>
-        <w:rPr>
-          <w:rFonts w:hint="eastAsia"/>
-        </w:rPr>
-        <w:t>큐리</w:t>
-      </w:r>
-      <w:proofErr w:type="spellEnd"/>
-      <w:r>
-        <w:rPr>
-          <w:rFonts w:hint="eastAsia"/>
-        </w:rPr>
-        <w:t xml:space="preserve"> 온도</w:t>
-      </w:r>
-    </w:p>
-    <w:p>
-      <w:pPr>
-        <w:widowControl/>
-        <w:wordWrap/>
-        <w:autoSpaceDE/>
-        <w:autoSpaceDN/>
-        <w:jc w:val="left"/>
-        <w:rPr>
-          <w:rFonts w:hint="eastAsia"/>
-        </w:rPr>
-      </w:pPr>
-    </w:p>
-    <w:p>
-      <w:pPr>
-        <w:pStyle w:val="a6"/>
-        <w:widowControl/>
-        <w:numPr>
-          <w:ilvl w:val="0"/>
-          <w:numId w:val="3"/>
-        </w:numPr>
-        <w:wordWrap/>
-        <w:autoSpaceDE/>
-        <w:autoSpaceDN/>
-        <w:jc w:val="left"/>
-      </w:pPr>
-      <w:r>
-        <w:rPr>
-          <w:rFonts w:hint="eastAsia"/>
-        </w:rPr>
-        <w:lastRenderedPageBreak/>
-        <w:t>복합 시스템</w:t>
-      </w:r>
-    </w:p>
-    <w:p>
-      <w:pPr>
-        <w:pStyle w:val="a6"/>
-        <w:widowControl/>
-        <w:numPr>
-          <w:ilvl w:val="0"/>
-          <w:numId w:val="18"/>
-        </w:numPr>
-        <w:wordWrap/>
-        <w:autoSpaceDE/>
-        <w:autoSpaceDN/>
-        <w:jc w:val="left"/>
-      </w:pPr>
-      <w:r>
-        <w:rPr>
-          <w:rFonts w:hint="eastAsia"/>
-        </w:rPr>
-        <w:t>열 -&gt; 전기 상호작용</w:t>
-      </w:r>
-    </w:p>
-    <w:p>
-      <w:pPr>
-        <w:widowControl/>
-        <w:wordWrap/>
-        <w:autoSpaceDE/>
-        <w:autoSpaceDN/>
-        <w:jc w:val="left"/>
-        <w:rPr>
-          <w:rFonts w:hint="eastAsia"/>
-        </w:rPr>
-      </w:pPr>
-      <w:r>
-        <w:rPr>
-          <w:rFonts w:hint="eastAsia"/>
-        </w:rPr>
-        <w:t>와이어 온도 상승, 고온의 와이어를 통한 주변 사물 열 전파, 융용</w:t>
-      </w:r>
-    </w:p>
-    <w:p>
-      <w:pPr>
-        <w:pStyle w:val="a6"/>
-        <w:widowControl/>
-        <w:numPr>
-          <w:ilvl w:val="0"/>
-          <w:numId w:val="18"/>
-        </w:numPr>
-        <w:wordWrap/>
-        <w:autoSpaceDE/>
-        <w:autoSpaceDN/>
-        <w:jc w:val="left"/>
-      </w:pPr>
-      <w:r>
-        <w:rPr>
-          <w:rFonts w:hint="eastAsia"/>
-        </w:rPr>
-        <w:t>전기 -&gt; 자기 상호작용</w:t>
-      </w:r>
-    </w:p>
-    <w:p>
-      <w:pPr>
-        <w:widowControl/>
-        <w:wordWrap/>
-        <w:autoSpaceDE/>
-        <w:autoSpaceDN/>
-        <w:jc w:val="left"/>
-        <w:rPr>
-          <w:rFonts w:hint="eastAsia"/>
-        </w:rPr>
-      </w:pPr>
-      <w:r>
-        <w:rPr>
-          <w:rFonts w:hint="eastAsia"/>
-        </w:rPr>
-        <w:t>발전기</w:t>
-      </w:r>
-      <w:r>
-        <w:rPr>
-          <w:rFonts w:hint="eastAsia"/>
-        </w:rPr>
-        <w:t>를 통한 자석 활성화, 와이어 전기 신호를 통한 자석 강도 증폭</w:t>
-      </w:r>
-    </w:p>
-    <w:p>
-      <w:pPr>
-        <w:pStyle w:val="a6"/>
-        <w:widowControl/>
-        <w:numPr>
-          <w:ilvl w:val="0"/>
-          <w:numId w:val="18"/>
-        </w:numPr>
-        <w:wordWrap/>
-        <w:autoSpaceDE/>
-        <w:autoSpaceDN/>
-        <w:jc w:val="left"/>
-      </w:pPr>
-      <w:r>
-        <w:rPr>
-          <w:rFonts w:hint="eastAsia"/>
-        </w:rPr>
-        <w:t>자기 -&gt; 열 상호작용</w:t>
-      </w:r>
-    </w:p>
-    <w:p>
-      <w:pPr>
-        <w:widowControl/>
-        <w:wordWrap/>
-        <w:autoSpaceDE/>
-        <w:autoSpaceDN/>
-        <w:jc w:val="left"/>
-        <w:rPr>
-          <w:rFonts w:hint="eastAsia"/>
-        </w:rPr>
-      </w:pPr>
-      <w:r>
-        <w:rPr>
-          <w:rFonts w:hint="eastAsia"/>
-        </w:rPr>
-        <w:t xml:space="preserve">자석의 금속 끌어당김과 마찰열, 유도 전류를 통한 </w:t>
-      </w:r>
-      <w:proofErr w:type="spellStart"/>
-      <w:r>
-        <w:rPr>
-          <w:rFonts w:hint="eastAsia"/>
-        </w:rPr>
-        <w:t>인덕션</w:t>
-      </w:r>
-      <w:proofErr w:type="spellEnd"/>
-      <w:r>
-        <w:rPr>
-          <w:rFonts w:hint="eastAsia"/>
-        </w:rPr>
-        <w:t xml:space="preserve"> 원리</w:t>
-      </w:r>
-    </w:p>
-    <w:p>
-      <w:pPr>
-        <w:pStyle w:val="a6"/>
-        <w:widowControl/>
-        <w:numPr>
-          <w:ilvl w:val="0"/>
-          <w:numId w:val="18"/>
-        </w:numPr>
-        <w:wordWrap/>
-        <w:autoSpaceDE/>
-        <w:autoSpaceDN/>
-        <w:jc w:val="left"/>
-      </w:pPr>
-      <w:r>
-        <w:rPr>
-          <w:rFonts w:hint="eastAsia"/>
-        </w:rPr>
-        <w:t>열 -&gt; 자기 상호작용</w:t>
-      </w:r>
-    </w:p>
-    <w:p>
-      <w:pPr>
-        <w:widowControl/>
-        <w:wordWrap/>
-        <w:autoSpaceDE/>
-        <w:autoSpaceDN/>
-        <w:jc w:val="left"/>
-        <w:rPr>
-          <w:rFonts w:hint="eastAsia"/>
-        </w:rPr>
-      </w:pPr>
-      <w:proofErr w:type="spellStart"/>
-      <w:r>
-        <w:rPr>
-          <w:rFonts w:hint="eastAsia"/>
-        </w:rPr>
-        <w:t>큐리</w:t>
-      </w:r>
-      <w:proofErr w:type="spellEnd"/>
-      <w:r>
-        <w:rPr>
-          <w:rFonts w:hint="eastAsia"/>
-        </w:rPr>
-        <w:t xml:space="preserve"> 온도에 의한 자성 상실</w:t>
-      </w:r>
-    </w:p>
-    <w:p>
-      <w:pPr>
-        <w:widowControl/>
-        <w:wordWrap/>
-        <w:autoSpaceDE/>
-        <w:autoSpaceDN/>
-        <w:jc w:val="left"/>
-      </w:pPr>
-    </w:p>
-    <w:p>
-      <w:pPr>
-        <w:pStyle w:val="a6"/>
-        <w:widowControl/>
-        <w:numPr>
-          <w:ilvl w:val="0"/>
-          <w:numId w:val="4"/>
-        </w:numPr>
-        <w:wordWrap/>
-        <w:autoSpaceDE/>
-        <w:autoSpaceDN/>
-        <w:jc w:val="left"/>
-      </w:pPr>
-      <w:r>
-        <w:rPr>
-          <w:rFonts w:hint="eastAsia"/>
-        </w:rPr>
-        <w:t>개발 결과</w:t>
-      </w:r>
-    </w:p>
-    <w:p>
-      <w:pPr>
-        <w:pStyle w:val="a6"/>
-        <w:widowControl/>
-        <w:numPr>
-          <w:ilvl w:val="0"/>
-          <w:numId w:val="20"/>
-        </w:numPr>
-        <w:wordWrap/>
-        <w:autoSpaceDE/>
-        <w:autoSpaceDN/>
-        <w:jc w:val="left"/>
-      </w:pPr>
-      <w:r>
-        <w:rPr>
-          <w:rFonts w:hint="eastAsia"/>
-        </w:rPr>
-        <w:t>플레이 예시</w:t>
-      </w:r>
-    </w:p>
-    <w:p>
-      <w:pPr>
-        <w:widowControl/>
-        <w:wordWrap/>
-        <w:autoSpaceDE/>
-        <w:autoSpaceDN/>
-        <w:jc w:val="left"/>
-        <w:rPr>
-          <w:rFonts w:hint="eastAsia"/>
-        </w:rPr>
-      </w:pPr>
-      <w:r>
-        <w:rPr>
-          <w:rFonts w:hint="eastAsia"/>
-        </w:rPr>
-        <w:t xml:space="preserve">구리로 </w:t>
-      </w:r>
-      <w:proofErr w:type="spellStart"/>
-      <w:r>
-        <w:rPr>
-          <w:rFonts w:hint="eastAsia"/>
-        </w:rPr>
-        <w:t>인덕션</w:t>
-      </w:r>
-      <w:proofErr w:type="spellEnd"/>
-      <w:r>
-        <w:rPr>
-          <w:rFonts w:hint="eastAsia"/>
-        </w:rPr>
-        <w:t xml:space="preserve"> 만들어서 얼음 녹이기</w:t>
-      </w:r>
-    </w:p>
-    <w:p>
-      <w:pPr>
-        <w:pStyle w:val="a6"/>
-        <w:widowControl/>
-        <w:numPr>
-          <w:ilvl w:val="0"/>
-          <w:numId w:val="20"/>
-        </w:numPr>
-        <w:wordWrap/>
-        <w:autoSpaceDE/>
-        <w:autoSpaceDN/>
-        <w:jc w:val="left"/>
-      </w:pPr>
-      <w:r>
-        <w:rPr>
-          <w:rFonts w:hint="eastAsia"/>
-        </w:rPr>
-        <w:t>시각적 모습</w:t>
-      </w:r>
-    </w:p>
-    <w:p>
-      <w:pPr>
-        <w:widowControl/>
-        <w:wordWrap/>
-        <w:autoSpaceDE/>
-        <w:autoSpaceDN/>
-        <w:jc w:val="left"/>
-        <w:rPr>
-          <w:rFonts w:hint="eastAsia"/>
-        </w:rPr>
-      </w:pPr>
-      <w:r>
-        <w:rPr>
-          <w:rFonts w:hint="eastAsia"/>
-        </w:rPr>
-        <w:t>코일로 유도 자기화</w:t>
-      </w:r>
-    </w:p>
-    <w:p>
-      <w:pPr>
-        <w:pStyle w:val="a6"/>
-        <w:widowControl/>
-        <w:numPr>
-          <w:ilvl w:val="0"/>
-          <w:numId w:val="20"/>
-        </w:numPr>
-        <w:wordWrap/>
-        <w:autoSpaceDE/>
-        <w:autoSpaceDN/>
-        <w:jc w:val="left"/>
-      </w:pPr>
-      <w:r>
-        <w:rPr>
-          <w:rFonts w:hint="eastAsia"/>
-        </w:rPr>
-        <w:t xml:space="preserve">최적화 </w:t>
-      </w:r>
-      <w:r>
-        <w:rPr>
-          <w:rFonts w:hint="eastAsia"/>
-        </w:rPr>
-        <w:t>시도</w:t>
-      </w:r>
-    </w:p>
-    <w:p>
-      <w:pPr>
-        <w:widowControl/>
-        <w:wordWrap/>
-        <w:autoSpaceDE/>
-        <w:autoSpaceDN/>
-        <w:jc w:val="left"/>
-      </w:pPr>
-      <w:r>
-        <w:rPr>
-          <w:rFonts w:hint="eastAsia"/>
-        </w:rPr>
-        <w:t xml:space="preserve">매 프레임마다 모든 </w:t>
-      </w:r>
-      <w:proofErr w:type="spellStart"/>
-      <w:r>
-        <w:rPr>
-          <w:rFonts w:hint="eastAsia"/>
-        </w:rPr>
-        <w:t>객체간의</w:t>
-      </w:r>
-      <w:proofErr w:type="spellEnd"/>
-      <w:r>
-        <w:rPr>
-          <w:rFonts w:hint="eastAsia"/>
-        </w:rPr>
-        <w:t xml:space="preserve"> 거리와 열 전파 계산</w:t>
-      </w:r>
-    </w:p>
-    <w:p>
-      <w:pPr>
-        <w:widowControl/>
-        <w:wordWrap/>
-        <w:autoSpaceDE/>
-        <w:autoSpaceDN/>
-        <w:jc w:val="left"/>
-      </w:pPr>
-      <w:r>
-        <w:rPr>
-          <w:rFonts w:hint="eastAsia"/>
-        </w:rPr>
-        <w:t>오버랩 감지</w:t>
-      </w:r>
-    </w:p>
-    <w:p>
-      <w:pPr>
-        <w:widowControl/>
-        <w:wordWrap/>
-        <w:autoSpaceDE/>
-        <w:autoSpaceDN/>
-        <w:jc w:val="left"/>
-      </w:pPr>
-      <w:r>
-        <w:t>E</w:t>
-      </w:r>
-      <w:r>
-        <w:rPr>
-          <w:rFonts w:hint="eastAsia"/>
-        </w:rPr>
-        <w:t>tc...</w:t>
-      </w:r>
-    </w:p>
-    <w:p>
-      <w:pPr>
-        <w:widowControl/>
-        <w:wordWrap/>
-        <w:autoSpaceDE/>
-        <w:autoSpaceDN/>
-        <w:jc w:val="left"/>
-      </w:pPr>
-      <w:r>
-        <w:rPr>
-          <w:rFonts w:hint="eastAsia"/>
-        </w:rPr>
-        <w:t>결과 얼마나 최적화</w:t>
-      </w:r>
-      <w:r>
-        <w:t>되었는지</w:t>
-      </w:r>
-    </w:p>
-    <w:p>
-      <w:pPr>
-        <w:widowControl/>
-        <w:wordWrap/>
-        <w:autoSpaceDE/>
-        <w:autoSpaceDN/>
-        <w:jc w:val="left"/>
-      </w:pPr>
-    </w:p>
-    <w:p>
-      <w:pPr>
-        <w:pStyle w:val="a6"/>
-        <w:widowControl/>
-        <w:numPr>
-          <w:ilvl w:val="0"/>
-          <w:numId w:val="5"/>
-        </w:numPr>
-        <w:wordWrap/>
-        <w:autoSpaceDE/>
-        <w:autoSpaceDN/>
-        <w:jc w:val="left"/>
-      </w:pPr>
-      <w:r>
-        <w:rPr>
-          <w:rFonts w:hint="eastAsia"/>
-        </w:rPr>
-        <w:t>결론</w:t>
-      </w:r>
-    </w:p>
-    <w:p>
-      <w:pPr>
-        <w:widowControl/>
-        <w:wordWrap/>
-        <w:autoSpaceDE/>
-        <w:autoSpaceDN/>
-        <w:jc w:val="left"/>
-      </w:pPr>
-      <w:r>
-        <w:rPr>
-          <w:rFonts w:hint="eastAsia"/>
-        </w:rPr>
-        <w:t>???</w:t>
-      </w:r>
-    </w:p>
-    <w:p>
-      <w:pPr>
-        <w:pStyle w:val="a6"/>
-        <w:widowControl/>
-        <w:numPr>
-          <w:ilvl w:val="0"/>
-          <w:numId w:val="5"/>
-        </w:numPr>
-        <w:wordWrap/>
-        <w:autoSpaceDE/>
-        <w:autoSpaceDN/>
-        <w:jc w:val="left"/>
-        <w:rPr>
-          <w:rFonts w:hint="eastAsia"/>
-        </w:rPr>
-      </w:pPr>
-      <w:r>
-        <w:rPr>
-          <w:rFonts w:hint="eastAsia"/>
-        </w:rPr>
-        <w:t>예상 효과</w:t>
-      </w:r>
-    </w:p>
-    <w:p>
-      <w:pPr>
-        <w:widowControl/>
-        <w:wordWrap/>
-        <w:autoSpaceDE/>
-        <w:autoSpaceDN/>
-        <w:jc w:val="left"/>
-      </w:pPr>
-    </w:p>
-    <w:p>
-      <w:pPr>
-        <w:pStyle w:val="a6"/>
-        <w:widowControl/>
-        <w:numPr>
-          <w:ilvl w:val="0"/>
-          <w:numId w:val="5"/>
-        </w:numPr>
-        <w:wordWrap/>
-        <w:autoSpaceDE/>
-        <w:autoSpaceDN/>
-        <w:jc w:val="left"/>
-      </w:pPr>
-      <w:r>
-        <w:rPr>
-          <w:rFonts w:hint="eastAsia"/>
-        </w:rPr>
-        <w:t>한계 및 문제점</w:t>
-      </w:r>
-    </w:p>
-    <w:p>
-      <w:pPr>
-        <w:widowControl/>
-        <w:wordWrap/>
-        <w:autoSpaceDE/>
-        <w:autoSpaceDN/>
-        <w:jc w:val="left"/>
-      </w:pPr>
-      <w:r>
-        <w:rPr>
-          <w:rFonts w:hint="eastAsia"/>
-        </w:rPr>
-        <w:t>물리 시뮬레이션의 단순화</w:t>
-      </w:r>
-    </w:p>
-    <w:p>
-      <w:pPr>
-        <w:widowControl/>
-        <w:wordWrap/>
-        <w:autoSpaceDE/>
-        <w:autoSpaceDN/>
-        <w:jc w:val="left"/>
-      </w:pPr>
-      <w:r>
-        <w:rPr>
-          <w:rFonts w:hint="eastAsia"/>
-        </w:rPr>
-        <w:t xml:space="preserve">게임적 재미를 위한 </w:t>
-      </w:r>
-      <w:proofErr w:type="spellStart"/>
-      <w:r>
-        <w:rPr>
-          <w:rFonts w:hint="eastAsia"/>
-        </w:rPr>
-        <w:t>머티리얼</w:t>
-      </w:r>
-      <w:proofErr w:type="spellEnd"/>
-      <w:r>
-        <w:rPr>
-          <w:rFonts w:hint="eastAsia"/>
-        </w:rPr>
-        <w:t xml:space="preserve"> 건으로 인한 현실성의 감소</w:t>
-      </w:r>
-    </w:p>
-    <w:p>
-      <w:pPr>
-        <w:widowControl/>
-        <w:wordWrap/>
-        <w:autoSpaceDE/>
-        <w:autoSpaceDN/>
-        <w:jc w:val="left"/>
-      </w:pPr>
-    </w:p>
-    <w:p>
-      <w:pPr>
-        <w:pStyle w:val="a6"/>
-        <w:widowControl/>
-        <w:numPr>
-          <w:ilvl w:val="0"/>
-          <w:numId w:val="5"/>
+          <w:numId w:val="1"/>
         </w:numPr>
         <w:wordWrap/>
         <w:autoSpaceDE/>
@@ -2067,6 +3682,204 @@
         </w:rPr>
         <w:lastRenderedPageBreak/>
         <w:t>참고 문헌</w:t>
+      </w:r>
+    </w:p>
+    <w:p>
+      <w:pPr>
+        <w:pStyle w:val="a6"/>
+        <w:widowControl/>
+        <w:numPr>
+          <w:ilvl w:val="0"/>
+          <w:numId w:val="36"/>
+        </w:numPr>
+        <w:wordWrap/>
+        <w:autoSpaceDE/>
+        <w:autoSpaceDN/>
+        <w:jc w:val="left"/>
+        <w:rPr>
+          <w:i/>
+          <w:iCs/>
+          <w:szCs w:val="20"/>
+        </w:rPr>
+      </w:pPr>
+      <w:r>
+        <w:rPr>
+          <w:i/>
+          <w:iCs/>
+          <w:szCs w:val="20"/>
+        </w:rPr>
+        <w:t>J. P. Gee, What Video Games Have to Teach Us About Learning and Literacy, Palgrave Macmillan, 2003.</w:t>
+      </w:r>
+    </w:p>
+    <w:p>
+      <w:pPr>
+        <w:pStyle w:val="a6"/>
+        <w:widowControl/>
+        <w:numPr>
+          <w:ilvl w:val="0"/>
+          <w:numId w:val="36"/>
+        </w:numPr>
+        <w:wordWrap/>
+        <w:autoSpaceDE/>
+        <w:autoSpaceDN/>
+        <w:jc w:val="left"/>
+        <w:rPr>
+          <w:i/>
+          <w:iCs/>
+          <w:szCs w:val="20"/>
+        </w:rPr>
+      </w:pPr>
+      <w:r>
+        <w:rPr>
+          <w:i/>
+          <w:iCs/>
+          <w:szCs w:val="20"/>
+        </w:rPr>
+        <w:t>M. Prensky, "Digital Game-Based Learning," Computers in Entertainment (CIE)</w:t>
+      </w:r>
+    </w:p>
+    <w:p>
+      <w:pPr>
+        <w:pStyle w:val="a6"/>
+        <w:widowControl/>
+        <w:numPr>
+          <w:ilvl w:val="0"/>
+          <w:numId w:val="36"/>
+        </w:numPr>
+        <w:wordWrap/>
+        <w:autoSpaceDE/>
+        <w:autoSpaceDN/>
+        <w:jc w:val="left"/>
+        <w:rPr>
+          <w:i/>
+          <w:iCs/>
+          <w:szCs w:val="20"/>
+        </w:rPr>
+      </w:pPr>
+      <w:r>
+        <w:rPr>
+          <w:i/>
+          <w:iCs/>
+          <w:szCs w:val="20"/>
+        </w:rPr>
+        <w:t>C. Steinkuehler and S. Duncan, "Scientific Habits of Mind in Virtual Worlds," Journal of Science Education and Technology</w:t>
+      </w:r>
+    </w:p>
+    <w:p>
+      <w:pPr>
+        <w:pStyle w:val="a6"/>
+        <w:numPr>
+          <w:ilvl w:val="0"/>
+          <w:numId w:val="36"/>
+        </w:numPr>
+        <w:rPr>
+          <w:i/>
+          <w:iCs/>
+          <w:szCs w:val="20"/>
+        </w:rPr>
+      </w:pPr>
+      <w:r>
+        <w:rPr>
+          <w:i/>
+          <w:iCs/>
+          <w:szCs w:val="20"/>
+        </w:rPr>
+        <w:t>Giant Army, "Universe Sandbox," 2015.</w:t>
+      </w:r>
+    </w:p>
+    <w:p>
+      <w:pPr>
+        <w:pStyle w:val="a6"/>
+        <w:numPr>
+          <w:ilvl w:val="0"/>
+          <w:numId w:val="36"/>
+        </w:numPr>
+        <w:rPr>
+          <w:rFonts w:hint="eastAsia"/>
+          <w:i/>
+          <w:iCs/>
+          <w:szCs w:val="20"/>
+        </w:rPr>
+      </w:pPr>
+      <w:r>
+        <w:rPr>
+          <w:i/>
+          <w:iCs/>
+          <w:szCs w:val="20"/>
+        </w:rPr>
+        <w:t>Squad,"</w:t>
+      </w:r>
+      <w:proofErr w:type="spellStart"/>
+      <w:r>
+        <w:rPr>
+          <w:i/>
+          <w:iCs/>
+          <w:szCs w:val="20"/>
+        </w:rPr>
+        <w:t>Kerbal</w:t>
+      </w:r>
+      <w:proofErr w:type="spellEnd"/>
+      <w:r>
+        <w:rPr>
+          <w:rFonts w:hint="eastAsia"/>
+          <w:i/>
+          <w:iCs/>
+          <w:szCs w:val="20"/>
+        </w:rPr>
+        <w:t xml:space="preserve"> </w:t>
+      </w:r>
+      <w:r>
+        <w:rPr>
+          <w:i/>
+          <w:iCs/>
+          <w:szCs w:val="20"/>
+        </w:rPr>
+        <w:t>Space</w:t>
+      </w:r>
+      <w:r>
+        <w:rPr>
+          <w:rFonts w:hint="eastAsia"/>
+          <w:i/>
+          <w:iCs/>
+          <w:szCs w:val="20"/>
+        </w:rPr>
+        <w:t xml:space="preserve"> </w:t>
+      </w:r>
+      <w:r>
+        <w:rPr>
+          <w:i/>
+          <w:iCs/>
+          <w:szCs w:val="20"/>
+        </w:rPr>
+        <w:t>Program" 2015.</w:t>
+      </w:r>
+    </w:p>
+    <w:p>
+      <w:pPr>
+        <w:pStyle w:val="a6"/>
+        <w:widowControl/>
+        <w:numPr>
+          <w:ilvl w:val="0"/>
+          <w:numId w:val="36"/>
+        </w:numPr>
+        <w:wordWrap/>
+        <w:autoSpaceDE/>
+        <w:autoSpaceDN/>
+        <w:jc w:val="left"/>
+        <w:rPr>
+          <w:rFonts w:hint="eastAsia"/>
+          <w:i/>
+          <w:iCs/>
+          <w:szCs w:val="20"/>
+        </w:rPr>
+      </w:pPr>
+      <w:r>
+        <w:rPr>
+          <w:i/>
+          <w:iCs/>
+          <w:szCs w:val="20"/>
+        </w:rPr>
+        <w:t>Klei Entertainment, "Oxygen Not Included," 2019.</w:t>
       </w:r>
     </w:p>
     <w:sectPr>
@@ -2083,6 +3896,208 @@
 <file path=word/numbering.xml><?xml version="1.0" encoding="utf-8"?>
 <w:numbering xmlns:wpc="http://schemas.microsoft.com/office/word/2010/wordprocessingCanvas" xmlns:cx="http://schemas.microsoft.com/office/drawing/2014/chartex" xmlns:cx1="http://schemas.microsoft.com/office/drawing/2015/9/8/chartex" xmlns:cx2="http://schemas.microsoft.com/office/drawing/2015/10/21/chartex" xmlns:cx3="http://schemas.microsoft.com/office/drawing/2016/5/9/chartex" xmlns:cx4="http://schemas.microsoft.com/office/drawing/2016/5/10/chartex" xmlns:cx5="http://schemas.microsoft.com/office/drawing/2016/5/11/chartex" xmlns:cx6="http://schemas.microsoft.com/office/drawing/2016/5/12/chartex" xmlns:cx7="http://schemas.microsoft.com/office/drawing/2016/5/13/chartex" xmlns:cx8="http://schemas.microsoft.com/office/drawing/2016/5/14/chartex" xmlns:mc="http://schemas.openxmlformats.org/markup-compatibility/2006" xmlns:aink="http://schemas.microsoft.com/office/drawing/2016/ink" xmlns:am3d="http://schemas.microsoft.com/office/drawing/2017/model3d" xmlns:o="urn:schemas-microsoft-com:office:office" xmlns:oel="http://schemas.microsoft.com/office/2019/extlst" xmlns:r="http://schemas.openxmlformats.org/officeDocument/2006/relationships" xmlns:m="http://schemas.openxmlformats.org/officeDocument/2006/math" xmlns:v="urn:schemas-microsoft-com:vml" xmlns:wp14="http://schemas.microsoft.com/office/word/2010/wordprocessingDrawing" xmlns:wp="http://schemas.openxmlformats.org/drawingml/2006/wordprocessingDrawing" xmlns:w10="urn:schemas-microsoft-com:office:word" xmlns:w="http://schemas.openxmlformats.org/wordprocessingml/2006/main" xmlns:w14="http://schemas.microsoft.com/office/word/2010/wordml" xmlns:w15="http://schemas.microsoft.com/office/word/2012/wordml" xmlns:w16cex="http://schemas.microsoft.com/office/word/2018/wordml/cex" xmlns:w16cid="http://schemas.microsoft.com/office/word/2016/wordml/cid" xmlns:w16="http://schemas.microsoft.com/office/word/2018/wordml" xmlns:w16du="http://schemas.microsoft.com/office/word/2023/wordml/word16du" xmlns:w16sdtdh="http://schemas.microsoft.com/office/word/2020/wordml/sdtdatahash" xmlns:w16sdtfl="http://schemas.microsoft.com/office/word/2024/wordml/sdtformatlock" xmlns:w16se="http://schemas.microsoft.com/office/word/2015/wordml/symex" xmlns:wpg="http://schemas.microsoft.com/office/word/2010/wordprocessingGroup" xmlns:wpi="http://schemas.microsoft.com/office/word/2010/wordprocessingInk" xmlns:wne="http://schemas.microsoft.com/office/word/2006/wordml" xmlns:wps="http://schemas.microsoft.com/office/word/2010/wordprocessingShape" mc:Ignorable="w14 w15 w16se w16cid w16 w16cex w16sdtdh w16sdtfl w16du wp14">
   <w:abstractNum w:abstractNumId="0" w15:restartNumberingAfterBreak="0">
+    <w:nsid w:val="0451467D"/>
+    <w:multiLevelType w:val="multilevel"/>
+    <w:tmpl w:val="CAC8E5B2"/>
+    <w:lvl w:ilvl="0">
+      <w:start w:val="5"/>
+      <w:numFmt w:val="decimal"/>
+      <w:lvlText w:val="%1"/>
+      <w:lvlJc w:val="left"/>
+      <w:pPr>
+        <w:ind w:left="360" w:hanging="360"/>
+      </w:pPr>
+      <w:rPr>
+        <w:rFonts w:hint="default"/>
+      </w:rPr>
+    </w:lvl>
+    <w:lvl w:ilvl="1">
+      <w:start w:val="2"/>
+      <w:numFmt w:val="decimal"/>
+      <w:lvlText w:val="%1.%2"/>
+      <w:lvlJc w:val="left"/>
+      <w:pPr>
+        <w:ind w:left="720" w:hanging="360"/>
+      </w:pPr>
+      <w:rPr>
+        <w:rFonts w:hint="default"/>
+      </w:rPr>
+    </w:lvl>
+    <w:lvl w:ilvl="2">
+      <w:start w:val="1"/>
+      <w:numFmt w:val="decimal"/>
+      <w:lvlText w:val="%1.%2.%3"/>
+      <w:lvlJc w:val="left"/>
+      <w:pPr>
+        <w:ind w:left="1440" w:hanging="720"/>
+      </w:pPr>
+      <w:rPr>
+        <w:rFonts w:hint="default"/>
+      </w:rPr>
+    </w:lvl>
+    <w:lvl w:ilvl="3">
+      <w:start w:val="1"/>
+      <w:numFmt w:val="decimal"/>
+      <w:lvlText w:val="%1.%2.%3.%4"/>
+      <w:lvlJc w:val="left"/>
+      <w:pPr>
+        <w:ind w:left="1800" w:hanging="720"/>
+      </w:pPr>
+      <w:rPr>
+        <w:rFonts w:hint="default"/>
+      </w:rPr>
+    </w:lvl>
+    <w:lvl w:ilvl="4">
+      <w:start w:val="1"/>
+      <w:numFmt w:val="decimal"/>
+      <w:lvlText w:val="%1.%2.%3.%4.%5"/>
+      <w:lvlJc w:val="left"/>
+      <w:pPr>
+        <w:ind w:left="2520" w:hanging="1080"/>
+      </w:pPr>
+      <w:rPr>
+        <w:rFonts w:hint="default"/>
+      </w:rPr>
+    </w:lvl>
+    <w:lvl w:ilvl="5">
+      <w:start w:val="1"/>
+      <w:numFmt w:val="decimal"/>
+      <w:lvlText w:val="%1.%2.%3.%4.%5.%6"/>
+      <w:lvlJc w:val="left"/>
+      <w:pPr>
+        <w:ind w:left="2880" w:hanging="1080"/>
+      </w:pPr>
+      <w:rPr>
+        <w:rFonts w:hint="default"/>
+      </w:rPr>
+    </w:lvl>
+    <w:lvl w:ilvl="6">
+      <w:start w:val="1"/>
+      <w:numFmt w:val="decimal"/>
+      <w:lvlText w:val="%1.%2.%3.%4.%5.%6.%7"/>
+      <w:lvlJc w:val="left"/>
+      <w:pPr>
+        <w:ind w:left="3600" w:hanging="1440"/>
+      </w:pPr>
+      <w:rPr>
+        <w:rFonts w:hint="default"/>
+      </w:rPr>
+    </w:lvl>
+    <w:lvl w:ilvl="7">
+      <w:start w:val="1"/>
+      <w:numFmt w:val="decimal"/>
+      <w:lvlText w:val="%1.%2.%3.%4.%5.%6.%7.%8"/>
+      <w:lvlJc w:val="left"/>
+      <w:pPr>
+        <w:ind w:left="3960" w:hanging="1440"/>
+      </w:pPr>
+      <w:rPr>
+        <w:rFonts w:hint="default"/>
+      </w:rPr>
+    </w:lvl>
+    <w:lvl w:ilvl="8">
+      <w:start w:val="1"/>
+      <w:numFmt w:val="decimal"/>
+      <w:lvlText w:val="%1.%2.%3.%4.%5.%6.%7.%8.%9"/>
+      <w:lvlJc w:val="left"/>
+      <w:pPr>
+        <w:ind w:left="4680" w:hanging="1800"/>
+      </w:pPr>
+      <w:rPr>
+        <w:rFonts w:hint="default"/>
+      </w:rPr>
+    </w:lvl>
+  </w:abstractNum>
+  <w:abstractNum w:abstractNumId="1" w15:restartNumberingAfterBreak="0">
+    <w:nsid w:val="07AC0C51"/>
+    <w:multiLevelType w:val="hybridMultilevel"/>
+    <w:tmpl w:val="4D4007DE"/>
+    <w:lvl w:ilvl="0" w:tplc="761476D6">
+      <w:start w:val="1"/>
+      <w:numFmt w:val="decimal"/>
+      <w:lvlText w:val="%1."/>
+      <w:lvlJc w:val="left"/>
+      <w:pPr>
+        <w:ind w:left="800" w:hanging="360"/>
+      </w:pPr>
+      <w:rPr>
+        <w:rFonts w:hint="default"/>
+      </w:rPr>
+    </w:lvl>
+    <w:lvl w:ilvl="1" w:tplc="04090019" w:tentative="1">
+      <w:start w:val="1"/>
+      <w:numFmt w:val="upperLetter"/>
+      <w:lvlText w:val="%2."/>
+      <w:lvlJc w:val="left"/>
+      <w:pPr>
+        <w:ind w:left="1320" w:hanging="440"/>
+      </w:pPr>
+    </w:lvl>
+    <w:lvl w:ilvl="2" w:tplc="0409001B" w:tentative="1">
+      <w:start w:val="1"/>
+      <w:numFmt w:val="lowerRoman"/>
+      <w:lvlText w:val="%3."/>
+      <w:lvlJc w:val="right"/>
+      <w:pPr>
+        <w:ind w:left="1760" w:hanging="440"/>
+      </w:pPr>
+    </w:lvl>
+    <w:lvl w:ilvl="3" w:tplc="0409000F" w:tentative="1">
+      <w:start w:val="1"/>
+      <w:numFmt w:val="decimal"/>
+      <w:lvlText w:val="%4."/>
+      <w:lvlJc w:val="left"/>
+      <w:pPr>
+        <w:ind w:left="2200" w:hanging="440"/>
+      </w:pPr>
+    </w:lvl>
+    <w:lvl w:ilvl="4" w:tplc="04090019" w:tentative="1">
+      <w:start w:val="1"/>
+      <w:numFmt w:val="upperLetter"/>
+      <w:lvlText w:val="%5."/>
+      <w:lvlJc w:val="left"/>
+      <w:pPr>
+        <w:ind w:left="2640" w:hanging="440"/>
+      </w:pPr>
+    </w:lvl>
+    <w:lvl w:ilvl="5" w:tplc="0409001B" w:tentative="1">
+      <w:start w:val="1"/>
+      <w:numFmt w:val="lowerRoman"/>
+      <w:lvlText w:val="%6."/>
+      <w:lvlJc w:val="right"/>
+      <w:pPr>
+        <w:ind w:left="3080" w:hanging="440"/>
+      </w:pPr>
+    </w:lvl>
+    <w:lvl w:ilvl="6" w:tplc="0409000F" w:tentative="1">
+      <w:start w:val="1"/>
+      <w:numFmt w:val="decimal"/>
+      <w:lvlText w:val="%7."/>
+      <w:lvlJc w:val="left"/>
+      <w:pPr>
+        <w:ind w:left="3520" w:hanging="440"/>
+      </w:pPr>
+    </w:lvl>
+    <w:lvl w:ilvl="7" w:tplc="04090019" w:tentative="1">
+      <w:start w:val="1"/>
+      <w:numFmt w:val="upperLetter"/>
+      <w:lvlText w:val="%8."/>
+      <w:lvlJc w:val="left"/>
+      <w:pPr>
+        <w:ind w:left="3960" w:hanging="440"/>
+      </w:pPr>
+    </w:lvl>
+    <w:lvl w:ilvl="8" w:tplc="0409001B" w:tentative="1">
+      <w:start w:val="1"/>
+      <w:numFmt w:val="lowerRoman"/>
+      <w:lvlText w:val="%9."/>
+      <w:lvlJc w:val="right"/>
+      <w:pPr>
+        <w:ind w:left="4400" w:hanging="440"/>
+      </w:pPr>
+    </w:lvl>
+  </w:abstractNum>
+  <w:abstractNum w:abstractNumId="2" w15:restartNumberingAfterBreak="0">
     <w:nsid w:val="0BDD5EF8"/>
     <w:multiLevelType w:val="hybridMultilevel"/>
     <w:tmpl w:val="3EBAB974"/>
@@ -2171,7 +4186,233 @@
       </w:pPr>
     </w:lvl>
   </w:abstractNum>
-  <w:abstractNum w:abstractNumId="1" w15:restartNumberingAfterBreak="0">
+  <w:abstractNum w:abstractNumId="3" w15:restartNumberingAfterBreak="0">
+    <w:nsid w:val="0BFA3345"/>
+    <w:multiLevelType w:val="multilevel"/>
+    <w:tmpl w:val="16ECD89E"/>
+    <w:lvl w:ilvl="0">
+      <w:start w:val="8"/>
+      <w:numFmt w:val="decimal"/>
+      <w:lvlText w:val="%1"/>
+      <w:lvlJc w:val="left"/>
+      <w:pPr>
+        <w:ind w:left="360" w:hanging="360"/>
+      </w:pPr>
+      <w:rPr>
+        <w:rFonts w:hint="default"/>
+      </w:rPr>
+    </w:lvl>
+    <w:lvl w:ilvl="1">
+      <w:start w:val="1"/>
+      <w:numFmt w:val="decimal"/>
+      <w:lvlText w:val="%1.%2"/>
+      <w:lvlJc w:val="left"/>
+      <w:pPr>
+        <w:ind w:left="1160" w:hanging="360"/>
+      </w:pPr>
+      <w:rPr>
+        <w:rFonts w:hint="default"/>
+      </w:rPr>
+    </w:lvl>
+    <w:lvl w:ilvl="2">
+      <w:start w:val="1"/>
+      <w:numFmt w:val="decimal"/>
+      <w:lvlText w:val="%1.%2.%3"/>
+      <w:lvlJc w:val="left"/>
+      <w:pPr>
+        <w:ind w:left="2320" w:hanging="720"/>
+      </w:pPr>
+      <w:rPr>
+        <w:rFonts w:hint="default"/>
+      </w:rPr>
+    </w:lvl>
+    <w:lvl w:ilvl="3">
+      <w:start w:val="1"/>
+      <w:numFmt w:val="decimal"/>
+      <w:lvlText w:val="%1.%2.%3.%4"/>
+      <w:lvlJc w:val="left"/>
+      <w:pPr>
+        <w:ind w:left="3120" w:hanging="720"/>
+      </w:pPr>
+      <w:rPr>
+        <w:rFonts w:hint="default"/>
+      </w:rPr>
+    </w:lvl>
+    <w:lvl w:ilvl="4">
+      <w:start w:val="1"/>
+      <w:numFmt w:val="decimal"/>
+      <w:lvlText w:val="%1.%2.%3.%4.%5"/>
+      <w:lvlJc w:val="left"/>
+      <w:pPr>
+        <w:ind w:left="4280" w:hanging="1080"/>
+      </w:pPr>
+      <w:rPr>
+        <w:rFonts w:hint="default"/>
+      </w:rPr>
+    </w:lvl>
+    <w:lvl w:ilvl="5">
+      <w:start w:val="1"/>
+      <w:numFmt w:val="decimal"/>
+      <w:lvlText w:val="%1.%2.%3.%4.%5.%6"/>
+      <w:lvlJc w:val="left"/>
+      <w:pPr>
+        <w:ind w:left="5080" w:hanging="1080"/>
+      </w:pPr>
+      <w:rPr>
+        <w:rFonts w:hint="default"/>
+      </w:rPr>
+    </w:lvl>
+    <w:lvl w:ilvl="6">
+      <w:start w:val="1"/>
+      <w:numFmt w:val="decimal"/>
+      <w:lvlText w:val="%1.%2.%3.%4.%5.%6.%7"/>
+      <w:lvlJc w:val="left"/>
+      <w:pPr>
+        <w:ind w:left="6240" w:hanging="1440"/>
+      </w:pPr>
+      <w:rPr>
+        <w:rFonts w:hint="default"/>
+      </w:rPr>
+    </w:lvl>
+    <w:lvl w:ilvl="7">
+      <w:start w:val="1"/>
+      <w:numFmt w:val="decimal"/>
+      <w:lvlText w:val="%1.%2.%3.%4.%5.%6.%7.%8"/>
+      <w:lvlJc w:val="left"/>
+      <w:pPr>
+        <w:ind w:left="7040" w:hanging="1440"/>
+      </w:pPr>
+      <w:rPr>
+        <w:rFonts w:hint="default"/>
+      </w:rPr>
+    </w:lvl>
+    <w:lvl w:ilvl="8">
+      <w:start w:val="1"/>
+      <w:numFmt w:val="decimal"/>
+      <w:lvlText w:val="%1.%2.%3.%4.%5.%6.%7.%8.%9"/>
+      <w:lvlJc w:val="left"/>
+      <w:pPr>
+        <w:ind w:left="8200" w:hanging="1800"/>
+      </w:pPr>
+      <w:rPr>
+        <w:rFonts w:hint="default"/>
+      </w:rPr>
+    </w:lvl>
+  </w:abstractNum>
+  <w:abstractNum w:abstractNumId="4" w15:restartNumberingAfterBreak="0">
+    <w:nsid w:val="0CF25061"/>
+    <w:multiLevelType w:val="multilevel"/>
+    <w:tmpl w:val="9E7A4D72"/>
+    <w:lvl w:ilvl="0">
+      <w:start w:val="5"/>
+      <w:numFmt w:val="decimal"/>
+      <w:lvlText w:val="%1"/>
+      <w:lvlJc w:val="left"/>
+      <w:pPr>
+        <w:ind w:left="360" w:hanging="360"/>
+      </w:pPr>
+      <w:rPr>
+        <w:rFonts w:hint="default"/>
+      </w:rPr>
+    </w:lvl>
+    <w:lvl w:ilvl="1">
+      <w:start w:val="2"/>
+      <w:numFmt w:val="decimal"/>
+      <w:lvlText w:val="%1.%2"/>
+      <w:lvlJc w:val="left"/>
+      <w:pPr>
+        <w:ind w:left="1520" w:hanging="360"/>
+      </w:pPr>
+      <w:rPr>
+        <w:rFonts w:hint="default"/>
+      </w:rPr>
+    </w:lvl>
+    <w:lvl w:ilvl="2">
+      <w:start w:val="1"/>
+      <w:numFmt w:val="decimal"/>
+      <w:lvlText w:val="%1.%2.%3"/>
+      <w:lvlJc w:val="left"/>
+      <w:pPr>
+        <w:ind w:left="3040" w:hanging="720"/>
+      </w:pPr>
+      <w:rPr>
+        <w:rFonts w:hint="default"/>
+      </w:rPr>
+    </w:lvl>
+    <w:lvl w:ilvl="3">
+      <w:start w:val="1"/>
+      <w:numFmt w:val="decimal"/>
+      <w:lvlText w:val="%1.%2.%3.%4"/>
+      <w:lvlJc w:val="left"/>
+      <w:pPr>
+        <w:ind w:left="4200" w:hanging="720"/>
+      </w:pPr>
+      <w:rPr>
+        <w:rFonts w:hint="default"/>
+      </w:rPr>
+    </w:lvl>
+    <w:lvl w:ilvl="4">
+      <w:start w:val="1"/>
+      <w:numFmt w:val="decimal"/>
+      <w:lvlText w:val="%1.%2.%3.%4.%5"/>
+      <w:lvlJc w:val="left"/>
+      <w:pPr>
+        <w:ind w:left="5720" w:hanging="1080"/>
+      </w:pPr>
+      <w:rPr>
+        <w:rFonts w:hint="default"/>
+      </w:rPr>
+    </w:lvl>
+    <w:lvl w:ilvl="5">
+      <w:start w:val="1"/>
+      <w:numFmt w:val="decimal"/>
+      <w:lvlText w:val="%1.%2.%3.%4.%5.%6"/>
+      <w:lvlJc w:val="left"/>
+      <w:pPr>
+        <w:ind w:left="6880" w:hanging="1080"/>
+      </w:pPr>
+      <w:rPr>
+        <w:rFonts w:hint="default"/>
+      </w:rPr>
+    </w:lvl>
+    <w:lvl w:ilvl="6">
+      <w:start w:val="1"/>
+      <w:numFmt w:val="decimal"/>
+      <w:lvlText w:val="%1.%2.%3.%4.%5.%6.%7"/>
+      <w:lvlJc w:val="left"/>
+      <w:pPr>
+        <w:ind w:left="8400" w:hanging="1440"/>
+      </w:pPr>
+      <w:rPr>
+        <w:rFonts w:hint="default"/>
+      </w:rPr>
+    </w:lvl>
+    <w:lvl w:ilvl="7">
+      <w:start w:val="1"/>
+      <w:numFmt w:val="decimal"/>
+      <w:lvlText w:val="%1.%2.%3.%4.%5.%6.%7.%8"/>
+      <w:lvlJc w:val="left"/>
+      <w:pPr>
+        <w:ind w:left="9560" w:hanging="1440"/>
+      </w:pPr>
+      <w:rPr>
+        <w:rFonts w:hint="default"/>
+      </w:rPr>
+    </w:lvl>
+    <w:lvl w:ilvl="8">
+      <w:start w:val="1"/>
+      <w:numFmt w:val="decimal"/>
+      <w:lvlText w:val="%1.%2.%3.%4.%5.%6.%7.%8.%9"/>
+      <w:lvlJc w:val="left"/>
+      <w:pPr>
+        <w:ind w:left="11080" w:hanging="1800"/>
+      </w:pPr>
+      <w:rPr>
+        <w:rFonts w:hint="default"/>
+      </w:rPr>
+    </w:lvl>
+  </w:abstractNum>
+  <w:abstractNum w:abstractNumId="5" w15:restartNumberingAfterBreak="0">
     <w:nsid w:val="15EA688B"/>
     <w:multiLevelType w:val="hybridMultilevel"/>
     <w:tmpl w:val="F3C2FA2E"/>
@@ -2260,7 +4501,7 @@
       </w:pPr>
     </w:lvl>
   </w:abstractNum>
-  <w:abstractNum w:abstractNumId="2" w15:restartNumberingAfterBreak="0">
+  <w:abstractNum w:abstractNumId="6" w15:restartNumberingAfterBreak="0">
     <w:nsid w:val="196D1227"/>
     <w:multiLevelType w:val="hybridMultilevel"/>
     <w:tmpl w:val="9BD6E9AE"/>
@@ -2349,7 +4590,156 @@
       </w:pPr>
     </w:lvl>
   </w:abstractNum>
-  <w:abstractNum w:abstractNumId="3" w15:restartNumberingAfterBreak="0">
+  <w:abstractNum w:abstractNumId="7" w15:restartNumberingAfterBreak="0">
+    <w:nsid w:val="1E246F60"/>
+    <w:multiLevelType w:val="multilevel"/>
+    <w:tmpl w:val="F418CF66"/>
+    <w:lvl w:ilvl="0">
+      <w:start w:val="1"/>
+      <w:numFmt w:val="bullet"/>
+      <w:lvlText w:val=""/>
+      <w:lvlJc w:val="left"/>
+      <w:pPr>
+        <w:tabs>
+          <w:tab w:val="num" w:pos="720"/>
+        </w:tabs>
+        <w:ind w:left="720" w:hanging="360"/>
+      </w:pPr>
+      <w:rPr>
+        <w:rFonts w:ascii="Symbol" w:hAnsi="Symbol" w:hint="default"/>
+        <w:sz w:val="20"/>
+      </w:rPr>
+    </w:lvl>
+    <w:lvl w:ilvl="1" w:tentative="1">
+      <w:start w:val="1"/>
+      <w:numFmt w:val="bullet"/>
+      <w:lvlText w:val="o"/>
+      <w:lvlJc w:val="left"/>
+      <w:pPr>
+        <w:tabs>
+          <w:tab w:val="num" w:pos="1440"/>
+        </w:tabs>
+        <w:ind w:left="1440" w:hanging="360"/>
+      </w:pPr>
+      <w:rPr>
+        <w:rFonts w:ascii="Courier New" w:hAnsi="Courier New" w:hint="default"/>
+        <w:sz w:val="20"/>
+      </w:rPr>
+    </w:lvl>
+    <w:lvl w:ilvl="2" w:tentative="1">
+      <w:start w:val="1"/>
+      <w:numFmt w:val="bullet"/>
+      <w:lvlText w:val=""/>
+      <w:lvlJc w:val="left"/>
+      <w:pPr>
+        <w:tabs>
+          <w:tab w:val="num" w:pos="2160"/>
+        </w:tabs>
+        <w:ind w:left="2160" w:hanging="360"/>
+      </w:pPr>
+      <w:rPr>
+        <w:rFonts w:ascii="Wingdings" w:hAnsi="Wingdings" w:hint="default"/>
+        <w:sz w:val="20"/>
+      </w:rPr>
+    </w:lvl>
+    <w:lvl w:ilvl="3" w:tentative="1">
+      <w:start w:val="1"/>
+      <w:numFmt w:val="bullet"/>
+      <w:lvlText w:val=""/>
+      <w:lvlJc w:val="left"/>
+      <w:pPr>
+        <w:tabs>
+          <w:tab w:val="num" w:pos="2880"/>
+        </w:tabs>
+        <w:ind w:left="2880" w:hanging="360"/>
+      </w:pPr>
+      <w:rPr>
+        <w:rFonts w:ascii="Wingdings" w:hAnsi="Wingdings" w:hint="default"/>
+        <w:sz w:val="20"/>
+      </w:rPr>
+    </w:lvl>
+    <w:lvl w:ilvl="4" w:tentative="1">
+      <w:start w:val="1"/>
+      <w:numFmt w:val="bullet"/>
+      <w:lvlText w:val=""/>
+      <w:lvlJc w:val="left"/>
+      <w:pPr>
+        <w:tabs>
+          <w:tab w:val="num" w:pos="3600"/>
+        </w:tabs>
+        <w:ind w:left="3600" w:hanging="360"/>
+      </w:pPr>
+      <w:rPr>
+        <w:rFonts w:ascii="Wingdings" w:hAnsi="Wingdings" w:hint="default"/>
+        <w:sz w:val="20"/>
+      </w:rPr>
+    </w:lvl>
+    <w:lvl w:ilvl="5" w:tentative="1">
+      <w:start w:val="1"/>
+      <w:numFmt w:val="bullet"/>
+      <w:lvlText w:val=""/>
+      <w:lvlJc w:val="left"/>
+      <w:pPr>
+        <w:tabs>
+          <w:tab w:val="num" w:pos="4320"/>
+        </w:tabs>
+        <w:ind w:left="4320" w:hanging="360"/>
+      </w:pPr>
+      <w:rPr>
+        <w:rFonts w:ascii="Wingdings" w:hAnsi="Wingdings" w:hint="default"/>
+        <w:sz w:val="20"/>
+      </w:rPr>
+    </w:lvl>
+    <w:lvl w:ilvl="6" w:tentative="1">
+      <w:start w:val="1"/>
+      <w:numFmt w:val="bullet"/>
+      <w:lvlText w:val=""/>
+      <w:lvlJc w:val="left"/>
+      <w:pPr>
+        <w:tabs>
+          <w:tab w:val="num" w:pos="5040"/>
+        </w:tabs>
+        <w:ind w:left="5040" w:hanging="360"/>
+      </w:pPr>
+      <w:rPr>
+        <w:rFonts w:ascii="Wingdings" w:hAnsi="Wingdings" w:hint="default"/>
+        <w:sz w:val="20"/>
+      </w:rPr>
+    </w:lvl>
+    <w:lvl w:ilvl="7" w:tentative="1">
+      <w:start w:val="1"/>
+      <w:numFmt w:val="bullet"/>
+      <w:lvlText w:val=""/>
+      <w:lvlJc w:val="left"/>
+      <w:pPr>
+        <w:tabs>
+          <w:tab w:val="num" w:pos="5760"/>
+        </w:tabs>
+        <w:ind w:left="5760" w:hanging="360"/>
+      </w:pPr>
+      <w:rPr>
+        <w:rFonts w:ascii="Wingdings" w:hAnsi="Wingdings" w:hint="default"/>
+        <w:sz w:val="20"/>
+      </w:rPr>
+    </w:lvl>
+    <w:lvl w:ilvl="8" w:tentative="1">
+      <w:start w:val="1"/>
+      <w:numFmt w:val="bullet"/>
+      <w:lvlText w:val=""/>
+      <w:lvlJc w:val="left"/>
+      <w:pPr>
+        <w:tabs>
+          <w:tab w:val="num" w:pos="6480"/>
+        </w:tabs>
+        <w:ind w:left="6480" w:hanging="360"/>
+      </w:pPr>
+      <w:rPr>
+        <w:rFonts w:ascii="Wingdings" w:hAnsi="Wingdings" w:hint="default"/>
+        <w:sz w:val="20"/>
+      </w:rPr>
+    </w:lvl>
+  </w:abstractNum>
+  <w:abstractNum w:abstractNumId="8" w15:restartNumberingAfterBreak="0">
     <w:nsid w:val="1F5B1FD0"/>
     <w:multiLevelType w:val="hybridMultilevel"/>
     <w:tmpl w:val="32B4A836"/>
@@ -2438,7 +4828,7 @@
       </w:pPr>
     </w:lvl>
   </w:abstractNum>
-  <w:abstractNum w:abstractNumId="4" w15:restartNumberingAfterBreak="0">
+  <w:abstractNum w:abstractNumId="9" w15:restartNumberingAfterBreak="0">
     <w:nsid w:val="20CC64D4"/>
     <w:multiLevelType w:val="hybridMultilevel"/>
     <w:tmpl w:val="107A5D52"/>
@@ -2527,7 +4917,209 @@
       </w:pPr>
     </w:lvl>
   </w:abstractNum>
-  <w:abstractNum w:abstractNumId="5" w15:restartNumberingAfterBreak="0">
+  <w:abstractNum w:abstractNumId="10" w15:restartNumberingAfterBreak="0">
+    <w:nsid w:val="22E5572A"/>
+    <w:multiLevelType w:val="hybridMultilevel"/>
+    <w:tmpl w:val="C08C4E94"/>
+    <w:lvl w:ilvl="0" w:tplc="A008EBC0">
+      <w:start w:val="1"/>
+      <w:numFmt w:val="chosung"/>
+      <w:lvlText w:val="%1."/>
+      <w:lvlJc w:val="left"/>
+      <w:pPr>
+        <w:ind w:left="1160" w:hanging="360"/>
+      </w:pPr>
+      <w:rPr>
+        <w:rFonts w:hint="default"/>
+      </w:rPr>
+    </w:lvl>
+    <w:lvl w:ilvl="1" w:tplc="04090019" w:tentative="1">
+      <w:start w:val="1"/>
+      <w:numFmt w:val="upperLetter"/>
+      <w:lvlText w:val="%2."/>
+      <w:lvlJc w:val="left"/>
+      <w:pPr>
+        <w:ind w:left="1680" w:hanging="440"/>
+      </w:pPr>
+    </w:lvl>
+    <w:lvl w:ilvl="2" w:tplc="0409001B" w:tentative="1">
+      <w:start w:val="1"/>
+      <w:numFmt w:val="lowerRoman"/>
+      <w:lvlText w:val="%3."/>
+      <w:lvlJc w:val="right"/>
+      <w:pPr>
+        <w:ind w:left="2120" w:hanging="440"/>
+      </w:pPr>
+    </w:lvl>
+    <w:lvl w:ilvl="3" w:tplc="0409000F" w:tentative="1">
+      <w:start w:val="1"/>
+      <w:numFmt w:val="decimal"/>
+      <w:lvlText w:val="%4."/>
+      <w:lvlJc w:val="left"/>
+      <w:pPr>
+        <w:ind w:left="2560" w:hanging="440"/>
+      </w:pPr>
+    </w:lvl>
+    <w:lvl w:ilvl="4" w:tplc="04090019" w:tentative="1">
+      <w:start w:val="1"/>
+      <w:numFmt w:val="upperLetter"/>
+      <w:lvlText w:val="%5."/>
+      <w:lvlJc w:val="left"/>
+      <w:pPr>
+        <w:ind w:left="3000" w:hanging="440"/>
+      </w:pPr>
+    </w:lvl>
+    <w:lvl w:ilvl="5" w:tplc="0409001B" w:tentative="1">
+      <w:start w:val="1"/>
+      <w:numFmt w:val="lowerRoman"/>
+      <w:lvlText w:val="%6."/>
+      <w:lvlJc w:val="right"/>
+      <w:pPr>
+        <w:ind w:left="3440" w:hanging="440"/>
+      </w:pPr>
+    </w:lvl>
+    <w:lvl w:ilvl="6" w:tplc="0409000F" w:tentative="1">
+      <w:start w:val="1"/>
+      <w:numFmt w:val="decimal"/>
+      <w:lvlText w:val="%7."/>
+      <w:lvlJc w:val="left"/>
+      <w:pPr>
+        <w:ind w:left="3880" w:hanging="440"/>
+      </w:pPr>
+    </w:lvl>
+    <w:lvl w:ilvl="7" w:tplc="04090019" w:tentative="1">
+      <w:start w:val="1"/>
+      <w:numFmt w:val="upperLetter"/>
+      <w:lvlText w:val="%8."/>
+      <w:lvlJc w:val="left"/>
+      <w:pPr>
+        <w:ind w:left="4320" w:hanging="440"/>
+      </w:pPr>
+    </w:lvl>
+    <w:lvl w:ilvl="8" w:tplc="0409001B" w:tentative="1">
+      <w:start w:val="1"/>
+      <w:numFmt w:val="lowerRoman"/>
+      <w:lvlText w:val="%9."/>
+      <w:lvlJc w:val="right"/>
+      <w:pPr>
+        <w:ind w:left="4760" w:hanging="440"/>
+      </w:pPr>
+    </w:lvl>
+  </w:abstractNum>
+  <w:abstractNum w:abstractNumId="11" w15:restartNumberingAfterBreak="0">
+    <w:nsid w:val="24D372CF"/>
+    <w:multiLevelType w:val="multilevel"/>
+    <w:tmpl w:val="97D8AD38"/>
+    <w:lvl w:ilvl="0">
+      <w:start w:val="5"/>
+      <w:numFmt w:val="decimal"/>
+      <w:lvlText w:val="%1"/>
+      <w:lvlJc w:val="left"/>
+      <w:pPr>
+        <w:ind w:left="360" w:hanging="360"/>
+      </w:pPr>
+      <w:rPr>
+        <w:rFonts w:hint="default"/>
+      </w:rPr>
+    </w:lvl>
+    <w:lvl w:ilvl="1">
+      <w:start w:val="2"/>
+      <w:numFmt w:val="decimal"/>
+      <w:lvlText w:val="%1.%2"/>
+      <w:lvlJc w:val="left"/>
+      <w:pPr>
+        <w:ind w:left="360" w:hanging="360"/>
+      </w:pPr>
+      <w:rPr>
+        <w:rFonts w:hint="default"/>
+      </w:rPr>
+    </w:lvl>
+    <w:lvl w:ilvl="2">
+      <w:start w:val="1"/>
+      <w:numFmt w:val="decimal"/>
+      <w:lvlText w:val="%1.%2.%3"/>
+      <w:lvlJc w:val="left"/>
+      <w:pPr>
+        <w:ind w:left="720" w:hanging="720"/>
+      </w:pPr>
+      <w:rPr>
+        <w:rFonts w:hint="default"/>
+      </w:rPr>
+    </w:lvl>
+    <w:lvl w:ilvl="3">
+      <w:start w:val="1"/>
+      <w:numFmt w:val="decimal"/>
+      <w:lvlText w:val="%1.%2.%3.%4"/>
+      <w:lvlJc w:val="left"/>
+      <w:pPr>
+        <w:ind w:left="720" w:hanging="720"/>
+      </w:pPr>
+      <w:rPr>
+        <w:rFonts w:hint="default"/>
+      </w:rPr>
+    </w:lvl>
+    <w:lvl w:ilvl="4">
+      <w:start w:val="1"/>
+      <w:numFmt w:val="decimal"/>
+      <w:lvlText w:val="%1.%2.%3.%4.%5"/>
+      <w:lvlJc w:val="left"/>
+      <w:pPr>
+        <w:ind w:left="1080" w:hanging="1080"/>
+      </w:pPr>
+      <w:rPr>
+        <w:rFonts w:hint="default"/>
+      </w:rPr>
+    </w:lvl>
+    <w:lvl w:ilvl="5">
+      <w:start w:val="1"/>
+      <w:numFmt w:val="decimal"/>
+      <w:lvlText w:val="%1.%2.%3.%4.%5.%6"/>
+      <w:lvlJc w:val="left"/>
+      <w:pPr>
+        <w:ind w:left="1080" w:hanging="1080"/>
+      </w:pPr>
+      <w:rPr>
+        <w:rFonts w:hint="default"/>
+      </w:rPr>
+    </w:lvl>
+    <w:lvl w:ilvl="6">
+      <w:start w:val="1"/>
+      <w:numFmt w:val="decimal"/>
+      <w:lvlText w:val="%1.%2.%3.%4.%5.%6.%7"/>
+      <w:lvlJc w:val="left"/>
+      <w:pPr>
+        <w:ind w:left="1440" w:hanging="1440"/>
+      </w:pPr>
+      <w:rPr>
+        <w:rFonts w:hint="default"/>
+      </w:rPr>
+    </w:lvl>
+    <w:lvl w:ilvl="7">
+      <w:start w:val="1"/>
+      <w:numFmt w:val="decimal"/>
+      <w:lvlText w:val="%1.%2.%3.%4.%5.%6.%7.%8"/>
+      <w:lvlJc w:val="left"/>
+      <w:pPr>
+        <w:ind w:left="1440" w:hanging="1440"/>
+      </w:pPr>
+      <w:rPr>
+        <w:rFonts w:hint="default"/>
+      </w:rPr>
+    </w:lvl>
+    <w:lvl w:ilvl="8">
+      <w:start w:val="1"/>
+      <w:numFmt w:val="decimal"/>
+      <w:lvlText w:val="%1.%2.%3.%4.%5.%6.%7.%8.%9"/>
+      <w:lvlJc w:val="left"/>
+      <w:pPr>
+        <w:ind w:left="1800" w:hanging="1800"/>
+      </w:pPr>
+      <w:rPr>
+        <w:rFonts w:hint="default"/>
+      </w:rPr>
+    </w:lvl>
+  </w:abstractNum>
+  <w:abstractNum w:abstractNumId="12" w15:restartNumberingAfterBreak="0">
     <w:nsid w:val="25013EEC"/>
     <w:multiLevelType w:val="hybridMultilevel"/>
     <w:tmpl w:val="FEF222A0"/>
@@ -2616,7 +5208,233 @@
       </w:pPr>
     </w:lvl>
   </w:abstractNum>
-  <w:abstractNum w:abstractNumId="6" w15:restartNumberingAfterBreak="0">
+  <w:abstractNum w:abstractNumId="13" w15:restartNumberingAfterBreak="0">
+    <w:nsid w:val="26607636"/>
+    <w:multiLevelType w:val="multilevel"/>
+    <w:tmpl w:val="91526BC0"/>
+    <w:lvl w:ilvl="0">
+      <w:start w:val="5"/>
+      <w:numFmt w:val="decimal"/>
+      <w:lvlText w:val="%1"/>
+      <w:lvlJc w:val="left"/>
+      <w:pPr>
+        <w:ind w:left="360" w:hanging="360"/>
+      </w:pPr>
+      <w:rPr>
+        <w:rFonts w:hint="default"/>
+      </w:rPr>
+    </w:lvl>
+    <w:lvl w:ilvl="1">
+      <w:start w:val="2"/>
+      <w:numFmt w:val="decimal"/>
+      <w:lvlText w:val="%1.%2"/>
+      <w:lvlJc w:val="left"/>
+      <w:pPr>
+        <w:ind w:left="1080" w:hanging="360"/>
+      </w:pPr>
+      <w:rPr>
+        <w:rFonts w:hint="default"/>
+      </w:rPr>
+    </w:lvl>
+    <w:lvl w:ilvl="2">
+      <w:start w:val="1"/>
+      <w:numFmt w:val="decimal"/>
+      <w:lvlText w:val="%1.%2.%3"/>
+      <w:lvlJc w:val="left"/>
+      <w:pPr>
+        <w:ind w:left="2160" w:hanging="720"/>
+      </w:pPr>
+      <w:rPr>
+        <w:rFonts w:hint="default"/>
+      </w:rPr>
+    </w:lvl>
+    <w:lvl w:ilvl="3">
+      <w:start w:val="1"/>
+      <w:numFmt w:val="decimal"/>
+      <w:lvlText w:val="%1.%2.%3.%4"/>
+      <w:lvlJc w:val="left"/>
+      <w:pPr>
+        <w:ind w:left="2880" w:hanging="720"/>
+      </w:pPr>
+      <w:rPr>
+        <w:rFonts w:hint="default"/>
+      </w:rPr>
+    </w:lvl>
+    <w:lvl w:ilvl="4">
+      <w:start w:val="1"/>
+      <w:numFmt w:val="decimal"/>
+      <w:lvlText w:val="%1.%2.%3.%4.%5"/>
+      <w:lvlJc w:val="left"/>
+      <w:pPr>
+        <w:ind w:left="3960" w:hanging="1080"/>
+      </w:pPr>
+      <w:rPr>
+        <w:rFonts w:hint="default"/>
+      </w:rPr>
+    </w:lvl>
+    <w:lvl w:ilvl="5">
+      <w:start w:val="1"/>
+      <w:numFmt w:val="decimal"/>
+      <w:lvlText w:val="%1.%2.%3.%4.%5.%6"/>
+      <w:lvlJc w:val="left"/>
+      <w:pPr>
+        <w:ind w:left="4680" w:hanging="1080"/>
+      </w:pPr>
+      <w:rPr>
+        <w:rFonts w:hint="default"/>
+      </w:rPr>
+    </w:lvl>
+    <w:lvl w:ilvl="6">
+      <w:start w:val="1"/>
+      <w:numFmt w:val="decimal"/>
+      <w:lvlText w:val="%1.%2.%3.%4.%5.%6.%7"/>
+      <w:lvlJc w:val="left"/>
+      <w:pPr>
+        <w:ind w:left="5760" w:hanging="1440"/>
+      </w:pPr>
+      <w:rPr>
+        <w:rFonts w:hint="default"/>
+      </w:rPr>
+    </w:lvl>
+    <w:lvl w:ilvl="7">
+      <w:start w:val="1"/>
+      <w:numFmt w:val="decimal"/>
+      <w:lvlText w:val="%1.%2.%3.%4.%5.%6.%7.%8"/>
+      <w:lvlJc w:val="left"/>
+      <w:pPr>
+        <w:ind w:left="6480" w:hanging="1440"/>
+      </w:pPr>
+      <w:rPr>
+        <w:rFonts w:hint="default"/>
+      </w:rPr>
+    </w:lvl>
+    <w:lvl w:ilvl="8">
+      <w:start w:val="1"/>
+      <w:numFmt w:val="decimal"/>
+      <w:lvlText w:val="%1.%2.%3.%4.%5.%6.%7.%8.%9"/>
+      <w:lvlJc w:val="left"/>
+      <w:pPr>
+        <w:ind w:left="7560" w:hanging="1800"/>
+      </w:pPr>
+      <w:rPr>
+        <w:rFonts w:hint="default"/>
+      </w:rPr>
+    </w:lvl>
+  </w:abstractNum>
+  <w:abstractNum w:abstractNumId="14" w15:restartNumberingAfterBreak="0">
+    <w:nsid w:val="2B74437C"/>
+    <w:multiLevelType w:val="multilevel"/>
+    <w:tmpl w:val="3A5C349E"/>
+    <w:lvl w:ilvl="0">
+      <w:start w:val="5"/>
+      <w:numFmt w:val="decimal"/>
+      <w:lvlText w:val="%1"/>
+      <w:lvlJc w:val="left"/>
+      <w:pPr>
+        <w:ind w:left="360" w:hanging="360"/>
+      </w:pPr>
+      <w:rPr>
+        <w:rFonts w:hint="default"/>
+      </w:rPr>
+    </w:lvl>
+    <w:lvl w:ilvl="1">
+      <w:start w:val="2"/>
+      <w:numFmt w:val="decimal"/>
+      <w:lvlText w:val="%1.%2"/>
+      <w:lvlJc w:val="left"/>
+      <w:pPr>
+        <w:ind w:left="1520" w:hanging="360"/>
+      </w:pPr>
+      <w:rPr>
+        <w:rFonts w:hint="default"/>
+      </w:rPr>
+    </w:lvl>
+    <w:lvl w:ilvl="2">
+      <w:start w:val="1"/>
+      <w:numFmt w:val="decimal"/>
+      <w:lvlText w:val="%1.%2.%3"/>
+      <w:lvlJc w:val="left"/>
+      <w:pPr>
+        <w:ind w:left="3040" w:hanging="720"/>
+      </w:pPr>
+      <w:rPr>
+        <w:rFonts w:hint="default"/>
+      </w:rPr>
+    </w:lvl>
+    <w:lvl w:ilvl="3">
+      <w:start w:val="1"/>
+      <w:numFmt w:val="decimal"/>
+      <w:lvlText w:val="%1.%2.%3.%4"/>
+      <w:lvlJc w:val="left"/>
+      <w:pPr>
+        <w:ind w:left="4200" w:hanging="720"/>
+      </w:pPr>
+      <w:rPr>
+        <w:rFonts w:hint="default"/>
+      </w:rPr>
+    </w:lvl>
+    <w:lvl w:ilvl="4">
+      <w:start w:val="1"/>
+      <w:numFmt w:val="decimal"/>
+      <w:lvlText w:val="%1.%2.%3.%4.%5"/>
+      <w:lvlJc w:val="left"/>
+      <w:pPr>
+        <w:ind w:left="5720" w:hanging="1080"/>
+      </w:pPr>
+      <w:rPr>
+        <w:rFonts w:hint="default"/>
+      </w:rPr>
+    </w:lvl>
+    <w:lvl w:ilvl="5">
+      <w:start w:val="1"/>
+      <w:numFmt w:val="decimal"/>
+      <w:lvlText w:val="%1.%2.%3.%4.%5.%6"/>
+      <w:lvlJc w:val="left"/>
+      <w:pPr>
+        <w:ind w:left="6880" w:hanging="1080"/>
+      </w:pPr>
+      <w:rPr>
+        <w:rFonts w:hint="default"/>
+      </w:rPr>
+    </w:lvl>
+    <w:lvl w:ilvl="6">
+      <w:start w:val="1"/>
+      <w:numFmt w:val="decimal"/>
+      <w:lvlText w:val="%1.%2.%3.%4.%5.%6.%7"/>
+      <w:lvlJc w:val="left"/>
+      <w:pPr>
+        <w:ind w:left="8400" w:hanging="1440"/>
+      </w:pPr>
+      <w:rPr>
+        <w:rFonts w:hint="default"/>
+      </w:rPr>
+    </w:lvl>
+    <w:lvl w:ilvl="7">
+      <w:start w:val="1"/>
+      <w:numFmt w:val="decimal"/>
+      <w:lvlText w:val="%1.%2.%3.%4.%5.%6.%7.%8"/>
+      <w:lvlJc w:val="left"/>
+      <w:pPr>
+        <w:ind w:left="9560" w:hanging="1440"/>
+      </w:pPr>
+      <w:rPr>
+        <w:rFonts w:hint="default"/>
+      </w:rPr>
+    </w:lvl>
+    <w:lvl w:ilvl="8">
+      <w:start w:val="1"/>
+      <w:numFmt w:val="decimal"/>
+      <w:lvlText w:val="%1.%2.%3.%4.%5.%6.%7.%8.%9"/>
+      <w:lvlJc w:val="left"/>
+      <w:pPr>
+        <w:ind w:left="11080" w:hanging="1800"/>
+      </w:pPr>
+      <w:rPr>
+        <w:rFonts w:hint="default"/>
+      </w:rPr>
+    </w:lvl>
+  </w:abstractNum>
+  <w:abstractNum w:abstractNumId="15" w15:restartNumberingAfterBreak="0">
     <w:nsid w:val="2C2A7888"/>
     <w:multiLevelType w:val="hybridMultilevel"/>
     <w:tmpl w:val="68FAB1C4"/>
@@ -2705,11 +5523,11 @@
       </w:pPr>
     </w:lvl>
   </w:abstractNum>
-  <w:abstractNum w:abstractNumId="7" w15:restartNumberingAfterBreak="0">
+  <w:abstractNum w:abstractNumId="16" w15:restartNumberingAfterBreak="0">
     <w:nsid w:val="2E48477D"/>
-    <w:multiLevelType w:val="hybridMultilevel"/>
-    <w:tmpl w:val="D9342826"/>
-    <w:lvl w:ilvl="0" w:tplc="E4C614C2">
+    <w:multiLevelType w:val="multilevel"/>
+    <w:tmpl w:val="1BF0102C"/>
+    <w:lvl w:ilvl="0">
       <w:start w:val="1"/>
       <w:numFmt w:val="decimal"/>
       <w:lvlText w:val="%1."/>
@@ -2721,80 +5539,112 @@
         <w:rFonts w:hint="default"/>
       </w:rPr>
     </w:lvl>
-    <w:lvl w:ilvl="1" w:tplc="04090019" w:tentative="1">
-      <w:start w:val="1"/>
-      <w:numFmt w:val="upperLetter"/>
-      <w:lvlText w:val="%2."/>
-      <w:lvlJc w:val="left"/>
-      <w:pPr>
-        <w:ind w:left="1320" w:hanging="440"/>
-      </w:pPr>
-    </w:lvl>
-    <w:lvl w:ilvl="2" w:tplc="0409001B" w:tentative="1">
-      <w:start w:val="1"/>
-      <w:numFmt w:val="lowerRoman"/>
-      <w:lvlText w:val="%3."/>
-      <w:lvlJc w:val="right"/>
-      <w:pPr>
-        <w:ind w:left="1760" w:hanging="440"/>
-      </w:pPr>
-    </w:lvl>
-    <w:lvl w:ilvl="3" w:tplc="0409000F" w:tentative="1">
-      <w:start w:val="1"/>
-      <w:numFmt w:val="decimal"/>
-      <w:lvlText w:val="%4."/>
-      <w:lvlJc w:val="left"/>
-      <w:pPr>
-        <w:ind w:left="2200" w:hanging="440"/>
-      </w:pPr>
-    </w:lvl>
-    <w:lvl w:ilvl="4" w:tplc="04090019" w:tentative="1">
-      <w:start w:val="1"/>
-      <w:numFmt w:val="upperLetter"/>
-      <w:lvlText w:val="%5."/>
-      <w:lvlJc w:val="left"/>
-      <w:pPr>
-        <w:ind w:left="2640" w:hanging="440"/>
-      </w:pPr>
-    </w:lvl>
-    <w:lvl w:ilvl="5" w:tplc="0409001B" w:tentative="1">
-      <w:start w:val="1"/>
-      <w:numFmt w:val="lowerRoman"/>
-      <w:lvlText w:val="%6."/>
-      <w:lvlJc w:val="right"/>
-      <w:pPr>
-        <w:ind w:left="3080" w:hanging="440"/>
-      </w:pPr>
-    </w:lvl>
-    <w:lvl w:ilvl="6" w:tplc="0409000F" w:tentative="1">
-      <w:start w:val="1"/>
-      <w:numFmt w:val="decimal"/>
-      <w:lvlText w:val="%7."/>
-      <w:lvlJc w:val="left"/>
-      <w:pPr>
-        <w:ind w:left="3520" w:hanging="440"/>
-      </w:pPr>
-    </w:lvl>
-    <w:lvl w:ilvl="7" w:tplc="04090019" w:tentative="1">
-      <w:start w:val="1"/>
-      <w:numFmt w:val="upperLetter"/>
-      <w:lvlText w:val="%8."/>
-      <w:lvlJc w:val="left"/>
-      <w:pPr>
-        <w:ind w:left="3960" w:hanging="440"/>
-      </w:pPr>
-    </w:lvl>
-    <w:lvl w:ilvl="8" w:tplc="0409001B" w:tentative="1">
-      <w:start w:val="1"/>
-      <w:numFmt w:val="lowerRoman"/>
-      <w:lvlText w:val="%9."/>
-      <w:lvlJc w:val="right"/>
-      <w:pPr>
-        <w:ind w:left="4400" w:hanging="440"/>
-      </w:pPr>
+    <w:lvl w:ilvl="1">
+      <w:start w:val="1"/>
+      <w:numFmt w:val="decimal"/>
+      <w:isLgl/>
+      <w:lvlText w:val="%1.%2"/>
+      <w:lvlJc w:val="left"/>
+      <w:pPr>
+        <w:ind w:left="1160" w:hanging="360"/>
+      </w:pPr>
+      <w:rPr>
+        <w:rFonts w:hint="default"/>
+      </w:rPr>
+    </w:lvl>
+    <w:lvl w:ilvl="2">
+      <w:start w:val="1"/>
+      <w:numFmt w:val="decimal"/>
+      <w:isLgl/>
+      <w:lvlText w:val="%1.%2.%3"/>
+      <w:lvlJc w:val="left"/>
+      <w:pPr>
+        <w:ind w:left="1880" w:hanging="720"/>
+      </w:pPr>
+      <w:rPr>
+        <w:rFonts w:hint="default"/>
+      </w:rPr>
+    </w:lvl>
+    <w:lvl w:ilvl="3">
+      <w:start w:val="1"/>
+      <w:numFmt w:val="decimal"/>
+      <w:isLgl/>
+      <w:lvlText w:val="%1.%2.%3.%4"/>
+      <w:lvlJc w:val="left"/>
+      <w:pPr>
+        <w:ind w:left="2240" w:hanging="720"/>
+      </w:pPr>
+      <w:rPr>
+        <w:rFonts w:hint="default"/>
+      </w:rPr>
+    </w:lvl>
+    <w:lvl w:ilvl="4">
+      <w:start w:val="1"/>
+      <w:numFmt w:val="decimal"/>
+      <w:isLgl/>
+      <w:lvlText w:val="%1.%2.%3.%4.%5"/>
+      <w:lvlJc w:val="left"/>
+      <w:pPr>
+        <w:ind w:left="2960" w:hanging="1080"/>
+      </w:pPr>
+      <w:rPr>
+        <w:rFonts w:hint="default"/>
+      </w:rPr>
+    </w:lvl>
+    <w:lvl w:ilvl="5">
+      <w:start w:val="1"/>
+      <w:numFmt w:val="decimal"/>
+      <w:isLgl/>
+      <w:lvlText w:val="%1.%2.%3.%4.%5.%6"/>
+      <w:lvlJc w:val="left"/>
+      <w:pPr>
+        <w:ind w:left="3320" w:hanging="1080"/>
+      </w:pPr>
+      <w:rPr>
+        <w:rFonts w:hint="default"/>
+      </w:rPr>
+    </w:lvl>
+    <w:lvl w:ilvl="6">
+      <w:start w:val="1"/>
+      <w:numFmt w:val="decimal"/>
+      <w:isLgl/>
+      <w:lvlText w:val="%1.%2.%3.%4.%5.%6.%7"/>
+      <w:lvlJc w:val="left"/>
+      <w:pPr>
+        <w:ind w:left="4040" w:hanging="1440"/>
+      </w:pPr>
+      <w:rPr>
+        <w:rFonts w:hint="default"/>
+      </w:rPr>
+    </w:lvl>
+    <w:lvl w:ilvl="7">
+      <w:start w:val="1"/>
+      <w:numFmt w:val="decimal"/>
+      <w:isLgl/>
+      <w:lvlText w:val="%1.%2.%3.%4.%5.%6.%7.%8"/>
+      <w:lvlJc w:val="left"/>
+      <w:pPr>
+        <w:ind w:left="4400" w:hanging="1440"/>
+      </w:pPr>
+      <w:rPr>
+        <w:rFonts w:hint="default"/>
+      </w:rPr>
+    </w:lvl>
+    <w:lvl w:ilvl="8">
+      <w:start w:val="1"/>
+      <w:numFmt w:val="decimal"/>
+      <w:isLgl/>
+      <w:lvlText w:val="%1.%2.%3.%4.%5.%6.%7.%8.%9"/>
+      <w:lvlJc w:val="left"/>
+      <w:pPr>
+        <w:ind w:left="5120" w:hanging="1800"/>
+      </w:pPr>
+      <w:rPr>
+        <w:rFonts w:hint="default"/>
+      </w:rPr>
     </w:lvl>
   </w:abstractNum>
-  <w:abstractNum w:abstractNumId="8" w15:restartNumberingAfterBreak="0">
+  <w:abstractNum w:abstractNumId="17" w15:restartNumberingAfterBreak="0">
     <w:nsid w:val="2EDE2D25"/>
     <w:multiLevelType w:val="hybridMultilevel"/>
     <w:tmpl w:val="949EDE88"/>
@@ -2883,7 +5733,120 @@
       </w:pPr>
     </w:lvl>
   </w:abstractNum>
-  <w:abstractNum w:abstractNumId="9" w15:restartNumberingAfterBreak="0">
+  <w:abstractNum w:abstractNumId="18" w15:restartNumberingAfterBreak="0">
+    <w:nsid w:val="2F7E1FB0"/>
+    <w:multiLevelType w:val="multilevel"/>
+    <w:tmpl w:val="CEF0619E"/>
+    <w:lvl w:ilvl="0">
+      <w:start w:val="5"/>
+      <w:numFmt w:val="decimal"/>
+      <w:lvlText w:val="%1."/>
+      <w:lvlJc w:val="left"/>
+      <w:pPr>
+        <w:ind w:left="450" w:hanging="450"/>
+      </w:pPr>
+      <w:rPr>
+        <w:rFonts w:hint="default"/>
+      </w:rPr>
+    </w:lvl>
+    <w:lvl w:ilvl="1">
+      <w:start w:val="6"/>
+      <w:numFmt w:val="decimal"/>
+      <w:lvlText w:val="%1.%2."/>
+      <w:lvlJc w:val="left"/>
+      <w:pPr>
+        <w:ind w:left="850" w:hanging="450"/>
+      </w:pPr>
+      <w:rPr>
+        <w:rFonts w:hint="default"/>
+      </w:rPr>
+    </w:lvl>
+    <w:lvl w:ilvl="2">
+      <w:start w:val="4"/>
+      <w:numFmt w:val="decimal"/>
+      <w:lvlText w:val="%1.%2.%3."/>
+      <w:lvlJc w:val="left"/>
+      <w:pPr>
+        <w:ind w:left="1520" w:hanging="720"/>
+      </w:pPr>
+      <w:rPr>
+        <w:rFonts w:hint="default"/>
+      </w:rPr>
+    </w:lvl>
+    <w:lvl w:ilvl="3">
+      <w:start w:val="1"/>
+      <w:numFmt w:val="decimal"/>
+      <w:lvlText w:val="%1.%2.%3.%4."/>
+      <w:lvlJc w:val="left"/>
+      <w:pPr>
+        <w:ind w:left="1920" w:hanging="720"/>
+      </w:pPr>
+      <w:rPr>
+        <w:rFonts w:hint="default"/>
+      </w:rPr>
+    </w:lvl>
+    <w:lvl w:ilvl="4">
+      <w:start w:val="1"/>
+      <w:numFmt w:val="decimal"/>
+      <w:lvlText w:val="%1.%2.%3.%4.%5."/>
+      <w:lvlJc w:val="left"/>
+      <w:pPr>
+        <w:ind w:left="2680" w:hanging="1080"/>
+      </w:pPr>
+      <w:rPr>
+        <w:rFonts w:hint="default"/>
+      </w:rPr>
+    </w:lvl>
+    <w:lvl w:ilvl="5">
+      <w:start w:val="1"/>
+      <w:numFmt w:val="decimal"/>
+      <w:lvlText w:val="%1.%2.%3.%4.%5.%6."/>
+      <w:lvlJc w:val="left"/>
+      <w:pPr>
+        <w:ind w:left="3080" w:hanging="1080"/>
+      </w:pPr>
+      <w:rPr>
+        <w:rFonts w:hint="default"/>
+      </w:rPr>
+    </w:lvl>
+    <w:lvl w:ilvl="6">
+      <w:start w:val="1"/>
+      <w:numFmt w:val="decimal"/>
+      <w:lvlText w:val="%1.%2.%3.%4.%5.%6.%7."/>
+      <w:lvlJc w:val="left"/>
+      <w:pPr>
+        <w:ind w:left="3840" w:hanging="1440"/>
+      </w:pPr>
+      <w:rPr>
+        <w:rFonts w:hint="default"/>
+      </w:rPr>
+    </w:lvl>
+    <w:lvl w:ilvl="7">
+      <w:start w:val="1"/>
+      <w:numFmt w:val="decimal"/>
+      <w:lvlText w:val="%1.%2.%3.%4.%5.%6.%7.%8."/>
+      <w:lvlJc w:val="left"/>
+      <w:pPr>
+        <w:ind w:left="4240" w:hanging="1440"/>
+      </w:pPr>
+      <w:rPr>
+        <w:rFonts w:hint="default"/>
+      </w:rPr>
+    </w:lvl>
+    <w:lvl w:ilvl="8">
+      <w:start w:val="1"/>
+      <w:numFmt w:val="decimal"/>
+      <w:lvlText w:val="%1.%2.%3.%4.%5.%6.%7.%8.%9."/>
+      <w:lvlJc w:val="left"/>
+      <w:pPr>
+        <w:ind w:left="5000" w:hanging="1800"/>
+      </w:pPr>
+      <w:rPr>
+        <w:rFonts w:hint="default"/>
+      </w:rPr>
+    </w:lvl>
+  </w:abstractNum>
+  <w:abstractNum w:abstractNumId="19" w15:restartNumberingAfterBreak="0">
     <w:nsid w:val="310B3C44"/>
     <w:multiLevelType w:val="hybridMultilevel"/>
     <w:tmpl w:val="838ABA48"/>
@@ -2972,7 +5935,7 @@
       </w:pPr>
     </w:lvl>
   </w:abstractNum>
-  <w:abstractNum w:abstractNumId="10" w15:restartNumberingAfterBreak="0">
+  <w:abstractNum w:abstractNumId="20" w15:restartNumberingAfterBreak="0">
     <w:nsid w:val="37806BD1"/>
     <w:multiLevelType w:val="hybridMultilevel"/>
     <w:tmpl w:val="CCD80636"/>
@@ -3061,7 +6024,7 @@
       </w:pPr>
     </w:lvl>
   </w:abstractNum>
-  <w:abstractNum w:abstractNumId="11" w15:restartNumberingAfterBreak="0">
+  <w:abstractNum w:abstractNumId="21" w15:restartNumberingAfterBreak="0">
     <w:nsid w:val="37975AE6"/>
     <w:multiLevelType w:val="hybridMultilevel"/>
     <w:tmpl w:val="B3D6BEAC"/>
@@ -3150,7 +6113,7 @@
       </w:pPr>
     </w:lvl>
   </w:abstractNum>
-  <w:abstractNum w:abstractNumId="12" w15:restartNumberingAfterBreak="0">
+  <w:abstractNum w:abstractNumId="22" w15:restartNumberingAfterBreak="0">
     <w:nsid w:val="37FC6D3F"/>
     <w:multiLevelType w:val="hybridMultilevel"/>
     <w:tmpl w:val="BC942AF4"/>
@@ -3239,7 +6202,7 @@
       </w:pPr>
     </w:lvl>
   </w:abstractNum>
-  <w:abstractNum w:abstractNumId="13" w15:restartNumberingAfterBreak="0">
+  <w:abstractNum w:abstractNumId="23" w15:restartNumberingAfterBreak="0">
     <w:nsid w:val="399D056F"/>
     <w:multiLevelType w:val="hybridMultilevel"/>
     <w:tmpl w:val="9CF255DC"/>
@@ -3328,7 +6291,7 @@
       </w:pPr>
     </w:lvl>
   </w:abstractNum>
-  <w:abstractNum w:abstractNumId="14" w15:restartNumberingAfterBreak="0">
+  <w:abstractNum w:abstractNumId="24" w15:restartNumberingAfterBreak="0">
     <w:nsid w:val="3A5E5ED1"/>
     <w:multiLevelType w:val="hybridMultilevel"/>
     <w:tmpl w:val="B7829A5E"/>
@@ -3417,7 +6380,346 @@
       </w:pPr>
     </w:lvl>
   </w:abstractNum>
-  <w:abstractNum w:abstractNumId="15" w15:restartNumberingAfterBreak="0">
+  <w:abstractNum w:abstractNumId="25" w15:restartNumberingAfterBreak="0">
+    <w:nsid w:val="3B795013"/>
+    <w:multiLevelType w:val="multilevel"/>
+    <w:tmpl w:val="7108E01E"/>
+    <w:lvl w:ilvl="0">
+      <w:start w:val="5"/>
+      <w:numFmt w:val="decimal"/>
+      <w:lvlText w:val="%1"/>
+      <w:lvlJc w:val="left"/>
+      <w:pPr>
+        <w:ind w:left="405" w:hanging="405"/>
+      </w:pPr>
+      <w:rPr>
+        <w:rFonts w:hint="default"/>
+      </w:rPr>
+    </w:lvl>
+    <w:lvl w:ilvl="1">
+      <w:start w:val="6"/>
+      <w:numFmt w:val="decimal"/>
+      <w:lvlText w:val="%1.%2"/>
+      <w:lvlJc w:val="left"/>
+      <w:pPr>
+        <w:ind w:left="405" w:hanging="405"/>
+      </w:pPr>
+      <w:rPr>
+        <w:rFonts w:hint="default"/>
+      </w:rPr>
+    </w:lvl>
+    <w:lvl w:ilvl="2">
+      <w:start w:val="4"/>
+      <w:numFmt w:val="decimal"/>
+      <w:lvlText w:val="%1.%2.%3"/>
+      <w:lvlJc w:val="left"/>
+      <w:pPr>
+        <w:ind w:left="720" w:hanging="720"/>
+      </w:pPr>
+      <w:rPr>
+        <w:rFonts w:hint="default"/>
+      </w:rPr>
+    </w:lvl>
+    <w:lvl w:ilvl="3">
+      <w:start w:val="1"/>
+      <w:numFmt w:val="decimal"/>
+      <w:lvlText w:val="%1.%2.%3.%4"/>
+      <w:lvlJc w:val="left"/>
+      <w:pPr>
+        <w:ind w:left="720" w:hanging="720"/>
+      </w:pPr>
+      <w:rPr>
+        <w:rFonts w:hint="default"/>
+      </w:rPr>
+    </w:lvl>
+    <w:lvl w:ilvl="4">
+      <w:start w:val="1"/>
+      <w:numFmt w:val="decimal"/>
+      <w:lvlText w:val="%1.%2.%3.%4.%5"/>
+      <w:lvlJc w:val="left"/>
+      <w:pPr>
+        <w:ind w:left="1080" w:hanging="1080"/>
+      </w:pPr>
+      <w:rPr>
+        <w:rFonts w:hint="default"/>
+      </w:rPr>
+    </w:lvl>
+    <w:lvl w:ilvl="5">
+      <w:start w:val="1"/>
+      <w:numFmt w:val="decimal"/>
+      <w:lvlText w:val="%1.%2.%3.%4.%5.%6"/>
+      <w:lvlJc w:val="left"/>
+      <w:pPr>
+        <w:ind w:left="1080" w:hanging="1080"/>
+      </w:pPr>
+      <w:rPr>
+        <w:rFonts w:hint="default"/>
+      </w:rPr>
+    </w:lvl>
+    <w:lvl w:ilvl="6">
+      <w:start w:val="1"/>
+      <w:numFmt w:val="decimal"/>
+      <w:lvlText w:val="%1.%2.%3.%4.%5.%6.%7"/>
+      <w:lvlJc w:val="left"/>
+      <w:pPr>
+        <w:ind w:left="1440" w:hanging="1440"/>
+      </w:pPr>
+      <w:rPr>
+        <w:rFonts w:hint="default"/>
+      </w:rPr>
+    </w:lvl>
+    <w:lvl w:ilvl="7">
+      <w:start w:val="1"/>
+      <w:numFmt w:val="decimal"/>
+      <w:lvlText w:val="%1.%2.%3.%4.%5.%6.%7.%8"/>
+      <w:lvlJc w:val="left"/>
+      <w:pPr>
+        <w:ind w:left="1440" w:hanging="1440"/>
+      </w:pPr>
+      <w:rPr>
+        <w:rFonts w:hint="default"/>
+      </w:rPr>
+    </w:lvl>
+    <w:lvl w:ilvl="8">
+      <w:start w:val="1"/>
+      <w:numFmt w:val="decimal"/>
+      <w:lvlText w:val="%1.%2.%3.%4.%5.%6.%7.%8.%9"/>
+      <w:lvlJc w:val="left"/>
+      <w:pPr>
+        <w:ind w:left="1800" w:hanging="1800"/>
+      </w:pPr>
+      <w:rPr>
+        <w:rFonts w:hint="default"/>
+      </w:rPr>
+    </w:lvl>
+  </w:abstractNum>
+  <w:abstractNum w:abstractNumId="26" w15:restartNumberingAfterBreak="0">
+    <w:nsid w:val="3CEF55F1"/>
+    <w:multiLevelType w:val="multilevel"/>
+    <w:tmpl w:val="74DC7798"/>
+    <w:lvl w:ilvl="0">
+      <w:start w:val="5"/>
+      <w:numFmt w:val="decimal"/>
+      <w:lvlText w:val="%1"/>
+      <w:lvlJc w:val="left"/>
+      <w:pPr>
+        <w:ind w:left="405" w:hanging="405"/>
+      </w:pPr>
+      <w:rPr>
+        <w:rFonts w:hint="default"/>
+      </w:rPr>
+    </w:lvl>
+    <w:lvl w:ilvl="1">
+      <w:start w:val="6"/>
+      <w:numFmt w:val="decimal"/>
+      <w:lvlText w:val="%1.%2"/>
+      <w:lvlJc w:val="left"/>
+      <w:pPr>
+        <w:ind w:left="405" w:hanging="405"/>
+      </w:pPr>
+      <w:rPr>
+        <w:rFonts w:hint="default"/>
+      </w:rPr>
+    </w:lvl>
+    <w:lvl w:ilvl="2">
+      <w:start w:val="2"/>
+      <w:numFmt w:val="decimal"/>
+      <w:lvlText w:val="%1.%2.%3"/>
+      <w:lvlJc w:val="left"/>
+      <w:pPr>
+        <w:ind w:left="720" w:hanging="720"/>
+      </w:pPr>
+      <w:rPr>
+        <w:rFonts w:hint="default"/>
+      </w:rPr>
+    </w:lvl>
+    <w:lvl w:ilvl="3">
+      <w:start w:val="1"/>
+      <w:numFmt w:val="decimal"/>
+      <w:lvlText w:val="%1.%2.%3.%4"/>
+      <w:lvlJc w:val="left"/>
+      <w:pPr>
+        <w:ind w:left="720" w:hanging="720"/>
+      </w:pPr>
+      <w:rPr>
+        <w:rFonts w:hint="default"/>
+      </w:rPr>
+    </w:lvl>
+    <w:lvl w:ilvl="4">
+      <w:start w:val="1"/>
+      <w:numFmt w:val="decimal"/>
+      <w:lvlText w:val="%1.%2.%3.%4.%5"/>
+      <w:lvlJc w:val="left"/>
+      <w:pPr>
+        <w:ind w:left="1080" w:hanging="1080"/>
+      </w:pPr>
+      <w:rPr>
+        <w:rFonts w:hint="default"/>
+      </w:rPr>
+    </w:lvl>
+    <w:lvl w:ilvl="5">
+      <w:start w:val="1"/>
+      <w:numFmt w:val="decimal"/>
+      <w:lvlText w:val="%1.%2.%3.%4.%5.%6"/>
+      <w:lvlJc w:val="left"/>
+      <w:pPr>
+        <w:ind w:left="1080" w:hanging="1080"/>
+      </w:pPr>
+      <w:rPr>
+        <w:rFonts w:hint="default"/>
+      </w:rPr>
+    </w:lvl>
+    <w:lvl w:ilvl="6">
+      <w:start w:val="1"/>
+      <w:numFmt w:val="decimal"/>
+      <w:lvlText w:val="%1.%2.%3.%4.%5.%6.%7"/>
+      <w:lvlJc w:val="left"/>
+      <w:pPr>
+        <w:ind w:left="1440" w:hanging="1440"/>
+      </w:pPr>
+      <w:rPr>
+        <w:rFonts w:hint="default"/>
+      </w:rPr>
+    </w:lvl>
+    <w:lvl w:ilvl="7">
+      <w:start w:val="1"/>
+      <w:numFmt w:val="decimal"/>
+      <w:lvlText w:val="%1.%2.%3.%4.%5.%6.%7.%8"/>
+      <w:lvlJc w:val="left"/>
+      <w:pPr>
+        <w:ind w:left="1440" w:hanging="1440"/>
+      </w:pPr>
+      <w:rPr>
+        <w:rFonts w:hint="default"/>
+      </w:rPr>
+    </w:lvl>
+    <w:lvl w:ilvl="8">
+      <w:start w:val="1"/>
+      <w:numFmt w:val="decimal"/>
+      <w:lvlText w:val="%1.%2.%3.%4.%5.%6.%7.%8.%9"/>
+      <w:lvlJc w:val="left"/>
+      <w:pPr>
+        <w:ind w:left="1800" w:hanging="1800"/>
+      </w:pPr>
+      <w:rPr>
+        <w:rFonts w:hint="default"/>
+      </w:rPr>
+    </w:lvl>
+  </w:abstractNum>
+  <w:abstractNum w:abstractNumId="27" w15:restartNumberingAfterBreak="0">
+    <w:nsid w:val="449D6C36"/>
+    <w:multiLevelType w:val="multilevel"/>
+    <w:tmpl w:val="39EEB1BE"/>
+    <w:lvl w:ilvl="0">
+      <w:start w:val="5"/>
+      <w:numFmt w:val="decimal"/>
+      <w:lvlText w:val="%1"/>
+      <w:lvlJc w:val="left"/>
+      <w:pPr>
+        <w:ind w:left="360" w:hanging="360"/>
+      </w:pPr>
+      <w:rPr>
+        <w:rFonts w:hint="default"/>
+      </w:rPr>
+    </w:lvl>
+    <w:lvl w:ilvl="1">
+      <w:start w:val="2"/>
+      <w:numFmt w:val="decimal"/>
+      <w:lvlText w:val="%1.%2"/>
+      <w:lvlJc w:val="left"/>
+      <w:pPr>
+        <w:ind w:left="360" w:hanging="360"/>
+      </w:pPr>
+      <w:rPr>
+        <w:rFonts w:hint="default"/>
+      </w:rPr>
+    </w:lvl>
+    <w:lvl w:ilvl="2">
+      <w:start w:val="1"/>
+      <w:numFmt w:val="decimal"/>
+      <w:lvlText w:val="%1.%2.%3"/>
+      <w:lvlJc w:val="left"/>
+      <w:pPr>
+        <w:ind w:left="720" w:hanging="720"/>
+      </w:pPr>
+      <w:rPr>
+        <w:rFonts w:hint="default"/>
+      </w:rPr>
+    </w:lvl>
+    <w:lvl w:ilvl="3">
+      <w:start w:val="1"/>
+      <w:numFmt w:val="decimal"/>
+      <w:lvlText w:val="%1.%2.%3.%4"/>
+      <w:lvlJc w:val="left"/>
+      <w:pPr>
+        <w:ind w:left="720" w:hanging="720"/>
+      </w:pPr>
+      <w:rPr>
+        <w:rFonts w:hint="default"/>
+      </w:rPr>
+    </w:lvl>
+    <w:lvl w:ilvl="4">
+      <w:start w:val="1"/>
+      <w:numFmt w:val="decimal"/>
+      <w:lvlText w:val="%1.%2.%3.%4.%5"/>
+      <w:lvlJc w:val="left"/>
+      <w:pPr>
+        <w:ind w:left="1080" w:hanging="1080"/>
+      </w:pPr>
+      <w:rPr>
+        <w:rFonts w:hint="default"/>
+      </w:rPr>
+    </w:lvl>
+    <w:lvl w:ilvl="5">
+      <w:start w:val="1"/>
+      <w:numFmt w:val="decimal"/>
+      <w:lvlText w:val="%1.%2.%3.%4.%5.%6"/>
+      <w:lvlJc w:val="left"/>
+      <w:pPr>
+        <w:ind w:left="1080" w:hanging="1080"/>
+      </w:pPr>
+      <w:rPr>
+        <w:rFonts w:hint="default"/>
+      </w:rPr>
+    </w:lvl>
+    <w:lvl w:ilvl="6">
+      <w:start w:val="1"/>
+      <w:numFmt w:val="decimal"/>
+      <w:lvlText w:val="%1.%2.%3.%4.%5.%6.%7"/>
+      <w:lvlJc w:val="left"/>
+      <w:pPr>
+        <w:ind w:left="1440" w:hanging="1440"/>
+      </w:pPr>
+      <w:rPr>
+        <w:rFonts w:hint="default"/>
+      </w:rPr>
+    </w:lvl>
+    <w:lvl w:ilvl="7">
+      <w:start w:val="1"/>
+      <w:numFmt w:val="decimal"/>
+      <w:lvlText w:val="%1.%2.%3.%4.%5.%6.%7.%8"/>
+      <w:lvlJc w:val="left"/>
+      <w:pPr>
+        <w:ind w:left="1440" w:hanging="1440"/>
+      </w:pPr>
+      <w:rPr>
+        <w:rFonts w:hint="default"/>
+      </w:rPr>
+    </w:lvl>
+    <w:lvl w:ilvl="8">
+      <w:start w:val="1"/>
+      <w:numFmt w:val="decimal"/>
+      <w:lvlText w:val="%1.%2.%3.%4.%5.%6.%7.%8.%9"/>
+      <w:lvlJc w:val="left"/>
+      <w:pPr>
+        <w:ind w:left="1800" w:hanging="1800"/>
+      </w:pPr>
+      <w:rPr>
+        <w:rFonts w:hint="default"/>
+      </w:rPr>
+    </w:lvl>
+  </w:abstractNum>
+  <w:abstractNum w:abstractNumId="28" w15:restartNumberingAfterBreak="0">
     <w:nsid w:val="44E53B70"/>
     <w:multiLevelType w:val="hybridMultilevel"/>
     <w:tmpl w:val="C6AC3A56"/>
@@ -3506,7 +6808,120 @@
       </w:pPr>
     </w:lvl>
   </w:abstractNum>
-  <w:abstractNum w:abstractNumId="16" w15:restartNumberingAfterBreak="0">
+  <w:abstractNum w:abstractNumId="29" w15:restartNumberingAfterBreak="0">
+    <w:nsid w:val="466C5E9B"/>
+    <w:multiLevelType w:val="multilevel"/>
+    <w:tmpl w:val="361896DE"/>
+    <w:lvl w:ilvl="0">
+      <w:start w:val="5"/>
+      <w:numFmt w:val="decimal"/>
+      <w:lvlText w:val="%1"/>
+      <w:lvlJc w:val="left"/>
+      <w:pPr>
+        <w:ind w:left="360" w:hanging="360"/>
+      </w:pPr>
+      <w:rPr>
+        <w:rFonts w:hint="default"/>
+      </w:rPr>
+    </w:lvl>
+    <w:lvl w:ilvl="1">
+      <w:start w:val="2"/>
+      <w:numFmt w:val="decimal"/>
+      <w:lvlText w:val="%1.%2"/>
+      <w:lvlJc w:val="left"/>
+      <w:pPr>
+        <w:ind w:left="360" w:hanging="360"/>
+      </w:pPr>
+      <w:rPr>
+        <w:rFonts w:hint="default"/>
+      </w:rPr>
+    </w:lvl>
+    <w:lvl w:ilvl="2">
+      <w:start w:val="1"/>
+      <w:numFmt w:val="decimal"/>
+      <w:lvlText w:val="%1.%2.%3"/>
+      <w:lvlJc w:val="left"/>
+      <w:pPr>
+        <w:ind w:left="720" w:hanging="720"/>
+      </w:pPr>
+      <w:rPr>
+        <w:rFonts w:hint="default"/>
+      </w:rPr>
+    </w:lvl>
+    <w:lvl w:ilvl="3">
+      <w:start w:val="1"/>
+      <w:numFmt w:val="decimal"/>
+      <w:lvlText w:val="%1.%2.%3.%4"/>
+      <w:lvlJc w:val="left"/>
+      <w:pPr>
+        <w:ind w:left="720" w:hanging="720"/>
+      </w:pPr>
+      <w:rPr>
+        <w:rFonts w:hint="default"/>
+      </w:rPr>
+    </w:lvl>
+    <w:lvl w:ilvl="4">
+      <w:start w:val="1"/>
+      <w:numFmt w:val="decimal"/>
+      <w:lvlText w:val="%1.%2.%3.%4.%5"/>
+      <w:lvlJc w:val="left"/>
+      <w:pPr>
+        <w:ind w:left="1080" w:hanging="1080"/>
+      </w:pPr>
+      <w:rPr>
+        <w:rFonts w:hint="default"/>
+      </w:rPr>
+    </w:lvl>
+    <w:lvl w:ilvl="5">
+      <w:start w:val="1"/>
+      <w:numFmt w:val="decimal"/>
+      <w:lvlText w:val="%1.%2.%3.%4.%5.%6"/>
+      <w:lvlJc w:val="left"/>
+      <w:pPr>
+        <w:ind w:left="1080" w:hanging="1080"/>
+      </w:pPr>
+      <w:rPr>
+        <w:rFonts w:hint="default"/>
+      </w:rPr>
+    </w:lvl>
+    <w:lvl w:ilvl="6">
+      <w:start w:val="1"/>
+      <w:numFmt w:val="decimal"/>
+      <w:lvlText w:val="%1.%2.%3.%4.%5.%6.%7"/>
+      <w:lvlJc w:val="left"/>
+      <w:pPr>
+        <w:ind w:left="1440" w:hanging="1440"/>
+      </w:pPr>
+      <w:rPr>
+        <w:rFonts w:hint="default"/>
+      </w:rPr>
+    </w:lvl>
+    <w:lvl w:ilvl="7">
+      <w:start w:val="1"/>
+      <w:numFmt w:val="decimal"/>
+      <w:lvlText w:val="%1.%2.%3.%4.%5.%6.%7.%8"/>
+      <w:lvlJc w:val="left"/>
+      <w:pPr>
+        <w:ind w:left="1440" w:hanging="1440"/>
+      </w:pPr>
+      <w:rPr>
+        <w:rFonts w:hint="default"/>
+      </w:rPr>
+    </w:lvl>
+    <w:lvl w:ilvl="8">
+      <w:start w:val="1"/>
+      <w:numFmt w:val="decimal"/>
+      <w:lvlText w:val="%1.%2.%3.%4.%5.%6.%7.%8.%9"/>
+      <w:lvlJc w:val="left"/>
+      <w:pPr>
+        <w:ind w:left="1800" w:hanging="1800"/>
+      </w:pPr>
+      <w:rPr>
+        <w:rFonts w:hint="default"/>
+      </w:rPr>
+    </w:lvl>
+  </w:abstractNum>
+  <w:abstractNum w:abstractNumId="30" w15:restartNumberingAfterBreak="0">
     <w:nsid w:val="4BAE10F5"/>
     <w:multiLevelType w:val="hybridMultilevel"/>
     <w:tmpl w:val="DA742BA6"/>
@@ -3595,7 +7010,7 @@
       </w:pPr>
     </w:lvl>
   </w:abstractNum>
-  <w:abstractNum w:abstractNumId="17" w15:restartNumberingAfterBreak="0">
+  <w:abstractNum w:abstractNumId="31" w15:restartNumberingAfterBreak="0">
     <w:nsid w:val="4C8D7772"/>
     <w:multiLevelType w:val="hybridMultilevel"/>
     <w:tmpl w:val="808C0686"/>
@@ -3684,7 +7099,209 @@
       </w:pPr>
     </w:lvl>
   </w:abstractNum>
-  <w:abstractNum w:abstractNumId="18" w15:restartNumberingAfterBreak="0">
+  <w:abstractNum w:abstractNumId="32" w15:restartNumberingAfterBreak="0">
+    <w:nsid w:val="511E3A44"/>
+    <w:multiLevelType w:val="multilevel"/>
+    <w:tmpl w:val="E0BAF256"/>
+    <w:lvl w:ilvl="0">
+      <w:start w:val="5"/>
+      <w:numFmt w:val="decimal"/>
+      <w:lvlText w:val="%1"/>
+      <w:lvlJc w:val="left"/>
+      <w:pPr>
+        <w:ind w:left="360" w:hanging="360"/>
+      </w:pPr>
+      <w:rPr>
+        <w:rFonts w:hint="default"/>
+      </w:rPr>
+    </w:lvl>
+    <w:lvl w:ilvl="1">
+      <w:start w:val="2"/>
+      <w:numFmt w:val="decimal"/>
+      <w:lvlText w:val="%1.%2"/>
+      <w:lvlJc w:val="left"/>
+      <w:pPr>
+        <w:ind w:left="360" w:hanging="360"/>
+      </w:pPr>
+      <w:rPr>
+        <w:rFonts w:hint="default"/>
+      </w:rPr>
+    </w:lvl>
+    <w:lvl w:ilvl="2">
+      <w:start w:val="1"/>
+      <w:numFmt w:val="decimal"/>
+      <w:lvlText w:val="%1.%2.%3"/>
+      <w:lvlJc w:val="left"/>
+      <w:pPr>
+        <w:ind w:left="720" w:hanging="720"/>
+      </w:pPr>
+      <w:rPr>
+        <w:rFonts w:hint="default"/>
+      </w:rPr>
+    </w:lvl>
+    <w:lvl w:ilvl="3">
+      <w:start w:val="1"/>
+      <w:numFmt w:val="decimal"/>
+      <w:lvlText w:val="%1.%2.%3.%4"/>
+      <w:lvlJc w:val="left"/>
+      <w:pPr>
+        <w:ind w:left="720" w:hanging="720"/>
+      </w:pPr>
+      <w:rPr>
+        <w:rFonts w:hint="default"/>
+      </w:rPr>
+    </w:lvl>
+    <w:lvl w:ilvl="4">
+      <w:start w:val="1"/>
+      <w:numFmt w:val="decimal"/>
+      <w:lvlText w:val="%1.%2.%3.%4.%5"/>
+      <w:lvlJc w:val="left"/>
+      <w:pPr>
+        <w:ind w:left="1080" w:hanging="1080"/>
+      </w:pPr>
+      <w:rPr>
+        <w:rFonts w:hint="default"/>
+      </w:rPr>
+    </w:lvl>
+    <w:lvl w:ilvl="5">
+      <w:start w:val="1"/>
+      <w:numFmt w:val="decimal"/>
+      <w:lvlText w:val="%1.%2.%3.%4.%5.%6"/>
+      <w:lvlJc w:val="left"/>
+      <w:pPr>
+        <w:ind w:left="1080" w:hanging="1080"/>
+      </w:pPr>
+      <w:rPr>
+        <w:rFonts w:hint="default"/>
+      </w:rPr>
+    </w:lvl>
+    <w:lvl w:ilvl="6">
+      <w:start w:val="1"/>
+      <w:numFmt w:val="decimal"/>
+      <w:lvlText w:val="%1.%2.%3.%4.%5.%6.%7"/>
+      <w:lvlJc w:val="left"/>
+      <w:pPr>
+        <w:ind w:left="1440" w:hanging="1440"/>
+      </w:pPr>
+      <w:rPr>
+        <w:rFonts w:hint="default"/>
+      </w:rPr>
+    </w:lvl>
+    <w:lvl w:ilvl="7">
+      <w:start w:val="1"/>
+      <w:numFmt w:val="decimal"/>
+      <w:lvlText w:val="%1.%2.%3.%4.%5.%6.%7.%8"/>
+      <w:lvlJc w:val="left"/>
+      <w:pPr>
+        <w:ind w:left="1440" w:hanging="1440"/>
+      </w:pPr>
+      <w:rPr>
+        <w:rFonts w:hint="default"/>
+      </w:rPr>
+    </w:lvl>
+    <w:lvl w:ilvl="8">
+      <w:start w:val="1"/>
+      <w:numFmt w:val="decimal"/>
+      <w:lvlText w:val="%1.%2.%3.%4.%5.%6.%7.%8.%9"/>
+      <w:lvlJc w:val="left"/>
+      <w:pPr>
+        <w:ind w:left="1800" w:hanging="1800"/>
+      </w:pPr>
+      <w:rPr>
+        <w:rFonts w:hint="default"/>
+      </w:rPr>
+    </w:lvl>
+  </w:abstractNum>
+  <w:abstractNum w:abstractNumId="33" w15:restartNumberingAfterBreak="0">
+    <w:nsid w:val="5DF53A07"/>
+    <w:multiLevelType w:val="hybridMultilevel"/>
+    <w:tmpl w:val="50A8A516"/>
+    <w:lvl w:ilvl="0" w:tplc="56183A42">
+      <w:start w:val="1"/>
+      <w:numFmt w:val="chosung"/>
+      <w:lvlText w:val="%1."/>
+      <w:lvlJc w:val="left"/>
+      <w:pPr>
+        <w:ind w:left="800" w:hanging="360"/>
+      </w:pPr>
+      <w:rPr>
+        <w:rFonts w:hint="default"/>
+      </w:rPr>
+    </w:lvl>
+    <w:lvl w:ilvl="1" w:tplc="04090019" w:tentative="1">
+      <w:start w:val="1"/>
+      <w:numFmt w:val="upperLetter"/>
+      <w:lvlText w:val="%2."/>
+      <w:lvlJc w:val="left"/>
+      <w:pPr>
+        <w:ind w:left="1320" w:hanging="440"/>
+      </w:pPr>
+    </w:lvl>
+    <w:lvl w:ilvl="2" w:tplc="0409001B" w:tentative="1">
+      <w:start w:val="1"/>
+      <w:numFmt w:val="lowerRoman"/>
+      <w:lvlText w:val="%3."/>
+      <w:lvlJc w:val="right"/>
+      <w:pPr>
+        <w:ind w:left="1760" w:hanging="440"/>
+      </w:pPr>
+    </w:lvl>
+    <w:lvl w:ilvl="3" w:tplc="0409000F" w:tentative="1">
+      <w:start w:val="1"/>
+      <w:numFmt w:val="decimal"/>
+      <w:lvlText w:val="%4."/>
+      <w:lvlJc w:val="left"/>
+      <w:pPr>
+        <w:ind w:left="2200" w:hanging="440"/>
+      </w:pPr>
+    </w:lvl>
+    <w:lvl w:ilvl="4" w:tplc="04090019" w:tentative="1">
+      <w:start w:val="1"/>
+      <w:numFmt w:val="upperLetter"/>
+      <w:lvlText w:val="%5."/>
+      <w:lvlJc w:val="left"/>
+      <w:pPr>
+        <w:ind w:left="2640" w:hanging="440"/>
+      </w:pPr>
+    </w:lvl>
+    <w:lvl w:ilvl="5" w:tplc="0409001B" w:tentative="1">
+      <w:start w:val="1"/>
+      <w:numFmt w:val="lowerRoman"/>
+      <w:lvlText w:val="%6."/>
+      <w:lvlJc w:val="right"/>
+      <w:pPr>
+        <w:ind w:left="3080" w:hanging="440"/>
+      </w:pPr>
+    </w:lvl>
+    <w:lvl w:ilvl="6" w:tplc="0409000F" w:tentative="1">
+      <w:start w:val="1"/>
+      <w:numFmt w:val="decimal"/>
+      <w:lvlText w:val="%7."/>
+      <w:lvlJc w:val="left"/>
+      <w:pPr>
+        <w:ind w:left="3520" w:hanging="440"/>
+      </w:pPr>
+    </w:lvl>
+    <w:lvl w:ilvl="7" w:tplc="04090019" w:tentative="1">
+      <w:start w:val="1"/>
+      <w:numFmt w:val="upperLetter"/>
+      <w:lvlText w:val="%8."/>
+      <w:lvlJc w:val="left"/>
+      <w:pPr>
+        <w:ind w:left="3960" w:hanging="440"/>
+      </w:pPr>
+    </w:lvl>
+    <w:lvl w:ilvl="8" w:tplc="0409001B" w:tentative="1">
+      <w:start w:val="1"/>
+      <w:numFmt w:val="lowerRoman"/>
+      <w:lvlText w:val="%9."/>
+      <w:lvlJc w:val="right"/>
+      <w:pPr>
+        <w:ind w:left="4400" w:hanging="440"/>
+      </w:pPr>
+    </w:lvl>
+  </w:abstractNum>
+  <w:abstractNum w:abstractNumId="34" w15:restartNumberingAfterBreak="0">
     <w:nsid w:val="5E4D7EBC"/>
     <w:multiLevelType w:val="hybridMultilevel"/>
     <w:tmpl w:val="1B981FCC"/>
@@ -3773,7 +7390,7 @@
       </w:pPr>
     </w:lvl>
   </w:abstractNum>
-  <w:abstractNum w:abstractNumId="19" w15:restartNumberingAfterBreak="0">
+  <w:abstractNum w:abstractNumId="35" w15:restartNumberingAfterBreak="0">
     <w:nsid w:val="696C237F"/>
     <w:multiLevelType w:val="hybridMultilevel"/>
     <w:tmpl w:val="0B32F67A"/>
@@ -3862,65 +7479,229 @@
       </w:pPr>
     </w:lvl>
   </w:abstractNum>
+  <w:abstractNum w:abstractNumId="36" w15:restartNumberingAfterBreak="0">
+    <w:nsid w:val="73EC6581"/>
+    <w:multiLevelType w:val="multilevel"/>
+    <w:tmpl w:val="8558F13C"/>
+    <w:lvl w:ilvl="0">
+      <w:start w:val="5"/>
+      <w:numFmt w:val="decimal"/>
+      <w:lvlText w:val="%1"/>
+      <w:lvlJc w:val="left"/>
+      <w:pPr>
+        <w:ind w:left="360" w:hanging="360"/>
+      </w:pPr>
+      <w:rPr>
+        <w:rFonts w:hint="default"/>
+      </w:rPr>
+    </w:lvl>
+    <w:lvl w:ilvl="1">
+      <w:start w:val="2"/>
+      <w:numFmt w:val="decimal"/>
+      <w:lvlText w:val="%1.%2"/>
+      <w:lvlJc w:val="left"/>
+      <w:pPr>
+        <w:ind w:left="360" w:hanging="360"/>
+      </w:pPr>
+      <w:rPr>
+        <w:rFonts w:hint="default"/>
+      </w:rPr>
+    </w:lvl>
+    <w:lvl w:ilvl="2">
+      <w:start w:val="1"/>
+      <w:numFmt w:val="decimal"/>
+      <w:lvlText w:val="%1.%2.%3"/>
+      <w:lvlJc w:val="left"/>
+      <w:pPr>
+        <w:ind w:left="720" w:hanging="720"/>
+      </w:pPr>
+      <w:rPr>
+        <w:rFonts w:hint="default"/>
+      </w:rPr>
+    </w:lvl>
+    <w:lvl w:ilvl="3">
+      <w:start w:val="1"/>
+      <w:numFmt w:val="decimal"/>
+      <w:lvlText w:val="%1.%2.%3.%4"/>
+      <w:lvlJc w:val="left"/>
+      <w:pPr>
+        <w:ind w:left="720" w:hanging="720"/>
+      </w:pPr>
+      <w:rPr>
+        <w:rFonts w:hint="default"/>
+      </w:rPr>
+    </w:lvl>
+    <w:lvl w:ilvl="4">
+      <w:start w:val="1"/>
+      <w:numFmt w:val="decimal"/>
+      <w:lvlText w:val="%1.%2.%3.%4.%5"/>
+      <w:lvlJc w:val="left"/>
+      <w:pPr>
+        <w:ind w:left="1080" w:hanging="1080"/>
+      </w:pPr>
+      <w:rPr>
+        <w:rFonts w:hint="default"/>
+      </w:rPr>
+    </w:lvl>
+    <w:lvl w:ilvl="5">
+      <w:start w:val="1"/>
+      <w:numFmt w:val="decimal"/>
+      <w:lvlText w:val="%1.%2.%3.%4.%5.%6"/>
+      <w:lvlJc w:val="left"/>
+      <w:pPr>
+        <w:ind w:left="1080" w:hanging="1080"/>
+      </w:pPr>
+      <w:rPr>
+        <w:rFonts w:hint="default"/>
+      </w:rPr>
+    </w:lvl>
+    <w:lvl w:ilvl="6">
+      <w:start w:val="1"/>
+      <w:numFmt w:val="decimal"/>
+      <w:lvlText w:val="%1.%2.%3.%4.%5.%6.%7"/>
+      <w:lvlJc w:val="left"/>
+      <w:pPr>
+        <w:ind w:left="1440" w:hanging="1440"/>
+      </w:pPr>
+      <w:rPr>
+        <w:rFonts w:hint="default"/>
+      </w:rPr>
+    </w:lvl>
+    <w:lvl w:ilvl="7">
+      <w:start w:val="1"/>
+      <w:numFmt w:val="decimal"/>
+      <w:lvlText w:val="%1.%2.%3.%4.%5.%6.%7.%8"/>
+      <w:lvlJc w:val="left"/>
+      <w:pPr>
+        <w:ind w:left="1440" w:hanging="1440"/>
+      </w:pPr>
+      <w:rPr>
+        <w:rFonts w:hint="default"/>
+      </w:rPr>
+    </w:lvl>
+    <w:lvl w:ilvl="8">
+      <w:start w:val="1"/>
+      <w:numFmt w:val="decimal"/>
+      <w:lvlText w:val="%1.%2.%3.%4.%5.%6.%7.%8.%9"/>
+      <w:lvlJc w:val="left"/>
+      <w:pPr>
+        <w:ind w:left="1800" w:hanging="1800"/>
+      </w:pPr>
+      <w:rPr>
+        <w:rFonts w:hint="default"/>
+      </w:rPr>
+    </w:lvl>
+  </w:abstractNum>
   <w:num w:numId="1" w16cid:durableId="522399482">
-    <w:abstractNumId w:val="7"/>
+    <w:abstractNumId w:val="16"/>
   </w:num>
   <w:num w:numId="2" w16cid:durableId="1120416023">
+    <w:abstractNumId w:val="34"/>
+  </w:num>
+  <w:num w:numId="3" w16cid:durableId="1917010789">
+    <w:abstractNumId w:val="9"/>
+  </w:num>
+  <w:num w:numId="4" w16cid:durableId="1760641656">
+    <w:abstractNumId w:val="22"/>
+  </w:num>
+  <w:num w:numId="5" w16cid:durableId="1854997376">
+    <w:abstractNumId w:val="35"/>
+  </w:num>
+  <w:num w:numId="6" w16cid:durableId="438108192">
+    <w:abstractNumId w:val="6"/>
+  </w:num>
+  <w:num w:numId="7" w16cid:durableId="996230653">
+    <w:abstractNumId w:val="28"/>
+  </w:num>
+  <w:num w:numId="8" w16cid:durableId="1580169975">
+    <w:abstractNumId w:val="8"/>
+  </w:num>
+  <w:num w:numId="9" w16cid:durableId="1440640040">
+    <w:abstractNumId w:val="24"/>
+  </w:num>
+  <w:num w:numId="10" w16cid:durableId="1165052679">
+    <w:abstractNumId w:val="2"/>
+  </w:num>
+  <w:num w:numId="11" w16cid:durableId="1507357159">
+    <w:abstractNumId w:val="15"/>
+  </w:num>
+  <w:num w:numId="12" w16cid:durableId="299306420">
+    <w:abstractNumId w:val="23"/>
+  </w:num>
+  <w:num w:numId="13" w16cid:durableId="1223440272">
+    <w:abstractNumId w:val="31"/>
+  </w:num>
+  <w:num w:numId="14" w16cid:durableId="148182760">
+    <w:abstractNumId w:val="17"/>
+  </w:num>
+  <w:num w:numId="15" w16cid:durableId="838695517">
+    <w:abstractNumId w:val="20"/>
+  </w:num>
+  <w:num w:numId="16" w16cid:durableId="1396390172">
+    <w:abstractNumId w:val="30"/>
+  </w:num>
+  <w:num w:numId="17" w16cid:durableId="421414226">
+    <w:abstractNumId w:val="5"/>
+  </w:num>
+  <w:num w:numId="18" w16cid:durableId="109591079">
+    <w:abstractNumId w:val="21"/>
+  </w:num>
+  <w:num w:numId="19" w16cid:durableId="1151292701">
+    <w:abstractNumId w:val="19"/>
+  </w:num>
+  <w:num w:numId="20" w16cid:durableId="243297169">
+    <w:abstractNumId w:val="12"/>
+  </w:num>
+  <w:num w:numId="21" w16cid:durableId="1047871677">
+    <w:abstractNumId w:val="10"/>
+  </w:num>
+  <w:num w:numId="22" w16cid:durableId="1252003441">
+    <w:abstractNumId w:val="33"/>
+  </w:num>
+  <w:num w:numId="23" w16cid:durableId="2009290854">
+    <w:abstractNumId w:val="14"/>
+  </w:num>
+  <w:num w:numId="24" w16cid:durableId="1800493318">
+    <w:abstractNumId w:val="11"/>
+  </w:num>
+  <w:num w:numId="25" w16cid:durableId="966425665">
+    <w:abstractNumId w:val="4"/>
+  </w:num>
+  <w:num w:numId="26" w16cid:durableId="276916180">
+    <w:abstractNumId w:val="36"/>
+  </w:num>
+  <w:num w:numId="27" w16cid:durableId="921644026">
+    <w:abstractNumId w:val="27"/>
+  </w:num>
+  <w:num w:numId="28" w16cid:durableId="698436363">
+    <w:abstractNumId w:val="32"/>
+  </w:num>
+  <w:num w:numId="29" w16cid:durableId="1090275654">
+    <w:abstractNumId w:val="0"/>
+  </w:num>
+  <w:num w:numId="30" w16cid:durableId="30885538">
+    <w:abstractNumId w:val="13"/>
+  </w:num>
+  <w:num w:numId="31" w16cid:durableId="513809745">
+    <w:abstractNumId w:val="29"/>
+  </w:num>
+  <w:num w:numId="32" w16cid:durableId="1117943443">
+    <w:abstractNumId w:val="26"/>
+  </w:num>
+  <w:num w:numId="33" w16cid:durableId="608315376">
     <w:abstractNumId w:val="18"/>
   </w:num>
-  <w:num w:numId="3" w16cid:durableId="1917010789">
-    <w:abstractNumId w:val="4"/>
+  <w:num w:numId="34" w16cid:durableId="889077403">
+    <w:abstractNumId w:val="25"/>
   </w:num>
-  <w:num w:numId="4" w16cid:durableId="1760641656">
-    <w:abstractNumId w:val="12"/>
-  </w:num>
-  <w:num w:numId="5" w16cid:durableId="1854997376">
-    <w:abstractNumId w:val="19"/>
-  </w:num>
-  <w:num w:numId="6" w16cid:durableId="438108192">
-    <w:abstractNumId w:val="2"/>
-  </w:num>
-  <w:num w:numId="7" w16cid:durableId="996230653">
-    <w:abstractNumId w:val="15"/>
-  </w:num>
-  <w:num w:numId="8" w16cid:durableId="1580169975">
+  <w:num w:numId="35" w16cid:durableId="1811050422">
     <w:abstractNumId w:val="3"/>
   </w:num>
-  <w:num w:numId="9" w16cid:durableId="1440640040">
-    <w:abstractNumId w:val="14"/>
-  </w:num>
-  <w:num w:numId="10" w16cid:durableId="1165052679">
-    <w:abstractNumId w:val="0"/>
-  </w:num>
-  <w:num w:numId="11" w16cid:durableId="1507357159">
-    <w:abstractNumId w:val="6"/>
-  </w:num>
-  <w:num w:numId="12" w16cid:durableId="299306420">
-    <w:abstractNumId w:val="13"/>
-  </w:num>
-  <w:num w:numId="13" w16cid:durableId="1223440272">
-    <w:abstractNumId w:val="17"/>
-  </w:num>
-  <w:num w:numId="14" w16cid:durableId="148182760">
-    <w:abstractNumId w:val="8"/>
-  </w:num>
-  <w:num w:numId="15" w16cid:durableId="838695517">
-    <w:abstractNumId w:val="10"/>
-  </w:num>
-  <w:num w:numId="16" w16cid:durableId="1396390172">
-    <w:abstractNumId w:val="16"/>
-  </w:num>
-  <w:num w:numId="17" w16cid:durableId="421414226">
+  <w:num w:numId="36" w16cid:durableId="1090010070">
     <w:abstractNumId w:val="1"/>
   </w:num>
-  <w:num w:numId="18" w16cid:durableId="109591079">
-    <w:abstractNumId w:val="11"/>
-  </w:num>
-  <w:num w:numId="19" w16cid:durableId="1151292701">
-    <w:abstractNumId w:val="9"/>
-  </w:num>
-  <w:num w:numId="20" w16cid:durableId="243297169">
-    <w:abstractNumId w:val="5"/>
+  <w:num w:numId="37" w16cid:durableId="2123721257">
+    <w:abstractNumId w:val="7"/>
   </w:num>
 </w:numbering>
 </file>
@@ -4528,7 +8309,6 @@
   <w:style w:type="character" w:default="1" w:styleId="a0">
     <w:name w:val="Default Paragraph Font"/>
     <w:uiPriority w:val="1"/>
-    <w:semiHidden/>
     <w:unhideWhenUsed/>
   </w:style>
   <w:style w:type="table" w:default="1" w:styleId="a1">
@@ -4862,6 +8642,21 @@
       <w:shd w:val="clear" w:color="auto" w:fill="E1DFDD"/>
     </w:rPr>
   </w:style>
+  <w:style w:type="character" w:customStyle="1" w:styleId="math-inline">
+    <w:name w:val="math-inline"/>
+    <w:basedOn w:val="a0"/>
+    <w:rsid w:val="00BE181F"/>
+  </w:style>
+  <w:style w:type="character" w:styleId="ac">
+    <w:name w:val="Placeholder Text"/>
+    <w:basedOn w:val="a0"/>
+    <w:uiPriority w:val="99"/>
+    <w:semiHidden/>
+    <w:rsid w:val="006518A0"/>
+    <w:rPr>
+      <w:color w:val="666666"/>
+    </w:rPr>
+  </w:style>
 </w:styles>
 </file>
 

--- a/Weekly_Log/언리얼 엔진 5 기반의 물리 법칙을 적용한.docx
+++ b/Weekly_Log/언리얼 엔진 5 기반의 물리 법칙을 적용한.docx
@@ -146,7 +146,7 @@
           <w:sz w:val="24"/>
           <w:szCs w:val="24"/>
         </w:rPr>
-        <w:t>한국공학 대학교</w:t>
+        <w:t>한국공학대학교</w:t>
       </w:r>
     </w:p>
     <w:p>
@@ -157,7 +157,7 @@
           <w:szCs w:val="24"/>
         </w:rPr>
       </w:pPr>
-      <w:hyperlink r:id="rId5" w:history="1">
+      <w:hyperlink r:id="rId7" w:history="1">
         <w:r>
           <w:rPr>
             <w:rStyle w:val="aa"/>
@@ -176,11 +176,29 @@
         </w:rPr>
         <w:t>,</w:t>
       </w:r>
-    </w:p>
-    <w:p>
-      <w:pPr>
-        <w:jc w:val="center"/>
-        <w:rPr>
+      <w:r>
+        <w:rPr>
+          <w:rFonts w:hint="eastAsia"/>
+          <w:sz w:val="24"/>
+          <w:szCs w:val="24"/>
+        </w:rPr>
+        <w:t xml:space="preserve"> </w:t>
+      </w:r>
+      <w:hyperlink r:id="rId8" w:history="1">
+        <w:r>
+          <w:rPr>
+            <w:rStyle w:val="aa"/>
+            <w:sz w:val="24"/>
+            <w:szCs w:val="24"/>
+          </w:rPr>
+          <w:t>2021180018@tukorea.ac.kr</w:t>
+        </w:r>
+      </w:hyperlink>
+    </w:p>
+    <w:p>
+      <w:pPr>
+        <w:rPr>
+          <w:rFonts w:hint="eastAsia"/>
           <w:sz w:val="24"/>
           <w:szCs w:val="24"/>
         </w:rPr>
@@ -253,7 +271,23 @@
           <w:sz w:val="24"/>
           <w:szCs w:val="24"/>
         </w:rPr>
-        <w:t>SungJae</w:t>
+        <w:t>S</w:t>
+      </w:r>
+      <w:r>
+        <w:rPr>
+          <w:rFonts w:hint="eastAsia"/>
+          <w:sz w:val="24"/>
+          <w:szCs w:val="24"/>
+        </w:rPr>
+        <w:t>eo</w:t>
+      </w:r>
+      <w:r>
+        <w:rPr>
+          <w:rFonts w:hint="eastAsia"/>
+          <w:sz w:val="24"/>
+          <w:szCs w:val="24"/>
+        </w:rPr>
+        <w:t>ngJae</w:t>
       </w:r>
       <w:proofErr w:type="spellEnd"/>
     </w:p>
@@ -1014,7 +1048,7 @@
         <w:autoSpaceDN/>
         <w:jc w:val="left"/>
         <w:rPr>
-          <w:rFonts w:asciiTheme="minorEastAsia" w:hAnsiTheme="minorEastAsia" w:hint="eastAsia"/>
+          <w:rFonts w:asciiTheme="minorEastAsia" w:hAnsiTheme="minorEastAsia"/>
         </w:rPr>
       </w:pPr>
       <w:r>
@@ -1455,112 +1489,112 @@
         <w:autoSpaceDN/>
         <w:jc w:val="left"/>
         <w:rPr>
+          <w:rFonts w:asciiTheme="minorEastAsia" w:hAnsiTheme="minorEastAsia"/>
+        </w:rPr>
+      </w:pPr>
+      <w:r>
+        <w:rPr>
+          <w:rFonts w:asciiTheme="minorEastAsia" w:hAnsiTheme="minorEastAsia"/>
+        </w:rPr>
+        <w:tab/>
+      </w:r>
+      <w:r>
+        <w:rPr>
           <w:rFonts w:asciiTheme="minorEastAsia" w:hAnsiTheme="minorEastAsia" w:hint="eastAsia"/>
         </w:rPr>
-      </w:pPr>
-      <w:r>
-        <w:rPr>
-          <w:rFonts w:asciiTheme="minorEastAsia" w:hAnsiTheme="minorEastAsia"/>
-        </w:rPr>
-        <w:tab/>
-      </w:r>
+        <w:t>4.3.1 다중 물리요소의 실시간 융합</w:t>
+      </w:r>
+    </w:p>
+    <w:p>
+      <w:pPr>
+        <w:widowControl/>
+        <w:wordWrap/>
+        <w:autoSpaceDE/>
+        <w:autoSpaceDN/>
+        <w:jc w:val="left"/>
+        <w:rPr>
+          <w:rFonts w:asciiTheme="minorEastAsia" w:hAnsiTheme="minorEastAsia"/>
+        </w:rPr>
+      </w:pPr>
+      <w:r>
+        <w:rPr>
+          <w:rFonts w:asciiTheme="minorEastAsia" w:hAnsiTheme="minorEastAsia"/>
+        </w:rPr>
+        <w:t xml:space="preserve">기존 게임들은 </w:t>
+      </w:r>
+      <w:proofErr w:type="spellStart"/>
+      <w:r>
+        <w:rPr>
+          <w:rFonts w:asciiTheme="minorEastAsia" w:hAnsiTheme="minorEastAsia"/>
+        </w:rPr>
+        <w:t>Kerbal</w:t>
+      </w:r>
+      <w:proofErr w:type="spellEnd"/>
+      <w:r>
+        <w:rPr>
+          <w:rFonts w:asciiTheme="minorEastAsia" w:hAnsiTheme="minorEastAsia"/>
+        </w:rPr>
+        <w:t xml:space="preserve"> Space Program과 같이 고전 역학(동역학)에 집중하거나, Oxygen Not Included처럼 열역학에 집중하는 등 '단일 물리 도메인'</w:t>
+      </w:r>
+      <w:proofErr w:type="spellStart"/>
+      <w:r>
+        <w:rPr>
+          <w:rFonts w:asciiTheme="minorEastAsia" w:hAnsiTheme="minorEastAsia"/>
+        </w:rPr>
+        <w:t>에</w:t>
+      </w:r>
+      <w:proofErr w:type="spellEnd"/>
+      <w:r>
+        <w:rPr>
+          <w:rFonts w:asciiTheme="minorEastAsia" w:hAnsiTheme="minorEastAsia"/>
+        </w:rPr>
+        <w:t xml:space="preserve"> 국한되는 경향이 있다. 반면, 본 연구의 프로젝트는 열역학(복사, 융용)과 전자기학(옴의 법칙, 유도 자기화, </w:t>
+      </w:r>
+      <w:proofErr w:type="spellStart"/>
+      <w:r>
+        <w:rPr>
+          <w:rFonts w:asciiTheme="minorEastAsia" w:hAnsiTheme="minorEastAsia"/>
+        </w:rPr>
+        <w:t>큐리</w:t>
+      </w:r>
+      <w:proofErr w:type="spellEnd"/>
+      <w:r>
+        <w:rPr>
+          <w:rFonts w:asciiTheme="minorEastAsia" w:hAnsiTheme="minorEastAsia"/>
+        </w:rPr>
+        <w:t xml:space="preserve"> 온도)을 하나의 유기적인 상호작용 시스템으로 융합하였다. 열이 전기를 띠게 하고, 전기가 강한 자성을 만들며, 다시 열이 자성을 파괴하는 복합적 연쇄 반응을 퍼즐의 핵심으로 삼았다는 점에서 기존 시뮬레이션 게임과 명확히 </w:t>
+      </w:r>
+      <w:proofErr w:type="spellStart"/>
+      <w:r>
+        <w:rPr>
+          <w:rFonts w:asciiTheme="minorEastAsia" w:hAnsiTheme="minorEastAsia"/>
+        </w:rPr>
+        <w:t>차별화된다</w:t>
+      </w:r>
+      <w:proofErr w:type="spellEnd"/>
+      <w:r>
+        <w:rPr>
+          <w:rFonts w:asciiTheme="minorEastAsia" w:hAnsiTheme="minorEastAsia"/>
+        </w:rPr>
+        <w:t>.</w:t>
+      </w:r>
+    </w:p>
+    <w:p>
+      <w:pPr>
+        <w:widowControl/>
+        <w:wordWrap/>
+        <w:autoSpaceDE/>
+        <w:autoSpaceDN/>
+        <w:ind w:firstLine="800"/>
+        <w:jc w:val="left"/>
+        <w:rPr>
+          <w:rFonts w:asciiTheme="minorEastAsia" w:hAnsiTheme="minorEastAsia"/>
+        </w:rPr>
+      </w:pPr>
       <w:r>
         <w:rPr>
           <w:rFonts w:asciiTheme="minorEastAsia" w:hAnsiTheme="minorEastAsia" w:hint="eastAsia"/>
         </w:rPr>
-        <w:t>4.3.1 다중 물리요소의 실시간 융합</w:t>
-      </w:r>
-    </w:p>
-    <w:p>
-      <w:pPr>
-        <w:widowControl/>
-        <w:wordWrap/>
-        <w:autoSpaceDE/>
-        <w:autoSpaceDN/>
-        <w:jc w:val="left"/>
-        <w:rPr>
-          <w:rFonts w:asciiTheme="minorEastAsia" w:hAnsiTheme="minorEastAsia"/>
-        </w:rPr>
-      </w:pPr>
-      <w:r>
-        <w:rPr>
-          <w:rFonts w:asciiTheme="minorEastAsia" w:hAnsiTheme="minorEastAsia"/>
-        </w:rPr>
-        <w:t xml:space="preserve">기존 게임들은 </w:t>
-      </w:r>
-      <w:proofErr w:type="spellStart"/>
-      <w:r>
-        <w:rPr>
-          <w:rFonts w:asciiTheme="minorEastAsia" w:hAnsiTheme="minorEastAsia"/>
-        </w:rPr>
-        <w:t>Kerbal</w:t>
-      </w:r>
-      <w:proofErr w:type="spellEnd"/>
-      <w:r>
-        <w:rPr>
-          <w:rFonts w:asciiTheme="minorEastAsia" w:hAnsiTheme="minorEastAsia"/>
-        </w:rPr>
-        <w:t xml:space="preserve"> Space Program과 같이 고전 역학(동역학)에 집중하거나, Oxygen Not Included처럼 열역학에 집중하는 등 '단일 물리 도메인'</w:t>
-      </w:r>
-      <w:proofErr w:type="spellStart"/>
-      <w:r>
-        <w:rPr>
-          <w:rFonts w:asciiTheme="minorEastAsia" w:hAnsiTheme="minorEastAsia"/>
-        </w:rPr>
-        <w:t>에</w:t>
-      </w:r>
-      <w:proofErr w:type="spellEnd"/>
-      <w:r>
-        <w:rPr>
-          <w:rFonts w:asciiTheme="minorEastAsia" w:hAnsiTheme="minorEastAsia"/>
-        </w:rPr>
-        <w:t xml:space="preserve"> 국한되는 경향이 있다. 반면, 본 연구의 프로젝트는 열역학(복사, 융용)과 전자기학(옴의 법칙, 유도 자기화, </w:t>
-      </w:r>
-      <w:proofErr w:type="spellStart"/>
-      <w:r>
-        <w:rPr>
-          <w:rFonts w:asciiTheme="minorEastAsia" w:hAnsiTheme="minorEastAsia"/>
-        </w:rPr>
-        <w:t>큐리</w:t>
-      </w:r>
-      <w:proofErr w:type="spellEnd"/>
-      <w:r>
-        <w:rPr>
-          <w:rFonts w:asciiTheme="minorEastAsia" w:hAnsiTheme="minorEastAsia"/>
-        </w:rPr>
-        <w:t xml:space="preserve"> 온도)을 하나의 유기적인 상호작용 시스템으로 융합하였다. 열이 전기를 띠게 하고, 전기가 강한 자성을 만들며, 다시 열이 자성을 파괴하는 복합적 연쇄 반응을 퍼즐의 핵심으로 삼았다는 점에서 기존 시뮬레이션 게임과 명확히 </w:t>
-      </w:r>
-      <w:proofErr w:type="spellStart"/>
-      <w:r>
-        <w:rPr>
-          <w:rFonts w:asciiTheme="minorEastAsia" w:hAnsiTheme="minorEastAsia"/>
-        </w:rPr>
-        <w:t>차별화된다</w:t>
-      </w:r>
-      <w:proofErr w:type="spellEnd"/>
-      <w:r>
-        <w:rPr>
-          <w:rFonts w:asciiTheme="minorEastAsia" w:hAnsiTheme="minorEastAsia"/>
-        </w:rPr>
-        <w:t>.</w:t>
-      </w:r>
-    </w:p>
-    <w:p>
-      <w:pPr>
-        <w:widowControl/>
-        <w:wordWrap/>
-        <w:autoSpaceDE/>
-        <w:autoSpaceDN/>
-        <w:ind w:firstLine="800"/>
-        <w:jc w:val="left"/>
-        <w:rPr>
-          <w:rFonts w:asciiTheme="minorEastAsia" w:hAnsiTheme="minorEastAsia" w:hint="eastAsia"/>
-        </w:rPr>
-      </w:pPr>
-      <w:r>
-        <w:rPr>
-          <w:rFonts w:asciiTheme="minorEastAsia" w:hAnsiTheme="minorEastAsia" w:hint="eastAsia"/>
-        </w:rPr>
         <w:t>4.3.2 3D 퍼즐 환경에서의 능동적 제어</w:t>
       </w:r>
     </w:p>
@@ -1572,7 +1606,7 @@
         <w:autoSpaceDN/>
         <w:jc w:val="left"/>
         <w:rPr>
-          <w:rFonts w:asciiTheme="minorEastAsia" w:hAnsiTheme="minorEastAsia" w:hint="eastAsia"/>
+          <w:rFonts w:asciiTheme="minorEastAsia" w:hAnsiTheme="minorEastAsia"/>
         </w:rPr>
       </w:pPr>
       <w:r>
@@ -1965,7 +1999,7 @@
         <w:autoSpaceDN/>
         <w:jc w:val="left"/>
         <w:rPr>
-          <w:rFonts w:asciiTheme="minorEastAsia" w:hAnsiTheme="minorEastAsia" w:hint="eastAsia"/>
+          <w:rFonts w:asciiTheme="minorEastAsia" w:hAnsiTheme="minorEastAsia"/>
         </w:rPr>
       </w:pPr>
       <w:r>
@@ -2199,7 +2233,7 @@
         <w:autoSpaceDN/>
         <w:jc w:val="left"/>
         <w:rPr>
-          <w:rFonts w:asciiTheme="minorEastAsia" w:hAnsiTheme="minorEastAsia" w:hint="eastAsia"/>
+          <w:rFonts w:asciiTheme="minorEastAsia" w:hAnsiTheme="minorEastAsia"/>
         </w:rPr>
       </w:pPr>
       <w:r>
@@ -2418,7 +2452,7 @@
         <w:autoSpaceDN/>
         <w:jc w:val="left"/>
         <w:rPr>
-          <w:rFonts w:asciiTheme="minorEastAsia" w:hAnsiTheme="minorEastAsia" w:hint="eastAsia"/>
+          <w:rFonts w:asciiTheme="minorEastAsia" w:hAnsiTheme="minorEastAsia"/>
         </w:rPr>
       </w:pPr>
     </w:p>
@@ -2637,47 +2671,47 @@
         <w:autoSpaceDN/>
         <w:jc w:val="left"/>
         <w:rPr>
+          <w:rFonts w:asciiTheme="minorEastAsia" w:hAnsiTheme="minorEastAsia"/>
+        </w:rPr>
+      </w:pPr>
+      <w:r>
+        <w:rPr>
+          <w:rFonts w:asciiTheme="minorEastAsia" w:hAnsiTheme="minorEastAsia"/>
+        </w:rPr>
+        <w:t xml:space="preserve">이를 통해 플레이어가 과도한 전류를 </w:t>
+      </w:r>
+      <w:proofErr w:type="spellStart"/>
+      <w:r>
+        <w:rPr>
+          <w:rFonts w:asciiTheme="minorEastAsia" w:hAnsiTheme="minorEastAsia"/>
+        </w:rPr>
+        <w:t>흘려보낼</w:t>
+      </w:r>
+      <w:proofErr w:type="spellEnd"/>
+      <w:r>
+        <w:rPr>
+          <w:rFonts w:asciiTheme="minorEastAsia" w:hAnsiTheme="minorEastAsia"/>
+        </w:rPr>
+        <w:t xml:space="preserve"> 경우 저항이 급증하여 와이어가 </w:t>
+      </w:r>
+      <w:proofErr w:type="spellStart"/>
+      <w:r>
+        <w:rPr>
+          <w:rFonts w:asciiTheme="minorEastAsia" w:hAnsiTheme="minorEastAsia"/>
+        </w:rPr>
+        <w:t>소손되거나</w:t>
+      </w:r>
+      <w:proofErr w:type="spellEnd"/>
+      <w:r>
+        <w:rPr>
+          <w:rFonts w:asciiTheme="minorEastAsia" w:hAnsiTheme="minorEastAsia"/>
+        </w:rPr>
+        <w:t xml:space="preserve"> 고온의 열원으로 변하는 전략적 변수를 창출했다</w:t>
+      </w:r>
+      <w:r>
+        <w:rPr>
           <w:rFonts w:asciiTheme="minorEastAsia" w:hAnsiTheme="minorEastAsia" w:hint="eastAsia"/>
         </w:rPr>
-      </w:pPr>
-      <w:r>
-        <w:rPr>
-          <w:rFonts w:asciiTheme="minorEastAsia" w:hAnsiTheme="minorEastAsia"/>
-        </w:rPr>
-        <w:t xml:space="preserve">이를 통해 플레이어가 과도한 전류를 </w:t>
-      </w:r>
-      <w:proofErr w:type="spellStart"/>
-      <w:r>
-        <w:rPr>
-          <w:rFonts w:asciiTheme="minorEastAsia" w:hAnsiTheme="minorEastAsia"/>
-        </w:rPr>
-        <w:t>흘려보낼</w:t>
-      </w:r>
-      <w:proofErr w:type="spellEnd"/>
-      <w:r>
-        <w:rPr>
-          <w:rFonts w:asciiTheme="minorEastAsia" w:hAnsiTheme="minorEastAsia"/>
-        </w:rPr>
-        <w:t xml:space="preserve"> 경우 저항이 급증하여 와이어가 </w:t>
-      </w:r>
-      <w:proofErr w:type="spellStart"/>
-      <w:r>
-        <w:rPr>
-          <w:rFonts w:asciiTheme="minorEastAsia" w:hAnsiTheme="minorEastAsia"/>
-        </w:rPr>
-        <w:t>소손되거나</w:t>
-      </w:r>
-      <w:proofErr w:type="spellEnd"/>
-      <w:r>
-        <w:rPr>
-          <w:rFonts w:asciiTheme="minorEastAsia" w:hAnsiTheme="minorEastAsia"/>
-        </w:rPr>
-        <w:t xml:space="preserve"> 고온의 열원으로 변하는 전략적 변수를 창출했다</w:t>
-      </w:r>
-      <w:r>
-        <w:rPr>
-          <w:rFonts w:asciiTheme="minorEastAsia" w:hAnsiTheme="minorEastAsia" w:hint="eastAsia"/>
-        </w:rPr>
         <w:t>.</w:t>
       </w:r>
     </w:p>
@@ -2690,7 +2724,7 @@
         <w:ind w:firstLine="800"/>
         <w:jc w:val="left"/>
         <w:rPr>
-          <w:rFonts w:asciiTheme="minorEastAsia" w:hAnsiTheme="minorEastAsia" w:hint="eastAsia"/>
+          <w:rFonts w:asciiTheme="minorEastAsia" w:hAnsiTheme="minorEastAsia"/>
         </w:rPr>
       </w:pPr>
       <w:r>
@@ -3412,7 +3446,7 @@
         <w:autoSpaceDN/>
         <w:jc w:val="left"/>
         <w:rPr>
-          <w:rFonts w:ascii="굴림" w:eastAsia="굴림" w:hAnsi="굴림" w:cs="굴림" w:hint="eastAsia"/>
+          <w:rFonts w:ascii="굴림" w:eastAsia="굴림" w:hAnsi="굴림" w:cs="굴림"/>
           <w:kern w:val="0"/>
           <w:sz w:val="24"/>
           <w:szCs w:val="24"/>
@@ -3500,9 +3534,6 @@
         <w:autoSpaceDE/>
         <w:autoSpaceDN/>
         <w:jc w:val="left"/>
-        <w:rPr>
-          <w:rFonts w:hint="eastAsia"/>
-        </w:rPr>
       </w:pPr>
       <w:r>
         <w:t>본 게임은 훌륭한 시각적/체험적 물리 교육 플랫폼으로 기능한다. 직관적인 나이아가라</w:t>
@@ -3795,30 +3826,46 @@
           <w:numId w:val="36"/>
         </w:numPr>
         <w:rPr>
+          <w:i/>
+          <w:iCs/>
+          <w:szCs w:val="20"/>
+        </w:rPr>
+      </w:pPr>
+      <w:r>
+        <w:rPr>
+          <w:i/>
+          <w:iCs/>
+          <w:szCs w:val="20"/>
+        </w:rPr>
+        <w:t>Squad,"</w:t>
+      </w:r>
+      <w:proofErr w:type="spellStart"/>
+      <w:r>
+        <w:rPr>
+          <w:i/>
+          <w:iCs/>
+          <w:szCs w:val="20"/>
+        </w:rPr>
+        <w:t>Kerbal</w:t>
+      </w:r>
+      <w:proofErr w:type="spellEnd"/>
+      <w:r>
+        <w:rPr>
           <w:rFonts w:hint="eastAsia"/>
           <w:i/>
           <w:iCs/>
           <w:szCs w:val="20"/>
         </w:rPr>
-      </w:pPr>
+        <w:t xml:space="preserve"> </w:t>
+      </w:r>
       <w:r>
         <w:rPr>
           <w:i/>
           <w:iCs/>
           <w:szCs w:val="20"/>
         </w:rPr>
-        <w:t>Squad,"</w:t>
-      </w:r>
-      <w:proofErr w:type="spellStart"/>
-      <w:r>
-        <w:rPr>
-          <w:i/>
-          <w:iCs/>
-          <w:szCs w:val="20"/>
-        </w:rPr>
-        <w:t>Kerbal</w:t>
-      </w:r>
-      <w:proofErr w:type="spellEnd"/>
+        <w:t>Space</w:t>
+      </w:r>
       <w:r>
         <w:rPr>
           <w:rFonts w:hint="eastAsia"/>
@@ -3834,23 +3881,6 @@
           <w:iCs/>
           <w:szCs w:val="20"/>
         </w:rPr>
-        <w:t>Space</w:t>
-      </w:r>
-      <w:r>
-        <w:rPr>
-          <w:rFonts w:hint="eastAsia"/>
-          <w:i/>
-          <w:iCs/>
-          <w:szCs w:val="20"/>
-        </w:rPr>
-        <w:t xml:space="preserve"> </w:t>
-      </w:r>
-      <w:r>
-        <w:rPr>
-          <w:i/>
-          <w:iCs/>
-          <w:szCs w:val="20"/>
-        </w:rPr>
         <w:t>Program" 2015.</w:t>
       </w:r>
     </w:p>
@@ -3867,7 +3897,6 @@
         <w:autoSpaceDN/>
         <w:jc w:val="left"/>
         <w:rPr>
-          <w:rFonts w:hint="eastAsia"/>
           <w:i/>
           <w:iCs/>
           <w:szCs w:val="20"/>
@@ -3891,6 +3920,44 @@
     </w:sectPr>
   </w:body>
 </w:document>
+</file>
+
+<file path=word/endnotes.xml><?xml version="1.0" encoding="utf-8"?>
+<w:endnotes xmlns:wpc="http://schemas.microsoft.com/office/word/2010/wordprocessingCanvas" xmlns:cx="http://schemas.microsoft.com/office/drawing/2014/chartex" xmlns:cx1="http://schemas.microsoft.com/office/drawing/2015/9/8/chartex" xmlns:cx2="http://schemas.microsoft.com/office/drawing/2015/10/21/chartex" xmlns:cx3="http://schemas.microsoft.com/office/drawing/2016/5/9/chartex" xmlns:cx4="http://schemas.microsoft.com/office/drawing/2016/5/10/chartex" xmlns:cx5="http://schemas.microsoft.com/office/drawing/2016/5/11/chartex" xmlns:cx6="http://schemas.microsoft.com/office/drawing/2016/5/12/chartex" xmlns:cx7="http://schemas.microsoft.com/office/drawing/2016/5/13/chartex" xmlns:cx8="http://schemas.microsoft.com/office/drawing/2016/5/14/chartex" xmlns:mc="http://schemas.openxmlformats.org/markup-compatibility/2006" xmlns:aink="http://schemas.microsoft.com/office/drawing/2016/ink" xmlns:am3d="http://schemas.microsoft.com/office/drawing/2017/model3d" xmlns:o="urn:schemas-microsoft-com:office:office" xmlns:oel="http://schemas.microsoft.com/office/2019/extlst" xmlns:r="http://schemas.openxmlformats.org/officeDocument/2006/relationships" xmlns:m="http://schemas.openxmlformats.org/officeDocument/2006/math" xmlns:v="urn:schemas-microsoft-com:vml" xmlns:wp14="http://schemas.microsoft.com/office/word/2010/wordprocessingDrawing" xmlns:wp="http://schemas.openxmlformats.org/drawingml/2006/wordprocessingDrawing" xmlns:w10="urn:schemas-microsoft-com:office:word" xmlns:w="http://schemas.openxmlformats.org/wordprocessingml/2006/main" xmlns:w14="http://schemas.microsoft.com/office/word/2010/wordml" xmlns:w15="http://schemas.microsoft.com/office/word/2012/wordml" xmlns:w16cex="http://schemas.microsoft.com/office/word/2018/wordml/cex" xmlns:w16cid="http://schemas.microsoft.com/office/word/2016/wordml/cid" xmlns:w16="http://schemas.microsoft.com/office/word/2018/wordml" xmlns:w16du="http://schemas.microsoft.com/office/word/2023/wordml/word16du" xmlns:w16sdtdh="http://schemas.microsoft.com/office/word/2020/wordml/sdtdatahash" xmlns:w16sdtfl="http://schemas.microsoft.com/office/word/2024/wordml/sdtformatlock" xmlns:w16se="http://schemas.microsoft.com/office/word/2015/wordml/symex" xmlns:wpg="http://schemas.microsoft.com/office/word/2010/wordprocessingGroup" xmlns:wpi="http://schemas.microsoft.com/office/word/2010/wordprocessingInk" xmlns:wne="http://schemas.microsoft.com/office/word/2006/wordml" xmlns:wps="http://schemas.microsoft.com/office/word/2010/wordprocessingShape" mc:Ignorable="w14 w15 w16se w16cid w16 w16cex w16sdtdh w16sdtfl w16du wp14">
+  <w:endnote w:type="separator" w:id="-1">
+    <w:p>
+      <w:r>
+        <w:separator/>
+      </w:r>
+    </w:p>
+  </w:endnote>
+  <w:endnote w:type="continuationSeparator" w:id="0">
+    <w:p>
+      <w:r>
+        <w:continuationSeparator/>
+      </w:r>
+    </w:p>
+  </w:endnote>
+</w:endnotes>
+</file>
+
+<file path=word/footnotes.xml><?xml version="1.0" encoding="utf-8"?>
+<w:footnotes xmlns:wpc="http://schemas.microsoft.com/office/word/2010/wordprocessingCanvas" xmlns:cx="http://schemas.microsoft.com/office/drawing/2014/chartex" xmlns:cx1="http://schemas.microsoft.com/office/drawing/2015/9/8/chartex" xmlns:cx2="http://schemas.microsoft.com/office/drawing/2015/10/21/chartex" xmlns:cx3="http://schemas.microsoft.com/office/drawing/2016/5/9/chartex" xmlns:cx4="http://schemas.microsoft.com/office/drawing/2016/5/10/chartex" xmlns:cx5="http://schemas.microsoft.com/office/drawing/2016/5/11/chartex" xmlns:cx6="http://schemas.microsoft.com/office/drawing/2016/5/12/chartex" xmlns:cx7="http://schemas.microsoft.com/office/drawing/2016/5/13/chartex" xmlns:cx8="http://schemas.microsoft.com/office/drawing/2016/5/14/chartex" xmlns:mc="http://schemas.openxmlformats.org/markup-compatibility/2006" xmlns:aink="http://schemas.microsoft.com/office/drawing/2016/ink" xmlns:am3d="http://schemas.microsoft.com/office/drawing/2017/model3d" xmlns:o="urn:schemas-microsoft-com:office:office" xmlns:oel="http://schemas.microsoft.com/office/2019/extlst" xmlns:r="http://schemas.openxmlformats.org/officeDocument/2006/relationships" xmlns:m="http://schemas.openxmlformats.org/officeDocument/2006/math" xmlns:v="urn:schemas-microsoft-com:vml" xmlns:wp14="http://schemas.microsoft.com/office/word/2010/wordprocessingDrawing" xmlns:wp="http://schemas.openxmlformats.org/drawingml/2006/wordprocessingDrawing" xmlns:w10="urn:schemas-microsoft-com:office:word" xmlns:w="http://schemas.openxmlformats.org/wordprocessingml/2006/main" xmlns:w14="http://schemas.microsoft.com/office/word/2010/wordml" xmlns:w15="http://schemas.microsoft.com/office/word/2012/wordml" xmlns:w16cex="http://schemas.microsoft.com/office/word/2018/wordml/cex" xmlns:w16cid="http://schemas.microsoft.com/office/word/2016/wordml/cid" xmlns:w16="http://schemas.microsoft.com/office/word/2018/wordml" xmlns:w16du="http://schemas.microsoft.com/office/word/2023/wordml/word16du" xmlns:w16sdtdh="http://schemas.microsoft.com/office/word/2020/wordml/sdtdatahash" xmlns:w16sdtfl="http://schemas.microsoft.com/office/word/2024/wordml/sdtformatlock" xmlns:w16se="http://schemas.microsoft.com/office/word/2015/wordml/symex" xmlns:wpg="http://schemas.microsoft.com/office/word/2010/wordprocessingGroup" xmlns:wpi="http://schemas.microsoft.com/office/word/2010/wordprocessingInk" xmlns:wne="http://schemas.microsoft.com/office/word/2006/wordml" xmlns:wps="http://schemas.microsoft.com/office/word/2010/wordprocessingShape" mc:Ignorable="w14 w15 w16se w16cid w16 w16cex w16sdtdh w16sdtfl w16du wp14">
+  <w:footnote w:type="separator" w:id="-1">
+    <w:p>
+      <w:r>
+        <w:separator/>
+      </w:r>
+    </w:p>
+  </w:footnote>
+  <w:footnote w:type="continuationSeparator" w:id="0">
+    <w:p>
+      <w:r>
+        <w:continuationSeparator/>
+      </w:r>
+    </w:p>
+  </w:footnote>
+</w:footnotes>
 </file>
 
 <file path=word/numbering.xml><?xml version="1.0" encoding="utf-8"?>
@@ -8309,6 +8376,7 @@
   <w:style w:type="character" w:default="1" w:styleId="a0">
     <w:name w:val="Default Paragraph Font"/>
     <w:uiPriority w:val="1"/>
+    <w:semiHidden/>
     <w:unhideWhenUsed/>
   </w:style>
   <w:style w:type="table" w:default="1" w:styleId="a1">
@@ -8657,6 +8725,50 @@
       <w:color w:val="666666"/>
     </w:rPr>
   </w:style>
+  <w:style w:type="paragraph" w:styleId="ad">
+    <w:name w:val="header"/>
+    <w:basedOn w:val="a"/>
+    <w:link w:val="Char3"/>
+    <w:uiPriority w:val="99"/>
+    <w:unhideWhenUsed/>
+    <w:rsid w:val="003A11C0"/>
+    <w:pPr>
+      <w:tabs>
+        <w:tab w:val="center" w:pos="4513"/>
+        <w:tab w:val="right" w:pos="9026"/>
+      </w:tabs>
+      <w:snapToGrid w:val="0"/>
+    </w:pPr>
+  </w:style>
+  <w:style w:type="character" w:customStyle="1" w:styleId="Char3">
+    <w:name w:val="머리글 Char"/>
+    <w:basedOn w:val="a0"/>
+    <w:link w:val="ad"/>
+    <w:uiPriority w:val="99"/>
+    <w:rsid w:val="003A11C0"/>
+  </w:style>
+  <w:style w:type="paragraph" w:styleId="ae">
+    <w:name w:val="footer"/>
+    <w:basedOn w:val="a"/>
+    <w:link w:val="Char4"/>
+    <w:uiPriority w:val="99"/>
+    <w:unhideWhenUsed/>
+    <w:rsid w:val="003A11C0"/>
+    <w:pPr>
+      <w:tabs>
+        <w:tab w:val="center" w:pos="4513"/>
+        <w:tab w:val="right" w:pos="9026"/>
+      </w:tabs>
+      <w:snapToGrid w:val="0"/>
+    </w:pPr>
+  </w:style>
+  <w:style w:type="character" w:customStyle="1" w:styleId="Char4">
+    <w:name w:val="바닥글 Char"/>
+    <w:basedOn w:val="a0"/>
+    <w:link w:val="ae"/>
+    <w:uiPriority w:val="99"/>
+    <w:rsid w:val="003A11C0"/>
+  </w:style>
 </w:styles>
 </file>
 
